--- a/KVDDokumentacija_GodotSpele_Sidorcenko.docx
+++ b/KVDDokumentacija_GodotSpele_Sidorcenko.docx
@@ -9,6 +9,9 @@
         <w:jc w:val="center"/>
       </w:pPr>
       <w:r>
+        <w:rPr>
+          <w:noProof/>
+        </w:rPr>
         <w:drawing>
           <wp:inline distT="0" distB="0" distL="0" distR="0" wp14:anchorId="004B529F" wp14:editId="64AD3E34">
             <wp:extent cx="1455166" cy="513080"/>
@@ -1567,21 +1570,12 @@
         </w:rPr>
         <w:tab/>
       </w:r>
-      <w:proofErr w:type="spellStart"/>
-      <w:r>
-        <w:rPr>
-          <w:color w:val="auto"/>
-          <w:sz w:val="24"/>
-        </w:rPr>
-        <w:t>Lietojumgadījumu</w:t>
-      </w:r>
-      <w:proofErr w:type="spellEnd"/>
-      <w:r>
-        <w:rPr>
-          <w:color w:val="auto"/>
-          <w:sz w:val="24"/>
-        </w:rPr>
-        <w:t xml:space="preserve"> diagramma </w:t>
+      <w:r>
+        <w:rPr>
+          <w:color w:val="auto"/>
+          <w:sz w:val="24"/>
+        </w:rPr>
+        <w:t xml:space="preserve">Lietojumgadījumu diagramma </w:t>
       </w:r>
       <w:r>
         <w:rPr>
@@ -1590,47 +1584,7 @@
           <w:color w:val="auto"/>
           <w:sz w:val="24"/>
         </w:rPr>
-        <w:t>(</w:t>
-      </w:r>
-      <w:proofErr w:type="spellStart"/>
-      <w:r>
-        <w:rPr>
-          <w:i/>
-          <w:iCs/>
-          <w:color w:val="auto"/>
-          <w:sz w:val="24"/>
-        </w:rPr>
-        <w:t>Use</w:t>
-      </w:r>
-      <w:proofErr w:type="spellEnd"/>
-      <w:r>
-        <w:rPr>
-          <w:i/>
-          <w:iCs/>
-          <w:color w:val="auto"/>
-          <w:sz w:val="24"/>
-        </w:rPr>
-        <w:t xml:space="preserve"> </w:t>
-      </w:r>
-      <w:proofErr w:type="spellStart"/>
-      <w:r>
-        <w:rPr>
-          <w:i/>
-          <w:iCs/>
-          <w:color w:val="auto"/>
-          <w:sz w:val="24"/>
-        </w:rPr>
-        <w:t>Case</w:t>
-      </w:r>
-      <w:proofErr w:type="spellEnd"/>
-      <w:r>
-        <w:rPr>
-          <w:i/>
-          <w:iCs/>
-          <w:color w:val="auto"/>
-          <w:sz w:val="24"/>
-        </w:rPr>
-        <w:t>)</w:t>
+        <w:t>(Use Case)</w:t>
       </w:r>
       <w:r>
         <w:rPr>
@@ -1718,27 +1672,7 @@
           <w:color w:val="auto"/>
           <w:sz w:val="24"/>
         </w:rPr>
-        <w:t>(</w:t>
-      </w:r>
-      <w:proofErr w:type="spellStart"/>
-      <w:r>
-        <w:rPr>
-          <w:i/>
-          <w:iCs/>
-          <w:color w:val="auto"/>
-          <w:sz w:val="24"/>
-        </w:rPr>
-        <w:t>Activity</w:t>
-      </w:r>
-      <w:proofErr w:type="spellEnd"/>
-      <w:r>
-        <w:rPr>
-          <w:i/>
-          <w:iCs/>
-          <w:color w:val="auto"/>
-          <w:sz w:val="24"/>
-        </w:rPr>
-        <w:t>)</w:t>
+        <w:t>(Activity)</w:t>
       </w:r>
       <w:r>
         <w:rPr>
@@ -1826,27 +1760,7 @@
           <w:color w:val="auto"/>
           <w:sz w:val="24"/>
         </w:rPr>
-        <w:t>(</w:t>
-      </w:r>
-      <w:proofErr w:type="spellStart"/>
-      <w:r>
-        <w:rPr>
-          <w:i/>
-          <w:iCs/>
-          <w:color w:val="auto"/>
-          <w:sz w:val="24"/>
-        </w:rPr>
-        <w:t>State</w:t>
-      </w:r>
-      <w:proofErr w:type="spellEnd"/>
-      <w:r>
-        <w:rPr>
-          <w:i/>
-          <w:iCs/>
-          <w:color w:val="auto"/>
-          <w:sz w:val="24"/>
-        </w:rPr>
-        <w:t>)</w:t>
+        <w:t>(State)</w:t>
       </w:r>
       <w:r>
         <w:rPr>
@@ -3020,7 +2934,21 @@
         <w:rPr>
           <w:sz w:val="24"/>
         </w:rPr>
-        <w:t xml:space="preserve"> Games”</w:t>
+        <w:t xml:space="preserve"> </w:t>
+      </w:r>
+      <w:proofErr w:type="spellStart"/>
+      <w:r>
+        <w:rPr>
+          <w:sz w:val="24"/>
+        </w:rPr>
+        <w:t>Games</w:t>
+      </w:r>
+      <w:proofErr w:type="spellEnd"/>
+      <w:r>
+        <w:rPr>
+          <w:sz w:val="24"/>
+        </w:rPr>
+        <w:t>”</w:t>
       </w:r>
       <w:r>
         <w:rPr>
@@ -3087,6 +3015,59 @@
           <w:sz w:val="24"/>
         </w:rPr>
         <w:t xml:space="preserve"> spēli, kas piedāvā aizraujošu un daudzveidīgu pieredzi spēlētājiem, vienlaikus attīstot autora prasmes un zināšanas.</w:t>
+      </w:r>
+    </w:p>
+    <w:p>
+      <w:pPr>
+        <w:spacing w:after="0" w:line="360" w:lineRule="auto"/>
+        <w:ind w:left="0" w:right="0" w:firstLine="851"/>
+        <w:rPr>
+          <w:sz w:val="24"/>
+        </w:rPr>
+      </w:pPr>
+      <w:r>
+        <w:rPr>
+          <w:sz w:val="24"/>
+        </w:rPr>
+        <w:t xml:space="preserve">Projekta attīstības gaitā visas spēles versijas un uzlabojumi tiek glabāti </w:t>
+      </w:r>
+      <w:proofErr w:type="spellStart"/>
+      <w:r>
+        <w:rPr>
+          <w:sz w:val="24"/>
+        </w:rPr>
+        <w:t>GitHub</w:t>
+      </w:r>
+      <w:proofErr w:type="spellEnd"/>
+      <w:r>
+        <w:rPr>
+          <w:sz w:val="24"/>
+        </w:rPr>
+        <w:t xml:space="preserve"> repozitorijā</w:t>
+      </w:r>
+      <w:r>
+        <w:rPr>
+          <w:sz w:val="24"/>
+        </w:rPr>
+        <w:t>:</w:t>
+      </w:r>
+      <w:r>
+        <w:rPr>
+          <w:sz w:val="24"/>
+        </w:rPr>
+        <w:t xml:space="preserve"> </w:t>
+      </w:r>
+      <w:r>
+        <w:rPr>
+          <w:sz w:val="24"/>
+        </w:rPr>
+        <w:t>https://github.com/Deather2/GodotGame</w:t>
+      </w:r>
+      <w:r>
+        <w:rPr>
+          <w:sz w:val="24"/>
+        </w:rPr>
+        <w:t xml:space="preserve">. Tas ļauj sekot līdzi spēles progresam, salīdzināt dažādas versijas un viegli dalīties ar projektu. </w:t>
       </w:r>
     </w:p>
     <w:p>
@@ -3683,9 +3664,6 @@
         <w:pStyle w:val="1"/>
         <w:spacing w:after="240" w:line="240" w:lineRule="auto"/>
         <w:ind w:left="431" w:right="11" w:hanging="431"/>
-        <w:rPr>
-          <w:lang w:val="lv-LV"/>
-        </w:rPr>
       </w:pPr>
       <w:bookmarkStart w:id="2" w:name="_Toc212298883"/>
       <w:r>
@@ -3696,6 +3674,21 @@
         <w:t>Programmatūras prasību specifikācija</w:t>
       </w:r>
       <w:bookmarkEnd w:id="2"/>
+    </w:p>
+    <w:p>
+      <w:pPr>
+        <w:spacing w:after="0" w:line="360" w:lineRule="auto"/>
+        <w:ind w:left="0" w:right="0" w:firstLine="851"/>
+        <w:rPr>
+          <w:sz w:val="24"/>
+        </w:rPr>
+      </w:pPr>
+      <w:r>
+        <w:rPr>
+          <w:sz w:val="24"/>
+        </w:rPr>
+        <w:t>Šajā nodaļā tiek aprakstītas galvenās prasības, kas nosaka spēles funkcionalitāti. Tiek sniegts pārskats par programmatūras perspektīvu, sistēmas funkcionālajām un nefunkcionālajām prasībām. Šīs prasības palīdzēs nodrošināt, ka spēle tiek izstrādāta atbilstoši mērķiem, ir lietotājam draudzīga un tehniski stabila. Nodaļā turpmāk detalizēti tiks izklāstīts, kādas funkcijas, īpašības un lietotāja iespējas spēlē ir paredzētas, kā arī kā tiek nodrošināta sistēmas kvalitāte un efektivitāte.</w:t>
+      </w:r>
     </w:p>
     <w:p>
       <w:pPr>
@@ -3704,18 +3697,74 @@
         <w:ind w:left="11" w:right="11" w:hanging="11"/>
         <w:rPr>
           <w:sz w:val="24"/>
+        </w:rPr>
+      </w:pPr>
+      <w:bookmarkStart w:id="3" w:name="_Toc212298884"/>
+      <w:r>
+        <w:rPr>
+          <w:sz w:val="24"/>
           <w:lang w:val="lv-LV"/>
         </w:rPr>
-      </w:pPr>
-      <w:bookmarkStart w:id="3" w:name="_Toc212298884"/>
-      <w:r>
-        <w:rPr>
-          <w:sz w:val="24"/>
-          <w:lang w:val="lv-LV"/>
-        </w:rPr>
         <w:t>Produkta perspektīva</w:t>
       </w:r>
       <w:bookmarkEnd w:id="3"/>
+    </w:p>
+    <w:p>
+      <w:pPr>
+        <w:spacing w:after="0" w:line="360" w:lineRule="auto"/>
+        <w:ind w:left="0" w:right="0" w:firstLine="851"/>
+        <w:rPr>
+          <w:sz w:val="24"/>
+        </w:rPr>
+      </w:pPr>
+      <w:r>
+        <w:rPr>
+          <w:sz w:val="24"/>
+        </w:rPr>
+        <w:t>Spēles perspektīva balstās uz tās paplašināmību un turpmāko attīstību. Projekts ir izstrādāts tā, lai nākotnē būtu iespējams pievienot vairāk līmeņu, dažādas spēles mehānikas un papildinājumus, tādējādi padarot spēli daudzveidīgāku un interesantāku. Spēle ir potenciāli gatava publicēšanai digitālajos izplatīšanas kanālos, piemēram, “</w:t>
+      </w:r>
+      <w:proofErr w:type="spellStart"/>
+      <w:r>
+        <w:rPr>
+          <w:sz w:val="24"/>
+        </w:rPr>
+        <w:t>Steam</w:t>
+      </w:r>
+      <w:proofErr w:type="spellEnd"/>
+      <w:r>
+        <w:rPr>
+          <w:sz w:val="24"/>
+        </w:rPr>
+        <w:t>” vai “</w:t>
+      </w:r>
+      <w:proofErr w:type="spellStart"/>
+      <w:r>
+        <w:rPr>
+          <w:sz w:val="24"/>
+        </w:rPr>
+        <w:t>Epic</w:t>
+      </w:r>
+      <w:proofErr w:type="spellEnd"/>
+      <w:r>
+        <w:rPr>
+          <w:sz w:val="24"/>
+        </w:rPr>
+        <w:t xml:space="preserve"> </w:t>
+      </w:r>
+      <w:proofErr w:type="spellStart"/>
+      <w:r>
+        <w:rPr>
+          <w:sz w:val="24"/>
+        </w:rPr>
+        <w:t>Games</w:t>
+      </w:r>
+      <w:proofErr w:type="spellEnd"/>
+      <w:r>
+        <w:rPr>
+          <w:sz w:val="24"/>
+        </w:rPr>
+        <w:t>”, kas ļautu sasniegt plašu auditoriju. Turklāt projekta struktūra nodrošina iespēju attīstīt turpmākus paplašinājumus, papildinot gan vizuālo dizainu, gan spēles funkcionalitāti. Perspektīva projektam ir kombinēt radošu pieeju ar tehnisko attīstību, veidojot platformu ilgtermiņa spēles uzlabošanai un jaunu satura pievienošanai.</w:t>
+      </w:r>
     </w:p>
     <w:p>
       <w:pPr>

--- a/KVDDokumentacija_GodotSpele_Sidorcenko.docx
+++ b/KVDDokumentacija_GodotSpele_Sidorcenko.docx
@@ -9,9 +9,6 @@
         <w:jc w:val="center"/>
       </w:pPr>
       <w:r>
-        <w:rPr>
-          <w:noProof/>
-        </w:rPr>
         <w:drawing>
           <wp:inline distT="0" distB="0" distL="0" distR="0" wp14:anchorId="004B529F" wp14:editId="64AD3E34">
             <wp:extent cx="1455166" cy="513080"/>
@@ -87,7 +84,6 @@
         </w:rPr>
         <w:t xml:space="preserve">2D </w:t>
       </w:r>
-      <w:proofErr w:type="spellStart"/>
       <w:r>
         <w:rPr>
           <w:b/>
@@ -95,9 +91,8 @@
           <w:sz w:val="32"/>
           <w:szCs w:val="32"/>
         </w:rPr>
-        <w:t>Godot</w:t>
-      </w:r>
-      <w:proofErr w:type="spellEnd"/>
+        <w:t>piedzīvojum</w:t>
+      </w:r>
       <w:r>
         <w:rPr>
           <w:b/>
@@ -105,7 +100,65 @@
           <w:sz w:val="32"/>
           <w:szCs w:val="32"/>
         </w:rPr>
+        <w:t>u</w:t>
+      </w:r>
+      <w:r>
+        <w:rPr>
+          <w:b/>
+          <w:bCs/>
+          <w:sz w:val="32"/>
+          <w:szCs w:val="32"/>
+        </w:rPr>
         <w:t xml:space="preserve"> spēle</w:t>
+      </w:r>
+      <w:r>
+        <w:rPr>
+          <w:b/>
+          <w:bCs/>
+          <w:sz w:val="32"/>
+          <w:szCs w:val="32"/>
+        </w:rPr>
+        <w:t xml:space="preserve"> “</w:t>
+      </w:r>
+      <w:proofErr w:type="spellStart"/>
+      <w:r>
+        <w:rPr>
+          <w:b/>
+          <w:bCs/>
+          <w:sz w:val="32"/>
+          <w:szCs w:val="32"/>
+        </w:rPr>
+        <w:t>Light</w:t>
+      </w:r>
+      <w:proofErr w:type="spellEnd"/>
+      <w:r>
+        <w:rPr>
+          <w:b/>
+          <w:bCs/>
+          <w:sz w:val="32"/>
+          <w:szCs w:val="32"/>
+        </w:rPr>
+        <w:t xml:space="preserve"> </w:t>
+      </w:r>
+      <w:proofErr w:type="spellStart"/>
+      <w:r>
+        <w:rPr>
+          <w:b/>
+          <w:bCs/>
+          <w:sz w:val="32"/>
+          <w:szCs w:val="32"/>
+        </w:rPr>
+        <w:t>Seeker</w:t>
+      </w:r>
+      <w:proofErr w:type="spellEnd"/>
+      <w:r>
+        <w:rPr>
+          <w:b/>
+          <w:bCs/>
+          <w:sz w:val="32"/>
+          <w:szCs w:val="32"/>
+        </w:rPr>
+        <w:t>”</w:t>
       </w:r>
     </w:p>
     <w:p>
@@ -265,7 +318,7 @@
         <w:rPr>
           <w:sz w:val="28"/>
         </w:rPr>
-        <w:t>5</w:t>
+        <w:t>6</w:t>
       </w:r>
       <w:r>
         <w:rPr>
@@ -324,7 +377,7 @@
         <w:rPr>
           <w:sz w:val="28"/>
         </w:rPr>
-        <w:t>5</w:t>
+        <w:t>6</w:t>
       </w:r>
       <w:r>
         <w:t xml:space="preserve"> </w:t>
@@ -435,7 +488,7 @@
         <w:rPr>
           <w:sz w:val="24"/>
         </w:rPr>
-        <w:t>3</w:t>
+        <w:t>4</w:t>
       </w:r>
       <w:r>
         <w:rPr>
@@ -512,7 +565,7 @@
         <w:rPr>
           <w:sz w:val="24"/>
         </w:rPr>
-        <w:t>5</w:t>
+        <w:t>6</w:t>
       </w:r>
       <w:r>
         <w:rPr>
@@ -589,7 +642,7 @@
         <w:rPr>
           <w:sz w:val="24"/>
         </w:rPr>
-        <w:t>6</w:t>
+        <w:t>8</w:t>
       </w:r>
       <w:r>
         <w:rPr>
@@ -666,7 +719,7 @@
         <w:rPr>
           <w:sz w:val="24"/>
         </w:rPr>
-        <w:t>6</w:t>
+        <w:t>8</w:t>
       </w:r>
       <w:r>
         <w:rPr>
@@ -743,7 +796,7 @@
         <w:rPr>
           <w:sz w:val="24"/>
         </w:rPr>
-        <w:t>6</w:t>
+        <w:t>8</w:t>
       </w:r>
       <w:r>
         <w:rPr>
@@ -820,7 +873,7 @@
         <w:rPr>
           <w:sz w:val="24"/>
         </w:rPr>
-        <w:t>6</w:t>
+        <w:t>8</w:t>
       </w:r>
       <w:r>
         <w:rPr>
@@ -897,7 +950,7 @@
         <w:rPr>
           <w:sz w:val="24"/>
         </w:rPr>
-        <w:t>6</w:t>
+        <w:t>8</w:t>
       </w:r>
       <w:r>
         <w:rPr>
@@ -974,7 +1027,7 @@
         <w:rPr>
           <w:sz w:val="24"/>
         </w:rPr>
-        <w:t>7</w:t>
+        <w:t>9</w:t>
       </w:r>
       <w:r>
         <w:rPr>
@@ -1051,7 +1104,7 @@
         <w:rPr>
           <w:sz w:val="24"/>
         </w:rPr>
-        <w:t>7</w:t>
+        <w:t>9</w:t>
       </w:r>
       <w:r>
         <w:rPr>
@@ -1142,7 +1195,7 @@
         <w:rPr>
           <w:sz w:val="24"/>
         </w:rPr>
-        <w:t>7</w:t>
+        <w:t>9</w:t>
       </w:r>
       <w:r>
         <w:rPr>
@@ -1219,7 +1272,7 @@
         <w:rPr>
           <w:sz w:val="24"/>
         </w:rPr>
-        <w:t>8</w:t>
+        <w:t>10</w:t>
       </w:r>
       <w:r>
         <w:rPr>
@@ -1296,7 +1349,7 @@
         <w:rPr>
           <w:sz w:val="24"/>
         </w:rPr>
-        <w:t>8</w:t>
+        <w:t>10</w:t>
       </w:r>
       <w:r>
         <w:rPr>
@@ -1375,7 +1428,7 @@
         <w:rPr>
           <w:sz w:val="24"/>
         </w:rPr>
-        <w:t>8</w:t>
+        <w:t>10</w:t>
       </w:r>
       <w:r>
         <w:rPr>
@@ -1454,7 +1507,7 @@
         <w:rPr>
           <w:sz w:val="24"/>
         </w:rPr>
-        <w:t>8</w:t>
+        <w:t>10</w:t>
       </w:r>
       <w:r>
         <w:rPr>
@@ -1531,7 +1584,7 @@
         <w:rPr>
           <w:sz w:val="24"/>
         </w:rPr>
-        <w:t>8</w:t>
+        <w:t>10</w:t>
       </w:r>
       <w:r>
         <w:rPr>
@@ -1570,12 +1623,21 @@
         </w:rPr>
         <w:tab/>
       </w:r>
+      <w:proofErr w:type="spellStart"/>
       <w:r>
         <w:rPr>
           <w:color w:val="auto"/>
           <w:sz w:val="24"/>
         </w:rPr>
-        <w:t xml:space="preserve">Lietojumgadījumu diagramma </w:t>
+        <w:t>Lietojumgadījumu</w:t>
+      </w:r>
+      <w:proofErr w:type="spellEnd"/>
+      <w:r>
+        <w:rPr>
+          <w:color w:val="auto"/>
+          <w:sz w:val="24"/>
+        </w:rPr>
+        <w:t xml:space="preserve"> diagramma </w:t>
       </w:r>
       <w:r>
         <w:rPr>
@@ -1584,7 +1646,47 @@
           <w:color w:val="auto"/>
           <w:sz w:val="24"/>
         </w:rPr>
-        <w:t>(Use Case)</w:t>
+        <w:t>(</w:t>
+      </w:r>
+      <w:proofErr w:type="spellStart"/>
+      <w:r>
+        <w:rPr>
+          <w:i/>
+          <w:iCs/>
+          <w:color w:val="auto"/>
+          <w:sz w:val="24"/>
+        </w:rPr>
+        <w:t>Use</w:t>
+      </w:r>
+      <w:proofErr w:type="spellEnd"/>
+      <w:r>
+        <w:rPr>
+          <w:i/>
+          <w:iCs/>
+          <w:color w:val="auto"/>
+          <w:sz w:val="24"/>
+        </w:rPr>
+        <w:t xml:space="preserve"> </w:t>
+      </w:r>
+      <w:proofErr w:type="spellStart"/>
+      <w:r>
+        <w:rPr>
+          <w:i/>
+          <w:iCs/>
+          <w:color w:val="auto"/>
+          <w:sz w:val="24"/>
+        </w:rPr>
+        <w:t>Case</w:t>
+      </w:r>
+      <w:proofErr w:type="spellEnd"/>
+      <w:r>
+        <w:rPr>
+          <w:i/>
+          <w:iCs/>
+          <w:color w:val="auto"/>
+          <w:sz w:val="24"/>
+        </w:rPr>
+        <w:t>)</w:t>
       </w:r>
       <w:r>
         <w:rPr>
@@ -1619,7 +1721,7 @@
         <w:rPr>
           <w:sz w:val="24"/>
         </w:rPr>
-        <w:t>8</w:t>
+        <w:t>10</w:t>
       </w:r>
       <w:r>
         <w:rPr>
@@ -1672,7 +1774,27 @@
           <w:color w:val="auto"/>
           <w:sz w:val="24"/>
         </w:rPr>
-        <w:t>(Activity)</w:t>
+        <w:t>(</w:t>
+      </w:r>
+      <w:proofErr w:type="spellStart"/>
+      <w:r>
+        <w:rPr>
+          <w:i/>
+          <w:iCs/>
+          <w:color w:val="auto"/>
+          <w:sz w:val="24"/>
+        </w:rPr>
+        <w:t>Activity</w:t>
+      </w:r>
+      <w:proofErr w:type="spellEnd"/>
+      <w:r>
+        <w:rPr>
+          <w:i/>
+          <w:iCs/>
+          <w:color w:val="auto"/>
+          <w:sz w:val="24"/>
+        </w:rPr>
+        <w:t>)</w:t>
       </w:r>
       <w:r>
         <w:rPr>
@@ -1707,7 +1829,7 @@
         <w:rPr>
           <w:sz w:val="24"/>
         </w:rPr>
-        <w:t>8</w:t>
+        <w:t>10</w:t>
       </w:r>
       <w:r>
         <w:rPr>
@@ -1760,7 +1882,27 @@
           <w:color w:val="auto"/>
           <w:sz w:val="24"/>
         </w:rPr>
-        <w:t>(State)</w:t>
+        <w:t>(</w:t>
+      </w:r>
+      <w:proofErr w:type="spellStart"/>
+      <w:r>
+        <w:rPr>
+          <w:i/>
+          <w:iCs/>
+          <w:color w:val="auto"/>
+          <w:sz w:val="24"/>
+        </w:rPr>
+        <w:t>State</w:t>
+      </w:r>
+      <w:proofErr w:type="spellEnd"/>
+      <w:r>
+        <w:rPr>
+          <w:i/>
+          <w:iCs/>
+          <w:color w:val="auto"/>
+          <w:sz w:val="24"/>
+        </w:rPr>
+        <w:t>)</w:t>
       </w:r>
       <w:r>
         <w:rPr>
@@ -1795,7 +1937,7 @@
         <w:rPr>
           <w:sz w:val="24"/>
         </w:rPr>
-        <w:t>8</w:t>
+        <w:t>10</w:t>
       </w:r>
       <w:r>
         <w:rPr>
@@ -1872,7 +2014,7 @@
         <w:rPr>
           <w:sz w:val="24"/>
         </w:rPr>
-        <w:t>8</w:t>
+        <w:t>10</w:t>
       </w:r>
       <w:r>
         <w:rPr>
@@ -1949,7 +2091,7 @@
         <w:rPr>
           <w:sz w:val="24"/>
         </w:rPr>
-        <w:t>9</w:t>
+        <w:t>11</w:t>
       </w:r>
       <w:r>
         <w:rPr>
@@ -2026,7 +2168,7 @@
         <w:rPr>
           <w:sz w:val="24"/>
         </w:rPr>
-        <w:t>10</w:t>
+        <w:t>12</w:t>
       </w:r>
       <w:r>
         <w:rPr>
@@ -2103,7 +2245,7 @@
         <w:rPr>
           <w:sz w:val="24"/>
         </w:rPr>
-        <w:t>10</w:t>
+        <w:t>12</w:t>
       </w:r>
       <w:r>
         <w:rPr>
@@ -2180,7 +2322,7 @@
         <w:rPr>
           <w:sz w:val="24"/>
         </w:rPr>
-        <w:t>10</w:t>
+        <w:t>12</w:t>
       </w:r>
       <w:r>
         <w:rPr>
@@ -2257,7 +2399,7 @@
         <w:rPr>
           <w:sz w:val="24"/>
         </w:rPr>
-        <w:t>10</w:t>
+        <w:t>12</w:t>
       </w:r>
       <w:r>
         <w:rPr>
@@ -2319,7 +2461,7 @@
         <w:rPr>
           <w:sz w:val="24"/>
         </w:rPr>
-        <w:t>11</w:t>
+        <w:t>13</w:t>
       </w:r>
       <w:r>
         <w:rPr>
@@ -2347,12 +2489,10 @@
         <w:rPr>
           <w:sz w:val="24"/>
         </w:rPr>
-        <w:t>7.</w:t>
-      </w:r>
-      <w:r>
-        <w:rPr>
-          <w:rFonts w:asciiTheme="minorHAnsi" w:eastAsiaTheme="minorEastAsia" w:hAnsiTheme="minorHAnsi" w:cstheme="minorBidi"/>
-          <w:color w:val="auto"/>
+        <w:t>Lietoto terminu un saīsinājumu skaidrojumi</w:t>
+      </w:r>
+      <w:r>
+        <w:rPr>
           <w:sz w:val="24"/>
         </w:rPr>
         <w:tab/>
@@ -2361,18 +2501,6 @@
         <w:rPr>
           <w:sz w:val="24"/>
         </w:rPr>
-        <w:t>Lietoto terminu un saīsinājumu skaidrojumi</w:t>
-      </w:r>
-      <w:r>
-        <w:rPr>
-          <w:sz w:val="24"/>
-        </w:rPr>
-        <w:tab/>
-      </w:r>
-      <w:r>
-        <w:rPr>
-          <w:sz w:val="24"/>
-        </w:rPr>
         <w:fldChar w:fldCharType="begin"/>
       </w:r>
       <w:r>
@@ -2396,7 +2524,7 @@
         <w:rPr>
           <w:sz w:val="24"/>
         </w:rPr>
-        <w:t>12</w:t>
+        <w:t>14</w:t>
       </w:r>
       <w:r>
         <w:rPr>
@@ -2458,7 +2586,7 @@
         <w:rPr>
           <w:sz w:val="24"/>
         </w:rPr>
-        <w:t>13</w:t>
+        <w:t>15</w:t>
       </w:r>
       <w:r>
         <w:rPr>
@@ -2521,7 +2649,7 @@
         <w:rPr>
           <w:sz w:val="24"/>
         </w:rPr>
-        <w:t>14</w:t>
+        <w:t>16</w:t>
       </w:r>
       <w:r>
         <w:rPr>
@@ -2562,11 +2690,6 @@
           <w:ilvl w:val="0"/>
           <w:numId w:val="0"/>
         </w:numPr>
-        <w:spacing w:after="240" w:line="240" w:lineRule="auto"/>
-        <w:ind w:right="11"/>
-        <w:rPr>
-          <w:lang w:val="lv-LV"/>
-        </w:rPr>
         <w:sectPr>
           <w:pgSz w:w="11906" w:h="16838"/>
           <w:pgMar w:top="1134" w:right="1134" w:bottom="1134" w:left="1418" w:header="720" w:footer="720" w:gutter="0"/>
@@ -2582,16 +2705,8 @@
           <w:ilvl w:val="0"/>
           <w:numId w:val="0"/>
         </w:numPr>
-        <w:spacing w:after="240" w:line="240" w:lineRule="auto"/>
-        <w:ind w:right="11"/>
-        <w:rPr>
-          <w:lang w:val="lv-LV"/>
-        </w:rPr>
-      </w:pPr>
-      <w:r>
-        <w:rPr>
-          <w:lang w:val="lv-LV"/>
-        </w:rPr>
+      </w:pPr>
+      <w:r>
         <w:lastRenderedPageBreak/>
         <w:t>Ievads</w:t>
       </w:r>
@@ -2609,33 +2724,7 @@
         <w:rPr>
           <w:sz w:val="24"/>
         </w:rPr>
-        <w:t xml:space="preserve">Videospēles jau daudzus gadus ir nozīmīga izklaides un kultūras sastāvdaļa. Tās ietekmē gan jaunākās paaudzes, gan pieaugušos, kuri atceras, kāda bija sajūta spēlēt savas mīļākās spēles bērnībā. 2D </w:t>
-      </w:r>
-      <w:proofErr w:type="spellStart"/>
-      <w:r>
-        <w:rPr>
-          <w:sz w:val="24"/>
-        </w:rPr>
-        <w:t>platformeri</w:t>
-      </w:r>
-      <w:proofErr w:type="spellEnd"/>
-      <w:r>
-        <w:rPr>
-          <w:sz w:val="24"/>
-        </w:rPr>
-        <w:t xml:space="preserve"> saglabā īpašu pievilcību </w:t>
-      </w:r>
-      <w:r>
-        <w:rPr>
-          <w:sz w:val="24"/>
-        </w:rPr>
-        <w:t>-</w:t>
-      </w:r>
-      <w:r>
-        <w:rPr>
-          <w:sz w:val="24"/>
-        </w:rPr>
-        <w:t xml:space="preserve"> tie ir saprotami, dinamiskie un piedāvā pakāpenisku progresu. Man pašam šis žanrs vienmēr šķitis īpašs, jo tas ļauj kombinēt izaicinājumu un prieku vienlaikus.</w:t>
+        <w:t>Videospēles jau daudzus gadus ir nozīmīga izklaides un kultūras sastāvdaļa. Tās ietekmē gan jaunākās paaudzes, gan pieaugušos, kuri atceras, kāda bija sajūta spēlēt savas mīļākās spēles bērnībā. 2D piedzīvojumu spēles saglabā īpašu pievilcību — tās ir saprotamas, dinamiskas un piedāvā pakāpenisku progresu. Darba autors uzskata, ka šis žanrs ļauj veiksmīgi apvienot izaicinājumu un prieku vienlaikus.</w:t>
       </w:r>
     </w:p>
     <w:p>
@@ -2748,45 +2837,22 @@
         <w:rPr>
           <w:sz w:val="24"/>
         </w:rPr>
-        <w:t xml:space="preserve">” piešķir dinamiku un piedzīvojuma sajūtu, kas aizrauj un iedvesmo, lai gan tās vizuālā struktūra atšķiras no tradicionālā 2D </w:t>
+        <w:t xml:space="preserve">” piešķir dinamiku un piedzīvojuma sajūtu, lai gan to vizuālā struktūra atšķiras no tradicionālām 2D </w:t>
       </w:r>
       <w:proofErr w:type="spellStart"/>
       <w:r>
         <w:rPr>
           <w:sz w:val="24"/>
         </w:rPr>
-        <w:t>platformera</w:t>
+        <w:t>platform</w:t>
       </w:r>
       <w:proofErr w:type="spellEnd"/>
       <w:r>
         <w:rPr>
           <w:sz w:val="24"/>
         </w:rPr>
-        <w:t>. Šīs spēles iedvesmoja arī mani, un tieši šī sajūta</w:t>
-      </w:r>
-      <w:r>
-        <w:rPr>
-          <w:sz w:val="24"/>
-        </w:rPr>
-        <w:t xml:space="preserve">, </w:t>
-      </w:r>
-      <w:r>
-        <w:rPr>
-          <w:sz w:val="24"/>
-        </w:rPr>
-        <w:t>kad spēle aizrauj no pirmās minūtes</w:t>
-      </w:r>
-      <w:r>
-        <w:rPr>
-          <w:sz w:val="24"/>
-        </w:rPr>
-        <w:t>,</w:t>
-      </w:r>
-      <w:r>
-        <w:rPr>
-          <w:sz w:val="24"/>
-        </w:rPr>
-        <w:t xml:space="preserve"> ir tas, ko gribu panākt savā projektā.</w:t>
+        <w:softHyphen/>
+        <w:t>-mehānikām. Šīs spēles iedvesmoja arī šo projektu, kura mērķis ir panākt līdzīgu sajūtu spēlētājam.</w:t>
       </w:r>
     </w:p>
     <w:p>
@@ -2801,21 +2867,7 @@
         <w:rPr>
           <w:sz w:val="24"/>
         </w:rPr>
-        <w:t xml:space="preserve">Šī kvalifikācijas darba mērķis ir radīt savu 2D </w:t>
-      </w:r>
-      <w:proofErr w:type="spellStart"/>
-      <w:r>
-        <w:rPr>
-          <w:sz w:val="24"/>
-        </w:rPr>
-        <w:t>platformera</w:t>
-      </w:r>
-      <w:proofErr w:type="spellEnd"/>
-      <w:r>
-        <w:rPr>
-          <w:sz w:val="24"/>
-        </w:rPr>
-        <w:t xml:space="preserve"> spēli ar vairākiem līmeņiem, kuros pakāpeniski tiek ieviestas jaunas mehānikas. Katrs līmenis būs citāds pēc dizaina un stilistikas, lai saglabātu spēles daudzveidību un piedzīvojuma sajūtu. Man svarīgi, lai spēlētājs jūtas motivēts turpināt piedzīvojumu, pat ja kāds līmenis sākumā šķiet sarežģīts.</w:t>
+        <w:t>Šī kvalifikācijas darba mērķis ir radīt 2D piedzīvojumu spēli ar vairākiem līmeņiem, kuros pakāpeniski tiek ieviestas jaunas mehānikas. Katrs līmenis būs atšķirīgs pēc dizaina un stilistikas, lai nodrošinātu daudzveidību un piedzīvojuma sajūtu. Darba autors uzskata, ka ir svarīgi, lai spēlētājs justos motivēts turpināt piedzīvojumu, pat ja kāds līmenis sākumā šķiet sarežģīts.</w:t>
       </w:r>
     </w:p>
     <w:p>
@@ -2830,7 +2882,7 @@
         <w:rPr>
           <w:sz w:val="24"/>
         </w:rPr>
-        <w:t>Spēlei būs arī veikals, kur spēlētājs varēs mainīt dažādus vizuālos elementus, piemēram, sava varoņa tēlu, ienaidniekus vai fonu. Man pašam šī ideja šķiet forša, jo ļauj spēlei kļūt daudz personiskākai un dod iespēju katram spēlētājam radīt savu versiju. Tas padara pieredzi interesantāku un sniedz papildus motivāciju atgriezties spēlē vēlreiz.</w:t>
+        <w:t>Spēlei būs arī veikals, kurā spēlētājs varēs mainīt vizuālos elementus, piemēram, varoņa tēlu, ienaidniekus vai fonu. Darba autors uzskata, ka šī ideja ļauj spēlei kļūt daudz personiskākai un dod iespēju katram spēlētājam radīt savu versiju. Tas padarīs pieredzi interesantāku un sniegs papildus motivāciju atgriezties spēlē vēlreiz.</w:t>
       </w:r>
     </w:p>
     <w:p>
@@ -2845,19 +2897,7 @@
         <w:rPr>
           <w:sz w:val="24"/>
         </w:rPr>
-        <w:t xml:space="preserve">Personīgā motivācija šim darbam </w:t>
-      </w:r>
-      <w:r>
-        <w:rPr>
-          <w:sz w:val="24"/>
-        </w:rPr>
-        <w:t xml:space="preserve">man </w:t>
-      </w:r>
-      <w:r>
-        <w:rPr>
-          <w:sz w:val="24"/>
-        </w:rPr>
-        <w:t xml:space="preserve">nāk no bērnības pieredzes ar </w:t>
+        <w:t xml:space="preserve">Personīgā motivācija šim darbam balstās uz bērnības pieredzi ar </w:t>
       </w:r>
       <w:proofErr w:type="spellStart"/>
       <w:r>
@@ -2871,7 +2911,7 @@
         <w:rPr>
           <w:sz w:val="24"/>
         </w:rPr>
-        <w:t xml:space="preserve"> spēlēm. Tās sniedza gan prieku, gan izaicinājumus, kas attīstīja stratēģisko domāšanu un reakciju. Šis projekts ir mēģinājums apvienot radošumu un tehniskās prasmes, radot spēli, kas varētu sniegt līdzīgu pieredzi nākamajām spēļu paaudzēm, vienlaikus atgādinot pieaugušajiem, kāda bija sajūta spēlēt šādas spēles viņu jaunībā.</w:t>
+        <w:t xml:space="preserve"> spēlēm. Tās sniedza gan prieku, gan izaicinājumus, attīstot stratēģisko domāšanu un reakciju. Projekts ir mēģinājums apvienot radošumu un tehniskās prasmes, radot spēli, kas varētu sniegt līdzīgu pieredzi nākamajām spēļu paaudzēm, vienlaikus atgādinot pieaugušajiem, kāda bija sajūta spēlēt šādas spēles viņu jaunībā.</w:t>
       </w:r>
     </w:p>
     <w:p>
@@ -2886,75 +2926,49 @@
         <w:rPr>
           <w:sz w:val="24"/>
         </w:rPr>
-        <w:t xml:space="preserve">Galvenais mērķis ir radīt </w:t>
+        <w:t>Galvenais mērķis ir radīt spēli, kas ir interesanta, dinamiska un potenciāli gatava publicēšanai digitālajos izplatīšanas kanālos kā, piemēram, “</w:t>
       </w:r>
       <w:proofErr w:type="spellStart"/>
       <w:r>
         <w:rPr>
           <w:sz w:val="24"/>
         </w:rPr>
-        <w:t>platformera</w:t>
+        <w:t>Steam</w:t>
       </w:r>
       <w:proofErr w:type="spellEnd"/>
       <w:r>
         <w:rPr>
           <w:sz w:val="24"/>
         </w:rPr>
-        <w:t xml:space="preserve"> spēli, kas ir interesanta, dinamiska un potenciāli gatava publicēšanai digitālajos izplatīšanas kanālos</w:t>
-      </w:r>
-      <w:r>
-        <w:rPr>
-          <w:sz w:val="24"/>
-        </w:rPr>
-        <w:t xml:space="preserve"> kā, piemēram, “</w:t>
+        <w:t>” vai “</w:t>
       </w:r>
       <w:proofErr w:type="spellStart"/>
       <w:r>
         <w:rPr>
           <w:sz w:val="24"/>
         </w:rPr>
-        <w:t>Steam</w:t>
+        <w:t>Epic</w:t>
       </w:r>
       <w:proofErr w:type="spellEnd"/>
       <w:r>
         <w:rPr>
           <w:sz w:val="24"/>
         </w:rPr>
-        <w:t>” vai “</w:t>
+        <w:t xml:space="preserve"> </w:t>
       </w:r>
       <w:proofErr w:type="spellStart"/>
       <w:r>
         <w:rPr>
           <w:sz w:val="24"/>
         </w:rPr>
-        <w:t>Epic</w:t>
+        <w:t>Games</w:t>
       </w:r>
       <w:proofErr w:type="spellEnd"/>
       <w:r>
         <w:rPr>
           <w:sz w:val="24"/>
         </w:rPr>
-        <w:t xml:space="preserve"> </w:t>
-      </w:r>
-      <w:proofErr w:type="spellStart"/>
-      <w:r>
-        <w:rPr>
-          <w:sz w:val="24"/>
-        </w:rPr>
-        <w:t>Games</w:t>
-      </w:r>
-      <w:proofErr w:type="spellEnd"/>
-      <w:r>
-        <w:rPr>
-          <w:sz w:val="24"/>
-        </w:rPr>
-        <w:t>”</w:t>
-      </w:r>
-      <w:r>
-        <w:rPr>
-          <w:sz w:val="24"/>
-        </w:rPr>
-        <w:t>. Projekts ļauj apvienot radošo darbu ar praktisko pieredzi līmeņu izstrādē, spēles mehāniku veidošanā un testēšanā, kā arī parāda autora spēju plānot un īstenot pilnvērtīgu spēļu projektu.</w:t>
+        <w:t>”. Projekts ļauj apvienot radošo darbu ar praktisko pieredzi līmeņu izstrādē, spēles mehāniku veidošanā un testēšanā, kā arī demonstrē autora spēju plānot un īstenot pilnvērtīgu spēļu projektu.</w:t>
       </w:r>
     </w:p>
     <w:p>
@@ -2969,23 +2983,8 @@
         <w:rPr>
           <w:sz w:val="24"/>
         </w:rPr>
-        <w:t>Kvalifikācijas darbā tiks detalizēti aprakstīti līmeņu dizains, spēles mehāniku izveide, vizuālā noformējuma izvēle un veikala funkcionalitātes realizācija. Tas ļaus parādīt, kā no idejas tiek radīta gatava un interesanta spēle, kas spēj piesaistīt dažādu vecumu spēlētājus.</w:t>
-      </w:r>
-    </w:p>
-    <w:p>
-      <w:pPr>
-        <w:rPr>
-          <w:sz w:val="24"/>
-        </w:rPr>
-      </w:pPr>
-    </w:p>
-    <w:p>
-      <w:pPr>
-        <w:jc w:val="center"/>
-        <w:rPr>
-          <w:sz w:val="24"/>
-        </w:rPr>
-      </w:pPr>
+        <w:t>Kvalifikācijas darbā tiks detalizēti aprakstīts līmeņu dizains, spēles mehāniku izveide, vizuālā noformējuma izvēle un veikala funkcionalitātes realizācija. Tas ļaus parādīt, kā no idejas tiek radīta gatava un interesanta spēle, kas spēj piesaistīt dažādu vecumu spēlētājus.</w:t>
+      </w:r>
     </w:p>
     <w:p>
       <w:pPr>
@@ -3000,74 +2999,36 @@
           <w:sz w:val="24"/>
         </w:rPr>
         <w:lastRenderedPageBreak/>
-        <w:t xml:space="preserve">Kopumā šis projekts apvieno radošumu, spēļu dizainu un tehnisko izpildi, radot 2D </w:t>
+        <w:t xml:space="preserve">Kopumā šis projekts apvieno radošumu, spēļu dizainu un tehnisko izpildi, radot 2D piedzīvojumu spēli, kas piedāvā aizraujošu un daudzveidīgu pieredzi spēlētājiem, vienlaikus attīstot autora prasmes un zināšanas. Projekta attīstības gaitā visas spēles versijas un uzlabojumi tiek glabāti </w:t>
       </w:r>
       <w:proofErr w:type="spellStart"/>
       <w:r>
         <w:rPr>
           <w:sz w:val="24"/>
         </w:rPr>
-        <w:t>platformera</w:t>
+        <w:t>GitHub</w:t>
       </w:r>
       <w:proofErr w:type="spellEnd"/>
       <w:r>
         <w:rPr>
           <w:sz w:val="24"/>
         </w:rPr>
-        <w:t xml:space="preserve"> spēli, kas piedāvā aizraujošu un daudzveidīgu pieredzi spēlētājiem, vienlaikus attīstot autora prasmes un zināšanas.</w:t>
-      </w:r>
-    </w:p>
-    <w:p>
-      <w:pPr>
-        <w:spacing w:after="0" w:line="360" w:lineRule="auto"/>
-        <w:ind w:left="0" w:right="0" w:firstLine="851"/>
-        <w:rPr>
-          <w:sz w:val="24"/>
-        </w:rPr>
-      </w:pPr>
-      <w:r>
-        <w:rPr>
-          <w:sz w:val="24"/>
-        </w:rPr>
-        <w:t xml:space="preserve">Projekta attīstības gaitā visas spēles versijas un uzlabojumi tiek glabāti </w:t>
-      </w:r>
-      <w:proofErr w:type="spellStart"/>
-      <w:r>
-        <w:rPr>
-          <w:sz w:val="24"/>
-        </w:rPr>
-        <w:t>GitHub</w:t>
-      </w:r>
-      <w:proofErr w:type="spellEnd"/>
-      <w:r>
-        <w:rPr>
-          <w:sz w:val="24"/>
-        </w:rPr>
-        <w:t xml:space="preserve"> repozitorijā</w:t>
-      </w:r>
-      <w:r>
-        <w:rPr>
-          <w:sz w:val="24"/>
-        </w:rPr>
-        <w:t>:</w:t>
-      </w:r>
-      <w:r>
-        <w:rPr>
-          <w:sz w:val="24"/>
-        </w:rPr>
-        <w:t xml:space="preserve"> </w:t>
-      </w:r>
-      <w:r>
-        <w:rPr>
-          <w:sz w:val="24"/>
-        </w:rPr>
-        <w:t>https://github.com/Deather2/GodotGame</w:t>
-      </w:r>
-      <w:r>
-        <w:rPr>
-          <w:sz w:val="24"/>
-        </w:rPr>
-        <w:t xml:space="preserve">. Tas ļauj sekot līdzi spēles progresam, salīdzināt dažādas versijas un viegli dalīties ar projektu. </w:t>
+        <w:t xml:space="preserve"> repozitorijā: </w:t>
+      </w:r>
+      <w:hyperlink r:id="rId9" w:tgtFrame="_new" w:history="1">
+        <w:r>
+          <w:rPr>
+            <w:rStyle w:val="a9"/>
+            <w:sz w:val="24"/>
+          </w:rPr>
+          <w:t>https://github.com/Deather2/GodotGame</w:t>
+        </w:r>
+      </w:hyperlink>
+      <w:r>
+        <w:rPr>
+          <w:sz w:val="24"/>
+        </w:rPr>
+        <w:t>. Tas ļauj sekot līdzi spēles progresam, salīdzināt dažādas versijas un viegli dalīties ar projektu.</w:t>
       </w:r>
     </w:p>
     <w:p>
@@ -3087,17 +3048,9 @@
     <w:p>
       <w:pPr>
         <w:pStyle w:val="1"/>
-        <w:spacing w:after="240" w:line="240" w:lineRule="auto"/>
-        <w:ind w:left="431" w:right="11" w:hanging="431"/>
-        <w:rPr>
-          <w:lang w:val="lv-LV"/>
-        </w:rPr>
       </w:pPr>
       <w:bookmarkStart w:id="1" w:name="_Toc212298882"/>
       <w:r>
-        <w:rPr>
-          <w:lang w:val="lv-LV"/>
-        </w:rPr>
         <w:lastRenderedPageBreak/>
         <w:t>Uzdevuma formulējums</w:t>
       </w:r>
@@ -3108,58 +3061,28 @@
         <w:spacing w:after="0" w:line="360" w:lineRule="auto"/>
         <w:ind w:left="0" w:right="0" w:firstLine="851"/>
         <w:rPr>
-          <w:color w:val="auto"/>
-          <w:kern w:val="0"/>
-          <w:sz w:val="24"/>
-          <w14:ligatures w14:val="none"/>
-        </w:rPr>
-      </w:pPr>
-      <w:r>
-        <w:rPr>
-          <w:color w:val="auto"/>
-          <w:kern w:val="0"/>
-          <w:sz w:val="24"/>
-          <w14:ligatures w14:val="none"/>
+          <w:sz w:val="24"/>
+        </w:rPr>
+      </w:pPr>
+      <w:r>
+        <w:rPr>
+          <w:sz w:val="24"/>
         </w:rPr>
         <w:t xml:space="preserve">Lai izstrādātu kvalifikācijas darba ietvaros paredzēto 2D </w:t>
       </w:r>
       <w:proofErr w:type="spellStart"/>
       <w:r>
         <w:rPr>
-          <w:color w:val="auto"/>
-          <w:kern w:val="0"/>
-          <w:sz w:val="24"/>
-          <w14:ligatures w14:val="none"/>
+          <w:sz w:val="24"/>
         </w:rPr>
         <w:t>platformera</w:t>
       </w:r>
       <w:proofErr w:type="spellEnd"/>
       <w:r>
         <w:rPr>
-          <w:color w:val="auto"/>
-          <w:kern w:val="0"/>
-          <w:sz w:val="24"/>
-          <w14:ligatures w14:val="none"/>
-        </w:rPr>
-        <w:t xml:space="preserve"> spēli, ir nepieciešams noteikt konkrētus uzdevumus, kas nodrošina pilnvērtīgu projekta izveidi </w:t>
-      </w:r>
-      <w:r>
-        <w:rPr>
-          <w:color w:val="auto"/>
-          <w:kern w:val="0"/>
-          <w:sz w:val="24"/>
-          <w14:ligatures w14:val="none"/>
-        </w:rPr>
-        <w:t>-</w:t>
-      </w:r>
-      <w:r>
-        <w:rPr>
-          <w:color w:val="auto"/>
-          <w:kern w:val="0"/>
-          <w:sz w:val="24"/>
-          <w14:ligatures w14:val="none"/>
-        </w:rPr>
-        <w:t xml:space="preserve"> no idejas izstrādes līdz gatavam produktam. Uzdevuma formulējums palīdz sadalīt darbu vairākos posmos, plānot laiku un noteikt galvenos mērķus, kas jāīsteno spēles izstrādes procesā.</w:t>
+          <w:sz w:val="24"/>
+        </w:rPr>
+        <w:t xml:space="preserve"> spēli, ir nepieciešams noteikt konkrētus uzdevumus, kas nodrošina pilnvērtīgu projekta izveidi — no idejas izstrādes līdz gatavam produktam. Uzdevuma formulējums palīdz sadalīt darbu vairākos posmos, plānot laiku un noteikt galvenos mērķus, kas jāīsteno spēles izstrādes procesā.</w:t>
       </w:r>
     </w:p>
     <w:p>
@@ -3167,398 +3090,283 @@
         <w:spacing w:after="0" w:line="360" w:lineRule="auto"/>
         <w:ind w:left="0" w:right="0" w:firstLine="851"/>
         <w:rPr>
-          <w:color w:val="auto"/>
-          <w:kern w:val="0"/>
-          <w:sz w:val="24"/>
-          <w14:ligatures w14:val="none"/>
-        </w:rPr>
-      </w:pPr>
-      <w:r>
-        <w:rPr>
-          <w:color w:val="auto"/>
-          <w:kern w:val="0"/>
-          <w:sz w:val="24"/>
-          <w14:ligatures w14:val="none"/>
+          <w:sz w:val="24"/>
+        </w:rPr>
+      </w:pPr>
+      <w:r>
+        <w:rPr>
+          <w:sz w:val="24"/>
         </w:rPr>
         <w:t xml:space="preserve">Galvenais šī darba uzdevums ir izstrādāt funkcionējošu 2D </w:t>
       </w:r>
       <w:proofErr w:type="spellStart"/>
       <w:r>
         <w:rPr>
-          <w:color w:val="auto"/>
-          <w:kern w:val="0"/>
-          <w:sz w:val="24"/>
-          <w14:ligatures w14:val="none"/>
+          <w:sz w:val="24"/>
         </w:rPr>
         <w:t>platformera</w:t>
       </w:r>
       <w:proofErr w:type="spellEnd"/>
       <w:r>
         <w:rPr>
-          <w:color w:val="auto"/>
-          <w:kern w:val="0"/>
-          <w:sz w:val="24"/>
-          <w14:ligatures w14:val="none"/>
-        </w:rPr>
-        <w:t xml:space="preserve"> spēli ar vairākiem līmeņiem un pakāpeniski pieaugošu sarežģītību. Spēlei jābūt tehniski stabilai, vizuāli pievilcīgai un interesantai plašākai auditorijai. Lai sasniegtu šo mērķi, ir izvirzīti vairāki konkrēti uzdevumi.</w:t>
-      </w:r>
-    </w:p>
-    <w:p>
-      <w:pPr>
-        <w:pStyle w:val="a3"/>
+          <w:sz w:val="24"/>
+        </w:rPr>
+        <w:t xml:space="preserve"> spēli ar vairākiem līmeņiem un pakāpeniski pieaugošu sarežģītību. Spēlei jābūt tehniski stabilai, vizuāli pievilcīgai un interesantai plašākai auditorijai. Lai sasniegtu šo mērķi, ir izvirzīti vairāki konkrēti uzdevumi:</w:t>
+      </w:r>
+    </w:p>
+    <w:p>
+      <w:pPr>
         <w:numPr>
           <w:ilvl w:val="0"/>
-          <w:numId w:val="20"/>
+          <w:numId w:val="21"/>
         </w:numPr>
         <w:spacing w:after="0" w:line="360" w:lineRule="auto"/>
-        <w:ind w:left="0" w:right="0" w:firstLine="851"/>
+        <w:ind w:left="1135" w:right="0" w:hanging="284"/>
         <w:rPr>
           <w:b/>
           <w:bCs/>
-          <w:color w:val="auto"/>
-          <w:kern w:val="0"/>
-          <w:sz w:val="24"/>
-          <w14:ligatures w14:val="none"/>
+          <w:sz w:val="24"/>
         </w:rPr>
       </w:pPr>
       <w:r>
         <w:rPr>
           <w:b/>
           <w:bCs/>
-          <w:color w:val="auto"/>
-          <w:kern w:val="0"/>
-          <w:sz w:val="24"/>
-          <w14:ligatures w14:val="none"/>
+          <w:sz w:val="24"/>
         </w:rPr>
         <w:t>Idejas un koncepcijas izstrāde.</w:t>
       </w:r>
     </w:p>
     <w:p>
       <w:pPr>
-        <w:pStyle w:val="a3"/>
         <w:spacing w:after="0" w:line="360" w:lineRule="auto"/>
         <w:ind w:left="0" w:right="0" w:firstLine="851"/>
         <w:rPr>
-          <w:color w:val="auto"/>
-          <w:kern w:val="0"/>
-          <w:sz w:val="24"/>
-          <w14:ligatures w14:val="none"/>
-        </w:rPr>
-      </w:pPr>
-      <w:r>
-        <w:rPr>
-          <w:color w:val="auto"/>
-          <w:kern w:val="0"/>
-          <w:sz w:val="24"/>
-          <w14:ligatures w14:val="none"/>
-        </w:rPr>
-        <w:t>Šajā posmā tiek precizēta spēles ideja, tās stils, mērķauditorija un galvenās spēles mehānikas. Ir jāizlemj, kāda būs spēles vide, sižets un varoņu raksturojums. Tiek veikta līdzīgu spēļu analīze, lai saprastu, kādi elementi padara šāda tipa spēles aizraujošas un kā tos iespējams pilnveidot.</w:t>
-      </w:r>
-    </w:p>
-    <w:p>
-      <w:pPr>
-        <w:pStyle w:val="a3"/>
+          <w:sz w:val="24"/>
+        </w:rPr>
+      </w:pPr>
+      <w:r>
+        <w:rPr>
+          <w:sz w:val="24"/>
+        </w:rPr>
+        <w:t>Šajā posmā tiek precizēta spēles ideja, tās stils, mērķauditorija un galvenās spēles mehānikas. Autors nosaka spēles vidi, sižetu un varoņu raksturojumu. Tiek veikta līdzīgu spēļu analīze, lai saprastu, kādi elementi padara šāda tipa spēles aizraujošas un kā tos iespējams pilnveidot.</w:t>
+      </w:r>
+    </w:p>
+    <w:p>
+      <w:pPr>
         <w:numPr>
           <w:ilvl w:val="0"/>
-          <w:numId w:val="20"/>
+          <w:numId w:val="21"/>
         </w:numPr>
         <w:spacing w:after="0" w:line="360" w:lineRule="auto"/>
-        <w:ind w:left="0" w:right="0" w:firstLine="851"/>
+        <w:ind w:left="1135" w:right="0" w:hanging="284"/>
         <w:rPr>
           <w:b/>
           <w:bCs/>
-          <w:color w:val="auto"/>
-          <w:kern w:val="0"/>
-          <w:sz w:val="24"/>
-          <w14:ligatures w14:val="none"/>
+          <w:sz w:val="24"/>
         </w:rPr>
       </w:pPr>
       <w:r>
         <w:rPr>
           <w:b/>
           <w:bCs/>
-          <w:color w:val="auto"/>
-          <w:kern w:val="0"/>
-          <w:sz w:val="24"/>
-          <w14:ligatures w14:val="none"/>
+          <w:sz w:val="24"/>
         </w:rPr>
         <w:t>Līmeņu un mehāniku plānošana.</w:t>
       </w:r>
     </w:p>
     <w:p>
       <w:pPr>
-        <w:pStyle w:val="a3"/>
         <w:spacing w:after="0" w:line="360" w:lineRule="auto"/>
         <w:ind w:left="0" w:right="0" w:firstLine="851"/>
         <w:rPr>
-          <w:color w:val="auto"/>
-          <w:kern w:val="0"/>
-          <w:sz w:val="24"/>
-          <w14:ligatures w14:val="none"/>
-        </w:rPr>
-      </w:pPr>
-      <w:r>
-        <w:rPr>
-          <w:color w:val="auto"/>
-          <w:kern w:val="0"/>
-          <w:sz w:val="24"/>
-          <w14:ligatures w14:val="none"/>
-        </w:rPr>
-        <w:t>Jāizveido līmeņu struktūra, nosakot to skaitu, sarežģītību un vizuālo stilu. Katram līmenim jābūt ar savu izaicinājumu un jaunu mehānisku elementu, kas pakāpeniski paplašina spēlētāja pieredzi. Šajā posmā tiek izstrādāti skices, shēmas vai apraksti, kas palīdz strukturēt spēles gaitu.</w:t>
-      </w:r>
-    </w:p>
-    <w:p>
-      <w:pPr>
-        <w:pStyle w:val="a3"/>
+          <w:sz w:val="24"/>
+        </w:rPr>
+      </w:pPr>
+      <w:r>
+        <w:rPr>
+          <w:sz w:val="24"/>
+        </w:rPr>
+        <w:t>Autors izveido līmeņu struktūru, nosakot to skaitu, sarežģītību un vizuālo stilu. Katram līmenim jābūt ar savu izaicinājumu un jaunu mehānisku elementu, kas pakāpeniski paplašina spēlētāja pieredzi. Šajā posmā tiek izstrādātas skices, shēmas vai apraksti, kas palīdz strukturēt spēles gaitu.</w:t>
+      </w:r>
+    </w:p>
+    <w:p>
+      <w:pPr>
         <w:numPr>
           <w:ilvl w:val="0"/>
-          <w:numId w:val="20"/>
+          <w:numId w:val="21"/>
         </w:numPr>
         <w:spacing w:after="0" w:line="360" w:lineRule="auto"/>
-        <w:ind w:left="0" w:right="0" w:firstLine="851"/>
+        <w:ind w:left="1135" w:right="0" w:hanging="284"/>
         <w:rPr>
           <w:b/>
           <w:bCs/>
-          <w:color w:val="auto"/>
-          <w:kern w:val="0"/>
-          <w:sz w:val="24"/>
-          <w14:ligatures w14:val="none"/>
+          <w:sz w:val="24"/>
         </w:rPr>
       </w:pPr>
       <w:r>
         <w:rPr>
           <w:b/>
           <w:bCs/>
-          <w:color w:val="auto"/>
-          <w:kern w:val="0"/>
-          <w:sz w:val="24"/>
-          <w14:ligatures w14:val="none"/>
+          <w:sz w:val="24"/>
         </w:rPr>
         <w:t>Spēles vides un objektu izveide.</w:t>
       </w:r>
     </w:p>
     <w:p>
       <w:pPr>
-        <w:pStyle w:val="a3"/>
         <w:spacing w:after="0" w:line="360" w:lineRule="auto"/>
         <w:ind w:left="0" w:right="0" w:firstLine="851"/>
         <w:rPr>
-          <w:color w:val="auto"/>
-          <w:kern w:val="0"/>
-          <w:sz w:val="24"/>
-          <w14:ligatures w14:val="none"/>
-        </w:rPr>
-      </w:pPr>
-      <w:r>
-        <w:rPr>
-          <w:color w:val="auto"/>
-          <w:kern w:val="0"/>
-          <w:sz w:val="24"/>
-          <w14:ligatures w14:val="none"/>
-        </w:rPr>
-        <w:t xml:space="preserve">Jāizstrādā spēles vizuālie elementi </w:t>
-      </w:r>
-      <w:r>
-        <w:rPr>
-          <w:color w:val="auto"/>
-          <w:kern w:val="0"/>
-          <w:sz w:val="24"/>
-          <w14:ligatures w14:val="none"/>
-        </w:rPr>
-        <w:t>kā</w:t>
-      </w:r>
-      <w:r>
-        <w:rPr>
-          <w:color w:val="auto"/>
-          <w:kern w:val="0"/>
-          <w:sz w:val="24"/>
-          <w14:ligatures w14:val="none"/>
-        </w:rPr>
-        <w:t xml:space="preserve"> foni, platformas, ienaidnieki, varoņi un interaktīvie objekti. Īpaša uzmanība jāpievērš vizuālajai saskaņotībai un estētikai, lai spēlei būtu patīkams un saprotams dizains.</w:t>
-      </w:r>
-    </w:p>
-    <w:p>
-      <w:pPr>
-        <w:pStyle w:val="a3"/>
+          <w:sz w:val="24"/>
+        </w:rPr>
+      </w:pPr>
+      <w:r>
+        <w:rPr>
+          <w:sz w:val="24"/>
+        </w:rPr>
+        <w:t>A</w:t>
+      </w:r>
+      <w:r>
+        <w:rPr>
+          <w:sz w:val="24"/>
+        </w:rPr>
+        <w:t>utors izstrādā spēles vizuālos elementus kā foni, platformas, ienaidniekus, varoņus un interaktīvos objektus. Īpaša uzmanība tiek pievērsta vizuālajai saskaņotībai un estētikai, lai spēlei būtu patīkams un saprotams dizains.</w:t>
+      </w:r>
+    </w:p>
+    <w:p>
+      <w:pPr>
         <w:numPr>
           <w:ilvl w:val="0"/>
-          <w:numId w:val="20"/>
+          <w:numId w:val="21"/>
         </w:numPr>
         <w:spacing w:after="0" w:line="360" w:lineRule="auto"/>
-        <w:ind w:left="0" w:right="0" w:firstLine="851"/>
+        <w:ind w:left="1135" w:right="0" w:hanging="284"/>
         <w:rPr>
           <w:b/>
           <w:bCs/>
-          <w:color w:val="auto"/>
-          <w:kern w:val="0"/>
-          <w:sz w:val="24"/>
-          <w14:ligatures w14:val="none"/>
+          <w:sz w:val="24"/>
         </w:rPr>
       </w:pPr>
       <w:r>
         <w:rPr>
           <w:b/>
           <w:bCs/>
-          <w:color w:val="auto"/>
-          <w:kern w:val="0"/>
-          <w:sz w:val="24"/>
-          <w14:ligatures w14:val="none"/>
+          <w:sz w:val="24"/>
         </w:rPr>
         <w:t>Spēles loģikas un mehāniku programmēšana.</w:t>
       </w:r>
     </w:p>
     <w:p>
       <w:pPr>
-        <w:pStyle w:val="a3"/>
         <w:spacing w:after="0" w:line="360" w:lineRule="auto"/>
         <w:ind w:left="0" w:right="0" w:firstLine="851"/>
         <w:rPr>
-          <w:color w:val="auto"/>
-          <w:kern w:val="0"/>
-          <w:sz w:val="24"/>
-          <w14:ligatures w14:val="none"/>
-        </w:rPr>
-      </w:pPr>
-      <w:r>
-        <w:rPr>
-          <w:color w:val="auto"/>
-          <w:kern w:val="0"/>
-          <w:sz w:val="24"/>
-          <w14:ligatures w14:val="none"/>
-        </w:rPr>
-        <w:t>Šajā posmā tiek īstenota varoņa kustība, ienaidnieku uzvedība, sadursmju noteikšana un citu spēles mehānismu darbība. Ir jānodrošina, lai spēle darbotos vienmērīgi, bez kļūdām un ar atbilstošu reakciju uz spēlētāja darbībām.</w:t>
-      </w:r>
-    </w:p>
-    <w:p>
-      <w:pPr>
-        <w:pStyle w:val="a3"/>
+          <w:sz w:val="24"/>
+        </w:rPr>
+      </w:pPr>
+      <w:r>
+        <w:rPr>
+          <w:sz w:val="24"/>
+        </w:rPr>
+        <w:t>Šajā posmā autors īsteno varoņa kustību, ienaidnieku uzvedību, sadursmju noteikšanu un citu spēles mehānismu darbību. Tiek nodrošināts, lai spēle darbotos vienmērīgi, bez kļūdām un ar atbilstošu reakciju uz spēlētāja darbībām.</w:t>
+      </w:r>
+    </w:p>
+    <w:p>
+      <w:pPr>
         <w:numPr>
           <w:ilvl w:val="0"/>
-          <w:numId w:val="20"/>
+          <w:numId w:val="21"/>
         </w:numPr>
         <w:spacing w:after="0" w:line="360" w:lineRule="auto"/>
-        <w:ind w:left="0" w:right="0" w:firstLine="851"/>
+        <w:ind w:left="1135" w:right="0" w:hanging="284"/>
         <w:rPr>
           <w:b/>
           <w:bCs/>
-          <w:color w:val="auto"/>
-          <w:kern w:val="0"/>
-          <w:sz w:val="24"/>
-          <w14:ligatures w14:val="none"/>
+          <w:sz w:val="24"/>
         </w:rPr>
       </w:pPr>
       <w:r>
         <w:rPr>
           <w:b/>
           <w:bCs/>
-          <w:color w:val="auto"/>
-          <w:kern w:val="0"/>
-          <w:sz w:val="24"/>
-          <w14:ligatures w14:val="none"/>
+          <w:sz w:val="24"/>
         </w:rPr>
         <w:t>Veikala un pielāgojamu elementu ieviešana.</w:t>
       </w:r>
     </w:p>
     <w:p>
       <w:pPr>
-        <w:pStyle w:val="a3"/>
         <w:spacing w:after="0" w:line="360" w:lineRule="auto"/>
         <w:ind w:left="0" w:right="0" w:firstLine="851"/>
         <w:rPr>
-          <w:color w:val="auto"/>
-          <w:kern w:val="0"/>
-          <w:sz w:val="24"/>
-          <w14:ligatures w14:val="none"/>
-        </w:rPr>
-      </w:pPr>
-      <w:r>
-        <w:rPr>
-          <w:color w:val="auto"/>
-          <w:kern w:val="0"/>
-          <w:sz w:val="24"/>
-          <w14:ligatures w14:val="none"/>
-        </w:rPr>
-        <w:t>Viens no nozīmīgākajiem uzdevumiem ir veikala funkcionalitātes izstrāde. Tajā spēlētājs varēs mainīt dažādus vizuālos elementus, piemēram, varoņa izskatu vai fona dizainu. Tas prasa gan tehnisko risinājumu, gan vizuālo pielāgojumu plānošanu.</w:t>
-      </w:r>
-    </w:p>
-    <w:p>
-      <w:pPr>
-        <w:pStyle w:val="a3"/>
+          <w:sz w:val="24"/>
+        </w:rPr>
+      </w:pPr>
+      <w:r>
+        <w:rPr>
+          <w:sz w:val="24"/>
+        </w:rPr>
+        <w:t>Viens no nozīmīgākajiem uzdevumiem ir veikala funkcionalitātes izstrāde. Tajā spēlētājs var mainīt dažādus vizuālos elementus, piemēram, varoņa izskatu vai fona dizainu. Tas prasa gan tehnisko risinājumu, gan vizuālo pielāgojumu plānošanu.</w:t>
+      </w:r>
+    </w:p>
+    <w:p>
+      <w:pPr>
         <w:numPr>
           <w:ilvl w:val="0"/>
-          <w:numId w:val="20"/>
+          <w:numId w:val="21"/>
         </w:numPr>
         <w:spacing w:after="0" w:line="360" w:lineRule="auto"/>
-        <w:ind w:left="0" w:right="0" w:firstLine="851"/>
+        <w:ind w:left="1135" w:right="0" w:hanging="284"/>
         <w:rPr>
           <w:b/>
           <w:bCs/>
-          <w:color w:val="auto"/>
-          <w:kern w:val="0"/>
-          <w:sz w:val="24"/>
-          <w14:ligatures w14:val="none"/>
+          <w:sz w:val="24"/>
         </w:rPr>
       </w:pPr>
       <w:r>
         <w:rPr>
           <w:b/>
           <w:bCs/>
-          <w:color w:val="auto"/>
-          <w:kern w:val="0"/>
-          <w:sz w:val="24"/>
-          <w14:ligatures w14:val="none"/>
+          <w:sz w:val="24"/>
         </w:rPr>
         <w:t>Testēšana un kļūdu labošana.</w:t>
       </w:r>
     </w:p>
     <w:p>
       <w:pPr>
-        <w:pStyle w:val="a3"/>
         <w:spacing w:after="0" w:line="360" w:lineRule="auto"/>
         <w:ind w:left="0" w:right="0" w:firstLine="851"/>
         <w:rPr>
-          <w:color w:val="auto"/>
-          <w:kern w:val="0"/>
-          <w:sz w:val="24"/>
-          <w14:ligatures w14:val="none"/>
-        </w:rPr>
-      </w:pPr>
-      <w:r>
-        <w:rPr>
-          <w:color w:val="auto"/>
-          <w:kern w:val="0"/>
-          <w:sz w:val="24"/>
-          <w14:ligatures w14:val="none"/>
-        </w:rPr>
-        <w:t>Kad spēles galvenā funkcionalitāte ir pabeigta, jāveic testēšana, lai pārliecinātos par stabilitāti un lietošanas ērtumu. Tiek pārbaudītas visas mehānikas, pārejas starp līmeņiem un veikala darbība. Ja tiek atklātas kļūdas, tās jānovērš, pirms spēle tiek uzskatīta par pabeigtu.</w:t>
-      </w:r>
-    </w:p>
-    <w:p>
-      <w:pPr>
-        <w:pStyle w:val="a3"/>
+          <w:sz w:val="24"/>
+        </w:rPr>
+      </w:pPr>
+      <w:r>
+        <w:rPr>
+          <w:sz w:val="24"/>
+        </w:rPr>
+        <w:t>Kad spēles galvenā funkcionalitāte ir pabeigta, autors veic testēšanu, lai pārliecinātos par stabilitāti un lietošanas ērtumu. Tiek pārbaudītas visas mehānikas, pārejas starp līmeņiem un veikala darbība. Ja tiek atklātas kļūdas, tās tiek novērstas pirms spēles uzskatīšanas par pabeigtu.</w:t>
+      </w:r>
+    </w:p>
+    <w:p>
+      <w:pPr>
         <w:numPr>
           <w:ilvl w:val="0"/>
-          <w:numId w:val="20"/>
+          <w:numId w:val="21"/>
         </w:numPr>
         <w:spacing w:after="0" w:line="360" w:lineRule="auto"/>
-        <w:ind w:left="0" w:right="0" w:firstLine="851"/>
+        <w:ind w:left="1135" w:right="0" w:hanging="284"/>
         <w:rPr>
           <w:b/>
           <w:bCs/>
-          <w:color w:val="auto"/>
-          <w:kern w:val="0"/>
-          <w:sz w:val="24"/>
-          <w14:ligatures w14:val="none"/>
+          <w:sz w:val="24"/>
         </w:rPr>
       </w:pPr>
       <w:r>
         <w:rPr>
           <w:b/>
           <w:bCs/>
-          <w:color w:val="auto"/>
-          <w:kern w:val="0"/>
-          <w:sz w:val="24"/>
-          <w14:ligatures w14:val="none"/>
+          <w:sz w:val="24"/>
         </w:rPr>
         <w:lastRenderedPageBreak/>
         <w:t>Dokumentācijas sagatavošana.</w:t>
@@ -3566,81 +3374,45 @@
     </w:p>
     <w:p>
       <w:pPr>
-        <w:pStyle w:val="a3"/>
         <w:spacing w:after="0" w:line="360" w:lineRule="auto"/>
         <w:ind w:left="0" w:right="0" w:firstLine="851"/>
         <w:rPr>
-          <w:color w:val="auto"/>
-          <w:kern w:val="0"/>
-          <w:sz w:val="24"/>
-          <w14:ligatures w14:val="none"/>
-        </w:rPr>
-      </w:pPr>
-      <w:r>
-        <w:rPr>
-          <w:color w:val="auto"/>
-          <w:kern w:val="0"/>
-          <w:sz w:val="24"/>
-          <w14:ligatures w14:val="none"/>
-        </w:rPr>
-        <w:t>Pēdējais uzdevums ir sagatavot detalizētu dokumentāciju par spēles izstrādes procesu, tehniskajiem risinājumiem un iegūtajiem rezultātiem. Tas ļauj skaidri parādīt, kā tika plānota un realizēta katra projekta daļa.</w:t>
+          <w:sz w:val="24"/>
+          <w:lang w:val="ru-RU"/>
+        </w:rPr>
+      </w:pPr>
+      <w:r>
+        <w:rPr>
+          <w:sz w:val="24"/>
+        </w:rPr>
+        <w:t>Šo uzdevumu autors veic paralēli visiem pārējiem, sagatavojot detalizētu dokumentāciju par spēles izstrādes procesu, tehniskajiem risinājumiem un iegūtajiem rezultātiem. Tas ļauj skaidri parādīt, kā tiek plānota un realizēta katra projekta daļa.</w:t>
       </w:r>
     </w:p>
     <w:p>
       <w:pPr>
         <w:spacing w:after="0" w:line="360" w:lineRule="auto"/>
-        <w:ind w:right="0" w:firstLine="851"/>
-        <w:rPr>
-          <w:color w:val="auto"/>
-          <w:kern w:val="0"/>
-          <w:sz w:val="24"/>
-          <w14:ligatures w14:val="none"/>
-        </w:rPr>
-      </w:pPr>
-      <w:r>
-        <w:rPr>
-          <w:color w:val="auto"/>
-          <w:kern w:val="0"/>
-          <w:sz w:val="24"/>
-          <w14:ligatures w14:val="none"/>
-        </w:rPr>
-        <w:t xml:space="preserve">Veicot visus šos uzdevumus, tiks sasniegts kvalifikācijas darba mērķis </w:t>
-      </w:r>
-      <w:r>
-        <w:rPr>
-          <w:color w:val="auto"/>
-          <w:kern w:val="0"/>
-          <w:sz w:val="24"/>
-          <w14:ligatures w14:val="none"/>
-        </w:rPr>
-        <w:t>-</w:t>
-      </w:r>
-      <w:r>
-        <w:rPr>
-          <w:color w:val="auto"/>
-          <w:kern w:val="0"/>
-          <w:sz w:val="24"/>
-          <w14:ligatures w14:val="none"/>
-        </w:rPr>
-        <w:t xml:space="preserve"> radīt pilnvērtīgu un interesantu 2D </w:t>
+        <w:ind w:left="0" w:right="0" w:firstLine="851"/>
+        <w:rPr>
+          <w:sz w:val="24"/>
+        </w:rPr>
+      </w:pPr>
+      <w:r>
+        <w:rPr>
+          <w:sz w:val="24"/>
+        </w:rPr>
+        <w:t xml:space="preserve">Veicot visus šos uzdevumus, tiek sasniegts kvalifikācijas darba mērķis — radīt pilnvērtīgu un interesantu 2D </w:t>
       </w:r>
       <w:proofErr w:type="spellStart"/>
       <w:r>
         <w:rPr>
-          <w:color w:val="auto"/>
-          <w:kern w:val="0"/>
-          <w:sz w:val="24"/>
-          <w14:ligatures w14:val="none"/>
+          <w:sz w:val="24"/>
         </w:rPr>
         <w:t>platformera</w:t>
       </w:r>
       <w:proofErr w:type="spellEnd"/>
       <w:r>
         <w:rPr>
-          <w:color w:val="auto"/>
-          <w:kern w:val="0"/>
-          <w:sz w:val="24"/>
-          <w14:ligatures w14:val="none"/>
+          <w:sz w:val="24"/>
         </w:rPr>
         <w:t xml:space="preserve"> spēli, kas apvieno radošumu un tehnisko izpildījumu, demonstrējot autora spējas gan dizaina, gan programmēšanas jomā.</w:t>
       </w:r>
@@ -3662,14 +3434,9 @@
     <w:p>
       <w:pPr>
         <w:pStyle w:val="1"/>
-        <w:spacing w:after="240" w:line="240" w:lineRule="auto"/>
-        <w:ind w:left="431" w:right="11" w:hanging="431"/>
       </w:pPr>
       <w:bookmarkStart w:id="2" w:name="_Toc212298883"/>
       <w:r>
-        <w:rPr>
-          <w:lang w:val="lv-LV"/>
-        </w:rPr>
         <w:lastRenderedPageBreak/>
         <w:t>Programmatūras prasību specifikācija</w:t>
       </w:r>
@@ -3693,18 +3460,9 @@
     <w:p>
       <w:pPr>
         <w:pStyle w:val="2"/>
-        <w:spacing w:before="240" w:after="240" w:line="240" w:lineRule="auto"/>
-        <w:ind w:left="11" w:right="11" w:hanging="11"/>
-        <w:rPr>
-          <w:sz w:val="24"/>
-        </w:rPr>
       </w:pPr>
       <w:bookmarkStart w:id="3" w:name="_Toc212298884"/>
       <w:r>
-        <w:rPr>
-          <w:sz w:val="24"/>
-          <w:lang w:val="lv-LV"/>
-        </w:rPr>
         <w:t>Produkta perspektīva</w:t>
       </w:r>
       <w:bookmarkEnd w:id="3"/>
@@ -3769,19 +3527,9 @@
     <w:p>
       <w:pPr>
         <w:pStyle w:val="2"/>
-        <w:spacing w:before="240" w:after="240" w:line="240" w:lineRule="auto"/>
-        <w:ind w:left="11" w:right="11" w:hanging="11"/>
-        <w:rPr>
-          <w:sz w:val="24"/>
-          <w:lang w:val="lv-LV"/>
-        </w:rPr>
       </w:pPr>
       <w:bookmarkStart w:id="4" w:name="_Toc212298885"/>
       <w:r>
-        <w:rPr>
-          <w:sz w:val="24"/>
-          <w:lang w:val="lv-LV"/>
-        </w:rPr>
         <w:t>Sistēmas funkcionālās prasības</w:t>
       </w:r>
       <w:bookmarkEnd w:id="4"/>
@@ -3789,19 +3537,9 @@
     <w:p>
       <w:pPr>
         <w:pStyle w:val="2"/>
-        <w:spacing w:before="240" w:after="240" w:line="240" w:lineRule="auto"/>
-        <w:ind w:left="11" w:right="11" w:hanging="11"/>
-        <w:rPr>
-          <w:sz w:val="24"/>
-          <w:lang w:val="lv-LV"/>
-        </w:rPr>
       </w:pPr>
       <w:bookmarkStart w:id="5" w:name="_Toc212298886"/>
       <w:r>
-        <w:rPr>
-          <w:sz w:val="24"/>
-          <w:lang w:val="lv-LV"/>
-        </w:rPr>
         <w:t>Sistēmas nefunkcionālās prasības</w:t>
       </w:r>
       <w:bookmarkEnd w:id="5"/>
@@ -3809,19 +3547,9 @@
     <w:p>
       <w:pPr>
         <w:pStyle w:val="2"/>
-        <w:spacing w:before="240" w:after="240" w:line="240" w:lineRule="auto"/>
-        <w:ind w:left="11" w:right="11" w:hanging="11"/>
-        <w:rPr>
-          <w:sz w:val="24"/>
-          <w:lang w:val="lv-LV"/>
-        </w:rPr>
       </w:pPr>
       <w:bookmarkStart w:id="6" w:name="_Toc212298887"/>
       <w:r>
-        <w:rPr>
-          <w:sz w:val="24"/>
-          <w:lang w:val="lv-LV"/>
-        </w:rPr>
         <w:t>Gala lietotāja raksturiezīmes</w:t>
       </w:r>
       <w:bookmarkEnd w:id="6"/>
@@ -3843,17 +3571,9 @@
     <w:p>
       <w:pPr>
         <w:pStyle w:val="1"/>
-        <w:spacing w:after="240" w:line="240" w:lineRule="auto"/>
-        <w:ind w:left="431" w:right="11" w:hanging="431"/>
-        <w:rPr>
-          <w:lang w:val="lv-LV"/>
-        </w:rPr>
       </w:pPr>
       <w:bookmarkStart w:id="7" w:name="_Toc212298888"/>
       <w:r>
-        <w:rPr>
-          <w:lang w:val="lv-LV"/>
-        </w:rPr>
         <w:lastRenderedPageBreak/>
         <w:t>Izstrādes līdzekļu, rīku apraksts un izvēles pamatojums</w:t>
       </w:r>
@@ -3862,19 +3582,9 @@
     <w:p>
       <w:pPr>
         <w:pStyle w:val="2"/>
-        <w:spacing w:before="240" w:after="240" w:line="240" w:lineRule="auto"/>
-        <w:ind w:left="11" w:right="11" w:hanging="11"/>
-        <w:rPr>
-          <w:sz w:val="24"/>
-          <w:lang w:val="lv-LV"/>
-        </w:rPr>
       </w:pPr>
       <w:bookmarkStart w:id="8" w:name="_Toc212298889"/>
       <w:r>
-        <w:rPr>
-          <w:sz w:val="24"/>
-          <w:lang w:val="lv-LV"/>
-        </w:rPr>
         <w:t>Izvēlēto risinājuma līdzekļu un valodu apraksts</w:t>
       </w:r>
       <w:bookmarkEnd w:id="8"/>
@@ -3882,42 +3592,22 @@
     <w:p>
       <w:pPr>
         <w:pStyle w:val="2"/>
-        <w:spacing w:before="240" w:after="240" w:line="240" w:lineRule="auto"/>
-        <w:ind w:left="11" w:right="11" w:hanging="11"/>
-        <w:rPr>
-          <w:sz w:val="24"/>
-          <w:lang w:val="lv-LV"/>
-        </w:rPr>
       </w:pPr>
       <w:bookmarkStart w:id="9" w:name="_Toc212298890"/>
       <w:r>
-        <w:rPr>
-          <w:sz w:val="24"/>
-          <w:lang w:val="lv-LV"/>
-        </w:rPr>
         <w:t xml:space="preserve">Iespējamo </w:t>
       </w:r>
       <w:r>
         <w:rPr>
           <w:i/>
           <w:iCs/>
-          <w:sz w:val="24"/>
-          <w:lang w:val="lv-LV"/>
         </w:rPr>
         <w:t xml:space="preserve">(alternatīvo) </w:t>
       </w:r>
       <w:r>
-        <w:rPr>
-          <w:sz w:val="24"/>
-          <w:lang w:val="lv-LV"/>
-        </w:rPr>
         <w:t xml:space="preserve">risinājuma </w:t>
       </w:r>
       <w:r>
-        <w:rPr>
-          <w:sz w:val="24"/>
-          <w:lang w:val="lv-LV"/>
-        </w:rPr>
         <w:t>līdzekļu un valodu apraksts</w:t>
       </w:r>
       <w:bookmarkEnd w:id="9"/>
@@ -3939,24 +3629,13 @@
     <w:p>
       <w:pPr>
         <w:pStyle w:val="1"/>
-        <w:spacing w:after="240" w:line="240" w:lineRule="auto"/>
-        <w:ind w:left="431" w:right="11" w:hanging="431"/>
-        <w:rPr>
-          <w:lang w:val="lv-LV"/>
-        </w:rPr>
       </w:pPr>
       <w:bookmarkStart w:id="10" w:name="_Toc212298891"/>
       <w:r>
-        <w:rPr>
-          <w:lang w:val="lv-LV"/>
-        </w:rPr>
         <w:lastRenderedPageBreak/>
         <w:t>Sistēmas modelēšana</w:t>
       </w:r>
       <w:r>
-        <w:rPr>
-          <w:lang w:val="lv-LV"/>
-        </w:rPr>
         <w:t xml:space="preserve"> un projektēšana</w:t>
       </w:r>
       <w:bookmarkEnd w:id="10"/>
@@ -3964,19 +3643,9 @@
     <w:p>
       <w:pPr>
         <w:pStyle w:val="2"/>
-        <w:spacing w:before="240" w:after="240" w:line="240" w:lineRule="auto"/>
-        <w:ind w:left="11" w:right="11" w:hanging="11"/>
-        <w:rPr>
-          <w:sz w:val="24"/>
-          <w:lang w:val="lv-LV"/>
-        </w:rPr>
       </w:pPr>
       <w:bookmarkStart w:id="11" w:name="_Toc212298892"/>
       <w:r>
-        <w:rPr>
-          <w:sz w:val="24"/>
-          <w:lang w:val="lv-LV"/>
-        </w:rPr>
         <w:t>Sistēmas struktūras modelis</w:t>
       </w:r>
       <w:bookmarkEnd w:id="11"/>
@@ -3984,33 +3653,12 @@
     <w:p>
       <w:pPr>
         <w:pStyle w:val="3"/>
-        <w:spacing w:before="240" w:after="240" w:line="240" w:lineRule="auto"/>
-        <w:ind w:left="11" w:right="6" w:hanging="11"/>
-        <w:jc w:val="left"/>
-        <w:rPr>
-          <w:rFonts w:ascii="Times New Roman" w:hAnsi="Times New Roman" w:cs="Times New Roman"/>
-          <w:b/>
-          <w:bCs/>
-          <w:color w:val="auto"/>
-        </w:rPr>
       </w:pPr>
       <w:bookmarkStart w:id="12" w:name="_Toc212298893"/>
       <w:r>
-        <w:rPr>
-          <w:rFonts w:ascii="Times New Roman" w:hAnsi="Times New Roman" w:cs="Times New Roman"/>
-          <w:b/>
-          <w:bCs/>
-          <w:color w:val="auto"/>
-        </w:rPr>
         <w:t>Sistēmas struktūra</w:t>
       </w:r>
       <w:r>
-        <w:rPr>
-          <w:rFonts w:ascii="Times New Roman" w:hAnsi="Times New Roman" w:cs="Times New Roman"/>
-          <w:b/>
-          <w:bCs/>
-          <w:color w:val="auto"/>
-        </w:rPr>
         <w:t xml:space="preserve"> (izvietojuma diagramma / komponenšu diagramma)</w:t>
       </w:r>
       <w:bookmarkEnd w:id="12"/>
@@ -4018,24 +3666,9 @@
     <w:p>
       <w:pPr>
         <w:pStyle w:val="3"/>
-        <w:spacing w:before="240" w:after="240" w:line="240" w:lineRule="auto"/>
-        <w:ind w:left="11" w:right="6" w:hanging="11"/>
-        <w:jc w:val="left"/>
-        <w:rPr>
-          <w:rFonts w:ascii="Times New Roman" w:hAnsi="Times New Roman" w:cs="Times New Roman"/>
-          <w:b/>
-          <w:bCs/>
-          <w:color w:val="auto"/>
-        </w:rPr>
       </w:pPr>
       <w:bookmarkStart w:id="13" w:name="_Toc212298894"/>
       <w:r>
-        <w:rPr>
-          <w:rFonts w:ascii="Times New Roman" w:hAnsi="Times New Roman" w:cs="Times New Roman"/>
-          <w:b/>
-          <w:bCs/>
-          <w:color w:val="auto"/>
-        </w:rPr>
         <w:t>Klašu diagramma / ER diagramma</w:t>
       </w:r>
       <w:bookmarkEnd w:id="13"/>
@@ -4043,26 +3676,12 @@
     <w:p>
       <w:pPr>
         <w:pStyle w:val="2"/>
-        <w:spacing w:before="240" w:after="240" w:line="240" w:lineRule="auto"/>
-        <w:ind w:left="11" w:right="11" w:hanging="11"/>
-        <w:rPr>
-          <w:sz w:val="24"/>
-          <w:lang w:val="lv-LV"/>
-        </w:rPr>
       </w:pPr>
       <w:bookmarkStart w:id="14" w:name="_Toc212298895"/>
       <w:r>
-        <w:rPr>
-          <w:sz w:val="24"/>
-          <w:lang w:val="lv-LV"/>
-        </w:rPr>
         <w:t>Funkcionālais un dinamiskais sistēmas</w:t>
       </w:r>
       <w:r>
-        <w:rPr>
-          <w:sz w:val="24"/>
-          <w:lang w:val="lv-LV"/>
-        </w:rPr>
         <w:t xml:space="preserve"> modelis</w:t>
       </w:r>
       <w:bookmarkEnd w:id="14"/>
@@ -4070,93 +3689,52 @@
     <w:p>
       <w:pPr>
         <w:pStyle w:val="3"/>
-        <w:spacing w:before="240" w:after="240" w:line="240" w:lineRule="auto"/>
-        <w:ind w:left="11" w:right="6" w:hanging="11"/>
-        <w:jc w:val="left"/>
-        <w:rPr>
-          <w:rFonts w:ascii="Times New Roman" w:hAnsi="Times New Roman" w:cs="Times New Roman"/>
-          <w:b/>
-          <w:bCs/>
-          <w:color w:val="auto"/>
-        </w:rPr>
       </w:pPr>
       <w:bookmarkStart w:id="15" w:name="_Toc212298896"/>
       <w:proofErr w:type="spellStart"/>
       <w:r>
-        <w:rPr>
-          <w:rFonts w:ascii="Times New Roman" w:hAnsi="Times New Roman" w:cs="Times New Roman"/>
-          <w:b/>
-          <w:bCs/>
-          <w:color w:val="auto"/>
-        </w:rPr>
         <w:t>Lietojumgadījumu</w:t>
       </w:r>
       <w:proofErr w:type="spellEnd"/>
       <w:r>
-        <w:rPr>
-          <w:rFonts w:ascii="Times New Roman" w:hAnsi="Times New Roman" w:cs="Times New Roman"/>
-          <w:b/>
-          <w:bCs/>
-          <w:color w:val="auto"/>
-        </w:rPr>
         <w:t xml:space="preserve"> diagramma </w:t>
       </w:r>
       <w:r>
         <w:rPr>
-          <w:rFonts w:ascii="Times New Roman" w:hAnsi="Times New Roman" w:cs="Times New Roman"/>
-          <w:b/>
-          <w:bCs/>
           <w:i/>
           <w:iCs/>
-          <w:color w:val="auto"/>
         </w:rPr>
         <w:t>(</w:t>
       </w:r>
       <w:proofErr w:type="spellStart"/>
       <w:r>
         <w:rPr>
-          <w:rFonts w:ascii="Times New Roman" w:hAnsi="Times New Roman" w:cs="Times New Roman"/>
-          <w:b/>
-          <w:bCs/>
           <w:i/>
           <w:iCs/>
-          <w:color w:val="auto"/>
         </w:rPr>
         <w:t>Use</w:t>
       </w:r>
       <w:proofErr w:type="spellEnd"/>
       <w:r>
         <w:rPr>
-          <w:rFonts w:ascii="Times New Roman" w:hAnsi="Times New Roman" w:cs="Times New Roman"/>
-          <w:b/>
-          <w:bCs/>
           <w:i/>
           <w:iCs/>
-          <w:color w:val="auto"/>
         </w:rPr>
         <w:t xml:space="preserve"> </w:t>
       </w:r>
       <w:proofErr w:type="spellStart"/>
       <w:r>
         <w:rPr>
-          <w:rFonts w:ascii="Times New Roman" w:hAnsi="Times New Roman" w:cs="Times New Roman"/>
-          <w:b/>
-          <w:bCs/>
           <w:i/>
           <w:iCs/>
-          <w:color w:val="auto"/>
         </w:rPr>
         <w:t>Case</w:t>
       </w:r>
       <w:proofErr w:type="spellEnd"/>
       <w:r>
         <w:rPr>
-          <w:rFonts w:ascii="Times New Roman" w:hAnsi="Times New Roman" w:cs="Times New Roman"/>
-          <w:b/>
-          <w:bCs/>
           <w:i/>
           <w:iCs/>
-          <w:color w:val="auto"/>
         </w:rPr>
         <w:t>)</w:t>
       </w:r>
@@ -4165,60 +3743,35 @@
     <w:p>
       <w:pPr>
         <w:pStyle w:val="3"/>
-        <w:spacing w:before="240" w:after="240" w:line="240" w:lineRule="auto"/>
-        <w:ind w:left="11" w:right="6" w:hanging="11"/>
-        <w:jc w:val="left"/>
-        <w:rPr>
-          <w:rFonts w:ascii="Times New Roman" w:hAnsi="Times New Roman" w:cs="Times New Roman"/>
-          <w:b/>
-          <w:bCs/>
+        <w:rPr>
           <w:i/>
           <w:iCs/>
-          <w:color w:val="auto"/>
         </w:rPr>
       </w:pPr>
       <w:bookmarkStart w:id="16" w:name="_Toc212298897"/>
       <w:r>
-        <w:rPr>
-          <w:rFonts w:ascii="Times New Roman" w:hAnsi="Times New Roman" w:cs="Times New Roman"/>
-          <w:b/>
-          <w:bCs/>
-          <w:color w:val="auto"/>
-        </w:rPr>
         <w:t xml:space="preserve">Aktivitāšu diagramma </w:t>
       </w:r>
       <w:r>
         <w:rPr>
-          <w:rFonts w:ascii="Times New Roman" w:hAnsi="Times New Roman" w:cs="Times New Roman"/>
-          <w:b/>
-          <w:bCs/>
           <w:i/>
           <w:iCs/>
-          <w:color w:val="auto"/>
         </w:rPr>
         <w:t>(</w:t>
       </w:r>
       <w:proofErr w:type="spellStart"/>
       <w:r>
         <w:rPr>
-          <w:rFonts w:ascii="Times New Roman" w:hAnsi="Times New Roman" w:cs="Times New Roman"/>
-          <w:b/>
-          <w:bCs/>
           <w:i/>
           <w:iCs/>
-          <w:color w:val="auto"/>
         </w:rPr>
         <w:t>Activity</w:t>
       </w:r>
       <w:proofErr w:type="spellEnd"/>
       <w:r>
         <w:rPr>
-          <w:rFonts w:ascii="Times New Roman" w:hAnsi="Times New Roman" w:cs="Times New Roman"/>
-          <w:b/>
-          <w:bCs/>
           <w:i/>
           <w:iCs/>
-          <w:color w:val="auto"/>
         </w:rPr>
         <w:t>)</w:t>
       </w:r>
@@ -4227,69 +3780,38 @@
     <w:p>
       <w:pPr>
         <w:pStyle w:val="3"/>
-        <w:spacing w:before="240" w:after="240" w:line="240" w:lineRule="auto"/>
-        <w:ind w:right="6"/>
-        <w:jc w:val="left"/>
-        <w:rPr>
-          <w:rFonts w:ascii="Times New Roman" w:hAnsi="Times New Roman" w:cs="Times New Roman"/>
-          <w:b/>
-          <w:bCs/>
+        <w:rPr>
           <w:i/>
           <w:iCs/>
-          <w:color w:val="auto"/>
         </w:rPr>
       </w:pPr>
       <w:bookmarkStart w:id="17" w:name="_Toc212298898"/>
       <w:r>
-        <w:rPr>
-          <w:rFonts w:ascii="Times New Roman" w:hAnsi="Times New Roman" w:cs="Times New Roman"/>
-          <w:b/>
-          <w:bCs/>
-          <w:color w:val="auto"/>
-        </w:rPr>
         <w:t xml:space="preserve">Stāvokļu </w:t>
       </w:r>
       <w:r>
-        <w:rPr>
-          <w:rFonts w:ascii="Times New Roman" w:hAnsi="Times New Roman" w:cs="Times New Roman"/>
-          <w:b/>
-          <w:bCs/>
-          <w:color w:val="auto"/>
-        </w:rPr>
         <w:t xml:space="preserve">diagramma </w:t>
       </w:r>
       <w:r>
         <w:rPr>
-          <w:rFonts w:ascii="Times New Roman" w:hAnsi="Times New Roman" w:cs="Times New Roman"/>
-          <w:b/>
-          <w:bCs/>
           <w:i/>
           <w:iCs/>
-          <w:color w:val="auto"/>
         </w:rPr>
         <w:t>(</w:t>
       </w:r>
       <w:proofErr w:type="spellStart"/>
       <w:r>
         <w:rPr>
-          <w:rFonts w:ascii="Times New Roman" w:hAnsi="Times New Roman" w:cs="Times New Roman"/>
-          <w:b/>
-          <w:bCs/>
           <w:i/>
           <w:iCs/>
-          <w:color w:val="auto"/>
         </w:rPr>
         <w:t>State</w:t>
       </w:r>
       <w:proofErr w:type="spellEnd"/>
       <w:r>
         <w:rPr>
-          <w:rFonts w:ascii="Times New Roman" w:hAnsi="Times New Roman" w:cs="Times New Roman"/>
-          <w:b/>
-          <w:bCs/>
           <w:i/>
           <w:iCs/>
-          <w:color w:val="auto"/>
         </w:rPr>
         <w:t>)</w:t>
       </w:r>
@@ -4298,19 +3820,9 @@
     <w:p>
       <w:pPr>
         <w:pStyle w:val="2"/>
-        <w:spacing w:before="240" w:after="240" w:line="240" w:lineRule="auto"/>
-        <w:ind w:left="11" w:right="11" w:hanging="11"/>
-        <w:rPr>
-          <w:sz w:val="24"/>
-          <w:lang w:val="lv-LV"/>
-        </w:rPr>
       </w:pPr>
       <w:bookmarkStart w:id="18" w:name="_Toc212298899"/>
       <w:r>
-        <w:rPr>
-          <w:sz w:val="24"/>
-          <w:lang w:val="lv-LV"/>
-        </w:rPr>
         <w:t>Datu struktūru apraksts</w:t>
       </w:r>
       <w:bookmarkEnd w:id="18"/>
@@ -4332,17 +3844,9 @@
     <w:p>
       <w:pPr>
         <w:pStyle w:val="1"/>
-        <w:spacing w:after="240" w:line="240" w:lineRule="auto"/>
-        <w:ind w:left="431" w:right="11" w:hanging="431"/>
-        <w:rPr>
-          <w:lang w:val="lv-LV"/>
-        </w:rPr>
       </w:pPr>
       <w:bookmarkStart w:id="19" w:name="_Toc212298900"/>
       <w:r>
-        <w:rPr>
-          <w:lang w:val="lv-LV"/>
-        </w:rPr>
         <w:lastRenderedPageBreak/>
         <w:t>Lietotāju ceļvedis</w:t>
       </w:r>
@@ -4365,17 +3869,9 @@
     <w:p>
       <w:pPr>
         <w:pStyle w:val="1"/>
-        <w:spacing w:after="240" w:line="240" w:lineRule="auto"/>
-        <w:ind w:left="431" w:right="11" w:hanging="431"/>
-        <w:rPr>
-          <w:lang w:val="lv-LV"/>
-        </w:rPr>
       </w:pPr>
       <w:bookmarkStart w:id="20" w:name="_Toc212298901"/>
       <w:r>
-        <w:rPr>
-          <w:lang w:val="lv-LV"/>
-        </w:rPr>
         <w:lastRenderedPageBreak/>
         <w:t>Testēšanas dokumentācija</w:t>
       </w:r>
@@ -4384,19 +3880,9 @@
     <w:p>
       <w:pPr>
         <w:pStyle w:val="2"/>
-        <w:spacing w:before="240" w:after="240" w:line="240" w:lineRule="auto"/>
-        <w:ind w:left="11" w:right="11" w:hanging="11"/>
-        <w:rPr>
-          <w:sz w:val="24"/>
-          <w:lang w:val="lv-LV"/>
-        </w:rPr>
       </w:pPr>
       <w:bookmarkStart w:id="21" w:name="_Toc212298902"/>
       <w:r>
-        <w:rPr>
-          <w:sz w:val="24"/>
-          <w:lang w:val="lv-LV"/>
-        </w:rPr>
         <w:t>Izvēlētās testēšanas metodes, rīku apraksts un pamatojums</w:t>
       </w:r>
       <w:bookmarkEnd w:id="21"/>
@@ -4404,19 +3890,9 @@
     <w:p>
       <w:pPr>
         <w:pStyle w:val="2"/>
-        <w:spacing w:before="240" w:after="240" w:line="240" w:lineRule="auto"/>
-        <w:ind w:left="11" w:right="11" w:hanging="11"/>
-        <w:rPr>
-          <w:sz w:val="24"/>
-          <w:lang w:val="lv-LV"/>
-        </w:rPr>
       </w:pPr>
       <w:bookmarkStart w:id="22" w:name="_Toc212298903"/>
       <w:r>
-        <w:rPr>
-          <w:sz w:val="24"/>
-          <w:lang w:val="lv-LV"/>
-        </w:rPr>
         <w:t>Testpiemēru kopa</w:t>
       </w:r>
       <w:bookmarkEnd w:id="22"/>
@@ -4424,19 +3900,9 @@
     <w:p>
       <w:pPr>
         <w:pStyle w:val="2"/>
-        <w:spacing w:before="240" w:after="240" w:line="240" w:lineRule="auto"/>
-        <w:ind w:left="11" w:right="11" w:hanging="11"/>
-        <w:rPr>
-          <w:sz w:val="24"/>
-          <w:lang w:val="lv-LV"/>
-        </w:rPr>
       </w:pPr>
       <w:bookmarkStart w:id="23" w:name="_Toc212298904"/>
       <w:r>
-        <w:rPr>
-          <w:sz w:val="24"/>
-          <w:lang w:val="lv-LV"/>
-        </w:rPr>
         <w:t>Testēšanas žurnāls</w:t>
       </w:r>
       <w:bookmarkEnd w:id="23"/>
@@ -4462,60 +3928,13 @@
           <w:ilvl w:val="0"/>
           <w:numId w:val="0"/>
         </w:numPr>
-        <w:spacing w:after="240" w:line="240" w:lineRule="auto"/>
-        <w:ind w:right="11"/>
-        <w:rPr>
-          <w:lang w:val="lv-LV"/>
-        </w:rPr>
       </w:pPr>
       <w:bookmarkStart w:id="24" w:name="_Toc212298905"/>
       <w:r>
-        <w:rPr>
-          <w:lang w:val="lv-LV"/>
-        </w:rPr>
         <w:lastRenderedPageBreak/>
         <w:t>Secinājumi</w:t>
       </w:r>
       <w:bookmarkEnd w:id="24"/>
-    </w:p>
-    <w:p>
-      <w:pPr>
-        <w:spacing w:after="160" w:line="278" w:lineRule="auto"/>
-        <w:ind w:left="0" w:right="0" w:firstLine="0"/>
-        <w:jc w:val="left"/>
-        <w:rPr>
-          <w:b/>
-          <w:sz w:val="28"/>
-        </w:rPr>
-      </w:pPr>
-      <w:r>
-        <w:br w:type="page"/>
-      </w:r>
-    </w:p>
-    <w:p>
-      <w:pPr>
-        <w:pStyle w:val="1"/>
-        <w:spacing w:after="240" w:line="240" w:lineRule="auto"/>
-        <w:ind w:left="431" w:right="11" w:hanging="431"/>
-        <w:rPr>
-          <w:lang w:val="lv-LV"/>
-        </w:rPr>
-      </w:pPr>
-      <w:bookmarkStart w:id="25" w:name="_Toc212298906"/>
-      <w:r>
-        <w:rPr>
-          <w:lang w:val="lv-LV"/>
-        </w:rPr>
-        <w:lastRenderedPageBreak/>
-        <w:t>Lietoto</w:t>
-      </w:r>
-      <w:r>
-        <w:rPr>
-          <w:lang w:val="lv-LV"/>
-        </w:rPr>
-        <w:t xml:space="preserve"> terminu un saīsinājumu skaidrojumi</w:t>
-      </w:r>
-      <w:bookmarkEnd w:id="25"/>
     </w:p>
     <w:p>
       <w:pPr>
@@ -4538,40 +3957,71 @@
           <w:ilvl w:val="0"/>
           <w:numId w:val="0"/>
         </w:numPr>
-        <w:spacing w:after="240" w:line="240" w:lineRule="auto"/>
-        <w:ind w:right="11"/>
-        <w:rPr>
-          <w:lang w:val="lv-LV"/>
-        </w:rPr>
-      </w:pPr>
-      <w:bookmarkStart w:id="26" w:name="_Toc212298907"/>
-      <w:r>
-        <w:rPr>
-          <w:lang w:val="lv-LV"/>
-        </w:rPr>
+      </w:pPr>
+      <w:bookmarkStart w:id="25" w:name="_Toc212298906"/>
+      <w:r>
         <w:lastRenderedPageBreak/>
-        <w:t>Literatūras un informācijas avotu saraksts</w:t>
-      </w:r>
-      <w:bookmarkEnd w:id="26"/>
-    </w:p>
-    <w:p>
-      <w:pPr>
-        <w:spacing w:after="160" w:line="278" w:lineRule="auto"/>
-        <w:ind w:left="0" w:right="0" w:firstLine="0"/>
-        <w:jc w:val="left"/>
+        <w:t>Lietoto</w:t>
+      </w:r>
+      <w:r>
+        <w:t xml:space="preserve"> terminu un saīsinājumu skaidrojumi</w:t>
+      </w:r>
+      <w:bookmarkEnd w:id="25"/>
+    </w:p>
+    <w:p>
+      <w:pPr>
+        <w:spacing w:after="0" w:line="360" w:lineRule="auto"/>
+        <w:ind w:left="0" w:right="0" w:firstLine="851"/>
+        <w:rPr>
+          <w:b/>
+          <w:sz w:val="24"/>
+        </w:rPr>
+      </w:pPr>
+      <w:proofErr w:type="spellStart"/>
+      <w:r>
         <w:rPr>
           <w:b/>
           <w:bCs/>
-          <w:sz w:val="28"/>
-          <w:szCs w:val="28"/>
-        </w:rPr>
-      </w:pPr>
+          <w:sz w:val="24"/>
+        </w:rPr>
+        <w:t>Platformer</w:t>
+      </w:r>
+      <w:proofErr w:type="spellEnd"/>
       <w:r>
         <w:rPr>
           <w:b/>
           <w:bCs/>
-          <w:sz w:val="28"/>
-          <w:szCs w:val="28"/>
+          <w:sz w:val="24"/>
+        </w:rPr>
+        <w:t xml:space="preserve"> (</w:t>
+      </w:r>
+      <w:proofErr w:type="spellStart"/>
+      <w:r>
+        <w:rPr>
+          <w:b/>
+          <w:bCs/>
+          <w:sz w:val="24"/>
+        </w:rPr>
+        <w:t>platformeru</w:t>
+      </w:r>
+      <w:proofErr w:type="spellEnd"/>
+      <w:r>
+        <w:rPr>
+          <w:b/>
+          <w:bCs/>
+          <w:sz w:val="24"/>
+        </w:rPr>
+        <w:t xml:space="preserve"> spēle)</w:t>
+      </w:r>
+      <w:r>
+        <w:rPr>
+          <w:sz w:val="24"/>
+        </w:rPr>
+        <w:t xml:space="preserve"> — videospēļu žanrs, kurā spēlētājs vada varoni, kas pārvietojas pa dažādiem līmeņiem, lecot starp platformām, izvairoties no šķēršļiem un ienaidniekiem. Galvenais uzsvars tiek likts uz precīzu kustību un reakcijas ātrumu.</w:t>
+      </w:r>
+      <w:r>
+        <w:rPr>
+          <w:sz w:val="24"/>
         </w:rPr>
         <w:br w:type="page"/>
       </w:r>
@@ -4583,21 +4033,53 @@
           <w:ilvl w:val="0"/>
           <w:numId w:val="0"/>
         </w:numPr>
-        <w:spacing w:after="240" w:line="240" w:lineRule="auto"/>
-        <w:ind w:right="11"/>
+      </w:pPr>
+      <w:bookmarkStart w:id="26" w:name="_Toc212298907"/>
+      <w:r>
+        <w:lastRenderedPageBreak/>
+        <w:t>Literatūras un informācijas avotu saraksts</w:t>
+      </w:r>
+      <w:bookmarkEnd w:id="26"/>
+    </w:p>
+    <w:p>
+      <w:pPr>
+        <w:spacing w:after="160" w:line="278" w:lineRule="auto"/>
+        <w:ind w:left="0" w:right="0" w:firstLine="0"/>
+        <w:jc w:val="left"/>
+        <w:rPr>
+          <w:b/>
+          <w:bCs/>
+          <w:sz w:val="28"/>
+          <w:szCs w:val="28"/>
+        </w:rPr>
+      </w:pPr>
+      <w:r>
+        <w:rPr>
+          <w:b/>
+          <w:bCs/>
+          <w:sz w:val="28"/>
+          <w:szCs w:val="28"/>
+        </w:rPr>
+        <w:br w:type="page"/>
+      </w:r>
+    </w:p>
+    <w:p>
+      <w:pPr>
+        <w:pStyle w:val="1"/>
+        <w:numPr>
+          <w:ilvl w:val="0"/>
+          <w:numId w:val="0"/>
+        </w:numPr>
       </w:pPr>
       <w:bookmarkStart w:id="27" w:name="_Toc212298908"/>
       <w:r>
-        <w:rPr>
-          <w:lang w:val="lv-LV"/>
-        </w:rPr>
         <w:lastRenderedPageBreak/>
         <w:t>Pielikumi</w:t>
       </w:r>
       <w:bookmarkEnd w:id="27"/>
     </w:p>
     <w:sectPr>
-      <w:footerReference w:type="default" r:id="rId9"/>
+      <w:footerReference w:type="default" r:id="rId10"/>
       <w:pgSz w:w="11906" w:h="16838"/>
       <w:pgMar w:top="1134" w:right="1134" w:bottom="1134" w:left="1418" w:header="720" w:footer="720" w:gutter="0"/>
       <w:cols w:space="720"/>
@@ -5340,7 +4822,7 @@
   <w:abstractNum w:abstractNumId="3" w15:restartNumberingAfterBreak="0">
     <w:nsid w:val="15227B45"/>
     <w:multiLevelType w:val="multilevel"/>
-    <w:tmpl w:val="4AE007DE"/>
+    <w:tmpl w:val="85743814"/>
     <w:lvl w:ilvl="0">
       <w:start w:val="1"/>
       <w:numFmt w:val="decimal"/>
@@ -6610,6 +6092,146 @@
     </w:lvl>
   </w:abstractNum>
   <w:abstractNum w:abstractNumId="10" w15:restartNumberingAfterBreak="0">
+    <w:nsid w:val="46975059"/>
+    <w:multiLevelType w:val="multilevel"/>
+    <w:tmpl w:val="5F328562"/>
+    <w:lvl w:ilvl="0">
+      <w:start w:val="1"/>
+      <w:numFmt w:val="decimal"/>
+      <w:lvlText w:val="%1."/>
+      <w:lvlJc w:val="left"/>
+      <w:pPr>
+        <w:tabs>
+          <w:tab w:val="num" w:pos="720"/>
+        </w:tabs>
+        <w:ind w:left="567" w:hanging="207"/>
+      </w:pPr>
+      <w:rPr>
+        <w:rFonts w:hint="default"/>
+      </w:rPr>
+    </w:lvl>
+    <w:lvl w:ilvl="1">
+      <w:start w:val="1"/>
+      <w:numFmt w:val="decimal"/>
+      <w:lvlText w:val="%2."/>
+      <w:lvlJc w:val="left"/>
+      <w:pPr>
+        <w:tabs>
+          <w:tab w:val="num" w:pos="1440"/>
+        </w:tabs>
+        <w:ind w:left="1440" w:hanging="360"/>
+      </w:pPr>
+      <w:rPr>
+        <w:rFonts w:hint="default"/>
+      </w:rPr>
+    </w:lvl>
+    <w:lvl w:ilvl="2">
+      <w:start w:val="1"/>
+      <w:numFmt w:val="decimal"/>
+      <w:lvlText w:val="%3."/>
+      <w:lvlJc w:val="left"/>
+      <w:pPr>
+        <w:tabs>
+          <w:tab w:val="num" w:pos="2160"/>
+        </w:tabs>
+        <w:ind w:left="2160" w:hanging="360"/>
+      </w:pPr>
+      <w:rPr>
+        <w:rFonts w:hint="default"/>
+      </w:rPr>
+    </w:lvl>
+    <w:lvl w:ilvl="3">
+      <w:start w:val="1"/>
+      <w:numFmt w:val="decimal"/>
+      <w:lvlText w:val="%4."/>
+      <w:lvlJc w:val="left"/>
+      <w:pPr>
+        <w:tabs>
+          <w:tab w:val="num" w:pos="2880"/>
+        </w:tabs>
+        <w:ind w:left="2880" w:hanging="360"/>
+      </w:pPr>
+      <w:rPr>
+        <w:rFonts w:hint="default"/>
+      </w:rPr>
+    </w:lvl>
+    <w:lvl w:ilvl="4">
+      <w:start w:val="1"/>
+      <w:numFmt w:val="decimal"/>
+      <w:lvlText w:val="%5."/>
+      <w:lvlJc w:val="left"/>
+      <w:pPr>
+        <w:tabs>
+          <w:tab w:val="num" w:pos="3600"/>
+        </w:tabs>
+        <w:ind w:left="3600" w:hanging="360"/>
+      </w:pPr>
+      <w:rPr>
+        <w:rFonts w:hint="default"/>
+      </w:rPr>
+    </w:lvl>
+    <w:lvl w:ilvl="5">
+      <w:start w:val="1"/>
+      <w:numFmt w:val="decimal"/>
+      <w:lvlText w:val="%6."/>
+      <w:lvlJc w:val="left"/>
+      <w:pPr>
+        <w:tabs>
+          <w:tab w:val="num" w:pos="4320"/>
+        </w:tabs>
+        <w:ind w:left="4320" w:hanging="360"/>
+      </w:pPr>
+      <w:rPr>
+        <w:rFonts w:hint="default"/>
+      </w:rPr>
+    </w:lvl>
+    <w:lvl w:ilvl="6">
+      <w:start w:val="1"/>
+      <w:numFmt w:val="decimal"/>
+      <w:lvlText w:val="%7."/>
+      <w:lvlJc w:val="left"/>
+      <w:pPr>
+        <w:tabs>
+          <w:tab w:val="num" w:pos="5040"/>
+        </w:tabs>
+        <w:ind w:left="5040" w:hanging="360"/>
+      </w:pPr>
+      <w:rPr>
+        <w:rFonts w:hint="default"/>
+      </w:rPr>
+    </w:lvl>
+    <w:lvl w:ilvl="7">
+      <w:start w:val="1"/>
+      <w:numFmt w:val="decimal"/>
+      <w:lvlText w:val="%8."/>
+      <w:lvlJc w:val="left"/>
+      <w:pPr>
+        <w:tabs>
+          <w:tab w:val="num" w:pos="5760"/>
+        </w:tabs>
+        <w:ind w:left="5760" w:hanging="360"/>
+      </w:pPr>
+      <w:rPr>
+        <w:rFonts w:hint="default"/>
+      </w:rPr>
+    </w:lvl>
+    <w:lvl w:ilvl="8">
+      <w:start w:val="1"/>
+      <w:numFmt w:val="decimal"/>
+      <w:lvlText w:val="%9."/>
+      <w:lvlJc w:val="left"/>
+      <w:pPr>
+        <w:tabs>
+          <w:tab w:val="num" w:pos="6480"/>
+        </w:tabs>
+        <w:ind w:left="6480" w:hanging="360"/>
+      </w:pPr>
+      <w:rPr>
+        <w:rFonts w:hint="default"/>
+      </w:rPr>
+    </w:lvl>
+  </w:abstractNum>
+  <w:abstractNum w:abstractNumId="11" w15:restartNumberingAfterBreak="0">
     <w:nsid w:val="495C108F"/>
     <w:multiLevelType w:val="hybridMultilevel"/>
     <w:tmpl w:val="DE2245D6"/>
@@ -6821,7 +6443,7 @@
       </w:rPr>
     </w:lvl>
   </w:abstractNum>
-  <w:abstractNum w:abstractNumId="11" w15:restartNumberingAfterBreak="0">
+  <w:abstractNum w:abstractNumId="12" w15:restartNumberingAfterBreak="0">
     <w:nsid w:val="54742FCB"/>
     <w:multiLevelType w:val="multilevel"/>
     <w:tmpl w:val="C12ADBC8"/>
@@ -7033,7 +6655,7 @@
       </w:rPr>
     </w:lvl>
   </w:abstractNum>
-  <w:abstractNum w:abstractNumId="12" w15:restartNumberingAfterBreak="0">
+  <w:abstractNum w:abstractNumId="13" w15:restartNumberingAfterBreak="0">
     <w:nsid w:val="5FDB294F"/>
     <w:multiLevelType w:val="hybridMultilevel"/>
     <w:tmpl w:val="EE18C9C2"/>
@@ -7245,7 +6867,7 @@
       </w:rPr>
     </w:lvl>
   </w:abstractNum>
-  <w:abstractNum w:abstractNumId="13" w15:restartNumberingAfterBreak="0">
+  <w:abstractNum w:abstractNumId="14" w15:restartNumberingAfterBreak="0">
     <w:nsid w:val="6B87794B"/>
     <w:multiLevelType w:val="hybridMultilevel"/>
     <w:tmpl w:val="0F081C92"/>
@@ -7457,7 +7079,7 @@
       </w:rPr>
     </w:lvl>
   </w:abstractNum>
-  <w:abstractNum w:abstractNumId="14" w15:restartNumberingAfterBreak="0">
+  <w:abstractNum w:abstractNumId="15" w15:restartNumberingAfterBreak="0">
     <w:nsid w:val="71215CB6"/>
     <w:multiLevelType w:val="hybridMultilevel"/>
     <w:tmpl w:val="03DC4AE6"/>
@@ -7669,7 +7291,7 @@
       </w:rPr>
     </w:lvl>
   </w:abstractNum>
-  <w:abstractNum w:abstractNumId="15" w15:restartNumberingAfterBreak="0">
+  <w:abstractNum w:abstractNumId="16" w15:restartNumberingAfterBreak="0">
     <w:nsid w:val="73FA0568"/>
     <w:multiLevelType w:val="hybridMultilevel"/>
     <w:tmpl w:val="35A0C126"/>
@@ -7755,7 +7377,7 @@
       </w:pPr>
     </w:lvl>
   </w:abstractNum>
-  <w:abstractNum w:abstractNumId="16" w15:restartNumberingAfterBreak="0">
+  <w:abstractNum w:abstractNumId="17" w15:restartNumberingAfterBreak="0">
     <w:nsid w:val="74664AF8"/>
     <w:multiLevelType w:val="hybridMultilevel"/>
     <w:tmpl w:val="AEB8784E"/>
@@ -7967,7 +7589,7 @@
       </w:rPr>
     </w:lvl>
   </w:abstractNum>
-  <w:abstractNum w:abstractNumId="17" w15:restartNumberingAfterBreak="0">
+  <w:abstractNum w:abstractNumId="18" w15:restartNumberingAfterBreak="0">
     <w:nsid w:val="75812135"/>
     <w:multiLevelType w:val="hybridMultilevel"/>
     <w:tmpl w:val="59161448"/>
@@ -8179,7 +7801,7 @@
       </w:rPr>
     </w:lvl>
   </w:abstractNum>
-  <w:abstractNum w:abstractNumId="18" w15:restartNumberingAfterBreak="0">
+  <w:abstractNum w:abstractNumId="19" w15:restartNumberingAfterBreak="0">
     <w:nsid w:val="75E8251C"/>
     <w:multiLevelType w:val="hybridMultilevel"/>
     <w:tmpl w:val="5FEA12B4"/>
@@ -8400,7 +8022,7 @@
       </w:rPr>
     </w:lvl>
   </w:abstractNum>
-  <w:abstractNum w:abstractNumId="19" w15:restartNumberingAfterBreak="0">
+  <w:abstractNum w:abstractNumId="20" w15:restartNumberingAfterBreak="0">
     <w:nsid w:val="76173469"/>
     <w:multiLevelType w:val="hybridMultilevel"/>
     <w:tmpl w:val="C32E48CE"/>
@@ -8613,10 +8235,10 @@
     </w:lvl>
   </w:abstractNum>
   <w:num w:numId="1" w16cid:durableId="871303984">
-    <w:abstractNumId w:val="11"/>
+    <w:abstractNumId w:val="12"/>
   </w:num>
   <w:num w:numId="2" w16cid:durableId="1262910627">
-    <w:abstractNumId w:val="16"/>
+    <w:abstractNumId w:val="17"/>
   </w:num>
   <w:num w:numId="3" w16cid:durableId="1760517672">
     <w:abstractNumId w:val="9"/>
@@ -8634,13 +8256,13 @@
     <w:abstractNumId w:val="2"/>
   </w:num>
   <w:num w:numId="8" w16cid:durableId="186793166">
-    <w:abstractNumId w:val="14"/>
+    <w:abstractNumId w:val="15"/>
   </w:num>
   <w:num w:numId="9" w16cid:durableId="1679649967">
-    <w:abstractNumId w:val="12"/>
+    <w:abstractNumId w:val="13"/>
   </w:num>
   <w:num w:numId="10" w16cid:durableId="1613972653">
-    <w:abstractNumId w:val="13"/>
+    <w:abstractNumId w:val="14"/>
   </w:num>
   <w:num w:numId="11" w16cid:durableId="486744876">
     <w:abstractNumId w:val="0"/>
@@ -8649,19 +8271,19 @@
     <w:abstractNumId w:val="5"/>
   </w:num>
   <w:num w:numId="13" w16cid:durableId="67699304">
-    <w:abstractNumId w:val="10"/>
+    <w:abstractNumId w:val="11"/>
   </w:num>
   <w:num w:numId="14" w16cid:durableId="1656029628">
-    <w:abstractNumId w:val="19"/>
+    <w:abstractNumId w:val="20"/>
   </w:num>
   <w:num w:numId="15" w16cid:durableId="1014962492">
-    <w:abstractNumId w:val="17"/>
+    <w:abstractNumId w:val="18"/>
   </w:num>
   <w:num w:numId="16" w16cid:durableId="612059645">
     <w:abstractNumId w:val="4"/>
   </w:num>
   <w:num w:numId="17" w16cid:durableId="156114076">
-    <w:abstractNumId w:val="18"/>
+    <w:abstractNumId w:val="19"/>
   </w:num>
   <w:num w:numId="18" w16cid:durableId="414400323">
     <w:abstractNumId w:val="7"/>
@@ -8670,7 +8292,166 @@
     <w:abstractNumId w:val="3"/>
   </w:num>
   <w:num w:numId="20" w16cid:durableId="665477012">
-    <w:abstractNumId w:val="15"/>
+    <w:abstractNumId w:val="16"/>
+  </w:num>
+  <w:num w:numId="21" w16cid:durableId="1180045182">
+    <w:abstractNumId w:val="10"/>
+  </w:num>
+  <w:num w:numId="22" w16cid:durableId="1744062689">
+    <w:abstractNumId w:val="10"/>
+    <w:lvlOverride w:ilvl="0">
+      <w:lvl w:ilvl="0">
+        <w:start w:val="1"/>
+        <w:numFmt w:val="decimal"/>
+        <w:lvlText w:val="%1."/>
+        <w:lvlJc w:val="left"/>
+        <w:pPr>
+          <w:tabs>
+            <w:tab w:val="num" w:pos="720"/>
+          </w:tabs>
+          <w:ind w:left="567" w:hanging="207"/>
+        </w:pPr>
+        <w:rPr>
+          <w:rFonts w:hint="default"/>
+        </w:rPr>
+      </w:lvl>
+    </w:lvlOverride>
+    <w:lvlOverride w:ilvl="1">
+      <w:lvl w:ilvl="1">
+        <w:start w:val="1"/>
+        <w:numFmt w:val="decimal"/>
+        <w:lvlText w:val="%2."/>
+        <w:lvlJc w:val="left"/>
+        <w:pPr>
+          <w:tabs>
+            <w:tab w:val="num" w:pos="1440"/>
+          </w:tabs>
+          <w:ind w:left="1440" w:hanging="360"/>
+        </w:pPr>
+        <w:rPr>
+          <w:rFonts w:hint="default"/>
+        </w:rPr>
+      </w:lvl>
+    </w:lvlOverride>
+    <w:lvlOverride w:ilvl="2">
+      <w:lvl w:ilvl="2">
+        <w:start w:val="1"/>
+        <w:numFmt w:val="decimal"/>
+        <w:lvlText w:val="%3."/>
+        <w:lvlJc w:val="left"/>
+        <w:pPr>
+          <w:tabs>
+            <w:tab w:val="num" w:pos="2160"/>
+          </w:tabs>
+          <w:ind w:left="2160" w:hanging="360"/>
+        </w:pPr>
+        <w:rPr>
+          <w:rFonts w:hint="default"/>
+        </w:rPr>
+      </w:lvl>
+    </w:lvlOverride>
+    <w:lvlOverride w:ilvl="3">
+      <w:lvl w:ilvl="3">
+        <w:start w:val="1"/>
+        <w:numFmt w:val="decimal"/>
+        <w:lvlText w:val="%4."/>
+        <w:lvlJc w:val="left"/>
+        <w:pPr>
+          <w:tabs>
+            <w:tab w:val="num" w:pos="2880"/>
+          </w:tabs>
+          <w:ind w:left="2880" w:hanging="360"/>
+        </w:pPr>
+        <w:rPr>
+          <w:rFonts w:hint="default"/>
+        </w:rPr>
+      </w:lvl>
+    </w:lvlOverride>
+    <w:lvlOverride w:ilvl="4">
+      <w:lvl w:ilvl="4">
+        <w:start w:val="1"/>
+        <w:numFmt w:val="decimal"/>
+        <w:lvlText w:val="%5."/>
+        <w:lvlJc w:val="left"/>
+        <w:pPr>
+          <w:tabs>
+            <w:tab w:val="num" w:pos="3600"/>
+          </w:tabs>
+          <w:ind w:left="3600" w:hanging="360"/>
+        </w:pPr>
+        <w:rPr>
+          <w:rFonts w:hint="default"/>
+        </w:rPr>
+      </w:lvl>
+    </w:lvlOverride>
+    <w:lvlOverride w:ilvl="5">
+      <w:lvl w:ilvl="5">
+        <w:start w:val="1"/>
+        <w:numFmt w:val="decimal"/>
+        <w:lvlText w:val="%6."/>
+        <w:lvlJc w:val="left"/>
+        <w:pPr>
+          <w:tabs>
+            <w:tab w:val="num" w:pos="4320"/>
+          </w:tabs>
+          <w:ind w:left="4320" w:hanging="360"/>
+        </w:pPr>
+        <w:rPr>
+          <w:rFonts w:hint="default"/>
+        </w:rPr>
+      </w:lvl>
+    </w:lvlOverride>
+    <w:lvlOverride w:ilvl="6">
+      <w:lvl w:ilvl="6">
+        <w:start w:val="1"/>
+        <w:numFmt w:val="decimal"/>
+        <w:lvlText w:val="%7."/>
+        <w:lvlJc w:val="left"/>
+        <w:pPr>
+          <w:tabs>
+            <w:tab w:val="num" w:pos="5040"/>
+          </w:tabs>
+          <w:ind w:left="5040" w:hanging="360"/>
+        </w:pPr>
+        <w:rPr>
+          <w:rFonts w:hint="default"/>
+        </w:rPr>
+      </w:lvl>
+    </w:lvlOverride>
+    <w:lvlOverride w:ilvl="7">
+      <w:lvl w:ilvl="7">
+        <w:start w:val="1"/>
+        <w:numFmt w:val="decimal"/>
+        <w:lvlText w:val="%8."/>
+        <w:lvlJc w:val="left"/>
+        <w:pPr>
+          <w:tabs>
+            <w:tab w:val="num" w:pos="5760"/>
+          </w:tabs>
+          <w:ind w:left="5760" w:hanging="360"/>
+        </w:pPr>
+        <w:rPr>
+          <w:rFonts w:hint="default"/>
+        </w:rPr>
+      </w:lvl>
+    </w:lvlOverride>
+    <w:lvlOverride w:ilvl="8">
+      <w:lvl w:ilvl="8">
+        <w:start w:val="1"/>
+        <w:numFmt w:val="decimal"/>
+        <w:lvlText w:val="%9."/>
+        <w:lvlJc w:val="left"/>
+        <w:pPr>
+          <w:tabs>
+            <w:tab w:val="num" w:pos="6480"/>
+          </w:tabs>
+          <w:ind w:left="6480" w:hanging="360"/>
+        </w:pPr>
+        <w:rPr>
+          <w:rFonts w:hint="default"/>
+        </w:rPr>
+      </w:lvl>
+    </w:lvlOverride>
   </w:num>
 </w:numbering>
 </file>
@@ -9093,14 +8874,15 @@
     <w:link w:val="10"/>
     <w:uiPriority w:val="9"/>
     <w:qFormat/>
+    <w:rsid w:val="00546C5A"/>
     <w:pPr>
       <w:keepNext/>
       <w:keepLines/>
       <w:numPr>
         <w:numId w:val="19"/>
       </w:numPr>
-      <w:spacing w:after="295" w:line="265" w:lineRule="auto"/>
-      <w:ind w:right="9"/>
+      <w:spacing w:after="240" w:line="240" w:lineRule="auto"/>
+      <w:ind w:left="431" w:right="11" w:hanging="431"/>
       <w:jc w:val="center"/>
       <w:outlineLvl w:val="0"/>
     </w:pPr>
@@ -9109,6 +8891,7 @@
       <w:b/>
       <w:color w:val="000000"/>
       <w:sz w:val="28"/>
+      <w:lang w:val="lv-LV"/>
     </w:rPr>
   </w:style>
   <w:style w:type="paragraph" w:styleId="2">
@@ -9118,6 +8901,7 @@
     <w:uiPriority w:val="9"/>
     <w:unhideWhenUsed/>
     <w:qFormat/>
+    <w:rsid w:val="00546C5A"/>
     <w:pPr>
       <w:keepNext/>
       <w:keepLines/>
@@ -9125,8 +8909,8 @@
         <w:ilvl w:val="1"/>
         <w:numId w:val="19"/>
       </w:numPr>
-      <w:spacing w:after="295" w:line="265" w:lineRule="auto"/>
-      <w:ind w:right="9"/>
+      <w:spacing w:before="240" w:after="240" w:line="240" w:lineRule="auto"/>
+      <w:ind w:left="11" w:right="11" w:hanging="11"/>
       <w:jc w:val="center"/>
       <w:outlineLvl w:val="1"/>
     </w:pPr>
@@ -9134,7 +8918,7 @@
       <w:rFonts w:ascii="Times New Roman" w:eastAsia="Times New Roman" w:hAnsi="Times New Roman" w:cs="Times New Roman"/>
       <w:b/>
       <w:color w:val="000000"/>
-      <w:sz w:val="28"/>
+      <w:lang w:val="lv-LV"/>
     </w:rPr>
   </w:style>
   <w:style w:type="paragraph" w:styleId="3">
@@ -9145,7 +8929,7 @@
     <w:uiPriority w:val="9"/>
     <w:unhideWhenUsed/>
     <w:qFormat/>
-    <w:rsid w:val="00F14A0C"/>
+    <w:rsid w:val="00546C5A"/>
     <w:pPr>
       <w:keepNext/>
       <w:keepLines/>
@@ -9153,12 +8937,16 @@
         <w:ilvl w:val="2"/>
         <w:numId w:val="19"/>
       </w:numPr>
-      <w:spacing w:before="40" w:after="0"/>
+      <w:spacing w:before="240" w:after="240" w:line="240" w:lineRule="auto"/>
+      <w:ind w:left="11" w:right="6" w:hanging="11"/>
+      <w:jc w:val="left"/>
       <w:outlineLvl w:val="2"/>
     </w:pPr>
     <w:rPr>
-      <w:rFonts w:asciiTheme="majorHAnsi" w:eastAsiaTheme="majorEastAsia" w:hAnsiTheme="majorHAnsi" w:cstheme="majorBidi"/>
-      <w:color w:val="0A2F40" w:themeColor="accent1" w:themeShade="7F"/>
+      <w:rFonts w:eastAsiaTheme="majorEastAsia"/>
+      <w:b/>
+      <w:bCs/>
+      <w:color w:val="auto"/>
       <w:sz w:val="24"/>
     </w:rPr>
   </w:style>
@@ -9351,21 +9139,26 @@
   <w:style w:type="character" w:customStyle="1" w:styleId="10">
     <w:name w:val="Заголовок 1 Знак"/>
     <w:link w:val="1"/>
+    <w:uiPriority w:val="9"/>
+    <w:rsid w:val="00546C5A"/>
     <w:rPr>
       <w:rFonts w:ascii="Times New Roman" w:eastAsia="Times New Roman" w:hAnsi="Times New Roman" w:cs="Times New Roman"/>
       <w:b/>
       <w:color w:val="000000"/>
       <w:sz w:val="28"/>
+      <w:lang w:val="lv-LV"/>
     </w:rPr>
   </w:style>
   <w:style w:type="character" w:customStyle="1" w:styleId="20">
     <w:name w:val="Заголовок 2 Знак"/>
     <w:link w:val="2"/>
+    <w:uiPriority w:val="9"/>
+    <w:rsid w:val="00546C5A"/>
     <w:rPr>
       <w:rFonts w:ascii="Times New Roman" w:eastAsia="Times New Roman" w:hAnsi="Times New Roman" w:cs="Times New Roman"/>
       <w:b/>
       <w:color w:val="000000"/>
-      <w:sz w:val="28"/>
+      <w:lang w:val="lv-LV"/>
     </w:rPr>
   </w:style>
   <w:style w:type="table" w:customStyle="1" w:styleId="TableGrid">
@@ -9398,10 +9191,11 @@
     <w:basedOn w:val="a0"/>
     <w:link w:val="3"/>
     <w:uiPriority w:val="9"/>
-    <w:rsid w:val="00F14A0C"/>
+    <w:rsid w:val="00546C5A"/>
     <w:rPr>
-      <w:rFonts w:asciiTheme="majorHAnsi" w:eastAsiaTheme="majorEastAsia" w:hAnsiTheme="majorHAnsi" w:cstheme="majorBidi"/>
-      <w:color w:val="0A2F40" w:themeColor="accent1" w:themeShade="7F"/>
+      <w:rFonts w:ascii="Times New Roman" w:eastAsiaTheme="majorEastAsia" w:hAnsi="Times New Roman" w:cs="Times New Roman"/>
+      <w:b/>
+      <w:bCs/>
       <w:lang w:val="lv-LV"/>
     </w:rPr>
   </w:style>
@@ -9610,6 +9404,29 @@
       <w:sz w:val="24"/>
       <w:lang w:val="ru-RU"/>
       <w14:ligatures w14:val="none"/>
+    </w:rPr>
+  </w:style>
+  <w:style w:type="character" w:styleId="a9">
+    <w:name w:val="Hyperlink"/>
+    <w:basedOn w:val="a0"/>
+    <w:uiPriority w:val="99"/>
+    <w:unhideWhenUsed/>
+    <w:rsid w:val="00954753"/>
+    <w:rPr>
+      <w:color w:val="467886" w:themeColor="hyperlink"/>
+      <w:u w:val="single"/>
+    </w:rPr>
+  </w:style>
+  <w:style w:type="character" w:styleId="aa">
+    <w:name w:val="Unresolved Mention"/>
+    <w:basedOn w:val="a0"/>
+    <w:uiPriority w:val="99"/>
+    <w:semiHidden/>
+    <w:unhideWhenUsed/>
+    <w:rsid w:val="00954753"/>
+    <w:rPr>
+      <w:color w:val="605E5C"/>
+      <w:shd w:val="clear" w:color="auto" w:fill="E1DFDD"/>
     </w:rPr>
   </w:style>
 </w:styles>

--- a/KVDDokumentacija_GodotSpele_Sidorcenko.docx
+++ b/KVDDokumentacija_GodotSpele_Sidorcenko.docx
@@ -5535,7 +5535,6 @@
         <w:rPr>
           <w:sz w:val="24"/>
         </w:rPr>
-        <w:lastRenderedPageBreak/>
         <w:t>Progresu var redzēt nākamajā sp</w:t>
       </w:r>
       <w:r>
@@ -5561,6 +5560,7 @@
           <w:bCs/>
           <w:sz w:val="24"/>
         </w:rPr>
+        <w:lastRenderedPageBreak/>
         <w:t>FP.</w:t>
       </w:r>
       <w:r>
@@ -5785,15 +5785,7 @@
           <w:bCs/>
           <w:sz w:val="24"/>
         </w:rPr>
-        <w:t>1</w:t>
-      </w:r>
-      <w:r>
-        <w:rPr>
-          <w:b/>
-          <w:bCs/>
-          <w:sz w:val="24"/>
-        </w:rPr>
-        <w:t>1</w:t>
+        <w:t>11</w:t>
       </w:r>
       <w:r>
         <w:rPr>
@@ -6003,15 +5995,7 @@
           <w:bCs/>
           <w:sz w:val="24"/>
         </w:rPr>
-        <w:t>1</w:t>
-      </w:r>
-      <w:r>
-        <w:rPr>
-          <w:b/>
-          <w:bCs/>
-          <w:sz w:val="24"/>
-        </w:rPr>
-        <w:t>2</w:t>
+        <w:t>12</w:t>
       </w:r>
       <w:r>
         <w:rPr>
@@ -6279,15 +6263,7 @@
           <w:bCs/>
           <w:sz w:val="24"/>
         </w:rPr>
-        <w:t>1</w:t>
-      </w:r>
-      <w:r>
-        <w:rPr>
-          <w:b/>
-          <w:bCs/>
-          <w:sz w:val="24"/>
-        </w:rPr>
-        <w:t>3</w:t>
+        <w:t>13</w:t>
       </w:r>
       <w:r>
         <w:rPr>
@@ -6430,6 +6406,7 @@
         <w:rPr>
           <w:sz w:val="24"/>
         </w:rPr>
+        <w:lastRenderedPageBreak/>
         <w:t xml:space="preserve">Sistēma </w:t>
       </w:r>
       <w:r>
@@ -6515,15 +6492,7 @@
           <w:bCs/>
           <w:sz w:val="24"/>
         </w:rPr>
-        <w:t>1</w:t>
-      </w:r>
-      <w:r>
-        <w:rPr>
-          <w:b/>
-          <w:bCs/>
-          <w:sz w:val="24"/>
-        </w:rPr>
-        <w:t>4</w:t>
+        <w:t>14</w:t>
       </w:r>
       <w:r>
         <w:rPr>
@@ -6809,15 +6778,7 @@
           <w:bCs/>
           <w:sz w:val="24"/>
         </w:rPr>
-        <w:t>1</w:t>
-      </w:r>
-      <w:r>
-        <w:rPr>
-          <w:b/>
-          <w:bCs/>
-          <w:sz w:val="24"/>
-        </w:rPr>
-        <w:t>5</w:t>
+        <w:t>15</w:t>
       </w:r>
       <w:r>
         <w:rPr>
@@ -7057,15 +7018,7 @@
           <w:bCs/>
           <w:sz w:val="24"/>
         </w:rPr>
-        <w:t>1</w:t>
-      </w:r>
-      <w:r>
-        <w:rPr>
-          <w:b/>
-          <w:bCs/>
-          <w:sz w:val="24"/>
-        </w:rPr>
-        <w:t>6</w:t>
+        <w:t>16</w:t>
       </w:r>
       <w:r>
         <w:rPr>
@@ -7293,7 +7246,7 @@
           <w:bCs/>
           <w:sz w:val="24"/>
         </w:rPr>
-        <w:t>1</w:t>
+        <w:t>17</w:t>
       </w:r>
       <w:r>
         <w:rPr>
@@ -7301,7 +7254,7 @@
           <w:bCs/>
           <w:sz w:val="24"/>
         </w:rPr>
-        <w:t>7</w:t>
+        <w:t xml:space="preserve">. </w:t>
       </w:r>
       <w:r>
         <w:rPr>
@@ -7309,14 +7262,6 @@
           <w:bCs/>
           <w:sz w:val="24"/>
         </w:rPr>
-        <w:t xml:space="preserve">. </w:t>
-      </w:r>
-      <w:r>
-        <w:rPr>
-          <w:b/>
-          <w:bCs/>
-          <w:sz w:val="24"/>
-        </w:rPr>
         <w:t>Atgriešanās uz galveno izvēlni</w:t>
       </w:r>
     </w:p>
@@ -7349,13 +7294,7 @@
         <w:rPr>
           <w:sz w:val="24"/>
         </w:rPr>
-        <w:t xml:space="preserve">Nodrošināt </w:t>
-      </w:r>
-      <w:r>
-        <w:rPr>
-          <w:sz w:val="24"/>
-        </w:rPr>
-        <w:t>ātru pāreju uz galveno izvēlni.</w:t>
+        <w:t>Nodrošināt ātru pāreju uz galveno izvēlni.</w:t>
       </w:r>
     </w:p>
     <w:p>
@@ -7373,6 +7312,7 @@
           <w:sz w:val="24"/>
           <w:u w:val="single"/>
         </w:rPr>
+        <w:lastRenderedPageBreak/>
         <w:t>Ievaddati</w:t>
       </w:r>
       <w:proofErr w:type="spellEnd"/>
@@ -7401,13 +7341,7 @@
         <w:rPr>
           <w:sz w:val="24"/>
         </w:rPr>
-        <w:t xml:space="preserve">Lietotājs </w:t>
-      </w:r>
-      <w:r>
-        <w:rPr>
-          <w:sz w:val="24"/>
-        </w:rPr>
-        <w:t>nospiež “Atpa</w:t>
+        <w:t>Lietotājs nospiež “Atpa</w:t>
       </w:r>
       <w:r>
         <w:rPr>
@@ -7535,15 +7469,7 @@
           <w:bCs/>
           <w:sz w:val="24"/>
         </w:rPr>
-        <w:t>1</w:t>
-      </w:r>
-      <w:r>
-        <w:rPr>
-          <w:b/>
-          <w:bCs/>
-          <w:sz w:val="24"/>
-        </w:rPr>
-        <w:t>8</w:t>
+        <w:t>18</w:t>
       </w:r>
       <w:r>
         <w:rPr>
@@ -8244,6 +8170,7 @@
           <w:bCs/>
           <w:sz w:val="24"/>
         </w:rPr>
+        <w:lastRenderedPageBreak/>
         <w:t>FP.</w:t>
       </w:r>
       <w:r>
@@ -8252,15 +8179,7 @@
           <w:bCs/>
           <w:sz w:val="24"/>
         </w:rPr>
-        <w:t>2</w:t>
-      </w:r>
-      <w:r>
-        <w:rPr>
-          <w:b/>
-          <w:bCs/>
-          <w:sz w:val="24"/>
-        </w:rPr>
-        <w:t>1</w:t>
+        <w:t>21</w:t>
       </w:r>
       <w:r>
         <w:rPr>
@@ -8486,15 +8405,7 @@
           <w:bCs/>
           <w:sz w:val="24"/>
         </w:rPr>
-        <w:t>2</w:t>
-      </w:r>
-      <w:r>
-        <w:rPr>
-          <w:b/>
-          <w:bCs/>
-          <w:sz w:val="24"/>
-        </w:rPr>
-        <w:t>2</w:t>
+        <w:t>22</w:t>
       </w:r>
       <w:r>
         <w:rPr>
@@ -8738,27 +8649,10 @@
     </w:p>
     <w:p>
       <w:pPr>
-        <w:pStyle w:val="a3"/>
-        <w:spacing w:after="0" w:line="360" w:lineRule="auto"/>
-        <w:ind w:left="851" w:right="0" w:firstLine="0"/>
-        <w:rPr>
-          <w:sz w:val="24"/>
-        </w:rPr>
-      </w:pPr>
-    </w:p>
-    <w:p>
-      <w:pPr>
-        <w:pStyle w:val="a3"/>
-        <w:spacing w:after="0" w:line="360" w:lineRule="auto"/>
-        <w:ind w:left="851" w:right="0" w:firstLine="0"/>
-        <w:rPr>
-          <w:sz w:val="24"/>
-        </w:rPr>
-      </w:pPr>
-    </w:p>
-    <w:p>
-      <w:pPr>
         <w:pStyle w:val="2"/>
+        <w:rPr>
+          <w:lang w:val="ru-RU"/>
+        </w:rPr>
       </w:pPr>
       <w:bookmarkStart w:id="5" w:name="_Toc212298886"/>
       <w:r>
@@ -8768,6 +8662,660 @@
     </w:p>
     <w:p>
       <w:pPr>
+        <w:spacing w:after="0" w:line="360" w:lineRule="auto"/>
+        <w:ind w:left="0" w:right="0" w:firstLine="851"/>
+        <w:rPr>
+          <w:b/>
+          <w:bCs/>
+          <w:sz w:val="24"/>
+        </w:rPr>
+      </w:pPr>
+      <w:r>
+        <w:rPr>
+          <w:b/>
+          <w:bCs/>
+          <w:sz w:val="24"/>
+        </w:rPr>
+        <w:t xml:space="preserve">NP.1. </w:t>
+      </w:r>
+      <w:r>
+        <w:rPr>
+          <w:b/>
+          <w:bCs/>
+          <w:sz w:val="24"/>
+        </w:rPr>
+        <w:t>Veiktspēja</w:t>
+      </w:r>
+    </w:p>
+    <w:p>
+      <w:pPr>
+        <w:spacing w:after="0" w:line="360" w:lineRule="auto"/>
+        <w:ind w:left="0" w:right="0" w:firstLine="851"/>
+        <w:rPr>
+          <w:sz w:val="24"/>
+        </w:rPr>
+      </w:pPr>
+      <w:r>
+        <w:rPr>
+          <w:sz w:val="24"/>
+        </w:rPr>
+        <w:t>Spēlei jāstrādā ar vismaz 60 kadriem sekundē.</w:t>
+      </w:r>
+    </w:p>
+    <w:p>
+      <w:pPr>
+        <w:spacing w:after="0" w:line="360" w:lineRule="auto"/>
+        <w:ind w:left="0" w:right="0" w:firstLine="851"/>
+        <w:rPr>
+          <w:b/>
+          <w:bCs/>
+          <w:sz w:val="24"/>
+        </w:rPr>
+      </w:pPr>
+      <w:r>
+        <w:rPr>
+          <w:b/>
+          <w:bCs/>
+          <w:sz w:val="24"/>
+        </w:rPr>
+        <w:t>NP.</w:t>
+      </w:r>
+      <w:r>
+        <w:rPr>
+          <w:b/>
+          <w:bCs/>
+          <w:sz w:val="24"/>
+        </w:rPr>
+        <w:t>2</w:t>
+      </w:r>
+      <w:r>
+        <w:rPr>
+          <w:b/>
+          <w:bCs/>
+          <w:sz w:val="24"/>
+        </w:rPr>
+        <w:t xml:space="preserve">. </w:t>
+      </w:r>
+      <w:r>
+        <w:rPr>
+          <w:b/>
+          <w:bCs/>
+          <w:sz w:val="24"/>
+        </w:rPr>
+        <w:t>Saderība</w:t>
+      </w:r>
+    </w:p>
+    <w:p>
+      <w:pPr>
+        <w:spacing w:after="0" w:line="360" w:lineRule="auto"/>
+        <w:ind w:left="0" w:right="0" w:firstLine="851"/>
+        <w:rPr>
+          <w:sz w:val="24"/>
+        </w:rPr>
+      </w:pPr>
+      <w:r>
+        <w:rPr>
+          <w:sz w:val="24"/>
+        </w:rPr>
+        <w:t xml:space="preserve">Spēlei </w:t>
+      </w:r>
+      <w:r>
+        <w:rPr>
+          <w:sz w:val="24"/>
+        </w:rPr>
+        <w:t>jābūt saderīgai vismaz ar Windows operētājsistēm</w:t>
+      </w:r>
+      <w:r>
+        <w:rPr>
+          <w:sz w:val="24"/>
+        </w:rPr>
+        <w:t>u.</w:t>
+      </w:r>
+    </w:p>
+    <w:p>
+      <w:pPr>
+        <w:spacing w:after="0" w:line="360" w:lineRule="auto"/>
+        <w:ind w:left="0" w:right="0" w:firstLine="851"/>
+        <w:rPr>
+          <w:b/>
+          <w:bCs/>
+          <w:sz w:val="24"/>
+        </w:rPr>
+      </w:pPr>
+      <w:r>
+        <w:rPr>
+          <w:b/>
+          <w:bCs/>
+          <w:sz w:val="24"/>
+        </w:rPr>
+        <w:t>NP.</w:t>
+      </w:r>
+      <w:r>
+        <w:rPr>
+          <w:b/>
+          <w:bCs/>
+          <w:sz w:val="24"/>
+        </w:rPr>
+        <w:t>3</w:t>
+      </w:r>
+      <w:r>
+        <w:rPr>
+          <w:b/>
+          <w:bCs/>
+          <w:sz w:val="24"/>
+        </w:rPr>
+        <w:t xml:space="preserve">. </w:t>
+      </w:r>
+      <w:r>
+        <w:rPr>
+          <w:b/>
+          <w:bCs/>
+          <w:sz w:val="24"/>
+        </w:rPr>
+        <w:t>Lietojamība</w:t>
+      </w:r>
+    </w:p>
+    <w:p>
+      <w:pPr>
+        <w:spacing w:after="0" w:line="360" w:lineRule="auto"/>
+        <w:ind w:left="0" w:right="0" w:firstLine="851"/>
+        <w:rPr>
+          <w:sz w:val="24"/>
+        </w:rPr>
+      </w:pPr>
+      <w:r>
+        <w:rPr>
+          <w:sz w:val="24"/>
+        </w:rPr>
+        <w:t>Lietotāja interfeisam jābūt saprotamam un ērti izmantojamam bez apmācības.</w:t>
+      </w:r>
+    </w:p>
+    <w:p>
+      <w:pPr>
+        <w:spacing w:after="0" w:line="360" w:lineRule="auto"/>
+        <w:ind w:left="0" w:right="0" w:firstLine="851"/>
+        <w:rPr>
+          <w:b/>
+          <w:bCs/>
+          <w:sz w:val="24"/>
+        </w:rPr>
+      </w:pPr>
+      <w:r>
+        <w:rPr>
+          <w:b/>
+          <w:bCs/>
+          <w:sz w:val="24"/>
+        </w:rPr>
+        <w:t>NP.</w:t>
+      </w:r>
+      <w:r>
+        <w:rPr>
+          <w:b/>
+          <w:bCs/>
+          <w:sz w:val="24"/>
+        </w:rPr>
+        <w:t>4</w:t>
+      </w:r>
+      <w:r>
+        <w:rPr>
+          <w:b/>
+          <w:bCs/>
+          <w:sz w:val="24"/>
+        </w:rPr>
+        <w:t xml:space="preserve">. </w:t>
+      </w:r>
+      <w:r>
+        <w:rPr>
+          <w:b/>
+          <w:bCs/>
+          <w:sz w:val="24"/>
+        </w:rPr>
+        <w:t>Datu drošība</w:t>
+      </w:r>
+    </w:p>
+    <w:p>
+      <w:pPr>
+        <w:spacing w:after="0" w:line="360" w:lineRule="auto"/>
+        <w:ind w:left="0" w:right="0" w:firstLine="851"/>
+        <w:rPr>
+          <w:sz w:val="24"/>
+        </w:rPr>
+      </w:pPr>
+      <w:r>
+        <w:rPr>
+          <w:sz w:val="24"/>
+        </w:rPr>
+        <w:t>Lietotāja iestatījumi un progress</w:t>
+      </w:r>
+      <w:r>
+        <w:rPr>
+          <w:sz w:val="24"/>
+        </w:rPr>
+        <w:t xml:space="preserve"> jāglabā droši, bez bojājumiem.</w:t>
+      </w:r>
+    </w:p>
+    <w:p>
+      <w:pPr>
+        <w:spacing w:after="0" w:line="360" w:lineRule="auto"/>
+        <w:ind w:left="0" w:right="0" w:firstLine="851"/>
+        <w:rPr>
+          <w:b/>
+          <w:bCs/>
+          <w:sz w:val="24"/>
+        </w:rPr>
+      </w:pPr>
+      <w:r>
+        <w:rPr>
+          <w:b/>
+          <w:bCs/>
+          <w:sz w:val="24"/>
+        </w:rPr>
+        <w:t>NP.</w:t>
+      </w:r>
+      <w:r>
+        <w:rPr>
+          <w:b/>
+          <w:bCs/>
+          <w:sz w:val="24"/>
+        </w:rPr>
+        <w:t>5</w:t>
+      </w:r>
+      <w:r>
+        <w:rPr>
+          <w:b/>
+          <w:bCs/>
+          <w:sz w:val="24"/>
+        </w:rPr>
+        <w:t xml:space="preserve">. </w:t>
+      </w:r>
+      <w:r>
+        <w:rPr>
+          <w:b/>
+          <w:bCs/>
+          <w:sz w:val="24"/>
+        </w:rPr>
+        <w:t>Atjaunošana</w:t>
+      </w:r>
+    </w:p>
+    <w:p>
+      <w:pPr>
+        <w:spacing w:after="0" w:line="360" w:lineRule="auto"/>
+        <w:ind w:left="0" w:right="0" w:firstLine="851"/>
+        <w:rPr>
+          <w:sz w:val="24"/>
+        </w:rPr>
+      </w:pPr>
+      <w:r>
+        <w:rPr>
+          <w:sz w:val="24"/>
+        </w:rPr>
+        <w:t xml:space="preserve">Spēlei jābūt viegli papildināmai ar jauniem līmeņiem un </w:t>
+      </w:r>
+      <w:r>
+        <w:rPr>
+          <w:sz w:val="24"/>
+        </w:rPr>
+        <w:t>funkcijām</w:t>
+      </w:r>
+      <w:r>
+        <w:rPr>
+          <w:sz w:val="24"/>
+        </w:rPr>
+        <w:t>.</w:t>
+      </w:r>
+    </w:p>
+    <w:p>
+      <w:pPr>
+        <w:spacing w:after="0" w:line="360" w:lineRule="auto"/>
+        <w:ind w:left="0" w:right="0" w:firstLine="851"/>
+        <w:rPr>
+          <w:b/>
+          <w:bCs/>
+          <w:sz w:val="24"/>
+          <w:lang w:val="ru-RU"/>
+        </w:rPr>
+      </w:pPr>
+      <w:r>
+        <w:rPr>
+          <w:b/>
+          <w:bCs/>
+          <w:sz w:val="24"/>
+        </w:rPr>
+        <w:t>NP.</w:t>
+      </w:r>
+      <w:r>
+        <w:rPr>
+          <w:b/>
+          <w:bCs/>
+          <w:sz w:val="24"/>
+        </w:rPr>
+        <w:t>6</w:t>
+      </w:r>
+      <w:r>
+        <w:rPr>
+          <w:b/>
+          <w:bCs/>
+          <w:sz w:val="24"/>
+        </w:rPr>
+        <w:t xml:space="preserve">. </w:t>
+      </w:r>
+      <w:r>
+        <w:rPr>
+          <w:b/>
+          <w:bCs/>
+          <w:sz w:val="24"/>
+        </w:rPr>
+        <w:t>Estētika</w:t>
+      </w:r>
+    </w:p>
+    <w:p>
+      <w:pPr>
+        <w:spacing w:after="0" w:line="360" w:lineRule="auto"/>
+        <w:ind w:left="0" w:right="0" w:firstLine="851"/>
+        <w:rPr>
+          <w:sz w:val="24"/>
+        </w:rPr>
+      </w:pPr>
+      <w:r>
+        <w:rPr>
+          <w:sz w:val="24"/>
+        </w:rPr>
+        <w:t>Grafikai un animācijām jābūt vienotā stilā un vizuāli pievilcīgām.</w:t>
+      </w:r>
+    </w:p>
+    <w:p>
+      <w:pPr>
+        <w:spacing w:after="0" w:line="360" w:lineRule="auto"/>
+        <w:ind w:left="0" w:right="0" w:firstLine="851"/>
+        <w:rPr>
+          <w:b/>
+          <w:bCs/>
+          <w:sz w:val="24"/>
+        </w:rPr>
+      </w:pPr>
+      <w:r>
+        <w:rPr>
+          <w:b/>
+          <w:bCs/>
+          <w:sz w:val="24"/>
+        </w:rPr>
+        <w:t>NP.</w:t>
+      </w:r>
+      <w:r>
+        <w:rPr>
+          <w:b/>
+          <w:bCs/>
+          <w:sz w:val="24"/>
+        </w:rPr>
+        <w:t>7</w:t>
+      </w:r>
+      <w:r>
+        <w:rPr>
+          <w:b/>
+          <w:bCs/>
+          <w:sz w:val="24"/>
+        </w:rPr>
+        <w:t xml:space="preserve">. </w:t>
+      </w:r>
+      <w:r>
+        <w:rPr>
+          <w:b/>
+          <w:bCs/>
+          <w:sz w:val="24"/>
+        </w:rPr>
+        <w:t>Koda kvalitāte</w:t>
+      </w:r>
+    </w:p>
+    <w:p>
+      <w:pPr>
+        <w:spacing w:after="0" w:line="360" w:lineRule="auto"/>
+        <w:ind w:left="0" w:right="0" w:firstLine="851"/>
+        <w:rPr>
+          <w:sz w:val="24"/>
+        </w:rPr>
+      </w:pPr>
+      <w:r>
+        <w:rPr>
+          <w:sz w:val="24"/>
+        </w:rPr>
+        <w:t xml:space="preserve">Projekta kodam </w:t>
+      </w:r>
+      <w:r>
+        <w:rPr>
+          <w:sz w:val="24"/>
+        </w:rPr>
+        <w:t>jābūt strukturētam un viegli uzturamam.</w:t>
+      </w:r>
+    </w:p>
+    <w:p>
+      <w:pPr>
+        <w:spacing w:after="0" w:line="360" w:lineRule="auto"/>
+        <w:ind w:left="0" w:right="0" w:firstLine="851"/>
+        <w:rPr>
+          <w:b/>
+          <w:bCs/>
+          <w:sz w:val="24"/>
+        </w:rPr>
+      </w:pPr>
+      <w:r>
+        <w:rPr>
+          <w:b/>
+          <w:bCs/>
+          <w:sz w:val="24"/>
+        </w:rPr>
+        <w:lastRenderedPageBreak/>
+        <w:t>NP.</w:t>
+      </w:r>
+      <w:r>
+        <w:rPr>
+          <w:b/>
+          <w:bCs/>
+          <w:sz w:val="24"/>
+        </w:rPr>
+        <w:t>8</w:t>
+      </w:r>
+      <w:r>
+        <w:rPr>
+          <w:b/>
+          <w:bCs/>
+          <w:sz w:val="24"/>
+        </w:rPr>
+        <w:t xml:space="preserve">. </w:t>
+      </w:r>
+      <w:r>
+        <w:rPr>
+          <w:b/>
+          <w:bCs/>
+          <w:sz w:val="24"/>
+        </w:rPr>
+        <w:t>Atmiņas patēriņš</w:t>
+      </w:r>
+    </w:p>
+    <w:p>
+      <w:pPr>
+        <w:spacing w:after="0" w:line="360" w:lineRule="auto"/>
+        <w:ind w:left="0" w:right="0" w:firstLine="851"/>
+        <w:rPr>
+          <w:sz w:val="24"/>
+        </w:rPr>
+      </w:pPr>
+      <w:r>
+        <w:rPr>
+          <w:sz w:val="24"/>
+        </w:rPr>
+        <w:t xml:space="preserve">Spēles atmiņas patēriņam jābūt ne vairāk kā </w:t>
+      </w:r>
+      <w:r>
+        <w:rPr>
+          <w:sz w:val="24"/>
+        </w:rPr>
+        <w:t>1 GB.</w:t>
+      </w:r>
+    </w:p>
+    <w:p>
+      <w:pPr>
+        <w:spacing w:after="0" w:line="360" w:lineRule="auto"/>
+        <w:ind w:left="0" w:right="0" w:firstLine="851"/>
+        <w:rPr>
+          <w:b/>
+          <w:bCs/>
+          <w:sz w:val="24"/>
+        </w:rPr>
+      </w:pPr>
+      <w:r>
+        <w:rPr>
+          <w:b/>
+          <w:bCs/>
+          <w:sz w:val="24"/>
+        </w:rPr>
+        <w:t>NP.</w:t>
+      </w:r>
+      <w:r>
+        <w:rPr>
+          <w:b/>
+          <w:bCs/>
+          <w:sz w:val="24"/>
+        </w:rPr>
+        <w:t>9</w:t>
+      </w:r>
+      <w:r>
+        <w:rPr>
+          <w:b/>
+          <w:bCs/>
+          <w:sz w:val="24"/>
+        </w:rPr>
+        <w:t xml:space="preserve">. </w:t>
+      </w:r>
+      <w:proofErr w:type="spellStart"/>
+      <w:r>
+        <w:rPr>
+          <w:b/>
+          <w:bCs/>
+          <w:sz w:val="24"/>
+        </w:rPr>
+        <w:t>Ielādes</w:t>
+      </w:r>
+      <w:proofErr w:type="spellEnd"/>
+      <w:r>
+        <w:rPr>
+          <w:b/>
+          <w:bCs/>
+          <w:sz w:val="24"/>
+        </w:rPr>
+        <w:t xml:space="preserve"> indikators</w:t>
+      </w:r>
+    </w:p>
+    <w:p>
+      <w:pPr>
+        <w:spacing w:after="0" w:line="360" w:lineRule="auto"/>
+        <w:ind w:left="0" w:right="0" w:firstLine="851"/>
+        <w:rPr>
+          <w:sz w:val="24"/>
+          <w:lang w:val="ru-RU"/>
+        </w:rPr>
+      </w:pPr>
+      <w:proofErr w:type="spellStart"/>
+      <w:r>
+        <w:rPr>
+          <w:sz w:val="24"/>
+        </w:rPr>
+        <w:t>Ielādes</w:t>
+      </w:r>
+      <w:proofErr w:type="spellEnd"/>
+      <w:r>
+        <w:rPr>
+          <w:sz w:val="24"/>
+        </w:rPr>
+        <w:t xml:space="preserve"> laikā jābūt redzamam progresam </w:t>
+      </w:r>
+      <w:r>
+        <w:rPr>
+          <w:sz w:val="24"/>
+        </w:rPr>
+        <w:t>vai animācijai.</w:t>
+      </w:r>
+    </w:p>
+    <w:p>
+      <w:pPr>
+        <w:spacing w:after="0" w:line="360" w:lineRule="auto"/>
+        <w:ind w:left="0" w:right="0" w:firstLine="851"/>
+        <w:rPr>
+          <w:b/>
+          <w:bCs/>
+          <w:sz w:val="24"/>
+        </w:rPr>
+      </w:pPr>
+      <w:r>
+        <w:rPr>
+          <w:b/>
+          <w:bCs/>
+          <w:sz w:val="24"/>
+        </w:rPr>
+        <w:t>NP.</w:t>
+      </w:r>
+      <w:r>
+        <w:rPr>
+          <w:b/>
+          <w:bCs/>
+          <w:sz w:val="24"/>
+          <w:lang w:val="en-US"/>
+        </w:rPr>
+        <w:t>10</w:t>
+      </w:r>
+      <w:r>
+        <w:rPr>
+          <w:b/>
+          <w:bCs/>
+          <w:sz w:val="24"/>
+        </w:rPr>
+        <w:t xml:space="preserve">. </w:t>
+      </w:r>
+      <w:r>
+        <w:rPr>
+          <w:b/>
+          <w:bCs/>
+          <w:sz w:val="24"/>
+        </w:rPr>
+        <w:t>Starta logs</w:t>
+      </w:r>
+    </w:p>
+    <w:p>
+      <w:pPr>
+        <w:spacing w:after="0" w:line="360" w:lineRule="auto"/>
+        <w:ind w:left="0" w:right="0" w:firstLine="851"/>
+        <w:rPr>
+          <w:sz w:val="24"/>
+        </w:rPr>
+      </w:pPr>
+      <w:r>
+        <w:rPr>
+          <w:sz w:val="24"/>
+        </w:rPr>
+        <w:t>Spēlei jāuzsākas ar galveno izvēlni bez ka</w:t>
+      </w:r>
+      <w:r>
+        <w:rPr>
+          <w:sz w:val="24"/>
+        </w:rPr>
+        <w:t xml:space="preserve">vēšanās vai papildus </w:t>
+      </w:r>
+      <w:proofErr w:type="spellStart"/>
+      <w:r>
+        <w:rPr>
+          <w:sz w:val="24"/>
+        </w:rPr>
+        <w:t>ielādes</w:t>
+      </w:r>
+      <w:proofErr w:type="spellEnd"/>
+      <w:r>
+        <w:rPr>
+          <w:sz w:val="24"/>
+        </w:rPr>
+        <w:t xml:space="preserve"> ekrāniem.</w:t>
+      </w:r>
+    </w:p>
+    <w:p>
+      <w:pPr>
         <w:pStyle w:val="2"/>
       </w:pPr>
       <w:bookmarkStart w:id="6" w:name="_Toc212298887"/>
@@ -8775,6 +9323,50 @@
         <w:t>Gala lietotāja raksturiezīmes</w:t>
       </w:r>
       <w:bookmarkEnd w:id="6"/>
+    </w:p>
+    <w:p>
+      <w:pPr>
+        <w:spacing w:after="0" w:line="360" w:lineRule="auto"/>
+        <w:ind w:left="0" w:right="0" w:firstLine="851"/>
+        <w:rPr>
+          <w:sz w:val="24"/>
+          <w:lang w:val="ru-RU"/>
+        </w:rPr>
+      </w:pPr>
+      <w:r>
+        <w:rPr>
+          <w:sz w:val="24"/>
+        </w:rPr>
+        <w:t>Spēles “</w:t>
+      </w:r>
+      <w:proofErr w:type="spellStart"/>
+      <w:r>
+        <w:rPr>
+          <w:sz w:val="24"/>
+        </w:rPr>
+        <w:t>Light</w:t>
+      </w:r>
+      <w:proofErr w:type="spellEnd"/>
+      <w:r>
+        <w:rPr>
+          <w:sz w:val="24"/>
+        </w:rPr>
+        <w:t xml:space="preserve"> </w:t>
+      </w:r>
+      <w:proofErr w:type="spellStart"/>
+      <w:r>
+        <w:rPr>
+          <w:sz w:val="24"/>
+        </w:rPr>
+        <w:t>Seeker</w:t>
+      </w:r>
+      <w:proofErr w:type="spellEnd"/>
+      <w:r>
+        <w:rPr>
+          <w:sz w:val="24"/>
+        </w:rPr>
+        <w:t>” gala lietotājs ir cilvēks, kurš interesējas par 2D piedzīvojumu un platformas spēlēm. Lietotājs parasti ir 12–30 gadus vecs, taču spēle piemērota ikvienam, kurš vēlas atgūt bērnības sajūtas, spēlējot klasiskas 2D spēles no iepriekšējiem gadiem. Spēle paredzēta izklaidei un piedzīvojumam, tāpēc tai jābūt vienkārši vadāmai, saprotamai un vizuāli pievilcīgai.</w:t>
+      </w:r>
     </w:p>
     <w:p>
       <w:pPr>
@@ -9246,6 +9838,33 @@
         <w:spacing w:after="0" w:line="360" w:lineRule="auto"/>
         <w:ind w:left="0" w:right="0" w:firstLine="851"/>
         <w:rPr>
+          <w:sz w:val="24"/>
+        </w:rPr>
+      </w:pPr>
+      <w:r>
+        <w:rPr>
+          <w:sz w:val="24"/>
+        </w:rPr>
+        <w:t xml:space="preserve">FP </w:t>
+      </w:r>
+      <w:r>
+        <w:rPr>
+          <w:sz w:val="24"/>
+        </w:rPr>
+        <w:t>-</w:t>
+      </w:r>
+      <w:r>
+        <w:rPr>
+          <w:sz w:val="24"/>
+        </w:rPr>
+        <w:t xml:space="preserve"> funkcionālās prasības.</w:t>
+      </w:r>
+    </w:p>
+    <w:p>
+      <w:pPr>
+        <w:spacing w:after="0" w:line="360" w:lineRule="auto"/>
+        <w:ind w:left="0" w:right="0" w:firstLine="851"/>
+        <w:rPr>
           <w:b/>
           <w:sz w:val="24"/>
         </w:rPr>
@@ -9254,7 +9873,25 @@
         <w:rPr>
           <w:sz w:val="24"/>
         </w:rPr>
-        <w:t>FP – funkcionālās prasības.</w:t>
+        <w:t>N</w:t>
+      </w:r>
+      <w:r>
+        <w:rPr>
+          <w:sz w:val="24"/>
+        </w:rPr>
+        <w:t xml:space="preserve">P </w:t>
+      </w:r>
+      <w:r>
+        <w:rPr>
+          <w:sz w:val="24"/>
+        </w:rPr>
+        <w:t>-</w:t>
+      </w:r>
+      <w:r>
+        <w:rPr>
+          <w:sz w:val="24"/>
+        </w:rPr>
+        <w:t xml:space="preserve"> nefunkcionālās prasības.</w:t>
       </w:r>
       <w:r>
         <w:rPr>
@@ -11305,7 +11942,7 @@
   <w:abstractNum w:abstractNumId="17" w15:restartNumberingAfterBreak="0">
     <w:nsid w:val="15227B45"/>
     <w:multiLevelType w:val="multilevel"/>
-    <w:tmpl w:val="85743814"/>
+    <w:tmpl w:val="A08ED00C"/>
     <w:lvl w:ilvl="0">
       <w:start w:val="1"/>
       <w:numFmt w:val="decimal"/>
@@ -20578,7 +21215,7 @@
     <w:uiPriority w:val="9"/>
     <w:unhideWhenUsed/>
     <w:qFormat/>
-    <w:rsid w:val="00546C5A"/>
+    <w:rsid w:val="0073116C"/>
     <w:pPr>
       <w:keepNext/>
       <w:keepLines/>
@@ -20587,7 +21224,7 @@
         <w:numId w:val="19"/>
       </w:numPr>
       <w:spacing w:before="240" w:after="240" w:line="240" w:lineRule="auto"/>
-      <w:ind w:left="11" w:right="11" w:hanging="11"/>
+      <w:ind w:left="0" w:firstLine="0"/>
       <w:jc w:val="center"/>
       <w:outlineLvl w:val="1"/>
     </w:pPr>
@@ -20790,7 +21427,6 @@
   <w:style w:type="character" w:default="1" w:styleId="a0">
     <w:name w:val="Default Paragraph Font"/>
     <w:uiPriority w:val="1"/>
-    <w:semiHidden/>
     <w:unhideWhenUsed/>
   </w:style>
   <w:style w:type="table" w:default="1" w:styleId="a1">
@@ -20831,7 +21467,7 @@
     <w:name w:val="Заголовок 2 Знак"/>
     <w:link w:val="2"/>
     <w:uiPriority w:val="9"/>
-    <w:rsid w:val="00546C5A"/>
+    <w:rsid w:val="0073116C"/>
     <w:rPr>
       <w:rFonts w:ascii="Times New Roman" w:eastAsia="Times New Roman" w:hAnsi="Times New Roman" w:cs="Times New Roman"/>
       <w:b/>

--- a/KVDDokumentacija_GodotSpele_Sidorcenko.docx
+++ b/KVDDokumentacija_GodotSpele_Sidorcenko.docx
@@ -9,9 +9,6 @@
         <w:jc w:val="center"/>
       </w:pPr>
       <w:r>
-        <w:rPr>
-          <w:noProof/>
-        </w:rPr>
         <w:drawing>
           <wp:inline distT="0" distB="0" distL="0" distR="0" wp14:anchorId="004B529F" wp14:editId="64AD3E34">
             <wp:extent cx="1455166" cy="513080"/>
@@ -1626,12 +1623,21 @@
         </w:rPr>
         <w:tab/>
       </w:r>
+      <w:proofErr w:type="spellStart"/>
       <w:r>
         <w:rPr>
           <w:color w:val="auto"/>
           <w:sz w:val="24"/>
         </w:rPr>
-        <w:t xml:space="preserve">Lietojumgadījumu diagramma </w:t>
+        <w:t>Lietojumgadījumu</w:t>
+      </w:r>
+      <w:proofErr w:type="spellEnd"/>
+      <w:r>
+        <w:rPr>
+          <w:color w:val="auto"/>
+          <w:sz w:val="24"/>
+        </w:rPr>
+        <w:t xml:space="preserve"> diagramma </w:t>
       </w:r>
       <w:r>
         <w:rPr>
@@ -1640,7 +1646,47 @@
           <w:color w:val="auto"/>
           <w:sz w:val="24"/>
         </w:rPr>
-        <w:t>(Use Case)</w:t>
+        <w:t>(</w:t>
+      </w:r>
+      <w:proofErr w:type="spellStart"/>
+      <w:r>
+        <w:rPr>
+          <w:i/>
+          <w:iCs/>
+          <w:color w:val="auto"/>
+          <w:sz w:val="24"/>
+        </w:rPr>
+        <w:t>Use</w:t>
+      </w:r>
+      <w:proofErr w:type="spellEnd"/>
+      <w:r>
+        <w:rPr>
+          <w:i/>
+          <w:iCs/>
+          <w:color w:val="auto"/>
+          <w:sz w:val="24"/>
+        </w:rPr>
+        <w:t xml:space="preserve"> </w:t>
+      </w:r>
+      <w:proofErr w:type="spellStart"/>
+      <w:r>
+        <w:rPr>
+          <w:i/>
+          <w:iCs/>
+          <w:color w:val="auto"/>
+          <w:sz w:val="24"/>
+        </w:rPr>
+        <w:t>Case</w:t>
+      </w:r>
+      <w:proofErr w:type="spellEnd"/>
+      <w:r>
+        <w:rPr>
+          <w:i/>
+          <w:iCs/>
+          <w:color w:val="auto"/>
+          <w:sz w:val="24"/>
+        </w:rPr>
+        <w:t>)</w:t>
       </w:r>
       <w:r>
         <w:rPr>
@@ -1728,7 +1774,27 @@
           <w:color w:val="auto"/>
           <w:sz w:val="24"/>
         </w:rPr>
-        <w:t>(Activity)</w:t>
+        <w:t>(</w:t>
+      </w:r>
+      <w:proofErr w:type="spellStart"/>
+      <w:r>
+        <w:rPr>
+          <w:i/>
+          <w:iCs/>
+          <w:color w:val="auto"/>
+          <w:sz w:val="24"/>
+        </w:rPr>
+        <w:t>Activity</w:t>
+      </w:r>
+      <w:proofErr w:type="spellEnd"/>
+      <w:r>
+        <w:rPr>
+          <w:i/>
+          <w:iCs/>
+          <w:color w:val="auto"/>
+          <w:sz w:val="24"/>
+        </w:rPr>
+        <w:t>)</w:t>
       </w:r>
       <w:r>
         <w:rPr>
@@ -1816,7 +1882,27 @@
           <w:color w:val="auto"/>
           <w:sz w:val="24"/>
         </w:rPr>
-        <w:t>(State)</w:t>
+        <w:t>(</w:t>
+      </w:r>
+      <w:proofErr w:type="spellStart"/>
+      <w:r>
+        <w:rPr>
+          <w:i/>
+          <w:iCs/>
+          <w:color w:val="auto"/>
+          <w:sz w:val="24"/>
+        </w:rPr>
+        <w:t>State</w:t>
+      </w:r>
+      <w:proofErr w:type="spellEnd"/>
+      <w:r>
+        <w:rPr>
+          <w:i/>
+          <w:iCs/>
+          <w:color w:val="auto"/>
+          <w:sz w:val="24"/>
+        </w:rPr>
+        <w:t>)</w:t>
       </w:r>
       <w:r>
         <w:rPr>
@@ -3440,9 +3526,6 @@
     <w:p>
       <w:pPr>
         <w:pStyle w:val="2"/>
-        <w:rPr>
-          <w:lang w:val="ru-RU"/>
-        </w:rPr>
       </w:pPr>
       <w:bookmarkStart w:id="4" w:name="_Toc212298885"/>
       <w:r>
@@ -3714,23 +3797,7 @@
           <w:bCs/>
           <w:sz w:val="24"/>
         </w:rPr>
-        <w:t>FP.</w:t>
-      </w:r>
-      <w:r>
-        <w:rPr>
-          <w:b/>
-          <w:bCs/>
-          <w:sz w:val="24"/>
-        </w:rPr>
-        <w:t>2</w:t>
-      </w:r>
-      <w:r>
-        <w:rPr>
-          <w:b/>
-          <w:bCs/>
-          <w:sz w:val="24"/>
-        </w:rPr>
-        <w:t xml:space="preserve">. </w:t>
+        <w:t xml:space="preserve">FP.2. </w:t>
       </w:r>
       <w:r>
         <w:rPr>
@@ -3937,31 +4004,7 @@
           <w:bCs/>
           <w:sz w:val="24"/>
         </w:rPr>
-        <w:t>FP.</w:t>
-      </w:r>
-      <w:r>
-        <w:rPr>
-          <w:b/>
-          <w:bCs/>
-          <w:sz w:val="24"/>
-        </w:rPr>
-        <w:t>3</w:t>
-      </w:r>
-      <w:r>
-        <w:rPr>
-          <w:b/>
-          <w:bCs/>
-          <w:sz w:val="24"/>
-        </w:rPr>
-        <w:t xml:space="preserve">. </w:t>
-      </w:r>
-      <w:r>
-        <w:rPr>
-          <w:b/>
-          <w:bCs/>
-          <w:sz w:val="24"/>
-        </w:rPr>
-        <w:t>Līmeņu saraksta attēlošana</w:t>
+        <w:t>FP.3. Līmeņu saraksta attēlošana</w:t>
       </w:r>
     </w:p>
     <w:p>
@@ -4179,31 +4222,7 @@
           <w:bCs/>
           <w:sz w:val="24"/>
         </w:rPr>
-        <w:t>FP.</w:t>
-      </w:r>
-      <w:r>
-        <w:rPr>
-          <w:b/>
-          <w:bCs/>
-          <w:sz w:val="24"/>
-        </w:rPr>
-        <w:t>4</w:t>
-      </w:r>
-      <w:r>
-        <w:rPr>
-          <w:b/>
-          <w:bCs/>
-          <w:sz w:val="24"/>
-        </w:rPr>
-        <w:t xml:space="preserve">. </w:t>
-      </w:r>
-      <w:r>
-        <w:rPr>
-          <w:b/>
-          <w:bCs/>
-          <w:sz w:val="24"/>
-        </w:rPr>
-        <w:t xml:space="preserve">Līmeņu </w:t>
+        <w:t xml:space="preserve">FP.4. Līmeņu </w:t>
       </w:r>
       <w:r>
         <w:rPr>
@@ -4431,31 +4450,7 @@
           <w:bCs/>
           <w:sz w:val="24"/>
         </w:rPr>
-        <w:t>FP.</w:t>
-      </w:r>
-      <w:r>
-        <w:rPr>
-          <w:b/>
-          <w:bCs/>
-          <w:sz w:val="24"/>
-        </w:rPr>
-        <w:t>5</w:t>
-      </w:r>
-      <w:r>
-        <w:rPr>
-          <w:b/>
-          <w:bCs/>
-          <w:sz w:val="24"/>
-        </w:rPr>
-        <w:t xml:space="preserve">. </w:t>
-      </w:r>
-      <w:r>
-        <w:rPr>
-          <w:b/>
-          <w:bCs/>
-          <w:sz w:val="24"/>
-        </w:rPr>
-        <w:t>Zvaigžņu vērtēšanas</w:t>
+        <w:t>FP.5. Zvaigžņu vērtēšanas</w:t>
       </w:r>
       <w:r>
         <w:rPr>
@@ -4699,15 +4694,7 @@
           <w:bCs/>
           <w:sz w:val="24"/>
         </w:rPr>
-        <w:t xml:space="preserve">. </w:t>
-      </w:r>
-      <w:r>
-        <w:rPr>
-          <w:b/>
-          <w:bCs/>
-          <w:sz w:val="24"/>
-        </w:rPr>
-        <w:t>Līmeņa sākšana</w:t>
+        <w:t>. Līmeņa sākšana</w:t>
       </w:r>
     </w:p>
     <w:p>
@@ -4900,31 +4887,7 @@
           <w:bCs/>
           <w:sz w:val="24"/>
         </w:rPr>
-        <w:t>FP.</w:t>
-      </w:r>
-      <w:r>
-        <w:rPr>
-          <w:b/>
-          <w:bCs/>
-          <w:sz w:val="24"/>
-        </w:rPr>
-        <w:t>7</w:t>
-      </w:r>
-      <w:r>
-        <w:rPr>
-          <w:b/>
-          <w:bCs/>
-          <w:sz w:val="24"/>
-        </w:rPr>
-        <w:t xml:space="preserve">. </w:t>
-      </w:r>
-      <w:r>
-        <w:rPr>
-          <w:b/>
-          <w:bCs/>
-          <w:sz w:val="24"/>
-        </w:rPr>
-        <w:t>Pauzes izvēlne</w:t>
+        <w:t>FP.7. Pauzes izvēlne</w:t>
       </w:r>
     </w:p>
     <w:p>
@@ -5118,31 +5081,7 @@
           <w:bCs/>
           <w:sz w:val="24"/>
         </w:rPr>
-        <w:t>FP.</w:t>
-      </w:r>
-      <w:r>
-        <w:rPr>
-          <w:b/>
-          <w:bCs/>
-          <w:sz w:val="24"/>
-        </w:rPr>
-        <w:t>8</w:t>
-      </w:r>
-      <w:r>
-        <w:rPr>
-          <w:b/>
-          <w:bCs/>
-          <w:sz w:val="24"/>
-        </w:rPr>
-        <w:t xml:space="preserve">. </w:t>
-      </w:r>
-      <w:r>
-        <w:rPr>
-          <w:b/>
-          <w:bCs/>
-          <w:sz w:val="24"/>
-        </w:rPr>
-        <w:t>Līmeņa</w:t>
+        <w:t>FP.8. Līmeņa</w:t>
       </w:r>
       <w:r>
         <w:rPr>
@@ -5350,31 +5289,7 @@
           <w:bCs/>
           <w:sz w:val="24"/>
         </w:rPr>
-        <w:t>FP.</w:t>
-      </w:r>
-      <w:r>
-        <w:rPr>
-          <w:b/>
-          <w:bCs/>
-          <w:sz w:val="24"/>
-        </w:rPr>
-        <w:t>9</w:t>
-      </w:r>
-      <w:r>
-        <w:rPr>
-          <w:b/>
-          <w:bCs/>
-          <w:sz w:val="24"/>
-        </w:rPr>
-        <w:t xml:space="preserve">. </w:t>
-      </w:r>
-      <w:r>
-        <w:rPr>
-          <w:b/>
-          <w:bCs/>
-          <w:sz w:val="24"/>
-        </w:rPr>
-        <w:t>Progresu saglabāšana</w:t>
+        <w:t>FP.9. Progresu saglabāšana</w:t>
       </w:r>
     </w:p>
     <w:p>
@@ -5561,31 +5476,7 @@
           <w:sz w:val="24"/>
         </w:rPr>
         <w:lastRenderedPageBreak/>
-        <w:t>FP.</w:t>
-      </w:r>
-      <w:r>
-        <w:rPr>
-          <w:b/>
-          <w:bCs/>
-          <w:sz w:val="24"/>
-        </w:rPr>
-        <w:t>10</w:t>
-      </w:r>
-      <w:r>
-        <w:rPr>
-          <w:b/>
-          <w:bCs/>
-          <w:sz w:val="24"/>
-        </w:rPr>
-        <w:t xml:space="preserve">. </w:t>
-      </w:r>
-      <w:r>
-        <w:rPr>
-          <w:b/>
-          <w:bCs/>
-          <w:sz w:val="24"/>
-        </w:rPr>
-        <w:t>Progresu saglabāšana</w:t>
+        <w:t>FP.10. Progresu saglabāšana</w:t>
       </w:r>
     </w:p>
     <w:p>
@@ -5777,31 +5668,7 @@
           <w:bCs/>
           <w:sz w:val="24"/>
         </w:rPr>
-        <w:t>FP.</w:t>
-      </w:r>
-      <w:r>
-        <w:rPr>
-          <w:b/>
-          <w:bCs/>
-          <w:sz w:val="24"/>
-        </w:rPr>
-        <w:t>11</w:t>
-      </w:r>
-      <w:r>
-        <w:rPr>
-          <w:b/>
-          <w:bCs/>
-          <w:sz w:val="24"/>
-        </w:rPr>
-        <w:t xml:space="preserve">. </w:t>
-      </w:r>
-      <w:r>
-        <w:rPr>
-          <w:b/>
-          <w:bCs/>
-          <w:sz w:val="24"/>
-        </w:rPr>
-        <w:t>Iestatījumu logs</w:t>
+        <w:t>FP.11. Iestatījumu logs</w:t>
       </w:r>
     </w:p>
     <w:p>
@@ -5987,31 +5854,7 @@
           <w:bCs/>
           <w:sz w:val="24"/>
         </w:rPr>
-        <w:t>FP.</w:t>
-      </w:r>
-      <w:r>
-        <w:rPr>
-          <w:b/>
-          <w:bCs/>
-          <w:sz w:val="24"/>
-        </w:rPr>
-        <w:t>12</w:t>
-      </w:r>
-      <w:r>
-        <w:rPr>
-          <w:b/>
-          <w:bCs/>
-          <w:sz w:val="24"/>
-        </w:rPr>
-        <w:t xml:space="preserve">. </w:t>
-      </w:r>
-      <w:r>
-        <w:rPr>
-          <w:b/>
-          <w:bCs/>
-          <w:sz w:val="24"/>
-        </w:rPr>
-        <w:t>Skaņas skaļuma kontrole</w:t>
+        <w:t>FP.12. Skaņas skaļuma kontrole</w:t>
       </w:r>
     </w:p>
     <w:p>
@@ -6255,31 +6098,7 @@
           <w:bCs/>
           <w:sz w:val="24"/>
         </w:rPr>
-        <w:t>FP.</w:t>
-      </w:r>
-      <w:r>
-        <w:rPr>
-          <w:b/>
-          <w:bCs/>
-          <w:sz w:val="24"/>
-        </w:rPr>
-        <w:t>13</w:t>
-      </w:r>
-      <w:r>
-        <w:rPr>
-          <w:b/>
-          <w:bCs/>
-          <w:sz w:val="24"/>
-        </w:rPr>
-        <w:t xml:space="preserve">. </w:t>
-      </w:r>
-      <w:r>
-        <w:rPr>
-          <w:b/>
-          <w:bCs/>
-          <w:sz w:val="24"/>
-        </w:rPr>
-        <w:t>Veikala attēlošana</w:t>
+        <w:t>FP.13. Veikala attēlošana</w:t>
       </w:r>
     </w:p>
     <w:p>
@@ -6484,31 +6303,7 @@
           <w:bCs/>
           <w:sz w:val="24"/>
         </w:rPr>
-        <w:t>FP.</w:t>
-      </w:r>
-      <w:r>
-        <w:rPr>
-          <w:b/>
-          <w:bCs/>
-          <w:sz w:val="24"/>
-        </w:rPr>
-        <w:t>14</w:t>
-      </w:r>
-      <w:r>
-        <w:rPr>
-          <w:b/>
-          <w:bCs/>
-          <w:sz w:val="24"/>
-        </w:rPr>
-        <w:t xml:space="preserve">. </w:t>
-      </w:r>
-      <w:r>
-        <w:rPr>
-          <w:b/>
-          <w:bCs/>
-          <w:sz w:val="24"/>
-        </w:rPr>
-        <w:t>Pirkuma veikšana veikalā</w:t>
+        <w:t>FP.14. Pirkuma veikšana veikalā</w:t>
       </w:r>
     </w:p>
     <w:p>
@@ -6770,31 +6565,7 @@
           <w:bCs/>
           <w:sz w:val="24"/>
         </w:rPr>
-        <w:t>FP.</w:t>
-      </w:r>
-      <w:r>
-        <w:rPr>
-          <w:b/>
-          <w:bCs/>
-          <w:sz w:val="24"/>
-        </w:rPr>
-        <w:t>15</w:t>
-      </w:r>
-      <w:r>
-        <w:rPr>
-          <w:b/>
-          <w:bCs/>
-          <w:sz w:val="24"/>
-        </w:rPr>
-        <w:t xml:space="preserve">. </w:t>
-      </w:r>
-      <w:r>
-        <w:rPr>
-          <w:b/>
-          <w:bCs/>
-          <w:sz w:val="24"/>
-        </w:rPr>
-        <w:t>Skapja attēlošana</w:t>
+        <w:t>FP.15. Skapja attēlošana</w:t>
       </w:r>
     </w:p>
     <w:p>
@@ -7010,31 +6781,7 @@
           <w:bCs/>
           <w:sz w:val="24"/>
         </w:rPr>
-        <w:t>FP.</w:t>
-      </w:r>
-      <w:r>
-        <w:rPr>
-          <w:b/>
-          <w:bCs/>
-          <w:sz w:val="24"/>
-        </w:rPr>
-        <w:t>16</w:t>
-      </w:r>
-      <w:r>
-        <w:rPr>
-          <w:b/>
-          <w:bCs/>
-          <w:sz w:val="24"/>
-        </w:rPr>
-        <w:t xml:space="preserve">. </w:t>
-      </w:r>
-      <w:r>
-        <w:rPr>
-          <w:b/>
-          <w:bCs/>
-          <w:sz w:val="24"/>
-        </w:rPr>
-        <w:t>Tērpa izvēle</w:t>
+        <w:t>FP.16. Tērpa izvēle</w:t>
       </w:r>
     </w:p>
     <w:p>
@@ -7238,31 +6985,7 @@
           <w:bCs/>
           <w:sz w:val="24"/>
         </w:rPr>
-        <w:t>FP.</w:t>
-      </w:r>
-      <w:r>
-        <w:rPr>
-          <w:b/>
-          <w:bCs/>
-          <w:sz w:val="24"/>
-        </w:rPr>
-        <w:t>17</w:t>
-      </w:r>
-      <w:r>
-        <w:rPr>
-          <w:b/>
-          <w:bCs/>
-          <w:sz w:val="24"/>
-        </w:rPr>
-        <w:t xml:space="preserve">. </w:t>
-      </w:r>
-      <w:r>
-        <w:rPr>
-          <w:b/>
-          <w:bCs/>
-          <w:sz w:val="24"/>
-        </w:rPr>
-        <w:t>Atgriešanās uz galveno izvēlni</w:t>
+        <w:t>FP.17. Atgriešanās uz galveno izvēlni</w:t>
       </w:r>
     </w:p>
     <w:p>
@@ -7461,31 +7184,7 @@
           <w:bCs/>
           <w:sz w:val="24"/>
         </w:rPr>
-        <w:t>FP.</w:t>
-      </w:r>
-      <w:r>
-        <w:rPr>
-          <w:b/>
-          <w:bCs/>
-          <w:sz w:val="24"/>
-        </w:rPr>
-        <w:t>18</w:t>
-      </w:r>
-      <w:r>
-        <w:rPr>
-          <w:b/>
-          <w:bCs/>
-          <w:sz w:val="24"/>
-        </w:rPr>
-        <w:t xml:space="preserve">. </w:t>
-      </w:r>
-      <w:r>
-        <w:rPr>
-          <w:b/>
-          <w:bCs/>
-          <w:sz w:val="24"/>
-        </w:rPr>
-        <w:t>Spēles aizvēršana</w:t>
+        <w:t>FP.18. Spēles aizvēršana</w:t>
       </w:r>
     </w:p>
     <w:p>
@@ -7689,40 +7388,7 @@
           <w:bCs/>
           <w:sz w:val="24"/>
         </w:rPr>
-        <w:t>FP.</w:t>
-      </w:r>
-      <w:r>
-        <w:rPr>
-          <w:b/>
-          <w:bCs/>
-          <w:sz w:val="24"/>
-        </w:rPr>
-        <w:t>1</w:t>
-      </w:r>
-      <w:r>
-        <w:rPr>
-          <w:b/>
-          <w:bCs/>
-          <w:sz w:val="24"/>
-          <w:lang w:val="ru-RU"/>
-        </w:rPr>
-        <w:t>9</w:t>
-      </w:r>
-      <w:r>
-        <w:rPr>
-          <w:b/>
-          <w:bCs/>
-          <w:sz w:val="24"/>
-        </w:rPr>
-        <w:t xml:space="preserve">. </w:t>
-      </w:r>
-      <w:r>
-        <w:rPr>
-          <w:b/>
-          <w:bCs/>
-          <w:sz w:val="24"/>
-        </w:rPr>
-        <w:t>Skaņas efekti</w:t>
+        <w:t>FP.19. Skaņas efekti</w:t>
       </w:r>
     </w:p>
     <w:p>
@@ -7940,31 +7606,7 @@
           <w:bCs/>
           <w:sz w:val="24"/>
         </w:rPr>
-        <w:t>FP.</w:t>
-      </w:r>
-      <w:r>
-        <w:rPr>
-          <w:b/>
-          <w:bCs/>
-          <w:sz w:val="24"/>
-        </w:rPr>
-        <w:t>20</w:t>
-      </w:r>
-      <w:r>
-        <w:rPr>
-          <w:b/>
-          <w:bCs/>
-          <w:sz w:val="24"/>
-        </w:rPr>
-        <w:t xml:space="preserve">. </w:t>
-      </w:r>
-      <w:r>
-        <w:rPr>
-          <w:b/>
-          <w:bCs/>
-          <w:sz w:val="24"/>
-        </w:rPr>
-        <w:t>Fona mūzika</w:t>
+        <w:t>FP.20. Fona mūzika</w:t>
       </w:r>
     </w:p>
     <w:p>
@@ -8171,31 +7813,7 @@
           <w:sz w:val="24"/>
         </w:rPr>
         <w:lastRenderedPageBreak/>
-        <w:t>FP.</w:t>
-      </w:r>
-      <w:r>
-        <w:rPr>
-          <w:b/>
-          <w:bCs/>
-          <w:sz w:val="24"/>
-        </w:rPr>
-        <w:t>21</w:t>
-      </w:r>
-      <w:r>
-        <w:rPr>
-          <w:b/>
-          <w:bCs/>
-          <w:sz w:val="24"/>
-        </w:rPr>
-        <w:t xml:space="preserve">. </w:t>
-      </w:r>
-      <w:r>
-        <w:rPr>
-          <w:b/>
-          <w:bCs/>
-          <w:sz w:val="24"/>
-        </w:rPr>
-        <w:t xml:space="preserve">Nākamā līmeņa </w:t>
+        <w:t xml:space="preserve">FP.21. Nākamā līmeņa </w:t>
       </w:r>
       <w:proofErr w:type="spellStart"/>
       <w:r>
@@ -8397,31 +8015,7 @@
           <w:bCs/>
           <w:sz w:val="24"/>
         </w:rPr>
-        <w:t>FP.</w:t>
-      </w:r>
-      <w:r>
-        <w:rPr>
-          <w:b/>
-          <w:bCs/>
-          <w:sz w:val="24"/>
-        </w:rPr>
-        <w:t>22</w:t>
-      </w:r>
-      <w:r>
-        <w:rPr>
-          <w:b/>
-          <w:bCs/>
-          <w:sz w:val="24"/>
-        </w:rPr>
-        <w:t xml:space="preserve">. </w:t>
-      </w:r>
-      <w:r>
-        <w:rPr>
-          <w:b/>
-          <w:bCs/>
-          <w:sz w:val="24"/>
-        </w:rPr>
-        <w:t>Autom</w:t>
+        <w:t>FP.22. Autom</w:t>
       </w:r>
       <w:r>
         <w:rPr>
@@ -8650,9 +8244,6 @@
     <w:p>
       <w:pPr>
         <w:pStyle w:val="2"/>
-        <w:rPr>
-          <w:lang w:val="ru-RU"/>
-        </w:rPr>
       </w:pPr>
       <w:bookmarkStart w:id="5" w:name="_Toc212298886"/>
       <w:r>
@@ -8718,93 +8309,135 @@
           <w:bCs/>
           <w:sz w:val="24"/>
         </w:rPr>
-        <w:t>NP.</w:t>
-      </w:r>
-      <w:r>
+        <w:t>NP.2. Saderība</w:t>
+      </w:r>
+    </w:p>
+    <w:p>
+      <w:pPr>
+        <w:spacing w:after="0" w:line="360" w:lineRule="auto"/>
+        <w:ind w:left="0" w:right="0" w:firstLine="851"/>
+        <w:rPr>
+          <w:sz w:val="24"/>
+        </w:rPr>
+      </w:pPr>
+      <w:r>
+        <w:rPr>
+          <w:sz w:val="24"/>
+        </w:rPr>
+        <w:t xml:space="preserve">Spēlei </w:t>
+      </w:r>
+      <w:r>
+        <w:rPr>
+          <w:sz w:val="24"/>
+        </w:rPr>
+        <w:t>jābūt saderīgai vismaz ar Windows operētājsistēm</w:t>
+      </w:r>
+      <w:r>
+        <w:rPr>
+          <w:sz w:val="24"/>
+        </w:rPr>
+        <w:t>u.</w:t>
+      </w:r>
+    </w:p>
+    <w:p>
+      <w:pPr>
+        <w:spacing w:after="0" w:line="360" w:lineRule="auto"/>
+        <w:ind w:left="0" w:right="0" w:firstLine="851"/>
         <w:rPr>
           <w:b/>
           <w:bCs/>
           <w:sz w:val="24"/>
         </w:rPr>
-        <w:t>2</w:t>
-      </w:r>
+      </w:pPr>
       <w:r>
         <w:rPr>
           <w:b/>
           <w:bCs/>
           <w:sz w:val="24"/>
         </w:rPr>
-        <w:t xml:space="preserve">. </w:t>
-      </w:r>
-      <w:r>
+        <w:t>NP.3. Lietojamība</w:t>
+      </w:r>
+    </w:p>
+    <w:p>
+      <w:pPr>
+        <w:spacing w:after="0" w:line="360" w:lineRule="auto"/>
+        <w:ind w:left="0" w:right="0" w:firstLine="851"/>
+        <w:rPr>
+          <w:sz w:val="24"/>
+        </w:rPr>
+      </w:pPr>
+      <w:r>
+        <w:rPr>
+          <w:sz w:val="24"/>
+        </w:rPr>
+        <w:t>Lietotāja interfeisam jābūt saprotamam un ērti izmantojamam bez apmācības.</w:t>
+      </w:r>
+    </w:p>
+    <w:p>
+      <w:pPr>
+        <w:spacing w:after="0" w:line="360" w:lineRule="auto"/>
+        <w:ind w:left="0" w:right="0" w:firstLine="851"/>
         <w:rPr>
           <w:b/>
           <w:bCs/>
           <w:sz w:val="24"/>
         </w:rPr>
-        <w:t>Saderība</w:t>
-      </w:r>
-    </w:p>
-    <w:p>
-      <w:pPr>
-        <w:spacing w:after="0" w:line="360" w:lineRule="auto"/>
-        <w:ind w:left="0" w:right="0" w:firstLine="851"/>
-        <w:rPr>
-          <w:sz w:val="24"/>
-        </w:rPr>
-      </w:pPr>
-      <w:r>
-        <w:rPr>
-          <w:sz w:val="24"/>
-        </w:rPr>
-        <w:t xml:space="preserve">Spēlei </w:t>
-      </w:r>
-      <w:r>
-        <w:rPr>
-          <w:sz w:val="24"/>
-        </w:rPr>
-        <w:t>jābūt saderīgai vismaz ar Windows operētājsistēm</w:t>
-      </w:r>
-      <w:r>
-        <w:rPr>
-          <w:sz w:val="24"/>
-        </w:rPr>
-        <w:t>u.</w:t>
-      </w:r>
-    </w:p>
-    <w:p>
-      <w:pPr>
-        <w:spacing w:after="0" w:line="360" w:lineRule="auto"/>
-        <w:ind w:left="0" w:right="0" w:firstLine="851"/>
+      </w:pPr>
+      <w:r>
         <w:rPr>
           <w:b/>
           <w:bCs/>
           <w:sz w:val="24"/>
         </w:rPr>
-      </w:pPr>
+        <w:t xml:space="preserve">NP.4. </w:t>
+      </w:r>
       <w:r>
         <w:rPr>
           <w:b/>
           <w:bCs/>
           <w:sz w:val="24"/>
         </w:rPr>
-        <w:t>NP.</w:t>
-      </w:r>
-      <w:r>
+        <w:t>Datu drošība</w:t>
+      </w:r>
+    </w:p>
+    <w:p>
+      <w:pPr>
+        <w:spacing w:after="0" w:line="360" w:lineRule="auto"/>
+        <w:ind w:left="0" w:right="0" w:firstLine="851"/>
+        <w:rPr>
+          <w:sz w:val="24"/>
+        </w:rPr>
+      </w:pPr>
+      <w:r>
+        <w:rPr>
+          <w:sz w:val="24"/>
+        </w:rPr>
+        <w:t>Lietotāja iestatījumi un progress</w:t>
+      </w:r>
+      <w:r>
+        <w:rPr>
+          <w:sz w:val="24"/>
+        </w:rPr>
+        <w:t xml:space="preserve"> jāglabā droši, bez bojājumiem.</w:t>
+      </w:r>
+    </w:p>
+    <w:p>
+      <w:pPr>
+        <w:spacing w:after="0" w:line="360" w:lineRule="auto"/>
+        <w:ind w:left="0" w:right="0" w:firstLine="851"/>
         <w:rPr>
           <w:b/>
           <w:bCs/>
           <w:sz w:val="24"/>
         </w:rPr>
-        <w:t>3</w:t>
-      </w:r>
+      </w:pPr>
       <w:r>
         <w:rPr>
           <w:b/>
           <w:bCs/>
           <w:sz w:val="24"/>
         </w:rPr>
-        <w:t xml:space="preserve">. </w:t>
+        <w:t xml:space="preserve">NP.5. </w:t>
       </w:r>
       <w:r>
         <w:rPr>
@@ -8812,22 +8445,34 @@
           <w:bCs/>
           <w:sz w:val="24"/>
         </w:rPr>
-        <w:t>Lietojamība</w:t>
-      </w:r>
-    </w:p>
-    <w:p>
-      <w:pPr>
-        <w:spacing w:after="0" w:line="360" w:lineRule="auto"/>
-        <w:ind w:left="0" w:right="0" w:firstLine="851"/>
-        <w:rPr>
-          <w:sz w:val="24"/>
-        </w:rPr>
-      </w:pPr>
-      <w:r>
-        <w:rPr>
-          <w:sz w:val="24"/>
-        </w:rPr>
-        <w:t>Lietotāja interfeisam jābūt saprotamam un ērti izmantojamam bez apmācības.</w:t>
+        <w:t>Atjaunošana</w:t>
+      </w:r>
+    </w:p>
+    <w:p>
+      <w:pPr>
+        <w:spacing w:after="0" w:line="360" w:lineRule="auto"/>
+        <w:ind w:left="0" w:right="0" w:firstLine="851"/>
+        <w:rPr>
+          <w:sz w:val="24"/>
+        </w:rPr>
+      </w:pPr>
+      <w:r>
+        <w:rPr>
+          <w:sz w:val="24"/>
+        </w:rPr>
+        <w:t xml:space="preserve">Spēlei jābūt viegli papildināmai ar jauniem līmeņiem un </w:t>
+      </w:r>
+      <w:r>
+        <w:rPr>
+          <w:sz w:val="24"/>
+        </w:rPr>
+        <w:t>funkcijām</w:t>
+      </w:r>
+      <w:r>
+        <w:rPr>
+          <w:sz w:val="24"/>
+        </w:rPr>
+        <w:t>.</w:t>
       </w:r>
     </w:p>
     <w:p>
@@ -8846,7 +8491,7 @@
           <w:bCs/>
           <w:sz w:val="24"/>
         </w:rPr>
-        <w:t>NP.</w:t>
+        <w:t xml:space="preserve">NP.6. </w:t>
       </w:r>
       <w:r>
         <w:rPr>
@@ -8854,71 +8499,90 @@
           <w:bCs/>
           <w:sz w:val="24"/>
         </w:rPr>
-        <w:t>4</w:t>
-      </w:r>
-      <w:r>
+        <w:t>Estētika</w:t>
+      </w:r>
+    </w:p>
+    <w:p>
+      <w:pPr>
+        <w:spacing w:after="0" w:line="360" w:lineRule="auto"/>
+        <w:ind w:left="0" w:right="0" w:firstLine="851"/>
+        <w:rPr>
+          <w:sz w:val="24"/>
+        </w:rPr>
+      </w:pPr>
+      <w:r>
+        <w:rPr>
+          <w:sz w:val="24"/>
+        </w:rPr>
+        <w:t>Grafikai un animācijām jābūt vienotā stilā un vizuāli pievilcīgām.</w:t>
+      </w:r>
+    </w:p>
+    <w:p>
+      <w:pPr>
+        <w:spacing w:after="0" w:line="360" w:lineRule="auto"/>
+        <w:ind w:left="0" w:right="0" w:firstLine="851"/>
         <w:rPr>
           <w:b/>
           <w:bCs/>
           <w:sz w:val="24"/>
         </w:rPr>
-        <w:t xml:space="preserve">. </w:t>
-      </w:r>
+      </w:pPr>
       <w:r>
         <w:rPr>
           <w:b/>
           <w:bCs/>
           <w:sz w:val="24"/>
         </w:rPr>
-        <w:t>Datu drošība</w:t>
-      </w:r>
-    </w:p>
-    <w:p>
-      <w:pPr>
-        <w:spacing w:after="0" w:line="360" w:lineRule="auto"/>
-        <w:ind w:left="0" w:right="0" w:firstLine="851"/>
-        <w:rPr>
-          <w:sz w:val="24"/>
-        </w:rPr>
-      </w:pPr>
-      <w:r>
-        <w:rPr>
-          <w:sz w:val="24"/>
-        </w:rPr>
-        <w:t>Lietotāja iestatījumi un progress</w:t>
-      </w:r>
-      <w:r>
-        <w:rPr>
-          <w:sz w:val="24"/>
-        </w:rPr>
-        <w:t xml:space="preserve"> jāglabā droši, bez bojājumiem.</w:t>
-      </w:r>
-    </w:p>
-    <w:p>
-      <w:pPr>
-        <w:spacing w:after="0" w:line="360" w:lineRule="auto"/>
-        <w:ind w:left="0" w:right="0" w:firstLine="851"/>
+        <w:t xml:space="preserve">NP.7. </w:t>
+      </w:r>
+      <w:r>
         <w:rPr>
           <w:b/>
           <w:bCs/>
           <w:sz w:val="24"/>
         </w:rPr>
-      </w:pPr>
-      <w:r>
+        <w:t>Koda kvalitāte</w:t>
+      </w:r>
+    </w:p>
+    <w:p>
+      <w:pPr>
+        <w:spacing w:after="0" w:line="360" w:lineRule="auto"/>
+        <w:ind w:left="0" w:right="0" w:firstLine="851"/>
+        <w:rPr>
+          <w:sz w:val="24"/>
+        </w:rPr>
+      </w:pPr>
+      <w:r>
+        <w:rPr>
+          <w:sz w:val="24"/>
+        </w:rPr>
+        <w:t xml:space="preserve">Projekta kodam </w:t>
+      </w:r>
+      <w:r>
+        <w:rPr>
+          <w:sz w:val="24"/>
+        </w:rPr>
+        <w:t>jābūt strukturētam un viegli uzturamam.</w:t>
+      </w:r>
+    </w:p>
+    <w:p>
+      <w:pPr>
+        <w:spacing w:after="0" w:line="360" w:lineRule="auto"/>
+        <w:ind w:left="0" w:right="0" w:firstLine="851"/>
         <w:rPr>
           <w:b/>
           <w:bCs/>
           <w:sz w:val="24"/>
         </w:rPr>
-        <w:t>NP.</w:t>
-      </w:r>
+      </w:pPr>
       <w:r>
         <w:rPr>
           <w:b/>
           <w:bCs/>
           <w:sz w:val="24"/>
         </w:rPr>
-        <w:t>5</w:t>
+        <w:lastRenderedPageBreak/>
+        <w:t xml:space="preserve">NP.8. </w:t>
       </w:r>
       <w:r>
         <w:rPr>
@@ -8926,389 +8590,145 @@
           <w:bCs/>
           <w:sz w:val="24"/>
         </w:rPr>
-        <w:t xml:space="preserve">. </w:t>
-      </w:r>
-      <w:r>
+        <w:t>Atmiņas patēriņš</w:t>
+      </w:r>
+    </w:p>
+    <w:p>
+      <w:pPr>
+        <w:spacing w:after="0" w:line="360" w:lineRule="auto"/>
+        <w:ind w:left="0" w:right="0" w:firstLine="851"/>
+        <w:rPr>
+          <w:sz w:val="24"/>
+        </w:rPr>
+      </w:pPr>
+      <w:r>
+        <w:rPr>
+          <w:sz w:val="24"/>
+        </w:rPr>
+        <w:t xml:space="preserve">Spēles atmiņas patēriņam jābūt ne vairāk kā </w:t>
+      </w:r>
+      <w:r>
+        <w:rPr>
+          <w:sz w:val="24"/>
+        </w:rPr>
+        <w:t>1 GB.</w:t>
+      </w:r>
+    </w:p>
+    <w:p>
+      <w:pPr>
+        <w:spacing w:after="0" w:line="360" w:lineRule="auto"/>
+        <w:ind w:left="0" w:right="0" w:firstLine="851"/>
         <w:rPr>
           <w:b/>
           <w:bCs/>
           <w:sz w:val="24"/>
         </w:rPr>
-        <w:t>Atjaunošana</w:t>
-      </w:r>
-    </w:p>
-    <w:p>
-      <w:pPr>
-        <w:spacing w:after="0" w:line="360" w:lineRule="auto"/>
-        <w:ind w:left="0" w:right="0" w:firstLine="851"/>
-        <w:rPr>
-          <w:sz w:val="24"/>
-        </w:rPr>
-      </w:pPr>
-      <w:r>
-        <w:rPr>
-          <w:sz w:val="24"/>
-        </w:rPr>
-        <w:t xml:space="preserve">Spēlei jābūt viegli papildināmai ar jauniem līmeņiem un </w:t>
-      </w:r>
-      <w:r>
-        <w:rPr>
-          <w:sz w:val="24"/>
-        </w:rPr>
-        <w:t>funkcijām</w:t>
-      </w:r>
-      <w:r>
-        <w:rPr>
-          <w:sz w:val="24"/>
-        </w:rPr>
-        <w:t>.</w:t>
-      </w:r>
-    </w:p>
-    <w:p>
-      <w:pPr>
-        <w:spacing w:after="0" w:line="360" w:lineRule="auto"/>
-        <w:ind w:left="0" w:right="0" w:firstLine="851"/>
+      </w:pPr>
+      <w:r>
         <w:rPr>
           <w:b/>
           <w:bCs/>
           <w:sz w:val="24"/>
-          <w:lang w:val="ru-RU"/>
-        </w:rPr>
-      </w:pPr>
+        </w:rPr>
+        <w:t xml:space="preserve">NP.9. </w:t>
+      </w:r>
+      <w:proofErr w:type="spellStart"/>
       <w:r>
         <w:rPr>
           <w:b/>
           <w:bCs/>
           <w:sz w:val="24"/>
         </w:rPr>
-        <w:t>NP.</w:t>
-      </w:r>
+        <w:t>Ielādes</w:t>
+      </w:r>
+      <w:proofErr w:type="spellEnd"/>
       <w:r>
         <w:rPr>
           <w:b/>
           <w:bCs/>
           <w:sz w:val="24"/>
         </w:rPr>
-        <w:t>6</w:t>
-      </w:r>
-      <w:r>
+        <w:t xml:space="preserve"> indikators</w:t>
+      </w:r>
+    </w:p>
+    <w:p>
+      <w:pPr>
+        <w:spacing w:after="0" w:line="360" w:lineRule="auto"/>
+        <w:ind w:left="0" w:right="0" w:firstLine="851"/>
+        <w:rPr>
+          <w:sz w:val="24"/>
+        </w:rPr>
+      </w:pPr>
+      <w:proofErr w:type="spellStart"/>
+      <w:r>
+        <w:rPr>
+          <w:sz w:val="24"/>
+        </w:rPr>
+        <w:t>Ielādes</w:t>
+      </w:r>
+      <w:proofErr w:type="spellEnd"/>
+      <w:r>
+        <w:rPr>
+          <w:sz w:val="24"/>
+        </w:rPr>
+        <w:t xml:space="preserve"> laikā jābūt redzamam progresam </w:t>
+      </w:r>
+      <w:r>
+        <w:rPr>
+          <w:sz w:val="24"/>
+        </w:rPr>
+        <w:t>vai animācijai.</w:t>
+      </w:r>
+    </w:p>
+    <w:p>
+      <w:pPr>
+        <w:spacing w:after="0" w:line="360" w:lineRule="auto"/>
+        <w:ind w:left="0" w:right="0" w:firstLine="851"/>
         <w:rPr>
           <w:b/>
           <w:bCs/>
           <w:sz w:val="24"/>
         </w:rPr>
-        <w:t xml:space="preserve">. </w:t>
-      </w:r>
+      </w:pPr>
       <w:r>
         <w:rPr>
           <w:b/>
           <w:bCs/>
           <w:sz w:val="24"/>
         </w:rPr>
-        <w:t>Estētika</w:t>
-      </w:r>
-    </w:p>
-    <w:p>
-      <w:pPr>
-        <w:spacing w:after="0" w:line="360" w:lineRule="auto"/>
-        <w:ind w:left="0" w:right="0" w:firstLine="851"/>
-        <w:rPr>
-          <w:sz w:val="24"/>
-        </w:rPr>
-      </w:pPr>
-      <w:r>
-        <w:rPr>
-          <w:sz w:val="24"/>
-        </w:rPr>
-        <w:t>Grafikai un animācijām jābūt vienotā stilā un vizuāli pievilcīgām.</w:t>
-      </w:r>
-    </w:p>
-    <w:p>
-      <w:pPr>
-        <w:spacing w:after="0" w:line="360" w:lineRule="auto"/>
-        <w:ind w:left="0" w:right="0" w:firstLine="851"/>
-        <w:rPr>
-          <w:b/>
-          <w:bCs/>
-          <w:sz w:val="24"/>
-        </w:rPr>
-      </w:pPr>
-      <w:r>
-        <w:rPr>
-          <w:b/>
-          <w:bCs/>
-          <w:sz w:val="24"/>
-        </w:rPr>
-        <w:t>NP.</w:t>
-      </w:r>
-      <w:r>
-        <w:rPr>
-          <w:b/>
-          <w:bCs/>
-          <w:sz w:val="24"/>
-        </w:rPr>
-        <w:t>7</w:t>
-      </w:r>
-      <w:r>
-        <w:rPr>
-          <w:b/>
-          <w:bCs/>
-          <w:sz w:val="24"/>
-        </w:rPr>
-        <w:t xml:space="preserve">. </w:t>
-      </w:r>
-      <w:r>
-        <w:rPr>
-          <w:b/>
-          <w:bCs/>
-          <w:sz w:val="24"/>
-        </w:rPr>
-        <w:t>Koda kvalitāte</w:t>
-      </w:r>
-    </w:p>
-    <w:p>
-      <w:pPr>
-        <w:spacing w:after="0" w:line="360" w:lineRule="auto"/>
-        <w:ind w:left="0" w:right="0" w:firstLine="851"/>
-        <w:rPr>
-          <w:sz w:val="24"/>
-        </w:rPr>
-      </w:pPr>
-      <w:r>
-        <w:rPr>
-          <w:sz w:val="24"/>
-        </w:rPr>
-        <w:t xml:space="preserve">Projekta kodam </w:t>
-      </w:r>
-      <w:r>
-        <w:rPr>
-          <w:sz w:val="24"/>
-        </w:rPr>
-        <w:t>jābūt strukturētam un viegli uzturamam.</w:t>
-      </w:r>
-    </w:p>
-    <w:p>
-      <w:pPr>
-        <w:spacing w:after="0" w:line="360" w:lineRule="auto"/>
-        <w:ind w:left="0" w:right="0" w:firstLine="851"/>
-        <w:rPr>
-          <w:b/>
-          <w:bCs/>
-          <w:sz w:val="24"/>
-        </w:rPr>
-      </w:pPr>
-      <w:r>
-        <w:rPr>
-          <w:b/>
-          <w:bCs/>
-          <w:sz w:val="24"/>
-        </w:rPr>
-        <w:lastRenderedPageBreak/>
-        <w:t>NP.</w:t>
-      </w:r>
-      <w:r>
-        <w:rPr>
-          <w:b/>
-          <w:bCs/>
-          <w:sz w:val="24"/>
-        </w:rPr>
-        <w:t>8</w:t>
-      </w:r>
-      <w:r>
-        <w:rPr>
-          <w:b/>
-          <w:bCs/>
-          <w:sz w:val="24"/>
-        </w:rPr>
-        <w:t xml:space="preserve">. </w:t>
-      </w:r>
-      <w:r>
-        <w:rPr>
-          <w:b/>
-          <w:bCs/>
-          <w:sz w:val="24"/>
-        </w:rPr>
-        <w:t>Atmiņas patēriņš</w:t>
-      </w:r>
-    </w:p>
-    <w:p>
-      <w:pPr>
-        <w:spacing w:after="0" w:line="360" w:lineRule="auto"/>
-        <w:ind w:left="0" w:right="0" w:firstLine="851"/>
-        <w:rPr>
-          <w:sz w:val="24"/>
-        </w:rPr>
-      </w:pPr>
-      <w:r>
-        <w:rPr>
-          <w:sz w:val="24"/>
-        </w:rPr>
-        <w:t xml:space="preserve">Spēles atmiņas patēriņam jābūt ne vairāk kā </w:t>
-      </w:r>
-      <w:r>
-        <w:rPr>
-          <w:sz w:val="24"/>
-        </w:rPr>
-        <w:t>1 GB.</w:t>
-      </w:r>
-    </w:p>
-    <w:p>
-      <w:pPr>
-        <w:spacing w:after="0" w:line="360" w:lineRule="auto"/>
-        <w:ind w:left="0" w:right="0" w:firstLine="851"/>
-        <w:rPr>
-          <w:b/>
-          <w:bCs/>
-          <w:sz w:val="24"/>
-        </w:rPr>
-      </w:pPr>
-      <w:r>
-        <w:rPr>
-          <w:b/>
-          <w:bCs/>
-          <w:sz w:val="24"/>
-        </w:rPr>
-        <w:t>NP.</w:t>
-      </w:r>
-      <w:r>
-        <w:rPr>
-          <w:b/>
-          <w:bCs/>
-          <w:sz w:val="24"/>
-        </w:rPr>
-        <w:t>9</w:t>
-      </w:r>
-      <w:r>
-        <w:rPr>
-          <w:b/>
-          <w:bCs/>
-          <w:sz w:val="24"/>
-        </w:rPr>
-        <w:t xml:space="preserve">. </w:t>
+        <w:t>NP.10. Starta logs</w:t>
+      </w:r>
+    </w:p>
+    <w:p>
+      <w:pPr>
+        <w:spacing w:after="0" w:line="360" w:lineRule="auto"/>
+        <w:ind w:left="0" w:right="0" w:firstLine="851"/>
+        <w:rPr>
+          <w:sz w:val="24"/>
+        </w:rPr>
+      </w:pPr>
+      <w:r>
+        <w:rPr>
+          <w:sz w:val="24"/>
+        </w:rPr>
+        <w:t>Spēlei jāuzsākas ar galveno izvēlni bez ka</w:t>
+      </w:r>
+      <w:r>
+        <w:rPr>
+          <w:sz w:val="24"/>
+        </w:rPr>
+        <w:t xml:space="preserve">vēšanās vai papildus </w:t>
       </w:r>
       <w:proofErr w:type="spellStart"/>
       <w:r>
         <w:rPr>
-          <w:b/>
-          <w:bCs/>
-          <w:sz w:val="24"/>
-        </w:rPr>
-        <w:t>Ielādes</w:t>
+          <w:sz w:val="24"/>
+        </w:rPr>
+        <w:t>ielādes</w:t>
       </w:r>
       <w:proofErr w:type="spellEnd"/>
       <w:r>
         <w:rPr>
-          <w:b/>
-          <w:bCs/>
-          <w:sz w:val="24"/>
-        </w:rPr>
-        <w:t xml:space="preserve"> indikators</w:t>
-      </w:r>
-    </w:p>
-    <w:p>
-      <w:pPr>
-        <w:spacing w:after="0" w:line="360" w:lineRule="auto"/>
-        <w:ind w:left="0" w:right="0" w:firstLine="851"/>
-        <w:rPr>
-          <w:sz w:val="24"/>
-          <w:lang w:val="ru-RU"/>
-        </w:rPr>
-      </w:pPr>
-      <w:proofErr w:type="spellStart"/>
-      <w:r>
-        <w:rPr>
-          <w:sz w:val="24"/>
-        </w:rPr>
-        <w:t>Ielādes</w:t>
-      </w:r>
-      <w:proofErr w:type="spellEnd"/>
-      <w:r>
-        <w:rPr>
-          <w:sz w:val="24"/>
-        </w:rPr>
-        <w:t xml:space="preserve"> laikā jābūt redzamam progresam </w:t>
-      </w:r>
-      <w:r>
-        <w:rPr>
-          <w:sz w:val="24"/>
-        </w:rPr>
-        <w:t>vai animācijai.</w:t>
-      </w:r>
-    </w:p>
-    <w:p>
-      <w:pPr>
-        <w:spacing w:after="0" w:line="360" w:lineRule="auto"/>
-        <w:ind w:left="0" w:right="0" w:firstLine="851"/>
-        <w:rPr>
-          <w:b/>
-          <w:bCs/>
-          <w:sz w:val="24"/>
-        </w:rPr>
-      </w:pPr>
-      <w:r>
-        <w:rPr>
-          <w:b/>
-          <w:bCs/>
-          <w:sz w:val="24"/>
-        </w:rPr>
-        <w:t>NP.</w:t>
-      </w:r>
-      <w:r>
-        <w:rPr>
-          <w:b/>
-          <w:bCs/>
-          <w:sz w:val="24"/>
-          <w:lang w:val="en-US"/>
-        </w:rPr>
-        <w:t>10</w:t>
-      </w:r>
-      <w:r>
-        <w:rPr>
-          <w:b/>
-          <w:bCs/>
-          <w:sz w:val="24"/>
-        </w:rPr>
-        <w:t xml:space="preserve">. </w:t>
-      </w:r>
-      <w:r>
-        <w:rPr>
-          <w:b/>
-          <w:bCs/>
-          <w:sz w:val="24"/>
-        </w:rPr>
-        <w:t>Starta logs</w:t>
-      </w:r>
-    </w:p>
-    <w:p>
-      <w:pPr>
-        <w:spacing w:after="0" w:line="360" w:lineRule="auto"/>
-        <w:ind w:left="0" w:right="0" w:firstLine="851"/>
-        <w:rPr>
-          <w:sz w:val="24"/>
-        </w:rPr>
-      </w:pPr>
-      <w:r>
-        <w:rPr>
-          <w:sz w:val="24"/>
-        </w:rPr>
-        <w:t>Spēlei jāuzsākas ar galveno izvēlni bez ka</w:t>
-      </w:r>
-      <w:r>
-        <w:rPr>
-          <w:sz w:val="24"/>
-        </w:rPr>
-        <w:t xml:space="preserve">vēšanās vai papildus </w:t>
-      </w:r>
-      <w:proofErr w:type="spellStart"/>
-      <w:r>
-        <w:rPr>
-          <w:sz w:val="24"/>
-        </w:rPr>
-        <w:t>ielādes</w:t>
-      </w:r>
-      <w:proofErr w:type="spellEnd"/>
-      <w:r>
-        <w:rPr>
           <w:sz w:val="24"/>
         </w:rPr>
         <w:t xml:space="preserve"> ekrāniem.</w:t>
@@ -9330,7 +8750,6 @@
         <w:ind w:left="0" w:right="0" w:firstLine="851"/>
         <w:rPr>
           <w:sz w:val="24"/>
-          <w:lang w:val="ru-RU"/>
         </w:rPr>
       </w:pPr>
       <w:r>
@@ -9395,6 +8814,70 @@
     </w:p>
     <w:p>
       <w:pPr>
+        <w:pStyle w:val="a8"/>
+        <w:spacing w:before="0" w:beforeAutospacing="0" w:after="0" w:afterAutospacing="0" w:line="360" w:lineRule="auto"/>
+        <w:ind w:firstLine="851"/>
+        <w:contextualSpacing/>
+        <w:jc w:val="both"/>
+        <w:rPr>
+          <w:lang w:val="lv-LV"/>
+        </w:rPr>
+      </w:pPr>
+      <w:r>
+        <w:rPr>
+          <w:lang w:val="lv-LV"/>
+        </w:rPr>
+        <w:t>Šajā nodaļā tiek aprakstīti visi rīki un tehnoloģijas, kas tika izmantoti spēles “</w:t>
+      </w:r>
+      <w:proofErr w:type="spellStart"/>
+      <w:r>
+        <w:rPr>
+          <w:lang w:val="lv-LV"/>
+        </w:rPr>
+        <w:t>Light</w:t>
+      </w:r>
+      <w:proofErr w:type="spellEnd"/>
+      <w:r>
+        <w:rPr>
+          <w:lang w:val="lv-LV"/>
+        </w:rPr>
+        <w:t xml:space="preserve"> </w:t>
+      </w:r>
+      <w:proofErr w:type="spellStart"/>
+      <w:r>
+        <w:rPr>
+          <w:lang w:val="lv-LV"/>
+        </w:rPr>
+        <w:t>Seeker</w:t>
+      </w:r>
+      <w:proofErr w:type="spellEnd"/>
+      <w:r>
+        <w:rPr>
+          <w:lang w:val="lv-LV"/>
+        </w:rPr>
+        <w:t>” izstrādes procesā, kā arī sniegts pamatojums to izvēlei. Autors analizē izmantoto programmēšanas valodu, izstrādes vidi un citas nepieciešamās programmas, kas palīdzēja realizēt projekta mērķus. Tiek izskaidrots, kāpēc konkrētie risinājumi tika izvēlēti, ņemot vērā projekta prasības, autora zināšanu līmeni un tehniskās iespējas.</w:t>
+      </w:r>
+    </w:p>
+    <w:p>
+      <w:pPr>
+        <w:pStyle w:val="a8"/>
+        <w:spacing w:before="0" w:beforeAutospacing="0" w:after="0" w:afterAutospacing="0" w:line="360" w:lineRule="auto"/>
+        <w:ind w:firstLine="851"/>
+        <w:contextualSpacing/>
+        <w:jc w:val="both"/>
+        <w:rPr>
+          <w:lang w:val="lv-LV"/>
+        </w:rPr>
+      </w:pPr>
+      <w:r>
+        <w:rPr>
+          <w:lang w:val="lv-LV"/>
+        </w:rPr>
+        <w:t>Tāpat šajā nodaļā tiek apskatīti arī alternatīvie risinājumi — citi rīki un valodas, kas potenciāli varētu tikt izmantoti līdzīga tipa spēles izstrādei. Tiek norādīti to plusi un mīnusi, salīdzinot ar izvēlēto risinājumu. Šī analīze palīdz pamatot, ka izvēlētā pieeja ir visefektīvākā konkrētajam projektam un atbilst gan funkcionālajām, gan nefunkcionālajām prasībām.</w:t>
+      </w:r>
+    </w:p>
+    <w:p>
+      <w:pPr>
         <w:pStyle w:val="2"/>
       </w:pPr>
       <w:bookmarkStart w:id="8" w:name="_Toc212298889"/>
@@ -9405,16 +8888,723 @@
     </w:p>
     <w:p>
       <w:pPr>
-        <w:pStyle w:val="2"/>
-      </w:pPr>
-      <w:bookmarkStart w:id="9" w:name="_Toc212298890"/>
-      <w:r>
-        <w:t xml:space="preserve">Iespējamo </w:t>
-      </w:r>
+        <w:pStyle w:val="a8"/>
+        <w:spacing w:before="0" w:beforeAutospacing="0" w:after="0" w:afterAutospacing="0" w:line="360" w:lineRule="auto"/>
+        <w:ind w:firstLine="851"/>
+        <w:contextualSpacing/>
+        <w:jc w:val="both"/>
+      </w:pPr>
+      <w:r>
+        <w:rPr>
+          <w:lang w:val="lv-LV"/>
+        </w:rPr>
+        <w:t>Lai nodrošinātu kvalitatīvu un efektīvu spēles izstrādes procesu, darbā tiek izmantoti vairāki rīki un tehnoloģijas, kas savstarpēji papildina viens otru un ļauj sasniegt vēlamo rezultātu.</w:t>
+      </w:r>
+    </w:p>
+    <w:p>
+      <w:pPr>
+        <w:pStyle w:val="a8"/>
+        <w:numPr>
+          <w:ilvl w:val="1"/>
+          <w:numId w:val="21"/>
+        </w:numPr>
+        <w:spacing w:before="0" w:beforeAutospacing="0" w:after="0" w:afterAutospacing="0" w:line="360" w:lineRule="auto"/>
+        <w:ind w:left="0" w:firstLine="851"/>
+        <w:contextualSpacing/>
+        <w:jc w:val="both"/>
+        <w:rPr>
+          <w:b/>
+          <w:bCs/>
+        </w:rPr>
+      </w:pPr>
+      <w:proofErr w:type="spellStart"/>
+      <w:r>
+        <w:rPr>
+          <w:b/>
+          <w:bCs/>
+          <w:lang w:val="lv-LV"/>
+        </w:rPr>
+        <w:t>Godot</w:t>
+      </w:r>
+      <w:proofErr w:type="spellEnd"/>
+      <w:r>
+        <w:rPr>
+          <w:b/>
+          <w:bCs/>
+          <w:lang w:val="lv-LV"/>
+        </w:rPr>
+        <w:t xml:space="preserve"> </w:t>
+      </w:r>
+      <w:proofErr w:type="spellStart"/>
+      <w:r>
+        <w:rPr>
+          <w:b/>
+          <w:bCs/>
+          <w:lang w:val="lv-LV"/>
+        </w:rPr>
+        <w:t>Engine</w:t>
+      </w:r>
+      <w:proofErr w:type="spellEnd"/>
+    </w:p>
+    <w:p>
+      <w:pPr>
+        <w:pStyle w:val="a8"/>
+        <w:spacing w:before="0" w:beforeAutospacing="0" w:after="0" w:afterAutospacing="0" w:line="360" w:lineRule="auto"/>
+        <w:ind w:firstLine="851"/>
+        <w:contextualSpacing/>
+        <w:jc w:val="both"/>
+        <w:rPr>
+          <w:lang w:val="lv-LV"/>
+        </w:rPr>
+      </w:pPr>
+      <w:r>
+        <w:rPr>
+          <w:rStyle w:val="ab"/>
+          <w:b w:val="0"/>
+          <w:bCs w:val="0"/>
+          <w:lang w:val="lv-LV"/>
+        </w:rPr>
+        <w:t>Galvenā izstrādes vide</w:t>
+      </w:r>
+      <w:r>
+        <w:rPr>
+          <w:lang w:val="lv-LV"/>
+        </w:rPr>
+        <w:t xml:space="preserve"> ir </w:t>
+      </w:r>
+      <w:proofErr w:type="spellStart"/>
+      <w:r>
+        <w:rPr>
+          <w:rStyle w:val="ac"/>
+          <w:i w:val="0"/>
+          <w:iCs w:val="0"/>
+          <w:lang w:val="lv-LV"/>
+        </w:rPr>
+        <w:t>Godot</w:t>
+      </w:r>
+      <w:proofErr w:type="spellEnd"/>
+      <w:r>
+        <w:rPr>
+          <w:rStyle w:val="ac"/>
+          <w:i w:val="0"/>
+          <w:iCs w:val="0"/>
+          <w:lang w:val="lv-LV"/>
+        </w:rPr>
+        <w:t xml:space="preserve"> </w:t>
+      </w:r>
+      <w:proofErr w:type="spellStart"/>
+      <w:r>
+        <w:rPr>
+          <w:rStyle w:val="ac"/>
+          <w:i w:val="0"/>
+          <w:iCs w:val="0"/>
+          <w:lang w:val="lv-LV"/>
+        </w:rPr>
+        <w:t>Engine</w:t>
+      </w:r>
+      <w:proofErr w:type="spellEnd"/>
       <w:r>
         <w:rPr>
           <w:i/>
           <w:iCs/>
+          <w:lang w:val="lv-LV"/>
+        </w:rPr>
+        <w:t>.</w:t>
+      </w:r>
+      <w:r>
+        <w:rPr>
+          <w:lang w:val="lv-LV"/>
+        </w:rPr>
+        <w:t xml:space="preserve"> Tā ir moderna, atvērtā koda spēļu izstrādes vide, kas piedāvā plašas iespējas 2D projektu veidošanai. </w:t>
+      </w:r>
+      <w:proofErr w:type="spellStart"/>
+      <w:r>
+        <w:rPr>
+          <w:lang w:val="lv-LV"/>
+        </w:rPr>
+        <w:t>Godot</w:t>
+      </w:r>
+      <w:proofErr w:type="spellEnd"/>
+      <w:r>
+        <w:rPr>
+          <w:lang w:val="lv-LV"/>
+        </w:rPr>
+        <w:t xml:space="preserve"> ir ērts interfeiss, viegli pārskatāma struktūra un ļoti labs 2D atbalsts, kas ir būtiski šī projekta ietvaros. Šis dzinējs ļauj izveidot spēles mehānikas, animācijas un vadību vienotā vidē, neizmantojot ārējos papildinājumus.</w:t>
+      </w:r>
+    </w:p>
+    <w:p>
+      <w:pPr>
+        <w:pStyle w:val="a8"/>
+        <w:numPr>
+          <w:ilvl w:val="1"/>
+          <w:numId w:val="21"/>
+        </w:numPr>
+        <w:spacing w:before="0" w:beforeAutospacing="0" w:after="0" w:afterAutospacing="0" w:line="360" w:lineRule="auto"/>
+        <w:ind w:left="0" w:firstLine="851"/>
+        <w:contextualSpacing/>
+        <w:jc w:val="both"/>
+        <w:rPr>
+          <w:b/>
+          <w:bCs/>
+          <w:lang w:val="lv-LV"/>
+        </w:rPr>
+      </w:pPr>
+      <w:proofErr w:type="spellStart"/>
+      <w:r>
+        <w:rPr>
+          <w:b/>
+          <w:bCs/>
+          <w:lang w:val="lv-LV"/>
+        </w:rPr>
+        <w:t>GDScript</w:t>
+      </w:r>
+      <w:proofErr w:type="spellEnd"/>
+    </w:p>
+    <w:p>
+      <w:pPr>
+        <w:pStyle w:val="a8"/>
+        <w:spacing w:before="0" w:beforeAutospacing="0" w:after="0" w:afterAutospacing="0" w:line="360" w:lineRule="auto"/>
+        <w:ind w:firstLine="851"/>
+        <w:contextualSpacing/>
+        <w:jc w:val="both"/>
+        <w:rPr>
+          <w:lang w:val="lv-LV"/>
+        </w:rPr>
+      </w:pPr>
+      <w:r>
+        <w:rPr>
+          <w:lang w:val="lv-LV"/>
+        </w:rPr>
+        <w:t xml:space="preserve">Kā </w:t>
+      </w:r>
+      <w:r>
+        <w:rPr>
+          <w:rStyle w:val="ab"/>
+          <w:b w:val="0"/>
+          <w:bCs w:val="0"/>
+          <w:lang w:val="lv-LV"/>
+        </w:rPr>
+        <w:t>programmēšanas valoda</w:t>
+      </w:r>
+      <w:r>
+        <w:rPr>
+          <w:lang w:val="lv-LV"/>
+        </w:rPr>
+        <w:t xml:space="preserve"> tiek izmantots </w:t>
+      </w:r>
+      <w:proofErr w:type="spellStart"/>
+      <w:r>
+        <w:rPr>
+          <w:rStyle w:val="ac"/>
+          <w:i w:val="0"/>
+          <w:iCs w:val="0"/>
+          <w:lang w:val="lv-LV"/>
+        </w:rPr>
+        <w:t>GDScript</w:t>
+      </w:r>
+      <w:proofErr w:type="spellEnd"/>
+      <w:r>
+        <w:rPr>
+          <w:lang w:val="lv-LV"/>
+        </w:rPr>
+        <w:t xml:space="preserve">, kas ir speciāli izstrādāta </w:t>
+      </w:r>
+      <w:proofErr w:type="spellStart"/>
+      <w:r>
+        <w:rPr>
+          <w:lang w:val="lv-LV"/>
+        </w:rPr>
+        <w:t>Godot</w:t>
+      </w:r>
+      <w:proofErr w:type="spellEnd"/>
+      <w:r>
+        <w:rPr>
+          <w:lang w:val="lv-LV"/>
+        </w:rPr>
+        <w:t xml:space="preserve"> dzinējam. Tā ir līdzīga </w:t>
+      </w:r>
+      <w:proofErr w:type="spellStart"/>
+      <w:r>
+        <w:rPr>
+          <w:lang w:val="lv-LV"/>
+        </w:rPr>
+        <w:t>Python</w:t>
+      </w:r>
+      <w:proofErr w:type="spellEnd"/>
+      <w:r>
+        <w:rPr>
+          <w:lang w:val="lv-LV"/>
+        </w:rPr>
+        <w:t xml:space="preserve"> sintaksei, kas padara to viegli apgūstamu un ļauj koncentrēties uz loģiku, nevis tehniskām detaļām. </w:t>
+      </w:r>
+      <w:proofErr w:type="spellStart"/>
+      <w:r>
+        <w:rPr>
+          <w:lang w:val="lv-LV"/>
+        </w:rPr>
+        <w:t>GDScript</w:t>
+      </w:r>
+      <w:proofErr w:type="spellEnd"/>
+      <w:r>
+        <w:rPr>
+          <w:lang w:val="lv-LV"/>
+        </w:rPr>
+        <w:t xml:space="preserve"> nodrošina labu veiktspēju un ātru izstrādes tempu, kas ir būtiski kvalifikācijas darba ietvaros.</w:t>
+      </w:r>
+    </w:p>
+    <w:p>
+      <w:pPr>
+        <w:pStyle w:val="a8"/>
+        <w:numPr>
+          <w:ilvl w:val="1"/>
+          <w:numId w:val="21"/>
+        </w:numPr>
+        <w:spacing w:before="0" w:beforeAutospacing="0" w:after="0" w:afterAutospacing="0" w:line="360" w:lineRule="auto"/>
+        <w:ind w:left="0" w:firstLine="851"/>
+        <w:contextualSpacing/>
+        <w:jc w:val="both"/>
+        <w:rPr>
+          <w:b/>
+          <w:bCs/>
+          <w:lang w:val="lv-LV"/>
+        </w:rPr>
+      </w:pPr>
+      <w:proofErr w:type="spellStart"/>
+      <w:r>
+        <w:rPr>
+          <w:b/>
+          <w:bCs/>
+          <w:lang w:val="lv-LV"/>
+        </w:rPr>
+        <w:t>Visual</w:t>
+      </w:r>
+      <w:proofErr w:type="spellEnd"/>
+      <w:r>
+        <w:rPr>
+          <w:b/>
+          <w:bCs/>
+          <w:lang w:val="lv-LV"/>
+        </w:rPr>
+        <w:t xml:space="preserve"> </w:t>
+      </w:r>
+      <w:proofErr w:type="spellStart"/>
+      <w:r>
+        <w:rPr>
+          <w:b/>
+          <w:bCs/>
+          <w:lang w:val="lv-LV"/>
+        </w:rPr>
+        <w:t>Studio</w:t>
+      </w:r>
+      <w:proofErr w:type="spellEnd"/>
+      <w:r>
+        <w:rPr>
+          <w:b/>
+          <w:bCs/>
+          <w:lang w:val="lv-LV"/>
+        </w:rPr>
+        <w:t xml:space="preserve"> Code</w:t>
+      </w:r>
+    </w:p>
+    <w:p>
+      <w:pPr>
+        <w:pStyle w:val="a8"/>
+        <w:spacing w:before="0" w:beforeAutospacing="0" w:after="0" w:afterAutospacing="0" w:line="360" w:lineRule="auto"/>
+        <w:ind w:firstLine="851"/>
+        <w:contextualSpacing/>
+        <w:jc w:val="both"/>
+        <w:rPr>
+          <w:lang w:val="lv-LV"/>
+        </w:rPr>
+      </w:pPr>
+      <w:r>
+        <w:rPr>
+          <w:lang w:val="lv-LV"/>
+        </w:rPr>
+        <w:t xml:space="preserve">Papildu tiek izmantots </w:t>
+      </w:r>
+      <w:proofErr w:type="spellStart"/>
+      <w:r>
+        <w:rPr>
+          <w:rStyle w:val="ab"/>
+          <w:b w:val="0"/>
+          <w:bCs w:val="0"/>
+          <w:lang w:val="lv-LV"/>
+        </w:rPr>
+        <w:t>Visual</w:t>
+      </w:r>
+      <w:proofErr w:type="spellEnd"/>
+      <w:r>
+        <w:rPr>
+          <w:rStyle w:val="ab"/>
+          <w:b w:val="0"/>
+          <w:bCs w:val="0"/>
+          <w:lang w:val="lv-LV"/>
+        </w:rPr>
+        <w:t xml:space="preserve"> </w:t>
+      </w:r>
+      <w:proofErr w:type="spellStart"/>
+      <w:r>
+        <w:rPr>
+          <w:rStyle w:val="ab"/>
+          <w:b w:val="0"/>
+          <w:bCs w:val="0"/>
+          <w:lang w:val="lv-LV"/>
+        </w:rPr>
+        <w:t>Studio</w:t>
+      </w:r>
+      <w:proofErr w:type="spellEnd"/>
+      <w:r>
+        <w:rPr>
+          <w:rStyle w:val="ab"/>
+          <w:b w:val="0"/>
+          <w:bCs w:val="0"/>
+          <w:lang w:val="lv-LV"/>
+        </w:rPr>
+        <w:t xml:space="preserve"> Code</w:t>
+      </w:r>
+      <w:r>
+        <w:rPr>
+          <w:lang w:val="lv-LV"/>
+        </w:rPr>
+        <w:t xml:space="preserve">, kas kalpo kā ērts un funkcionāls koda redaktors. Tas piedāvā sintakses izcelšanu, automātisku formatēšanu, kļūdu pārbaudi un integrāciju ar </w:t>
+      </w:r>
+      <w:proofErr w:type="spellStart"/>
+      <w:r>
+        <w:rPr>
+          <w:lang w:val="lv-LV"/>
+        </w:rPr>
+        <w:t>GitHub</w:t>
+      </w:r>
+      <w:proofErr w:type="spellEnd"/>
+      <w:r>
+        <w:rPr>
+          <w:lang w:val="lv-LV"/>
+        </w:rPr>
+        <w:t>, kas būtiski paātrina darbu.</w:t>
+      </w:r>
+    </w:p>
+    <w:p>
+      <w:pPr>
+        <w:pStyle w:val="a8"/>
+        <w:numPr>
+          <w:ilvl w:val="1"/>
+          <w:numId w:val="21"/>
+        </w:numPr>
+        <w:spacing w:before="0" w:beforeAutospacing="0" w:after="0" w:afterAutospacing="0" w:line="360" w:lineRule="auto"/>
+        <w:ind w:left="0" w:firstLine="851"/>
+        <w:contextualSpacing/>
+        <w:jc w:val="both"/>
+        <w:rPr>
+          <w:b/>
+          <w:bCs/>
+          <w:lang w:val="lv-LV"/>
+        </w:rPr>
+      </w:pPr>
+      <w:proofErr w:type="spellStart"/>
+      <w:r>
+        <w:rPr>
+          <w:b/>
+          <w:bCs/>
+          <w:lang w:val="lv-LV"/>
+        </w:rPr>
+        <w:t>GitHub</w:t>
+      </w:r>
+      <w:proofErr w:type="spellEnd"/>
+    </w:p>
+    <w:p>
+      <w:pPr>
+        <w:pStyle w:val="a8"/>
+        <w:spacing w:before="0" w:beforeAutospacing="0" w:after="0" w:afterAutospacing="0" w:line="360" w:lineRule="auto"/>
+        <w:ind w:firstLine="851"/>
+        <w:contextualSpacing/>
+        <w:jc w:val="both"/>
+        <w:rPr>
+          <w:lang w:val="lv-LV"/>
+        </w:rPr>
+      </w:pPr>
+      <w:r>
+        <w:rPr>
+          <w:lang w:val="lv-LV"/>
+        </w:rPr>
+        <w:t xml:space="preserve">Lai nodrošinātu versiju kontroli un failu drošu glabāšanu, tiek izmantots </w:t>
+      </w:r>
+      <w:proofErr w:type="spellStart"/>
+      <w:r>
+        <w:rPr>
+          <w:rStyle w:val="ab"/>
+          <w:b w:val="0"/>
+          <w:bCs w:val="0"/>
+          <w:lang w:val="lv-LV"/>
+        </w:rPr>
+        <w:t>GitHub</w:t>
+      </w:r>
+      <w:proofErr w:type="spellEnd"/>
+      <w:r>
+        <w:rPr>
+          <w:lang w:val="lv-LV"/>
+        </w:rPr>
+        <w:t>. Tas ļauj saglabāt projekta izmaiņu vēsturi, atgriezties pie iepriekšējām versijām un nodrošina ērtu sadarbību un rezerves kopiju izveidi.</w:t>
+      </w:r>
+    </w:p>
+    <w:p>
+      <w:pPr>
+        <w:pStyle w:val="a8"/>
+        <w:numPr>
+          <w:ilvl w:val="1"/>
+          <w:numId w:val="21"/>
+        </w:numPr>
+        <w:spacing w:before="0" w:beforeAutospacing="0" w:after="0" w:afterAutospacing="0" w:line="360" w:lineRule="auto"/>
+        <w:ind w:left="0" w:firstLine="851"/>
+        <w:contextualSpacing/>
+        <w:jc w:val="both"/>
+        <w:rPr>
+          <w:b/>
+          <w:bCs/>
+          <w:lang w:val="lv-LV"/>
+        </w:rPr>
+      </w:pPr>
+      <w:proofErr w:type="spellStart"/>
+      <w:r>
+        <w:rPr>
+          <w:b/>
+          <w:bCs/>
+          <w:lang w:val="lv-LV"/>
+        </w:rPr>
+        <w:t>Aseprite</w:t>
+      </w:r>
+      <w:proofErr w:type="spellEnd"/>
+    </w:p>
+    <w:p>
+      <w:pPr>
+        <w:pStyle w:val="a8"/>
+        <w:spacing w:before="0" w:beforeAutospacing="0" w:after="0" w:afterAutospacing="0" w:line="360" w:lineRule="auto"/>
+        <w:ind w:firstLine="851"/>
+        <w:contextualSpacing/>
+        <w:jc w:val="both"/>
+        <w:rPr>
+          <w:lang w:val="lv-LV"/>
+        </w:rPr>
+      </w:pPr>
+      <w:proofErr w:type="spellStart"/>
+      <w:r>
+        <w:rPr>
+          <w:rStyle w:val="ab"/>
+          <w:b w:val="0"/>
+          <w:bCs w:val="0"/>
+          <w:lang w:val="lv-LV"/>
+        </w:rPr>
+        <w:lastRenderedPageBreak/>
+        <w:t>Aseprite</w:t>
+      </w:r>
+      <w:proofErr w:type="spellEnd"/>
+      <w:r>
+        <w:rPr>
+          <w:lang w:val="lv-LV"/>
+        </w:rPr>
+        <w:t xml:space="preserve"> tiek izmantots spēles vizuālo elementu izveidei. Tas ir specializēts rīks pikseļu grafikas un animāciju veidošanai, kas ir īpaši piemērots retro stila 2D spēlēm. Ar tā palīdzību iespējams izstrādāt spēles varoņu, objektu un vides elementu dizainu.</w:t>
+      </w:r>
+    </w:p>
+    <w:p>
+      <w:pPr>
+        <w:pStyle w:val="a8"/>
+        <w:spacing w:before="0" w:beforeAutospacing="0" w:after="0" w:afterAutospacing="0" w:line="360" w:lineRule="auto"/>
+        <w:ind w:firstLine="851"/>
+        <w:contextualSpacing/>
+        <w:jc w:val="both"/>
+        <w:rPr>
+          <w:lang w:val="lv-LV"/>
+        </w:rPr>
+      </w:pPr>
+      <w:r>
+        <w:rPr>
+          <w:lang w:val="lv-LV"/>
+        </w:rPr>
+        <w:t xml:space="preserve">Apvienojot visus šos rīkus </w:t>
+      </w:r>
+      <w:r>
+        <w:rPr>
+          <w:i/>
+          <w:iCs/>
+          <w:lang w:val="lv-LV"/>
+        </w:rPr>
+        <w:t xml:space="preserve">— </w:t>
+      </w:r>
+      <w:proofErr w:type="spellStart"/>
+      <w:r>
+        <w:rPr>
+          <w:rStyle w:val="ac"/>
+          <w:i w:val="0"/>
+          <w:iCs w:val="0"/>
+          <w:lang w:val="lv-LV"/>
+        </w:rPr>
+        <w:t>Godot</w:t>
+      </w:r>
+      <w:proofErr w:type="spellEnd"/>
+      <w:r>
+        <w:rPr>
+          <w:rStyle w:val="ac"/>
+          <w:i w:val="0"/>
+          <w:iCs w:val="0"/>
+          <w:lang w:val="lv-LV"/>
+        </w:rPr>
+        <w:t xml:space="preserve"> </w:t>
+      </w:r>
+      <w:proofErr w:type="spellStart"/>
+      <w:r>
+        <w:rPr>
+          <w:rStyle w:val="ac"/>
+          <w:i w:val="0"/>
+          <w:iCs w:val="0"/>
+          <w:lang w:val="lv-LV"/>
+        </w:rPr>
+        <w:t>Engine</w:t>
+      </w:r>
+      <w:proofErr w:type="spellEnd"/>
+      <w:r>
+        <w:rPr>
+          <w:i/>
+          <w:iCs/>
+          <w:lang w:val="lv-LV"/>
+        </w:rPr>
+        <w:t xml:space="preserve">, </w:t>
+      </w:r>
+      <w:proofErr w:type="spellStart"/>
+      <w:r>
+        <w:rPr>
+          <w:rStyle w:val="ac"/>
+          <w:i w:val="0"/>
+          <w:iCs w:val="0"/>
+          <w:lang w:val="lv-LV"/>
+        </w:rPr>
+        <w:t>GDScript</w:t>
+      </w:r>
+      <w:proofErr w:type="spellEnd"/>
+      <w:r>
+        <w:rPr>
+          <w:i/>
+          <w:iCs/>
+          <w:lang w:val="lv-LV"/>
+        </w:rPr>
+        <w:t xml:space="preserve">, </w:t>
+      </w:r>
+      <w:proofErr w:type="spellStart"/>
+      <w:r>
+        <w:rPr>
+          <w:rStyle w:val="ac"/>
+          <w:i w:val="0"/>
+          <w:iCs w:val="0"/>
+          <w:lang w:val="lv-LV"/>
+        </w:rPr>
+        <w:t>Visual</w:t>
+      </w:r>
+      <w:proofErr w:type="spellEnd"/>
+      <w:r>
+        <w:rPr>
+          <w:rStyle w:val="ac"/>
+          <w:i w:val="0"/>
+          <w:iCs w:val="0"/>
+          <w:lang w:val="lv-LV"/>
+        </w:rPr>
+        <w:t xml:space="preserve"> </w:t>
+      </w:r>
+      <w:proofErr w:type="spellStart"/>
+      <w:r>
+        <w:rPr>
+          <w:rStyle w:val="ac"/>
+          <w:i w:val="0"/>
+          <w:iCs w:val="0"/>
+          <w:lang w:val="lv-LV"/>
+        </w:rPr>
+        <w:t>Studio</w:t>
+      </w:r>
+      <w:proofErr w:type="spellEnd"/>
+      <w:r>
+        <w:rPr>
+          <w:rStyle w:val="ac"/>
+          <w:i w:val="0"/>
+          <w:iCs w:val="0"/>
+          <w:lang w:val="lv-LV"/>
+        </w:rPr>
+        <w:t xml:space="preserve"> Code</w:t>
+      </w:r>
+      <w:r>
+        <w:rPr>
+          <w:i/>
+          <w:iCs/>
+          <w:lang w:val="lv-LV"/>
+        </w:rPr>
+        <w:t xml:space="preserve">, </w:t>
+      </w:r>
+      <w:proofErr w:type="spellStart"/>
+      <w:r>
+        <w:rPr>
+          <w:rStyle w:val="ac"/>
+          <w:i w:val="0"/>
+          <w:iCs w:val="0"/>
+          <w:lang w:val="lv-LV"/>
+        </w:rPr>
+        <w:t>GitHub</w:t>
+      </w:r>
+      <w:proofErr w:type="spellEnd"/>
+      <w:r>
+        <w:rPr>
+          <w:lang w:val="lv-LV"/>
+        </w:rPr>
+        <w:t xml:space="preserve"> un </w:t>
+      </w:r>
+      <w:proofErr w:type="spellStart"/>
+      <w:r>
+        <w:rPr>
+          <w:rStyle w:val="ac"/>
+          <w:i w:val="0"/>
+          <w:iCs w:val="0"/>
+          <w:lang w:val="lv-LV"/>
+        </w:rPr>
+        <w:t>Aseprite</w:t>
+      </w:r>
+      <w:proofErr w:type="spellEnd"/>
+      <w:r>
+        <w:rPr>
+          <w:i/>
+          <w:iCs/>
+          <w:lang w:val="lv-LV"/>
+        </w:rPr>
+        <w:t xml:space="preserve"> </w:t>
+      </w:r>
+      <w:r>
+        <w:rPr>
+          <w:lang w:val="lv-LV"/>
+        </w:rPr>
+        <w:t xml:space="preserve">— tiek nodrošināta pilnvērtīga un efektīva izstrādes vide, kas ļaus izveidot kvalitatīvu 2D </w:t>
+      </w:r>
+      <w:proofErr w:type="spellStart"/>
+      <w:r>
+        <w:rPr>
+          <w:lang w:val="lv-LV"/>
+        </w:rPr>
+        <w:t>platformera</w:t>
+      </w:r>
+      <w:proofErr w:type="spellEnd"/>
+      <w:r>
+        <w:rPr>
+          <w:lang w:val="lv-LV"/>
+        </w:rPr>
+        <w:t xml:space="preserve"> spēli no idejas līdz gatavam produktam.</w:t>
+      </w:r>
+    </w:p>
+    <w:p>
+      <w:pPr>
+        <w:pStyle w:val="2"/>
+      </w:pPr>
+      <w:bookmarkStart w:id="9" w:name="_Toc212298890"/>
+      <w:r>
+        <w:t xml:space="preserve">Iespējamo </w:t>
+      </w:r>
+      <w:r>
+        <w:rPr>
+          <w:i/>
+          <w:iCs/>
         </w:rPr>
         <w:t xml:space="preserve">(alternatīvo) </w:t>
       </w:r>
@@ -9428,15 +9618,395 @@
     </w:p>
     <w:p>
       <w:pPr>
-        <w:spacing w:after="160" w:line="278" w:lineRule="auto"/>
-        <w:ind w:left="0" w:right="0" w:firstLine="0"/>
-        <w:jc w:val="left"/>
-        <w:rPr>
-          <w:b/>
-          <w:sz w:val="28"/>
-        </w:rPr>
-      </w:pPr>
-      <w:r>
+        <w:pStyle w:val="a8"/>
+        <w:spacing w:before="0" w:beforeAutospacing="0" w:after="0" w:afterAutospacing="0" w:line="360" w:lineRule="auto"/>
+        <w:ind w:firstLine="851"/>
+        <w:contextualSpacing/>
+        <w:jc w:val="both"/>
+        <w:rPr>
+          <w:lang w:val="lv-LV"/>
+        </w:rPr>
+      </w:pPr>
+      <w:r>
+        <w:rPr>
+          <w:lang w:val="lv-LV"/>
+        </w:rPr>
+        <w:t xml:space="preserve">Izstrādes procesa sākumā tika apsvērti vairāki citi spēļu dzinēji un programmēšanas risinājumi, kuri teorētiski varētu nodrošināt līdzīgu rezultātu kā </w:t>
+      </w:r>
+      <w:proofErr w:type="spellStart"/>
+      <w:r>
+        <w:rPr>
+          <w:rStyle w:val="ac"/>
+          <w:i w:val="0"/>
+          <w:iCs w:val="0"/>
+          <w:lang w:val="lv-LV"/>
+        </w:rPr>
+        <w:t>Godot</w:t>
+      </w:r>
+      <w:proofErr w:type="spellEnd"/>
+      <w:r>
+        <w:rPr>
+          <w:rStyle w:val="ac"/>
+          <w:i w:val="0"/>
+          <w:iCs w:val="0"/>
+          <w:lang w:val="lv-LV"/>
+        </w:rPr>
+        <w:t xml:space="preserve"> </w:t>
+      </w:r>
+      <w:proofErr w:type="spellStart"/>
+      <w:r>
+        <w:rPr>
+          <w:rStyle w:val="ac"/>
+          <w:i w:val="0"/>
+          <w:iCs w:val="0"/>
+          <w:lang w:val="lv-LV"/>
+        </w:rPr>
+        <w:t>Engine</w:t>
+      </w:r>
+      <w:proofErr w:type="spellEnd"/>
+      <w:r>
+        <w:rPr>
+          <w:lang w:val="lv-LV"/>
+        </w:rPr>
+        <w:t>, tomēr katram no tiem bija arī savi trūkumi, kas padarīja tos mazāk piemērotus šī projekta vajadzībām.</w:t>
+      </w:r>
+    </w:p>
+    <w:p>
+      <w:pPr>
+        <w:pStyle w:val="a8"/>
+        <w:spacing w:before="0" w:beforeAutospacing="0" w:after="0" w:afterAutospacing="0" w:line="360" w:lineRule="auto"/>
+        <w:ind w:firstLine="851"/>
+        <w:contextualSpacing/>
+        <w:jc w:val="both"/>
+        <w:rPr>
+          <w:lang w:val="lv-LV"/>
+        </w:rPr>
+      </w:pPr>
+      <w:proofErr w:type="spellStart"/>
+      <w:r>
+        <w:rPr>
+          <w:rStyle w:val="ab"/>
+          <w:lang w:val="lv-LV"/>
+        </w:rPr>
+        <w:t>Unity</w:t>
+      </w:r>
+      <w:proofErr w:type="spellEnd"/>
+      <w:r>
+        <w:rPr>
+          <w:rStyle w:val="ab"/>
+          <w:lang w:val="lv-LV"/>
+        </w:rPr>
+        <w:t xml:space="preserve"> (C#)</w:t>
+      </w:r>
+      <w:r>
+        <w:rPr>
+          <w:lang w:val="lv-LV"/>
+        </w:rPr>
+        <w:t xml:space="preserve"> ir viens no populārākajiem spēļu dzinējiem pasaulē, taču tā izmantošana prasa vairāk laika, jo vide ir salīdzinoši sarežģīta un resursu prasīga. </w:t>
+      </w:r>
+      <w:proofErr w:type="spellStart"/>
+      <w:r>
+        <w:rPr>
+          <w:lang w:val="lv-LV"/>
+        </w:rPr>
+        <w:t>Unity</w:t>
+      </w:r>
+      <w:proofErr w:type="spellEnd"/>
+      <w:r>
+        <w:rPr>
+          <w:lang w:val="lv-LV"/>
+        </w:rPr>
+        <w:t xml:space="preserve"> ir lielisks risinājums 3D spēlēm, taču 2D projektiem tas bieži vien ir pārāk apjomīgs, un daudzas funkcijas paliek neizmantotas. Turklāt bezmaksas versijā ir noteikti ierobežojumi, kas var radīt problēmas turpmākai projekta attīstībai.</w:t>
+      </w:r>
+    </w:p>
+    <w:p>
+      <w:pPr>
+        <w:pStyle w:val="a8"/>
+        <w:spacing w:before="0" w:beforeAutospacing="0" w:after="0" w:afterAutospacing="0" w:line="360" w:lineRule="auto"/>
+        <w:ind w:firstLine="851"/>
+        <w:contextualSpacing/>
+        <w:jc w:val="both"/>
+        <w:rPr>
+          <w:lang w:val="lv-LV"/>
+        </w:rPr>
+      </w:pPr>
+      <w:proofErr w:type="spellStart"/>
+      <w:r>
+        <w:rPr>
+          <w:rStyle w:val="ab"/>
+          <w:lang w:val="lv-LV"/>
+        </w:rPr>
+        <w:t>Unreal</w:t>
+      </w:r>
+      <w:proofErr w:type="spellEnd"/>
+      <w:r>
+        <w:rPr>
+          <w:rStyle w:val="ab"/>
+          <w:lang w:val="lv-LV"/>
+        </w:rPr>
+        <w:t xml:space="preserve"> </w:t>
+      </w:r>
+      <w:proofErr w:type="spellStart"/>
+      <w:r>
+        <w:rPr>
+          <w:rStyle w:val="ab"/>
+          <w:lang w:val="lv-LV"/>
+        </w:rPr>
+        <w:t>Engine</w:t>
+      </w:r>
+      <w:proofErr w:type="spellEnd"/>
+      <w:r>
+        <w:rPr>
+          <w:rStyle w:val="ab"/>
+          <w:lang w:val="lv-LV"/>
+        </w:rPr>
+        <w:t xml:space="preserve"> (C++)</w:t>
+      </w:r>
+      <w:r>
+        <w:rPr>
+          <w:lang w:val="lv-LV"/>
+        </w:rPr>
+        <w:t xml:space="preserve"> piedāvā ļoti augstu veiktspēju un grafisko kvalitāti, tomēr tas ir daudz komplicētāks rīks, kas vairāk piemērots lieliem un tehniski sarežģītiem projektiem. C++ valoda ir sarežģītāka, tās apgūšanai nepieciešams vairāk laika, un tas nebūtu efektīvi šī darba ietvaros, kur mērķis ir izstrādāt 2D </w:t>
+      </w:r>
+      <w:proofErr w:type="spellStart"/>
+      <w:r>
+        <w:rPr>
+          <w:lang w:val="lv-LV"/>
+        </w:rPr>
+        <w:t>platformera</w:t>
+      </w:r>
+      <w:proofErr w:type="spellEnd"/>
+      <w:r>
+        <w:rPr>
+          <w:lang w:val="lv-LV"/>
+        </w:rPr>
+        <w:t xml:space="preserve"> tipa spēli.</w:t>
+      </w:r>
+    </w:p>
+    <w:p>
+      <w:pPr>
+        <w:pStyle w:val="a8"/>
+        <w:spacing w:before="0" w:beforeAutospacing="0" w:after="0" w:afterAutospacing="0" w:line="360" w:lineRule="auto"/>
+        <w:ind w:firstLine="851"/>
+        <w:contextualSpacing/>
+        <w:jc w:val="both"/>
+        <w:rPr>
+          <w:lang w:val="lv-LV"/>
+        </w:rPr>
+      </w:pPr>
+      <w:proofErr w:type="spellStart"/>
+      <w:r>
+        <w:rPr>
+          <w:rStyle w:val="ab"/>
+          <w:lang w:val="lv-LV"/>
+        </w:rPr>
+        <w:t>Python</w:t>
+      </w:r>
+      <w:proofErr w:type="spellEnd"/>
+      <w:r>
+        <w:rPr>
+          <w:rStyle w:val="ab"/>
+          <w:lang w:val="lv-LV"/>
+        </w:rPr>
+        <w:t xml:space="preserve"> + </w:t>
+      </w:r>
+      <w:proofErr w:type="spellStart"/>
+      <w:r>
+        <w:rPr>
+          <w:rStyle w:val="ab"/>
+          <w:lang w:val="lv-LV"/>
+        </w:rPr>
+        <w:t>Pygame</w:t>
+      </w:r>
+      <w:proofErr w:type="spellEnd"/>
+      <w:r>
+        <w:rPr>
+          <w:lang w:val="lv-LV"/>
+        </w:rPr>
+        <w:t xml:space="preserve"> ir vienkāršs un piemērots mazākiem projektiem vai mācību nolūkiem, tomēr tam ir ierobežotas grafiskās un veiktspējas iespējas. </w:t>
+      </w:r>
+      <w:proofErr w:type="spellStart"/>
+      <w:r>
+        <w:rPr>
+          <w:lang w:val="lv-LV"/>
+        </w:rPr>
+        <w:t>Pygame</w:t>
+      </w:r>
+      <w:proofErr w:type="spellEnd"/>
+      <w:r>
+        <w:rPr>
+          <w:lang w:val="lv-LV"/>
+        </w:rPr>
+        <w:t xml:space="preserve"> nav optimizēts lielākām spēlēm vai animācijām, un tas prasa manuālu darbu ar daudzām pamatfunkcijām, kas citos dzinējos jau ir iebūvētas.</w:t>
+      </w:r>
+    </w:p>
+    <w:p>
+      <w:pPr>
+        <w:pStyle w:val="a8"/>
+        <w:spacing w:before="0" w:beforeAutospacing="0" w:after="0" w:afterAutospacing="0" w:line="360" w:lineRule="auto"/>
+        <w:ind w:firstLine="851"/>
+        <w:contextualSpacing/>
+        <w:jc w:val="both"/>
+        <w:rPr>
+          <w:lang w:val="lv-LV"/>
+        </w:rPr>
+      </w:pPr>
+      <w:proofErr w:type="spellStart"/>
+      <w:r>
+        <w:rPr>
+          <w:rStyle w:val="ab"/>
+          <w:lang w:val="lv-LV"/>
+        </w:rPr>
+        <w:t>JavaScript</w:t>
+      </w:r>
+      <w:proofErr w:type="spellEnd"/>
+      <w:r>
+        <w:rPr>
+          <w:rStyle w:val="ab"/>
+          <w:lang w:val="lv-LV"/>
+        </w:rPr>
+        <w:t xml:space="preserve"> + </w:t>
+      </w:r>
+      <w:proofErr w:type="spellStart"/>
+      <w:r>
+        <w:rPr>
+          <w:rStyle w:val="ab"/>
+          <w:lang w:val="lv-LV"/>
+        </w:rPr>
+        <w:t>Phaser</w:t>
+      </w:r>
+      <w:proofErr w:type="spellEnd"/>
+      <w:r>
+        <w:rPr>
+          <w:lang w:val="lv-LV"/>
+        </w:rPr>
+        <w:t xml:space="preserve"> tika apsvērts kā iespēja tīmekļa spēles izstrādei, tomēr šajā gadījumā spēle tiek paredzēta darbam uz </w:t>
+      </w:r>
+      <w:r>
+        <w:rPr>
+          <w:rStyle w:val="ac"/>
+          <w:i w:val="0"/>
+          <w:iCs w:val="0"/>
+          <w:lang w:val="lv-LV"/>
+        </w:rPr>
+        <w:t>Windows</w:t>
+      </w:r>
+      <w:r>
+        <w:rPr>
+          <w:i/>
+          <w:iCs/>
+          <w:lang w:val="lv-LV"/>
+        </w:rPr>
+        <w:t xml:space="preserve"> </w:t>
+      </w:r>
+      <w:r>
+        <w:rPr>
+          <w:lang w:val="lv-LV"/>
+        </w:rPr>
+        <w:t xml:space="preserve">platformas, tāpēc šāds risinājums nebūtu piemērots. Turklāt </w:t>
+      </w:r>
+      <w:proofErr w:type="spellStart"/>
+      <w:r>
+        <w:rPr>
+          <w:lang w:val="lv-LV"/>
+        </w:rPr>
+        <w:t>Phaser</w:t>
+      </w:r>
+      <w:proofErr w:type="spellEnd"/>
+      <w:r>
+        <w:rPr>
+          <w:lang w:val="lv-LV"/>
+        </w:rPr>
+        <w:t xml:space="preserve"> vairāk orientēts uz vieglām, pārlūkprogrammā darbināmām spēlēm, nevis uz pilnvērtīgiem lokāliem projektiem ar plašākām iespējām.</w:t>
+      </w:r>
+    </w:p>
+    <w:p>
+      <w:pPr>
+        <w:pStyle w:val="a8"/>
+        <w:spacing w:before="0" w:beforeAutospacing="0" w:after="0" w:afterAutospacing="0" w:line="360" w:lineRule="auto"/>
+        <w:ind w:firstLine="851"/>
+        <w:contextualSpacing/>
+        <w:jc w:val="both"/>
+        <w:rPr>
+          <w:lang w:val="lv-LV"/>
+        </w:rPr>
+      </w:pPr>
+      <w:r>
+        <w:rPr>
+          <w:lang w:val="lv-LV"/>
+        </w:rPr>
+        <w:t xml:space="preserve">Apkopojot, visi minētie risinājumi ir funkcionāli un spēcīgi savās jomās, taču tie nebija optimāli izvēlētajam mērķim — 2D </w:t>
+      </w:r>
+      <w:proofErr w:type="spellStart"/>
+      <w:r>
+        <w:rPr>
+          <w:lang w:val="lv-LV"/>
+        </w:rPr>
+        <w:t>platformera</w:t>
+      </w:r>
+      <w:proofErr w:type="spellEnd"/>
+      <w:r>
+        <w:rPr>
+          <w:lang w:val="lv-LV"/>
+        </w:rPr>
+        <w:t xml:space="preserve"> izveidei uz </w:t>
+      </w:r>
+      <w:r>
+        <w:rPr>
+          <w:rStyle w:val="ac"/>
+          <w:i w:val="0"/>
+          <w:iCs w:val="0"/>
+          <w:lang w:val="lv-LV"/>
+        </w:rPr>
+        <w:t>Windows</w:t>
+      </w:r>
+      <w:r>
+        <w:rPr>
+          <w:lang w:val="lv-LV"/>
+        </w:rPr>
+        <w:t xml:space="preserve"> vides, kur galvenais uzsvars ir uz izstrādes vienkāršību, ātru testēšanu un radošu pieeju, ko vislabāk nodrošina </w:t>
+      </w:r>
+      <w:proofErr w:type="spellStart"/>
+      <w:r>
+        <w:rPr>
+          <w:rStyle w:val="ac"/>
+          <w:i w:val="0"/>
+          <w:iCs w:val="0"/>
+          <w:lang w:val="lv-LV"/>
+        </w:rPr>
+        <w:t>Godot</w:t>
+      </w:r>
+      <w:proofErr w:type="spellEnd"/>
+      <w:r>
+        <w:rPr>
+          <w:rStyle w:val="ac"/>
+          <w:i w:val="0"/>
+          <w:iCs w:val="0"/>
+          <w:lang w:val="lv-LV"/>
+        </w:rPr>
+        <w:t xml:space="preserve"> </w:t>
+      </w:r>
+      <w:proofErr w:type="spellStart"/>
+      <w:r>
+        <w:rPr>
+          <w:rStyle w:val="ac"/>
+          <w:i w:val="0"/>
+          <w:iCs w:val="0"/>
+          <w:lang w:val="lv-LV"/>
+        </w:rPr>
+        <w:t>Engine</w:t>
+      </w:r>
+      <w:proofErr w:type="spellEnd"/>
+      <w:r>
+        <w:rPr>
+          <w:lang w:val="lv-LV"/>
+        </w:rPr>
+        <w:t>.</w:t>
+      </w:r>
+      <w:r>
+        <w:rPr>
+          <w:lang w:val="lv-LV"/>
+        </w:rPr>
         <w:br w:type="page"/>
       </w:r>
     </w:p>
@@ -21427,6 +21997,7 @@
   <w:style w:type="character" w:default="1" w:styleId="a0">
     <w:name w:val="Default Paragraph Font"/>
     <w:uiPriority w:val="1"/>
+    <w:semiHidden/>
     <w:unhideWhenUsed/>
   </w:style>
   <w:style w:type="table" w:default="1" w:styleId="a1">
@@ -21704,7 +22275,6 @@
     <w:name w:val="Normal (Web)"/>
     <w:basedOn w:val="a"/>
     <w:uiPriority w:val="99"/>
-    <w:semiHidden/>
     <w:unhideWhenUsed/>
     <w:rsid w:val="00353929"/>
     <w:pPr>
@@ -21741,6 +22311,28 @@
     <w:rPr>
       <w:color w:val="605E5C"/>
       <w:shd w:val="clear" w:color="auto" w:fill="E1DFDD"/>
+    </w:rPr>
+  </w:style>
+  <w:style w:type="character" w:styleId="ab">
+    <w:name w:val="Strong"/>
+    <w:basedOn w:val="a0"/>
+    <w:uiPriority w:val="22"/>
+    <w:qFormat/>
+    <w:rsid w:val="00E71176"/>
+    <w:rPr>
+      <w:b/>
+      <w:bCs/>
+    </w:rPr>
+  </w:style>
+  <w:style w:type="character" w:styleId="ac">
+    <w:name w:val="Emphasis"/>
+    <w:basedOn w:val="a0"/>
+    <w:uiPriority w:val="20"/>
+    <w:qFormat/>
+    <w:rsid w:val="00E71176"/>
+    <w:rPr>
+      <w:i/>
+      <w:iCs/>
     </w:rPr>
   </w:style>
 </w:styles>

--- a/KVDDokumentacija_GodotSpele_Sidorcenko.docx
+++ b/KVDDokumentacija_GodotSpele_Sidorcenko.docx
@@ -9,6 +9,9 @@
         <w:jc w:val="center"/>
       </w:pPr>
       <w:r>
+        <w:rPr>
+          <w:noProof/>
+        </w:rPr>
         <w:drawing>
           <wp:inline distT="0" distB="0" distL="0" distR="0" wp14:anchorId="004B529F" wp14:editId="64AD3E34">
             <wp:extent cx="1455166" cy="513080"/>
@@ -1623,21 +1626,12 @@
         </w:rPr>
         <w:tab/>
       </w:r>
-      <w:proofErr w:type="spellStart"/>
       <w:r>
         <w:rPr>
           <w:color w:val="auto"/>
           <w:sz w:val="24"/>
         </w:rPr>
-        <w:t>Lietojumgadījumu</w:t>
-      </w:r>
-      <w:proofErr w:type="spellEnd"/>
-      <w:r>
-        <w:rPr>
-          <w:color w:val="auto"/>
-          <w:sz w:val="24"/>
-        </w:rPr>
-        <w:t xml:space="preserve"> diagramma </w:t>
+        <w:t xml:space="preserve">Lietojumgadījumu diagramma </w:t>
       </w:r>
       <w:r>
         <w:rPr>
@@ -1646,47 +1640,7 @@
           <w:color w:val="auto"/>
           <w:sz w:val="24"/>
         </w:rPr>
-        <w:t>(</w:t>
-      </w:r>
-      <w:proofErr w:type="spellStart"/>
-      <w:r>
-        <w:rPr>
-          <w:i/>
-          <w:iCs/>
-          <w:color w:val="auto"/>
-          <w:sz w:val="24"/>
-        </w:rPr>
-        <w:t>Use</w:t>
-      </w:r>
-      <w:proofErr w:type="spellEnd"/>
-      <w:r>
-        <w:rPr>
-          <w:i/>
-          <w:iCs/>
-          <w:color w:val="auto"/>
-          <w:sz w:val="24"/>
-        </w:rPr>
-        <w:t xml:space="preserve"> </w:t>
-      </w:r>
-      <w:proofErr w:type="spellStart"/>
-      <w:r>
-        <w:rPr>
-          <w:i/>
-          <w:iCs/>
-          <w:color w:val="auto"/>
-          <w:sz w:val="24"/>
-        </w:rPr>
-        <w:t>Case</w:t>
-      </w:r>
-      <w:proofErr w:type="spellEnd"/>
-      <w:r>
-        <w:rPr>
-          <w:i/>
-          <w:iCs/>
-          <w:color w:val="auto"/>
-          <w:sz w:val="24"/>
-        </w:rPr>
-        <w:t>)</w:t>
+        <w:t>(Use Case)</w:t>
       </w:r>
       <w:r>
         <w:rPr>
@@ -1774,27 +1728,7 @@
           <w:color w:val="auto"/>
           <w:sz w:val="24"/>
         </w:rPr>
-        <w:t>(</w:t>
-      </w:r>
-      <w:proofErr w:type="spellStart"/>
-      <w:r>
-        <w:rPr>
-          <w:i/>
-          <w:iCs/>
-          <w:color w:val="auto"/>
-          <w:sz w:val="24"/>
-        </w:rPr>
-        <w:t>Activity</w:t>
-      </w:r>
-      <w:proofErr w:type="spellEnd"/>
-      <w:r>
-        <w:rPr>
-          <w:i/>
-          <w:iCs/>
-          <w:color w:val="auto"/>
-          <w:sz w:val="24"/>
-        </w:rPr>
-        <w:t>)</w:t>
+        <w:t>(Activity)</w:t>
       </w:r>
       <w:r>
         <w:rPr>
@@ -1882,27 +1816,7 @@
           <w:color w:val="auto"/>
           <w:sz w:val="24"/>
         </w:rPr>
-        <w:t>(</w:t>
-      </w:r>
-      <w:proofErr w:type="spellStart"/>
-      <w:r>
-        <w:rPr>
-          <w:i/>
-          <w:iCs/>
-          <w:color w:val="auto"/>
-          <w:sz w:val="24"/>
-        </w:rPr>
-        <w:t>State</w:t>
-      </w:r>
-      <w:proofErr w:type="spellEnd"/>
-      <w:r>
-        <w:rPr>
-          <w:i/>
-          <w:iCs/>
-          <w:color w:val="auto"/>
-          <w:sz w:val="24"/>
-        </w:rPr>
-        <w:t>)</w:t>
+        <w:t>(State)</w:t>
       </w:r>
       <w:r>
         <w:rPr>
@@ -5476,7 +5390,15 @@
           <w:sz w:val="24"/>
         </w:rPr>
         <w:lastRenderedPageBreak/>
-        <w:t>FP.10. Progresu saglabāšana</w:t>
+        <w:t xml:space="preserve">FP.10. Progresu </w:t>
+      </w:r>
+      <w:r>
+        <w:rPr>
+          <w:b/>
+          <w:bCs/>
+          <w:sz w:val="24"/>
+        </w:rPr>
+        <w:t>atiestatīšana</w:t>
       </w:r>
     </w:p>
     <w:p>
@@ -8243,22 +8165,13 @@
     </w:p>
     <w:p>
       <w:pPr>
-        <w:pStyle w:val="2"/>
-      </w:pPr>
-      <w:bookmarkStart w:id="5" w:name="_Toc212298886"/>
-      <w:r>
-        <w:t>Sistēmas nefunkcionālās prasības</w:t>
-      </w:r>
-      <w:bookmarkEnd w:id="5"/>
-    </w:p>
-    <w:p>
-      <w:pPr>
         <w:spacing w:after="0" w:line="360" w:lineRule="auto"/>
         <w:ind w:left="0" w:right="0" w:firstLine="851"/>
         <w:rPr>
           <w:b/>
           <w:bCs/>
           <w:sz w:val="24"/>
+          <w:lang w:val="en-US"/>
         </w:rPr>
       </w:pPr>
       <w:r>
@@ -8267,7 +8180,7 @@
           <w:bCs/>
           <w:sz w:val="24"/>
         </w:rPr>
-        <w:t xml:space="preserve">NP.1. </w:t>
+        <w:t>FP.2</w:t>
       </w:r>
       <w:r>
         <w:rPr>
@@ -8275,204 +8188,865 @@
           <w:bCs/>
           <w:sz w:val="24"/>
         </w:rPr>
-        <w:t>Veiktspēja</w:t>
-      </w:r>
-    </w:p>
-    <w:p>
-      <w:pPr>
-        <w:spacing w:after="0" w:line="360" w:lineRule="auto"/>
-        <w:ind w:left="0" w:right="0" w:firstLine="851"/>
-        <w:rPr>
-          <w:sz w:val="24"/>
-        </w:rPr>
-      </w:pPr>
-      <w:r>
-        <w:rPr>
-          <w:sz w:val="24"/>
-        </w:rPr>
-        <w:t>Spēlei jāstrādā ar vismaz 60 kadriem sekundē.</w:t>
-      </w:r>
-    </w:p>
-    <w:p>
-      <w:pPr>
-        <w:spacing w:after="0" w:line="360" w:lineRule="auto"/>
-        <w:ind w:left="0" w:right="0" w:firstLine="851"/>
+        <w:t>3</w:t>
+      </w:r>
+      <w:r>
         <w:rPr>
           <w:b/>
           <w:bCs/>
           <w:sz w:val="24"/>
         </w:rPr>
-      </w:pPr>
+        <w:t xml:space="preserve">. </w:t>
+      </w:r>
       <w:r>
         <w:rPr>
           <w:b/>
           <w:bCs/>
           <w:sz w:val="24"/>
         </w:rPr>
-        <w:t>NP.2. Saderība</w:t>
-      </w:r>
-    </w:p>
-    <w:p>
-      <w:pPr>
-        <w:spacing w:after="0" w:line="360" w:lineRule="auto"/>
-        <w:ind w:left="0" w:right="0" w:firstLine="851"/>
-        <w:rPr>
-          <w:sz w:val="24"/>
-        </w:rPr>
-      </w:pPr>
-      <w:r>
-        <w:rPr>
-          <w:sz w:val="24"/>
-        </w:rPr>
-        <w:t xml:space="preserve">Spēlei </w:t>
-      </w:r>
-      <w:r>
-        <w:rPr>
-          <w:sz w:val="24"/>
-        </w:rPr>
-        <w:t>jābūt saderīgai vismaz ar Windows operētājsistēm</w:t>
-      </w:r>
-      <w:r>
-        <w:rPr>
-          <w:sz w:val="24"/>
-        </w:rPr>
-        <w:t>u.</w:t>
-      </w:r>
-    </w:p>
-    <w:p>
-      <w:pPr>
-        <w:spacing w:after="0" w:line="360" w:lineRule="auto"/>
-        <w:ind w:left="0" w:right="0" w:firstLine="851"/>
+        <w:t>Galvenā varoņa kontrole</w:t>
+      </w:r>
+    </w:p>
+    <w:p>
+      <w:pPr>
+        <w:spacing w:after="0" w:line="360" w:lineRule="auto"/>
+        <w:ind w:left="0" w:right="0" w:firstLine="851"/>
+        <w:rPr>
+          <w:sz w:val="24"/>
+          <w:u w:val="single"/>
+        </w:rPr>
+      </w:pPr>
+      <w:r>
+        <w:rPr>
+          <w:sz w:val="24"/>
+          <w:u w:val="single"/>
+        </w:rPr>
+        <w:t>Mērķis:</w:t>
+      </w:r>
+    </w:p>
+    <w:p>
+      <w:pPr>
+        <w:spacing w:after="0" w:line="360" w:lineRule="auto"/>
+        <w:ind w:left="0" w:right="0" w:firstLine="851"/>
+        <w:rPr>
+          <w:sz w:val="24"/>
+        </w:rPr>
+      </w:pPr>
+      <w:r>
+        <w:rPr>
+          <w:sz w:val="24"/>
+        </w:rPr>
+        <w:t xml:space="preserve">Nodrošināt lietotājam iespēju vadīt galveno varoni, izmantojot standarta taustiņus, lai spēle būtu </w:t>
+      </w:r>
+      <w:r>
+        <w:rPr>
+          <w:sz w:val="24"/>
+        </w:rPr>
+        <w:t>intuitīva un viegli pārvaldāma.</w:t>
+      </w:r>
+    </w:p>
+    <w:p>
+      <w:pPr>
+        <w:spacing w:after="0" w:line="360" w:lineRule="auto"/>
+        <w:ind w:left="0" w:right="0" w:firstLine="851"/>
+        <w:rPr>
+          <w:sz w:val="24"/>
+          <w:u w:val="single"/>
+        </w:rPr>
+      </w:pPr>
+      <w:proofErr w:type="spellStart"/>
+      <w:r>
+        <w:rPr>
+          <w:sz w:val="24"/>
+          <w:u w:val="single"/>
+        </w:rPr>
+        <w:t>Ievaddati</w:t>
+      </w:r>
+      <w:proofErr w:type="spellEnd"/>
+      <w:r>
+        <w:rPr>
+          <w:sz w:val="24"/>
+          <w:u w:val="single"/>
+        </w:rPr>
+        <w:t>:</w:t>
+      </w:r>
+    </w:p>
+    <w:p>
+      <w:pPr>
+        <w:pStyle w:val="a3"/>
+        <w:numPr>
+          <w:ilvl w:val="0"/>
+          <w:numId w:val="93"/>
+        </w:numPr>
+        <w:spacing w:after="0" w:line="360" w:lineRule="auto"/>
+        <w:ind w:left="0" w:right="0" w:firstLine="851"/>
+        <w:rPr>
+          <w:sz w:val="24"/>
+        </w:rPr>
+      </w:pPr>
+      <w:r>
+        <w:rPr>
+          <w:sz w:val="24"/>
+        </w:rPr>
+        <w:t>Lietotājs nospiež “W” taustiņu.</w:t>
+      </w:r>
+    </w:p>
+    <w:p>
+      <w:pPr>
+        <w:pStyle w:val="a3"/>
+        <w:numPr>
+          <w:ilvl w:val="0"/>
+          <w:numId w:val="93"/>
+        </w:numPr>
+        <w:spacing w:after="0" w:line="360" w:lineRule="auto"/>
+        <w:ind w:left="0" w:right="0" w:firstLine="851"/>
+        <w:rPr>
+          <w:sz w:val="24"/>
+        </w:rPr>
+      </w:pPr>
+      <w:r>
+        <w:rPr>
+          <w:sz w:val="24"/>
+        </w:rPr>
+        <w:t xml:space="preserve">Lietotājs nospiež </w:t>
+      </w:r>
+      <w:r>
+        <w:rPr>
+          <w:sz w:val="24"/>
+          <w:lang w:val="en-US"/>
+        </w:rPr>
+        <w:t>“</w:t>
+      </w:r>
+      <w:r>
+        <w:rPr>
+          <w:sz w:val="24"/>
+        </w:rPr>
+        <w:t>A” taustiņu.</w:t>
+      </w:r>
+    </w:p>
+    <w:p>
+      <w:pPr>
+        <w:pStyle w:val="a3"/>
+        <w:numPr>
+          <w:ilvl w:val="0"/>
+          <w:numId w:val="93"/>
+        </w:numPr>
+        <w:spacing w:after="0" w:line="360" w:lineRule="auto"/>
+        <w:ind w:left="0" w:right="0" w:firstLine="851"/>
+        <w:rPr>
+          <w:sz w:val="24"/>
+        </w:rPr>
+      </w:pPr>
+      <w:r>
+        <w:rPr>
+          <w:sz w:val="24"/>
+        </w:rPr>
+        <w:t>Lietotājs nospiež “S” taustiņu.</w:t>
+      </w:r>
+    </w:p>
+    <w:p>
+      <w:pPr>
+        <w:pStyle w:val="a3"/>
+        <w:numPr>
+          <w:ilvl w:val="0"/>
+          <w:numId w:val="93"/>
+        </w:numPr>
+        <w:spacing w:after="0" w:line="360" w:lineRule="auto"/>
+        <w:ind w:left="0" w:right="0" w:firstLine="851"/>
+        <w:rPr>
+          <w:sz w:val="24"/>
+        </w:rPr>
+      </w:pPr>
+      <w:r>
+        <w:rPr>
+          <w:sz w:val="24"/>
+        </w:rPr>
+        <w:t>Lietotājs nospiež “D” taustiņu.</w:t>
+      </w:r>
+    </w:p>
+    <w:p>
+      <w:pPr>
+        <w:pStyle w:val="a3"/>
+        <w:numPr>
+          <w:ilvl w:val="0"/>
+          <w:numId w:val="93"/>
+        </w:numPr>
+        <w:spacing w:after="0" w:line="360" w:lineRule="auto"/>
+        <w:ind w:left="0" w:right="0" w:firstLine="851"/>
+        <w:rPr>
+          <w:sz w:val="24"/>
+        </w:rPr>
+      </w:pPr>
+      <w:r>
+        <w:rPr>
+          <w:sz w:val="24"/>
+        </w:rPr>
+        <w:t>Lietotājs nospiež “</w:t>
+      </w:r>
+      <w:proofErr w:type="spellStart"/>
+      <w:r>
+        <w:rPr>
+          <w:sz w:val="24"/>
+        </w:rPr>
+        <w:t>Space</w:t>
+      </w:r>
+      <w:proofErr w:type="spellEnd"/>
+      <w:r>
+        <w:rPr>
+          <w:sz w:val="24"/>
+        </w:rPr>
+        <w:t>” taustiņu.</w:t>
+      </w:r>
+    </w:p>
+    <w:p>
+      <w:pPr>
+        <w:pStyle w:val="a3"/>
+        <w:numPr>
+          <w:ilvl w:val="0"/>
+          <w:numId w:val="93"/>
+        </w:numPr>
+        <w:spacing w:after="0" w:line="360" w:lineRule="auto"/>
+        <w:ind w:left="0" w:right="0" w:firstLine="851"/>
+        <w:rPr>
+          <w:sz w:val="24"/>
+        </w:rPr>
+      </w:pPr>
+      <w:r>
+        <w:rPr>
+          <w:sz w:val="24"/>
+        </w:rPr>
+        <w:t>Lietotājs nospiež “</w:t>
+      </w:r>
+      <w:proofErr w:type="spellStart"/>
+      <w:r>
+        <w:rPr>
+          <w:sz w:val="24"/>
+        </w:rPr>
+        <w:t>Ctrl</w:t>
+      </w:r>
+      <w:proofErr w:type="spellEnd"/>
+      <w:r>
+        <w:rPr>
+          <w:sz w:val="24"/>
+        </w:rPr>
+        <w:t>” taustiņu.</w:t>
+      </w:r>
+    </w:p>
+    <w:p>
+      <w:pPr>
+        <w:spacing w:after="0" w:line="360" w:lineRule="auto"/>
+        <w:ind w:left="0" w:right="0" w:firstLine="851"/>
+        <w:rPr>
+          <w:sz w:val="24"/>
+          <w:u w:val="single"/>
+        </w:rPr>
+      </w:pPr>
+      <w:r>
+        <w:rPr>
+          <w:sz w:val="24"/>
+          <w:u w:val="single"/>
+        </w:rPr>
+        <w:t>Apstrāde:</w:t>
+      </w:r>
+    </w:p>
+    <w:p>
+      <w:pPr>
+        <w:pStyle w:val="a3"/>
+        <w:numPr>
+          <w:ilvl w:val="0"/>
+          <w:numId w:val="94"/>
+        </w:numPr>
+        <w:spacing w:after="0" w:line="360" w:lineRule="auto"/>
+        <w:ind w:left="0" w:right="0" w:firstLine="851"/>
+        <w:rPr>
+          <w:sz w:val="24"/>
+        </w:rPr>
+      </w:pPr>
+      <w:r>
+        <w:rPr>
+          <w:sz w:val="24"/>
+        </w:rPr>
+        <w:t>Spēle pārbauda</w:t>
+      </w:r>
+      <w:r>
+        <w:rPr>
+          <w:sz w:val="24"/>
+        </w:rPr>
+        <w:t>, kurš taustiņš ir nospiests.</w:t>
+      </w:r>
+    </w:p>
+    <w:p>
+      <w:pPr>
+        <w:pStyle w:val="a3"/>
+        <w:numPr>
+          <w:ilvl w:val="0"/>
+          <w:numId w:val="94"/>
+        </w:numPr>
+        <w:spacing w:after="0" w:line="360" w:lineRule="auto"/>
+        <w:ind w:left="0" w:right="0" w:firstLine="851"/>
+        <w:rPr>
+          <w:sz w:val="24"/>
+        </w:rPr>
+      </w:pPr>
+      <w:r>
+        <w:rPr>
+          <w:sz w:val="24"/>
+        </w:rPr>
+        <w:t xml:space="preserve">Atkarībā no nospiestā taustiņa tiek aktivizēta atbilstoša darbība: kustība vai </w:t>
+      </w:r>
+      <w:r>
+        <w:rPr>
+          <w:sz w:val="24"/>
+        </w:rPr>
+        <w:t>darbība.</w:t>
+      </w:r>
+    </w:p>
+    <w:p>
+      <w:pPr>
+        <w:pStyle w:val="a3"/>
+        <w:numPr>
+          <w:ilvl w:val="0"/>
+          <w:numId w:val="94"/>
+        </w:numPr>
+        <w:spacing w:after="0" w:line="360" w:lineRule="auto"/>
+        <w:ind w:left="0" w:right="0" w:firstLine="851"/>
+        <w:rPr>
+          <w:sz w:val="24"/>
+        </w:rPr>
+      </w:pPr>
+      <w:r>
+        <w:rPr>
+          <w:sz w:val="24"/>
+        </w:rPr>
+        <w:t>Spēle turpina uzturēt precīzu varoņa pozīciju</w:t>
+      </w:r>
+      <w:r>
+        <w:rPr>
+          <w:sz w:val="24"/>
+        </w:rPr>
+        <w:t xml:space="preserve"> un fizikas mijiedarbību ar vidi.</w:t>
+      </w:r>
+    </w:p>
+    <w:p>
+      <w:pPr>
+        <w:spacing w:after="0" w:line="360" w:lineRule="auto"/>
+        <w:ind w:left="0" w:right="0" w:firstLine="851"/>
+        <w:rPr>
+          <w:sz w:val="24"/>
+          <w:u w:val="single"/>
+        </w:rPr>
+      </w:pPr>
+      <w:proofErr w:type="spellStart"/>
+      <w:r>
+        <w:rPr>
+          <w:sz w:val="24"/>
+          <w:u w:val="single"/>
+        </w:rPr>
+        <w:t>Izvaddati</w:t>
+      </w:r>
+      <w:proofErr w:type="spellEnd"/>
+      <w:r>
+        <w:rPr>
+          <w:sz w:val="24"/>
+          <w:u w:val="single"/>
+        </w:rPr>
+        <w:t>:</w:t>
+      </w:r>
+    </w:p>
+    <w:p>
+      <w:pPr>
+        <w:spacing w:after="0" w:line="360" w:lineRule="auto"/>
+        <w:ind w:left="1080" w:right="0" w:firstLine="0"/>
+        <w:jc w:val="right"/>
         <w:rPr>
           <w:b/>
           <w:bCs/>
-          <w:sz w:val="24"/>
+          <w:sz w:val="20"/>
+          <w:szCs w:val="20"/>
         </w:rPr>
       </w:pPr>
       <w:r>
         <w:rPr>
           <w:b/>
           <w:bCs/>
-          <w:sz w:val="24"/>
-        </w:rPr>
-        <w:t>NP.3. Lietojamība</w:t>
-      </w:r>
-    </w:p>
-    <w:p>
-      <w:pPr>
-        <w:spacing w:after="0" w:line="360" w:lineRule="auto"/>
-        <w:ind w:left="0" w:right="0" w:firstLine="851"/>
-        <w:rPr>
-          <w:sz w:val="24"/>
-        </w:rPr>
-      </w:pPr>
-      <w:r>
-        <w:rPr>
-          <w:sz w:val="24"/>
-        </w:rPr>
-        <w:t>Lietotāja interfeisam jābūt saprotamam un ērti izmantojamam bez apmācības.</w:t>
-      </w:r>
-    </w:p>
-    <w:p>
-      <w:pPr>
-        <w:spacing w:after="0" w:line="360" w:lineRule="auto"/>
-        <w:ind w:left="0" w:right="0" w:firstLine="851"/>
+          <w:sz w:val="20"/>
+          <w:szCs w:val="20"/>
+        </w:rPr>
+        <w:lastRenderedPageBreak/>
+        <w:t xml:space="preserve">1. </w:t>
+      </w:r>
+      <w:r>
         <w:rPr>
           <w:b/>
           <w:bCs/>
-          <w:sz w:val="24"/>
-        </w:rPr>
-      </w:pPr>
-      <w:r>
+          <w:sz w:val="20"/>
+          <w:szCs w:val="20"/>
+        </w:rPr>
+        <w:t>tabula</w:t>
+      </w:r>
+    </w:p>
+    <w:tbl>
+      <w:tblPr>
+        <w:tblStyle w:val="ad"/>
+        <w:tblW w:w="0" w:type="auto"/>
+        <w:tblInd w:w="851" w:type="dxa"/>
+        <w:tblLook w:val="04A0" w:firstRow="1" w:lastRow="0" w:firstColumn="1" w:lastColumn="0" w:noHBand="0" w:noVBand="1"/>
+      </w:tblPr>
+      <w:tblGrid>
+        <w:gridCol w:w="4247"/>
+        <w:gridCol w:w="4246"/>
+      </w:tblGrid>
+      <w:tr>
+        <w:tc>
+          <w:tcPr>
+            <w:tcW w:w="4247" w:type="dxa"/>
+          </w:tcPr>
+          <w:p>
+            <w:pPr>
+              <w:pStyle w:val="a3"/>
+              <w:spacing w:after="0" w:line="240" w:lineRule="auto"/>
+              <w:ind w:left="0" w:right="0" w:firstLine="0"/>
+              <w:jc w:val="left"/>
+              <w:rPr>
+                <w:sz w:val="20"/>
+                <w:szCs w:val="20"/>
+              </w:rPr>
+            </w:pPr>
+            <w:r>
+              <w:rPr>
+                <w:sz w:val="20"/>
+                <w:szCs w:val="20"/>
+              </w:rPr>
+              <w:t>Taustiņš</w:t>
+            </w:r>
+          </w:p>
+        </w:tc>
+        <w:tc>
+          <w:tcPr>
+            <w:tcW w:w="4246" w:type="dxa"/>
+          </w:tcPr>
+          <w:p>
+            <w:pPr>
+              <w:pStyle w:val="a3"/>
+              <w:spacing w:after="0" w:line="240" w:lineRule="auto"/>
+              <w:ind w:left="0" w:right="0" w:firstLine="0"/>
+              <w:jc w:val="left"/>
+              <w:rPr>
+                <w:sz w:val="20"/>
+                <w:szCs w:val="20"/>
+              </w:rPr>
+            </w:pPr>
+            <w:r>
+              <w:rPr>
+                <w:sz w:val="20"/>
+                <w:szCs w:val="20"/>
+              </w:rPr>
+              <w:t>Darbība</w:t>
+            </w:r>
+          </w:p>
+        </w:tc>
+      </w:tr>
+      <w:tr>
+        <w:tc>
+          <w:tcPr>
+            <w:tcW w:w="4247" w:type="dxa"/>
+          </w:tcPr>
+          <w:p>
+            <w:pPr>
+              <w:pStyle w:val="a3"/>
+              <w:spacing w:after="0" w:line="240" w:lineRule="auto"/>
+              <w:ind w:left="0" w:right="0" w:firstLine="0"/>
+              <w:jc w:val="left"/>
+              <w:rPr>
+                <w:sz w:val="20"/>
+                <w:szCs w:val="20"/>
+              </w:rPr>
+            </w:pPr>
+            <w:r>
+              <w:rPr>
+                <w:sz w:val="20"/>
+                <w:szCs w:val="20"/>
+              </w:rPr>
+              <w:t>W</w:t>
+            </w:r>
+          </w:p>
+        </w:tc>
+        <w:tc>
+          <w:tcPr>
+            <w:tcW w:w="4246" w:type="dxa"/>
+          </w:tcPr>
+          <w:p>
+            <w:pPr>
+              <w:pStyle w:val="a3"/>
+              <w:spacing w:after="0" w:line="240" w:lineRule="auto"/>
+              <w:ind w:left="0" w:right="0" w:firstLine="0"/>
+              <w:jc w:val="left"/>
+              <w:rPr>
+                <w:sz w:val="20"/>
+                <w:szCs w:val="20"/>
+              </w:rPr>
+            </w:pPr>
+            <w:r>
+              <w:rPr>
+                <w:sz w:val="20"/>
+                <w:szCs w:val="20"/>
+              </w:rPr>
+              <w:t>Varoņa kustība uz priekšu</w:t>
+            </w:r>
+          </w:p>
+        </w:tc>
+      </w:tr>
+      <w:tr>
+        <w:tc>
+          <w:tcPr>
+            <w:tcW w:w="4247" w:type="dxa"/>
+          </w:tcPr>
+          <w:p>
+            <w:pPr>
+              <w:pStyle w:val="a3"/>
+              <w:spacing w:after="0" w:line="240" w:lineRule="auto"/>
+              <w:ind w:left="0" w:right="0" w:firstLine="0"/>
+              <w:jc w:val="left"/>
+              <w:rPr>
+                <w:sz w:val="20"/>
+                <w:szCs w:val="20"/>
+              </w:rPr>
+            </w:pPr>
+            <w:r>
+              <w:rPr>
+                <w:sz w:val="20"/>
+                <w:szCs w:val="20"/>
+              </w:rPr>
+              <w:t>A</w:t>
+            </w:r>
+          </w:p>
+        </w:tc>
+        <w:tc>
+          <w:tcPr>
+            <w:tcW w:w="4246" w:type="dxa"/>
+          </w:tcPr>
+          <w:p>
+            <w:pPr>
+              <w:pStyle w:val="a3"/>
+              <w:spacing w:after="0" w:line="240" w:lineRule="auto"/>
+              <w:ind w:left="0" w:right="0" w:firstLine="0"/>
+              <w:jc w:val="left"/>
+              <w:rPr>
+                <w:sz w:val="20"/>
+                <w:szCs w:val="20"/>
+              </w:rPr>
+            </w:pPr>
+            <w:r>
+              <w:rPr>
+                <w:sz w:val="20"/>
+                <w:szCs w:val="20"/>
+              </w:rPr>
+              <w:t>Varoņa kustība pa kreisi</w:t>
+            </w:r>
+          </w:p>
+        </w:tc>
+      </w:tr>
+      <w:tr>
+        <w:tc>
+          <w:tcPr>
+            <w:tcW w:w="4247" w:type="dxa"/>
+          </w:tcPr>
+          <w:p>
+            <w:pPr>
+              <w:pStyle w:val="a3"/>
+              <w:spacing w:after="0" w:line="240" w:lineRule="auto"/>
+              <w:ind w:left="0" w:right="0" w:firstLine="0"/>
+              <w:jc w:val="left"/>
+              <w:rPr>
+                <w:sz w:val="20"/>
+                <w:szCs w:val="20"/>
+              </w:rPr>
+            </w:pPr>
+            <w:r>
+              <w:rPr>
+                <w:sz w:val="20"/>
+                <w:szCs w:val="20"/>
+              </w:rPr>
+              <w:t>S</w:t>
+            </w:r>
+          </w:p>
+        </w:tc>
+        <w:tc>
+          <w:tcPr>
+            <w:tcW w:w="4246" w:type="dxa"/>
+          </w:tcPr>
+          <w:p>
+            <w:pPr>
+              <w:pStyle w:val="a3"/>
+              <w:spacing w:after="0" w:line="240" w:lineRule="auto"/>
+              <w:ind w:left="0" w:right="0" w:firstLine="0"/>
+              <w:jc w:val="left"/>
+              <w:rPr>
+                <w:sz w:val="20"/>
+                <w:szCs w:val="20"/>
+              </w:rPr>
+            </w:pPr>
+            <w:r>
+              <w:rPr>
+                <w:sz w:val="20"/>
+                <w:szCs w:val="20"/>
+              </w:rPr>
+              <w:t>Varoņa kustība atpakaļ</w:t>
+            </w:r>
+          </w:p>
+        </w:tc>
+      </w:tr>
+      <w:tr>
+        <w:tc>
+          <w:tcPr>
+            <w:tcW w:w="4247" w:type="dxa"/>
+          </w:tcPr>
+          <w:p>
+            <w:pPr>
+              <w:pStyle w:val="a3"/>
+              <w:spacing w:after="0" w:line="240" w:lineRule="auto"/>
+              <w:ind w:left="0" w:right="0" w:firstLine="0"/>
+              <w:jc w:val="left"/>
+              <w:rPr>
+                <w:sz w:val="20"/>
+                <w:szCs w:val="20"/>
+              </w:rPr>
+            </w:pPr>
+            <w:r>
+              <w:rPr>
+                <w:sz w:val="20"/>
+                <w:szCs w:val="20"/>
+              </w:rPr>
+              <w:t>D</w:t>
+            </w:r>
+          </w:p>
+        </w:tc>
+        <w:tc>
+          <w:tcPr>
+            <w:tcW w:w="4246" w:type="dxa"/>
+          </w:tcPr>
+          <w:p>
+            <w:pPr>
+              <w:pStyle w:val="a3"/>
+              <w:spacing w:after="0" w:line="240" w:lineRule="auto"/>
+              <w:ind w:left="0" w:right="0" w:firstLine="0"/>
+              <w:jc w:val="left"/>
+              <w:rPr>
+                <w:sz w:val="20"/>
+                <w:szCs w:val="20"/>
+              </w:rPr>
+            </w:pPr>
+            <w:r>
+              <w:rPr>
+                <w:sz w:val="20"/>
+                <w:szCs w:val="20"/>
+              </w:rPr>
+              <w:t>Varoņa kustība pa labi</w:t>
+            </w:r>
+          </w:p>
+        </w:tc>
+      </w:tr>
+      <w:tr>
+        <w:tc>
+          <w:tcPr>
+            <w:tcW w:w="4247" w:type="dxa"/>
+          </w:tcPr>
+          <w:p>
+            <w:pPr>
+              <w:pStyle w:val="a3"/>
+              <w:spacing w:after="0" w:line="240" w:lineRule="auto"/>
+              <w:ind w:left="0" w:right="0" w:firstLine="0"/>
+              <w:jc w:val="left"/>
+              <w:rPr>
+                <w:sz w:val="20"/>
+                <w:szCs w:val="20"/>
+              </w:rPr>
+            </w:pPr>
+            <w:proofErr w:type="spellStart"/>
+            <w:r>
+              <w:rPr>
+                <w:sz w:val="20"/>
+                <w:szCs w:val="20"/>
+              </w:rPr>
+              <w:t>Space</w:t>
+            </w:r>
+            <w:proofErr w:type="spellEnd"/>
+          </w:p>
+        </w:tc>
+        <w:tc>
+          <w:tcPr>
+            <w:tcW w:w="4246" w:type="dxa"/>
+          </w:tcPr>
+          <w:p>
+            <w:pPr>
+              <w:pStyle w:val="a3"/>
+              <w:spacing w:after="0" w:line="240" w:lineRule="auto"/>
+              <w:ind w:left="0" w:right="0" w:firstLine="0"/>
+              <w:jc w:val="left"/>
+              <w:rPr>
+                <w:sz w:val="20"/>
+                <w:szCs w:val="20"/>
+              </w:rPr>
+            </w:pPr>
+            <w:r>
+              <w:rPr>
+                <w:sz w:val="20"/>
+                <w:szCs w:val="20"/>
+              </w:rPr>
+              <w:t>Lēciens</w:t>
+            </w:r>
+          </w:p>
+        </w:tc>
+      </w:tr>
+      <w:tr>
+        <w:tc>
+          <w:tcPr>
+            <w:tcW w:w="4247" w:type="dxa"/>
+          </w:tcPr>
+          <w:p>
+            <w:pPr>
+              <w:pStyle w:val="a3"/>
+              <w:spacing w:after="0" w:line="240" w:lineRule="auto"/>
+              <w:ind w:left="0" w:right="0" w:firstLine="0"/>
+              <w:jc w:val="left"/>
+              <w:rPr>
+                <w:sz w:val="20"/>
+                <w:szCs w:val="20"/>
+              </w:rPr>
+            </w:pPr>
+            <w:proofErr w:type="spellStart"/>
+            <w:r>
+              <w:rPr>
+                <w:sz w:val="20"/>
+                <w:szCs w:val="20"/>
+              </w:rPr>
+              <w:t>Ctrl</w:t>
+            </w:r>
+            <w:proofErr w:type="spellEnd"/>
+          </w:p>
+        </w:tc>
+        <w:tc>
+          <w:tcPr>
+            <w:tcW w:w="4246" w:type="dxa"/>
+          </w:tcPr>
+          <w:p>
+            <w:pPr>
+              <w:pStyle w:val="a3"/>
+              <w:spacing w:after="0" w:line="240" w:lineRule="auto"/>
+              <w:ind w:left="0" w:right="0" w:firstLine="0"/>
+              <w:jc w:val="left"/>
+              <w:rPr>
+                <w:sz w:val="20"/>
+                <w:szCs w:val="20"/>
+              </w:rPr>
+            </w:pPr>
+            <w:r>
+              <w:rPr>
+                <w:sz w:val="20"/>
+                <w:szCs w:val="20"/>
+              </w:rPr>
+              <w:t>Pietupšanās</w:t>
+            </w:r>
+          </w:p>
+        </w:tc>
+      </w:tr>
+    </w:tbl>
+    <w:p>
+      <w:pPr>
+        <w:pStyle w:val="2"/>
+      </w:pPr>
+      <w:bookmarkStart w:id="5" w:name="_Toc212298886"/>
+      <w:r>
+        <w:t>Sistēmas nefunkcionālās prasības</w:t>
+      </w:r>
+      <w:bookmarkEnd w:id="5"/>
+    </w:p>
+    <w:p>
+      <w:pPr>
+        <w:spacing w:after="0" w:line="360" w:lineRule="auto"/>
+        <w:ind w:left="0" w:right="0" w:firstLine="851"/>
         <w:rPr>
           <w:b/>
           <w:bCs/>
           <w:sz w:val="24"/>
         </w:rPr>
-        <w:t xml:space="preserve">NP.4. </w:t>
-      </w:r>
+      </w:pPr>
       <w:r>
         <w:rPr>
           <w:b/>
           <w:bCs/>
           <w:sz w:val="24"/>
         </w:rPr>
-        <w:t>Datu drošība</w:t>
-      </w:r>
-    </w:p>
-    <w:p>
-      <w:pPr>
-        <w:spacing w:after="0" w:line="360" w:lineRule="auto"/>
-        <w:ind w:left="0" w:right="0" w:firstLine="851"/>
-        <w:rPr>
-          <w:sz w:val="24"/>
-        </w:rPr>
-      </w:pPr>
-      <w:r>
-        <w:rPr>
-          <w:sz w:val="24"/>
-        </w:rPr>
-        <w:t>Lietotāja iestatījumi un progress</w:t>
-      </w:r>
-      <w:r>
-        <w:rPr>
-          <w:sz w:val="24"/>
-        </w:rPr>
-        <w:t xml:space="preserve"> jāglabā droši, bez bojājumiem.</w:t>
-      </w:r>
-    </w:p>
-    <w:p>
-      <w:pPr>
-        <w:spacing w:after="0" w:line="360" w:lineRule="auto"/>
-        <w:ind w:left="0" w:right="0" w:firstLine="851"/>
+        <w:t xml:space="preserve">NP.1. </w:t>
+      </w:r>
+      <w:r>
         <w:rPr>
           <w:b/>
           <w:bCs/>
           <w:sz w:val="24"/>
         </w:rPr>
-      </w:pPr>
-      <w:r>
+        <w:t>Veiktspēja</w:t>
+      </w:r>
+    </w:p>
+    <w:p>
+      <w:pPr>
+        <w:spacing w:after="0" w:line="360" w:lineRule="auto"/>
+        <w:ind w:left="0" w:right="0" w:firstLine="851"/>
+        <w:rPr>
+          <w:sz w:val="24"/>
+        </w:rPr>
+      </w:pPr>
+      <w:r>
+        <w:rPr>
+          <w:sz w:val="24"/>
+        </w:rPr>
+        <w:t>Spēlei jāstrādā ar vismaz 60 kadriem sekundē.</w:t>
+      </w:r>
+    </w:p>
+    <w:p>
+      <w:pPr>
+        <w:spacing w:after="0" w:line="360" w:lineRule="auto"/>
+        <w:ind w:left="0" w:right="0" w:firstLine="851"/>
         <w:rPr>
           <w:b/>
           <w:bCs/>
           <w:sz w:val="24"/>
         </w:rPr>
-        <w:t xml:space="preserve">NP.5. </w:t>
-      </w:r>
+      </w:pPr>
       <w:r>
         <w:rPr>
           <w:b/>
           <w:bCs/>
           <w:sz w:val="24"/>
         </w:rPr>
-        <w:t>Atjaunošana</w:t>
-      </w:r>
-    </w:p>
-    <w:p>
-      <w:pPr>
-        <w:spacing w:after="0" w:line="360" w:lineRule="auto"/>
-        <w:ind w:left="0" w:right="0" w:firstLine="851"/>
-        <w:rPr>
-          <w:sz w:val="24"/>
-        </w:rPr>
-      </w:pPr>
-      <w:r>
-        <w:rPr>
-          <w:sz w:val="24"/>
-        </w:rPr>
-        <w:t xml:space="preserve">Spēlei jābūt viegli papildināmai ar jauniem līmeņiem un </w:t>
-      </w:r>
-      <w:r>
-        <w:rPr>
-          <w:sz w:val="24"/>
-        </w:rPr>
-        <w:t>funkcijām</w:t>
-      </w:r>
-      <w:r>
-        <w:rPr>
-          <w:sz w:val="24"/>
-        </w:rPr>
-        <w:t>.</w:t>
+        <w:t>NP.2. Saderība</w:t>
+      </w:r>
+    </w:p>
+    <w:p>
+      <w:pPr>
+        <w:spacing w:after="0" w:line="360" w:lineRule="auto"/>
+        <w:ind w:left="0" w:right="0" w:firstLine="851"/>
+        <w:rPr>
+          <w:sz w:val="24"/>
+        </w:rPr>
+      </w:pPr>
+      <w:r>
+        <w:rPr>
+          <w:sz w:val="24"/>
+        </w:rPr>
+        <w:t xml:space="preserve">Spēlei </w:t>
+      </w:r>
+      <w:r>
+        <w:rPr>
+          <w:sz w:val="24"/>
+        </w:rPr>
+        <w:t>jābūt saderīgai vismaz ar Windows operētājsistēm</w:t>
+      </w:r>
+      <w:r>
+        <w:rPr>
+          <w:sz w:val="24"/>
+        </w:rPr>
+        <w:t>u.</w:t>
       </w:r>
     </w:p>
     <w:p>
@@ -8491,97 +9065,232 @@
           <w:bCs/>
           <w:sz w:val="24"/>
         </w:rPr>
-        <w:t xml:space="preserve">NP.6. </w:t>
-      </w:r>
-      <w:r>
+        <w:t>NP.3. Lietojamība</w:t>
+      </w:r>
+    </w:p>
+    <w:p>
+      <w:pPr>
+        <w:spacing w:after="0" w:line="360" w:lineRule="auto"/>
+        <w:ind w:left="0" w:right="0" w:firstLine="851"/>
+        <w:rPr>
+          <w:sz w:val="24"/>
+        </w:rPr>
+      </w:pPr>
+      <w:r>
+        <w:rPr>
+          <w:sz w:val="24"/>
+        </w:rPr>
+        <w:t>Lietotāja interfeisam jābūt saprotamam un ērti izmantojamam bez apmācības.</w:t>
+      </w:r>
+    </w:p>
+    <w:p>
+      <w:pPr>
+        <w:spacing w:after="0" w:line="360" w:lineRule="auto"/>
+        <w:ind w:left="0" w:right="0" w:firstLine="851"/>
         <w:rPr>
           <w:b/>
           <w:bCs/>
           <w:sz w:val="24"/>
         </w:rPr>
-        <w:t>Estētika</w:t>
-      </w:r>
-    </w:p>
-    <w:p>
-      <w:pPr>
-        <w:spacing w:after="0" w:line="360" w:lineRule="auto"/>
-        <w:ind w:left="0" w:right="0" w:firstLine="851"/>
-        <w:rPr>
-          <w:sz w:val="24"/>
-        </w:rPr>
-      </w:pPr>
-      <w:r>
-        <w:rPr>
-          <w:sz w:val="24"/>
-        </w:rPr>
-        <w:t>Grafikai un animācijām jābūt vienotā stilā un vizuāli pievilcīgām.</w:t>
-      </w:r>
-    </w:p>
-    <w:p>
-      <w:pPr>
-        <w:spacing w:after="0" w:line="360" w:lineRule="auto"/>
-        <w:ind w:left="0" w:right="0" w:firstLine="851"/>
+      </w:pPr>
+      <w:r>
         <w:rPr>
           <w:b/>
           <w:bCs/>
           <w:sz w:val="24"/>
         </w:rPr>
-      </w:pPr>
+        <w:t xml:space="preserve">NP.4. </w:t>
+      </w:r>
       <w:r>
         <w:rPr>
           <w:b/>
           <w:bCs/>
           <w:sz w:val="24"/>
         </w:rPr>
-        <w:t xml:space="preserve">NP.7. </w:t>
-      </w:r>
-      <w:r>
+        <w:t>Datu drošība</w:t>
+      </w:r>
+    </w:p>
+    <w:p>
+      <w:pPr>
+        <w:spacing w:after="0" w:line="360" w:lineRule="auto"/>
+        <w:ind w:left="0" w:right="0" w:firstLine="851"/>
+        <w:rPr>
+          <w:sz w:val="24"/>
+        </w:rPr>
+      </w:pPr>
+      <w:r>
+        <w:rPr>
+          <w:sz w:val="24"/>
+        </w:rPr>
+        <w:t>Lietotāja iestatījumi un progress</w:t>
+      </w:r>
+      <w:r>
+        <w:rPr>
+          <w:sz w:val="24"/>
+        </w:rPr>
+        <w:t xml:space="preserve"> jāglabā droši, bez bojājumiem.</w:t>
+      </w:r>
+    </w:p>
+    <w:p>
+      <w:pPr>
+        <w:spacing w:after="0" w:line="360" w:lineRule="auto"/>
+        <w:ind w:left="0" w:right="0" w:firstLine="851"/>
         <w:rPr>
           <w:b/>
           <w:bCs/>
           <w:sz w:val="24"/>
         </w:rPr>
-        <w:t>Koda kvalitāte</w:t>
-      </w:r>
-    </w:p>
-    <w:p>
-      <w:pPr>
-        <w:spacing w:after="0" w:line="360" w:lineRule="auto"/>
-        <w:ind w:left="0" w:right="0" w:firstLine="851"/>
-        <w:rPr>
-          <w:sz w:val="24"/>
-        </w:rPr>
-      </w:pPr>
-      <w:r>
-        <w:rPr>
-          <w:sz w:val="24"/>
-        </w:rPr>
-        <w:t xml:space="preserve">Projekta kodam </w:t>
-      </w:r>
-      <w:r>
-        <w:rPr>
-          <w:sz w:val="24"/>
-        </w:rPr>
-        <w:t>jābūt strukturētam un viegli uzturamam.</w:t>
-      </w:r>
-    </w:p>
-    <w:p>
-      <w:pPr>
-        <w:spacing w:after="0" w:line="360" w:lineRule="auto"/>
-        <w:ind w:left="0" w:right="0" w:firstLine="851"/>
+      </w:pPr>
+      <w:r>
         <w:rPr>
           <w:b/>
           <w:bCs/>
           <w:sz w:val="24"/>
         </w:rPr>
-      </w:pPr>
+        <w:t xml:space="preserve">NP.5. </w:t>
+      </w:r>
       <w:r>
         <w:rPr>
           <w:b/>
           <w:bCs/>
           <w:sz w:val="24"/>
         </w:rPr>
-        <w:lastRenderedPageBreak/>
+        <w:t>Atjaunošana</w:t>
+      </w:r>
+    </w:p>
+    <w:p>
+      <w:pPr>
+        <w:spacing w:after="0" w:line="360" w:lineRule="auto"/>
+        <w:ind w:left="0" w:right="0" w:firstLine="851"/>
+        <w:rPr>
+          <w:sz w:val="24"/>
+        </w:rPr>
+      </w:pPr>
+      <w:r>
+        <w:rPr>
+          <w:sz w:val="24"/>
+        </w:rPr>
+        <w:t xml:space="preserve">Spēlei jābūt viegli papildināmai ar jauniem līmeņiem un </w:t>
+      </w:r>
+      <w:r>
+        <w:rPr>
+          <w:sz w:val="24"/>
+        </w:rPr>
+        <w:t>funkcijām</w:t>
+      </w:r>
+      <w:r>
+        <w:rPr>
+          <w:sz w:val="24"/>
+        </w:rPr>
+        <w:t>.</w:t>
+      </w:r>
+    </w:p>
+    <w:p>
+      <w:pPr>
+        <w:spacing w:after="0" w:line="360" w:lineRule="auto"/>
+        <w:ind w:left="0" w:right="0" w:firstLine="851"/>
+        <w:rPr>
+          <w:b/>
+          <w:bCs/>
+          <w:sz w:val="24"/>
+        </w:rPr>
+      </w:pPr>
+      <w:r>
+        <w:rPr>
+          <w:b/>
+          <w:bCs/>
+          <w:sz w:val="24"/>
+        </w:rPr>
+        <w:t xml:space="preserve">NP.6. </w:t>
+      </w:r>
+      <w:r>
+        <w:rPr>
+          <w:b/>
+          <w:bCs/>
+          <w:sz w:val="24"/>
+        </w:rPr>
+        <w:t>Estētika</w:t>
+      </w:r>
+    </w:p>
+    <w:p>
+      <w:pPr>
+        <w:spacing w:after="0" w:line="360" w:lineRule="auto"/>
+        <w:ind w:left="0" w:right="0" w:firstLine="851"/>
+        <w:rPr>
+          <w:sz w:val="24"/>
+        </w:rPr>
+      </w:pPr>
+      <w:r>
+        <w:rPr>
+          <w:sz w:val="24"/>
+        </w:rPr>
+        <w:t>Grafikai un animācijām jābūt vienotā stilā un vizuāli pievilcīgām.</w:t>
+      </w:r>
+    </w:p>
+    <w:p>
+      <w:pPr>
+        <w:spacing w:after="0" w:line="360" w:lineRule="auto"/>
+        <w:ind w:left="0" w:right="0" w:firstLine="851"/>
+        <w:rPr>
+          <w:b/>
+          <w:bCs/>
+          <w:sz w:val="24"/>
+        </w:rPr>
+      </w:pPr>
+      <w:r>
+        <w:rPr>
+          <w:b/>
+          <w:bCs/>
+          <w:sz w:val="24"/>
+        </w:rPr>
+        <w:t xml:space="preserve">NP.7. </w:t>
+      </w:r>
+      <w:r>
+        <w:rPr>
+          <w:b/>
+          <w:bCs/>
+          <w:sz w:val="24"/>
+        </w:rPr>
+        <w:t>Koda kvalitāte</w:t>
+      </w:r>
+    </w:p>
+    <w:p>
+      <w:pPr>
+        <w:spacing w:after="0" w:line="360" w:lineRule="auto"/>
+        <w:ind w:left="0" w:right="0" w:firstLine="851"/>
+        <w:rPr>
+          <w:sz w:val="24"/>
+        </w:rPr>
+      </w:pPr>
+      <w:r>
+        <w:rPr>
+          <w:sz w:val="24"/>
+        </w:rPr>
+        <w:t xml:space="preserve">Projekta kodam </w:t>
+      </w:r>
+      <w:r>
+        <w:rPr>
+          <w:sz w:val="24"/>
+        </w:rPr>
+        <w:t>jābūt strukturētam un viegli uzturamam.</w:t>
+      </w:r>
+    </w:p>
+    <w:p>
+      <w:pPr>
+        <w:spacing w:after="0" w:line="360" w:lineRule="auto"/>
+        <w:ind w:left="0" w:right="0" w:firstLine="851"/>
+        <w:rPr>
+          <w:b/>
+          <w:bCs/>
+          <w:sz w:val="24"/>
+        </w:rPr>
+      </w:pPr>
+      <w:r>
+        <w:rPr>
+          <w:b/>
+          <w:bCs/>
+          <w:sz w:val="24"/>
+        </w:rPr>
         <w:t xml:space="preserve">NP.8. </w:t>
       </w:r>
       <w:r>
@@ -8893,6 +9602,9 @@
         <w:ind w:firstLine="851"/>
         <w:contextualSpacing/>
         <w:jc w:val="both"/>
+        <w:rPr>
+          <w:lang w:val="lv-LV"/>
+        </w:rPr>
       </w:pPr>
       <w:r>
         <w:rPr>
@@ -14607,6 +15319,95 @@
     </w:lvl>
   </w:abstractNum>
   <w:abstractNum w:abstractNumId="36" w15:restartNumberingAfterBreak="0">
+    <w:nsid w:val="2DC46947"/>
+    <w:multiLevelType w:val="hybridMultilevel"/>
+    <w:tmpl w:val="2AD2030C"/>
+    <w:lvl w:ilvl="0" w:tplc="DAF467E4">
+      <w:start w:val="1"/>
+      <w:numFmt w:val="decimal"/>
+      <w:lvlText w:val="%1)"/>
+      <w:lvlJc w:val="left"/>
+      <w:pPr>
+        <w:ind w:left="1211" w:hanging="360"/>
+      </w:pPr>
+      <w:rPr>
+        <w:rFonts w:hint="default"/>
+      </w:rPr>
+    </w:lvl>
+    <w:lvl w:ilvl="1" w:tplc="04190019" w:tentative="1">
+      <w:start w:val="1"/>
+      <w:numFmt w:val="lowerLetter"/>
+      <w:lvlText w:val="%2."/>
+      <w:lvlJc w:val="left"/>
+      <w:pPr>
+        <w:ind w:left="1931" w:hanging="360"/>
+      </w:pPr>
+    </w:lvl>
+    <w:lvl w:ilvl="2" w:tplc="0419001B" w:tentative="1">
+      <w:start w:val="1"/>
+      <w:numFmt w:val="lowerRoman"/>
+      <w:lvlText w:val="%3."/>
+      <w:lvlJc w:val="right"/>
+      <w:pPr>
+        <w:ind w:left="2651" w:hanging="180"/>
+      </w:pPr>
+    </w:lvl>
+    <w:lvl w:ilvl="3" w:tplc="0419000F" w:tentative="1">
+      <w:start w:val="1"/>
+      <w:numFmt w:val="decimal"/>
+      <w:lvlText w:val="%4."/>
+      <w:lvlJc w:val="left"/>
+      <w:pPr>
+        <w:ind w:left="3371" w:hanging="360"/>
+      </w:pPr>
+    </w:lvl>
+    <w:lvl w:ilvl="4" w:tplc="04190019" w:tentative="1">
+      <w:start w:val="1"/>
+      <w:numFmt w:val="lowerLetter"/>
+      <w:lvlText w:val="%5."/>
+      <w:lvlJc w:val="left"/>
+      <w:pPr>
+        <w:ind w:left="4091" w:hanging="360"/>
+      </w:pPr>
+    </w:lvl>
+    <w:lvl w:ilvl="5" w:tplc="0419001B" w:tentative="1">
+      <w:start w:val="1"/>
+      <w:numFmt w:val="lowerRoman"/>
+      <w:lvlText w:val="%6."/>
+      <w:lvlJc w:val="right"/>
+      <w:pPr>
+        <w:ind w:left="4811" w:hanging="180"/>
+      </w:pPr>
+    </w:lvl>
+    <w:lvl w:ilvl="6" w:tplc="0419000F" w:tentative="1">
+      <w:start w:val="1"/>
+      <w:numFmt w:val="decimal"/>
+      <w:lvlText w:val="%7."/>
+      <w:lvlJc w:val="left"/>
+      <w:pPr>
+        <w:ind w:left="5531" w:hanging="360"/>
+      </w:pPr>
+    </w:lvl>
+    <w:lvl w:ilvl="7" w:tplc="04190019" w:tentative="1">
+      <w:start w:val="1"/>
+      <w:numFmt w:val="lowerLetter"/>
+      <w:lvlText w:val="%8."/>
+      <w:lvlJc w:val="left"/>
+      <w:pPr>
+        <w:ind w:left="6251" w:hanging="360"/>
+      </w:pPr>
+    </w:lvl>
+    <w:lvl w:ilvl="8" w:tplc="0419001B" w:tentative="1">
+      <w:start w:val="1"/>
+      <w:numFmt w:val="lowerRoman"/>
+      <w:lvlText w:val="%9."/>
+      <w:lvlJc w:val="right"/>
+      <w:pPr>
+        <w:ind w:left="6971" w:hanging="180"/>
+      </w:pPr>
+    </w:lvl>
+  </w:abstractNum>
+  <w:abstractNum w:abstractNumId="37" w15:restartNumberingAfterBreak="0">
     <w:nsid w:val="2F697B25"/>
     <w:multiLevelType w:val="hybridMultilevel"/>
     <w:tmpl w:val="907C87F2"/>
@@ -14695,7 +15496,7 @@
       </w:pPr>
     </w:lvl>
   </w:abstractNum>
-  <w:abstractNum w:abstractNumId="37" w15:restartNumberingAfterBreak="0">
+  <w:abstractNum w:abstractNumId="38" w15:restartNumberingAfterBreak="0">
     <w:nsid w:val="2FA50645"/>
     <w:multiLevelType w:val="hybridMultilevel"/>
     <w:tmpl w:val="DFAC8654"/>
@@ -14784,7 +15585,7 @@
       </w:pPr>
     </w:lvl>
   </w:abstractNum>
-  <w:abstractNum w:abstractNumId="38" w15:restartNumberingAfterBreak="0">
+  <w:abstractNum w:abstractNumId="39" w15:restartNumberingAfterBreak="0">
     <w:nsid w:val="3055704A"/>
     <w:multiLevelType w:val="hybridMultilevel"/>
     <w:tmpl w:val="77D47BAC"/>
@@ -14873,7 +15674,7 @@
       </w:pPr>
     </w:lvl>
   </w:abstractNum>
-  <w:abstractNum w:abstractNumId="39" w15:restartNumberingAfterBreak="0">
+  <w:abstractNum w:abstractNumId="40" w15:restartNumberingAfterBreak="0">
     <w:nsid w:val="32121432"/>
     <w:multiLevelType w:val="hybridMultilevel"/>
     <w:tmpl w:val="0D584808"/>
@@ -14959,7 +15760,7 @@
       </w:pPr>
     </w:lvl>
   </w:abstractNum>
-  <w:abstractNum w:abstractNumId="40" w15:restartNumberingAfterBreak="0">
+  <w:abstractNum w:abstractNumId="41" w15:restartNumberingAfterBreak="0">
     <w:nsid w:val="34C53242"/>
     <w:multiLevelType w:val="hybridMultilevel"/>
     <w:tmpl w:val="346C991C"/>
@@ -15048,7 +15849,7 @@
       </w:pPr>
     </w:lvl>
   </w:abstractNum>
-  <w:abstractNum w:abstractNumId="41" w15:restartNumberingAfterBreak="0">
+  <w:abstractNum w:abstractNumId="42" w15:restartNumberingAfterBreak="0">
     <w:nsid w:val="35070C76"/>
     <w:multiLevelType w:val="hybridMultilevel"/>
     <w:tmpl w:val="DFEAD9EE"/>
@@ -15137,7 +15938,7 @@
       </w:pPr>
     </w:lvl>
   </w:abstractNum>
-  <w:abstractNum w:abstractNumId="42" w15:restartNumberingAfterBreak="0">
+  <w:abstractNum w:abstractNumId="43" w15:restartNumberingAfterBreak="0">
     <w:nsid w:val="3806063C"/>
     <w:multiLevelType w:val="hybridMultilevel"/>
     <w:tmpl w:val="6532879C"/>
@@ -15226,7 +16027,7 @@
       </w:pPr>
     </w:lvl>
   </w:abstractNum>
-  <w:abstractNum w:abstractNumId="43" w15:restartNumberingAfterBreak="0">
+  <w:abstractNum w:abstractNumId="44" w15:restartNumberingAfterBreak="0">
     <w:nsid w:val="3A44092B"/>
     <w:multiLevelType w:val="hybridMultilevel"/>
     <w:tmpl w:val="672A12B2"/>
@@ -15315,7 +16116,7 @@
       </w:pPr>
     </w:lvl>
   </w:abstractNum>
-  <w:abstractNum w:abstractNumId="44" w15:restartNumberingAfterBreak="0">
+  <w:abstractNum w:abstractNumId="45" w15:restartNumberingAfterBreak="0">
     <w:nsid w:val="3CF72187"/>
     <w:multiLevelType w:val="hybridMultilevel"/>
     <w:tmpl w:val="90A0BD38"/>
@@ -15404,7 +16205,7 @@
       </w:pPr>
     </w:lvl>
   </w:abstractNum>
-  <w:abstractNum w:abstractNumId="45" w15:restartNumberingAfterBreak="0">
+  <w:abstractNum w:abstractNumId="46" w15:restartNumberingAfterBreak="0">
     <w:nsid w:val="3D465728"/>
     <w:multiLevelType w:val="hybridMultilevel"/>
     <w:tmpl w:val="1B945204"/>
@@ -15493,7 +16294,7 @@
       </w:pPr>
     </w:lvl>
   </w:abstractNum>
-  <w:abstractNum w:abstractNumId="46" w15:restartNumberingAfterBreak="0">
+  <w:abstractNum w:abstractNumId="47" w15:restartNumberingAfterBreak="0">
     <w:nsid w:val="3EA912D0"/>
     <w:multiLevelType w:val="hybridMultilevel"/>
     <w:tmpl w:val="13C00108"/>
@@ -15582,7 +16383,7 @@
       </w:pPr>
     </w:lvl>
   </w:abstractNum>
-  <w:abstractNum w:abstractNumId="47" w15:restartNumberingAfterBreak="0">
+  <w:abstractNum w:abstractNumId="48" w15:restartNumberingAfterBreak="0">
     <w:nsid w:val="3EAF719B"/>
     <w:multiLevelType w:val="hybridMultilevel"/>
     <w:tmpl w:val="CDC0C558"/>
@@ -15671,7 +16472,7 @@
       </w:pPr>
     </w:lvl>
   </w:abstractNum>
-  <w:abstractNum w:abstractNumId="48" w15:restartNumberingAfterBreak="0">
+  <w:abstractNum w:abstractNumId="49" w15:restartNumberingAfterBreak="0">
     <w:nsid w:val="409C5D90"/>
     <w:multiLevelType w:val="hybridMultilevel"/>
     <w:tmpl w:val="569CFB78"/>
@@ -15760,7 +16561,7 @@
       </w:pPr>
     </w:lvl>
   </w:abstractNum>
-  <w:abstractNum w:abstractNumId="49" w15:restartNumberingAfterBreak="0">
+  <w:abstractNum w:abstractNumId="50" w15:restartNumberingAfterBreak="0">
     <w:nsid w:val="40B823A9"/>
     <w:multiLevelType w:val="hybridMultilevel"/>
     <w:tmpl w:val="9F10AB3A"/>
@@ -15972,7 +16773,7 @@
       </w:rPr>
     </w:lvl>
   </w:abstractNum>
-  <w:abstractNum w:abstractNumId="50" w15:restartNumberingAfterBreak="0">
+  <w:abstractNum w:abstractNumId="51" w15:restartNumberingAfterBreak="0">
     <w:nsid w:val="41884809"/>
     <w:multiLevelType w:val="hybridMultilevel"/>
     <w:tmpl w:val="8E8ACE56"/>
@@ -16061,7 +16862,7 @@
       </w:pPr>
     </w:lvl>
   </w:abstractNum>
-  <w:abstractNum w:abstractNumId="51" w15:restartNumberingAfterBreak="0">
+  <w:abstractNum w:abstractNumId="52" w15:restartNumberingAfterBreak="0">
     <w:nsid w:val="42266197"/>
     <w:multiLevelType w:val="hybridMultilevel"/>
     <w:tmpl w:val="F9C6C142"/>
@@ -16150,7 +16951,7 @@
       </w:pPr>
     </w:lvl>
   </w:abstractNum>
-  <w:abstractNum w:abstractNumId="52" w15:restartNumberingAfterBreak="0">
+  <w:abstractNum w:abstractNumId="53" w15:restartNumberingAfterBreak="0">
     <w:nsid w:val="44B750EA"/>
     <w:multiLevelType w:val="hybridMultilevel"/>
     <w:tmpl w:val="E8A6B368"/>
@@ -16362,7 +17163,7 @@
       </w:rPr>
     </w:lvl>
   </w:abstractNum>
-  <w:abstractNum w:abstractNumId="53" w15:restartNumberingAfterBreak="0">
+  <w:abstractNum w:abstractNumId="54" w15:restartNumberingAfterBreak="0">
     <w:nsid w:val="46875F21"/>
     <w:multiLevelType w:val="hybridMultilevel"/>
     <w:tmpl w:val="A14A3E34"/>
@@ -16451,7 +17252,7 @@
       </w:pPr>
     </w:lvl>
   </w:abstractNum>
-  <w:abstractNum w:abstractNumId="54" w15:restartNumberingAfterBreak="0">
+  <w:abstractNum w:abstractNumId="55" w15:restartNumberingAfterBreak="0">
     <w:nsid w:val="46975059"/>
     <w:multiLevelType w:val="multilevel"/>
     <w:tmpl w:val="5F328562"/>
@@ -16591,7 +17392,7 @@
       </w:rPr>
     </w:lvl>
   </w:abstractNum>
-  <w:abstractNum w:abstractNumId="55" w15:restartNumberingAfterBreak="0">
+  <w:abstractNum w:abstractNumId="56" w15:restartNumberingAfterBreak="0">
     <w:nsid w:val="493B3256"/>
     <w:multiLevelType w:val="hybridMultilevel"/>
     <w:tmpl w:val="F042D70C"/>
@@ -16680,7 +17481,7 @@
       </w:pPr>
     </w:lvl>
   </w:abstractNum>
-  <w:abstractNum w:abstractNumId="56" w15:restartNumberingAfterBreak="0">
+  <w:abstractNum w:abstractNumId="57" w15:restartNumberingAfterBreak="0">
     <w:nsid w:val="495C108F"/>
     <w:multiLevelType w:val="hybridMultilevel"/>
     <w:tmpl w:val="DE2245D6"/>
@@ -16892,7 +17693,7 @@
       </w:rPr>
     </w:lvl>
   </w:abstractNum>
-  <w:abstractNum w:abstractNumId="57" w15:restartNumberingAfterBreak="0">
+  <w:abstractNum w:abstractNumId="58" w15:restartNumberingAfterBreak="0">
     <w:nsid w:val="4B46773E"/>
     <w:multiLevelType w:val="hybridMultilevel"/>
     <w:tmpl w:val="ACA0FA7A"/>
@@ -16981,7 +17782,7 @@
       </w:pPr>
     </w:lvl>
   </w:abstractNum>
-  <w:abstractNum w:abstractNumId="58" w15:restartNumberingAfterBreak="0">
+  <w:abstractNum w:abstractNumId="59" w15:restartNumberingAfterBreak="0">
     <w:nsid w:val="4CBD36F9"/>
     <w:multiLevelType w:val="hybridMultilevel"/>
     <w:tmpl w:val="CF2C6268"/>
@@ -17070,7 +17871,96 @@
       </w:pPr>
     </w:lvl>
   </w:abstractNum>
-  <w:abstractNum w:abstractNumId="59" w15:restartNumberingAfterBreak="0">
+  <w:abstractNum w:abstractNumId="60" w15:restartNumberingAfterBreak="0">
+    <w:nsid w:val="4DD0697A"/>
+    <w:multiLevelType w:val="hybridMultilevel"/>
+    <w:tmpl w:val="302EB180"/>
+    <w:lvl w:ilvl="0" w:tplc="5936DC20">
+      <w:start w:val="1"/>
+      <w:numFmt w:val="decimal"/>
+      <w:lvlText w:val="%1)"/>
+      <w:lvlJc w:val="left"/>
+      <w:pPr>
+        <w:ind w:left="1211" w:hanging="360"/>
+      </w:pPr>
+      <w:rPr>
+        <w:rFonts w:hint="default"/>
+      </w:rPr>
+    </w:lvl>
+    <w:lvl w:ilvl="1" w:tplc="04190019" w:tentative="1">
+      <w:start w:val="1"/>
+      <w:numFmt w:val="lowerLetter"/>
+      <w:lvlText w:val="%2."/>
+      <w:lvlJc w:val="left"/>
+      <w:pPr>
+        <w:ind w:left="1931" w:hanging="360"/>
+      </w:pPr>
+    </w:lvl>
+    <w:lvl w:ilvl="2" w:tplc="0419001B" w:tentative="1">
+      <w:start w:val="1"/>
+      <w:numFmt w:val="lowerRoman"/>
+      <w:lvlText w:val="%3."/>
+      <w:lvlJc w:val="right"/>
+      <w:pPr>
+        <w:ind w:left="2651" w:hanging="180"/>
+      </w:pPr>
+    </w:lvl>
+    <w:lvl w:ilvl="3" w:tplc="0419000F" w:tentative="1">
+      <w:start w:val="1"/>
+      <w:numFmt w:val="decimal"/>
+      <w:lvlText w:val="%4."/>
+      <w:lvlJc w:val="left"/>
+      <w:pPr>
+        <w:ind w:left="3371" w:hanging="360"/>
+      </w:pPr>
+    </w:lvl>
+    <w:lvl w:ilvl="4" w:tplc="04190019" w:tentative="1">
+      <w:start w:val="1"/>
+      <w:numFmt w:val="lowerLetter"/>
+      <w:lvlText w:val="%5."/>
+      <w:lvlJc w:val="left"/>
+      <w:pPr>
+        <w:ind w:left="4091" w:hanging="360"/>
+      </w:pPr>
+    </w:lvl>
+    <w:lvl w:ilvl="5" w:tplc="0419001B" w:tentative="1">
+      <w:start w:val="1"/>
+      <w:numFmt w:val="lowerRoman"/>
+      <w:lvlText w:val="%6."/>
+      <w:lvlJc w:val="right"/>
+      <w:pPr>
+        <w:ind w:left="4811" w:hanging="180"/>
+      </w:pPr>
+    </w:lvl>
+    <w:lvl w:ilvl="6" w:tplc="0419000F" w:tentative="1">
+      <w:start w:val="1"/>
+      <w:numFmt w:val="decimal"/>
+      <w:lvlText w:val="%7."/>
+      <w:lvlJc w:val="left"/>
+      <w:pPr>
+        <w:ind w:left="5531" w:hanging="360"/>
+      </w:pPr>
+    </w:lvl>
+    <w:lvl w:ilvl="7" w:tplc="04190019" w:tentative="1">
+      <w:start w:val="1"/>
+      <w:numFmt w:val="lowerLetter"/>
+      <w:lvlText w:val="%8."/>
+      <w:lvlJc w:val="left"/>
+      <w:pPr>
+        <w:ind w:left="6251" w:hanging="360"/>
+      </w:pPr>
+    </w:lvl>
+    <w:lvl w:ilvl="8" w:tplc="0419001B" w:tentative="1">
+      <w:start w:val="1"/>
+      <w:numFmt w:val="lowerRoman"/>
+      <w:lvlText w:val="%9."/>
+      <w:lvlJc w:val="right"/>
+      <w:pPr>
+        <w:ind w:left="6971" w:hanging="180"/>
+      </w:pPr>
+    </w:lvl>
+  </w:abstractNum>
+  <w:abstractNum w:abstractNumId="61" w15:restartNumberingAfterBreak="0">
     <w:nsid w:val="52DB6A00"/>
     <w:multiLevelType w:val="hybridMultilevel"/>
     <w:tmpl w:val="391C5FEA"/>
@@ -17159,7 +18049,7 @@
       </w:pPr>
     </w:lvl>
   </w:abstractNum>
-  <w:abstractNum w:abstractNumId="60" w15:restartNumberingAfterBreak="0">
+  <w:abstractNum w:abstractNumId="62" w15:restartNumberingAfterBreak="0">
     <w:nsid w:val="535111AE"/>
     <w:multiLevelType w:val="hybridMultilevel"/>
     <w:tmpl w:val="E470502A"/>
@@ -17248,7 +18138,7 @@
       </w:pPr>
     </w:lvl>
   </w:abstractNum>
-  <w:abstractNum w:abstractNumId="61" w15:restartNumberingAfterBreak="0">
+  <w:abstractNum w:abstractNumId="63" w15:restartNumberingAfterBreak="0">
     <w:nsid w:val="54742FCB"/>
     <w:multiLevelType w:val="multilevel"/>
     <w:tmpl w:val="C12ADBC8"/>
@@ -17460,7 +18350,7 @@
       </w:rPr>
     </w:lvl>
   </w:abstractNum>
-  <w:abstractNum w:abstractNumId="62" w15:restartNumberingAfterBreak="0">
+  <w:abstractNum w:abstractNumId="64" w15:restartNumberingAfterBreak="0">
     <w:nsid w:val="588112E8"/>
     <w:multiLevelType w:val="hybridMultilevel"/>
     <w:tmpl w:val="0AF4A6C6"/>
@@ -17549,7 +18439,7 @@
       </w:pPr>
     </w:lvl>
   </w:abstractNum>
-  <w:abstractNum w:abstractNumId="63" w15:restartNumberingAfterBreak="0">
+  <w:abstractNum w:abstractNumId="65" w15:restartNumberingAfterBreak="0">
     <w:nsid w:val="5A3A1F4C"/>
     <w:multiLevelType w:val="hybridMultilevel"/>
     <w:tmpl w:val="DA4E6D1C"/>
@@ -17638,7 +18528,7 @@
       </w:pPr>
     </w:lvl>
   </w:abstractNum>
-  <w:abstractNum w:abstractNumId="64" w15:restartNumberingAfterBreak="0">
+  <w:abstractNum w:abstractNumId="66" w15:restartNumberingAfterBreak="0">
     <w:nsid w:val="5AAE7BD8"/>
     <w:multiLevelType w:val="hybridMultilevel"/>
     <w:tmpl w:val="A87AFB6E"/>
@@ -17727,7 +18617,7 @@
       </w:pPr>
     </w:lvl>
   </w:abstractNum>
-  <w:abstractNum w:abstractNumId="65" w15:restartNumberingAfterBreak="0">
+  <w:abstractNum w:abstractNumId="67" w15:restartNumberingAfterBreak="0">
     <w:nsid w:val="5FDB294F"/>
     <w:multiLevelType w:val="hybridMultilevel"/>
     <w:tmpl w:val="EE18C9C2"/>
@@ -17939,7 +18829,7 @@
       </w:rPr>
     </w:lvl>
   </w:abstractNum>
-  <w:abstractNum w:abstractNumId="66" w15:restartNumberingAfterBreak="0">
+  <w:abstractNum w:abstractNumId="68" w15:restartNumberingAfterBreak="0">
     <w:nsid w:val="62C159F6"/>
     <w:multiLevelType w:val="hybridMultilevel"/>
     <w:tmpl w:val="A254DD0E"/>
@@ -18028,7 +18918,7 @@
       </w:pPr>
     </w:lvl>
   </w:abstractNum>
-  <w:abstractNum w:abstractNumId="67" w15:restartNumberingAfterBreak="0">
+  <w:abstractNum w:abstractNumId="69" w15:restartNumberingAfterBreak="0">
     <w:nsid w:val="634B775D"/>
     <w:multiLevelType w:val="hybridMultilevel"/>
     <w:tmpl w:val="0D8AD064"/>
@@ -18117,7 +19007,7 @@
       </w:pPr>
     </w:lvl>
   </w:abstractNum>
-  <w:abstractNum w:abstractNumId="68" w15:restartNumberingAfterBreak="0">
+  <w:abstractNum w:abstractNumId="70" w15:restartNumberingAfterBreak="0">
     <w:nsid w:val="667F675E"/>
     <w:multiLevelType w:val="hybridMultilevel"/>
     <w:tmpl w:val="39189906"/>
@@ -18206,7 +19096,7 @@
       </w:pPr>
     </w:lvl>
   </w:abstractNum>
-  <w:abstractNum w:abstractNumId="69" w15:restartNumberingAfterBreak="0">
+  <w:abstractNum w:abstractNumId="71" w15:restartNumberingAfterBreak="0">
     <w:nsid w:val="6835047E"/>
     <w:multiLevelType w:val="hybridMultilevel"/>
     <w:tmpl w:val="40FA1AE2"/>
@@ -18295,7 +19185,7 @@
       </w:pPr>
     </w:lvl>
   </w:abstractNum>
-  <w:abstractNum w:abstractNumId="70" w15:restartNumberingAfterBreak="0">
+  <w:abstractNum w:abstractNumId="72" w15:restartNumberingAfterBreak="0">
     <w:nsid w:val="69DB354B"/>
     <w:multiLevelType w:val="hybridMultilevel"/>
     <w:tmpl w:val="418E646C"/>
@@ -18384,7 +19274,7 @@
       </w:pPr>
     </w:lvl>
   </w:abstractNum>
-  <w:abstractNum w:abstractNumId="71" w15:restartNumberingAfterBreak="0">
+  <w:abstractNum w:abstractNumId="73" w15:restartNumberingAfterBreak="0">
     <w:nsid w:val="6A9778B1"/>
     <w:multiLevelType w:val="hybridMultilevel"/>
     <w:tmpl w:val="5BCE63A0"/>
@@ -18473,7 +19363,7 @@
       </w:pPr>
     </w:lvl>
   </w:abstractNum>
-  <w:abstractNum w:abstractNumId="72" w15:restartNumberingAfterBreak="0">
+  <w:abstractNum w:abstractNumId="74" w15:restartNumberingAfterBreak="0">
     <w:nsid w:val="6B87794B"/>
     <w:multiLevelType w:val="hybridMultilevel"/>
     <w:tmpl w:val="0F081C92"/>
@@ -18685,7 +19575,7 @@
       </w:rPr>
     </w:lvl>
   </w:abstractNum>
-  <w:abstractNum w:abstractNumId="73" w15:restartNumberingAfterBreak="0">
+  <w:abstractNum w:abstractNumId="75" w15:restartNumberingAfterBreak="0">
     <w:nsid w:val="6C043244"/>
     <w:multiLevelType w:val="hybridMultilevel"/>
     <w:tmpl w:val="7D824108"/>
@@ -18774,7 +19664,7 @@
       </w:pPr>
     </w:lvl>
   </w:abstractNum>
-  <w:abstractNum w:abstractNumId="74" w15:restartNumberingAfterBreak="0">
+  <w:abstractNum w:abstractNumId="76" w15:restartNumberingAfterBreak="0">
     <w:nsid w:val="6CF008BC"/>
     <w:multiLevelType w:val="hybridMultilevel"/>
     <w:tmpl w:val="2C3C689C"/>
@@ -18863,7 +19753,7 @@
       </w:pPr>
     </w:lvl>
   </w:abstractNum>
-  <w:abstractNum w:abstractNumId="75" w15:restartNumberingAfterBreak="0">
+  <w:abstractNum w:abstractNumId="77" w15:restartNumberingAfterBreak="0">
     <w:nsid w:val="6EC72247"/>
     <w:multiLevelType w:val="hybridMultilevel"/>
     <w:tmpl w:val="3866F60A"/>
@@ -18952,7 +19842,7 @@
       </w:pPr>
     </w:lvl>
   </w:abstractNum>
-  <w:abstractNum w:abstractNumId="76" w15:restartNumberingAfterBreak="0">
+  <w:abstractNum w:abstractNumId="78" w15:restartNumberingAfterBreak="0">
     <w:nsid w:val="71215CB6"/>
     <w:multiLevelType w:val="hybridMultilevel"/>
     <w:tmpl w:val="03DC4AE6"/>
@@ -19164,7 +20054,7 @@
       </w:rPr>
     </w:lvl>
   </w:abstractNum>
-  <w:abstractNum w:abstractNumId="77" w15:restartNumberingAfterBreak="0">
+  <w:abstractNum w:abstractNumId="79" w15:restartNumberingAfterBreak="0">
     <w:nsid w:val="730C5ACD"/>
     <w:multiLevelType w:val="hybridMultilevel"/>
     <w:tmpl w:val="6BD8A30E"/>
@@ -19253,7 +20143,7 @@
       </w:pPr>
     </w:lvl>
   </w:abstractNum>
-  <w:abstractNum w:abstractNumId="78" w15:restartNumberingAfterBreak="0">
+  <w:abstractNum w:abstractNumId="80" w15:restartNumberingAfterBreak="0">
     <w:nsid w:val="73541C8D"/>
     <w:multiLevelType w:val="hybridMultilevel"/>
     <w:tmpl w:val="1478C53C"/>
@@ -19342,7 +20232,7 @@
       </w:pPr>
     </w:lvl>
   </w:abstractNum>
-  <w:abstractNum w:abstractNumId="79" w15:restartNumberingAfterBreak="0">
+  <w:abstractNum w:abstractNumId="81" w15:restartNumberingAfterBreak="0">
     <w:nsid w:val="73FA0568"/>
     <w:multiLevelType w:val="hybridMultilevel"/>
     <w:tmpl w:val="35A0C126"/>
@@ -19428,7 +20318,7 @@
       </w:pPr>
     </w:lvl>
   </w:abstractNum>
-  <w:abstractNum w:abstractNumId="80" w15:restartNumberingAfterBreak="0">
+  <w:abstractNum w:abstractNumId="82" w15:restartNumberingAfterBreak="0">
     <w:nsid w:val="74664AF8"/>
     <w:multiLevelType w:val="hybridMultilevel"/>
     <w:tmpl w:val="AEB8784E"/>
@@ -19640,7 +20530,7 @@
       </w:rPr>
     </w:lvl>
   </w:abstractNum>
-  <w:abstractNum w:abstractNumId="81" w15:restartNumberingAfterBreak="0">
+  <w:abstractNum w:abstractNumId="83" w15:restartNumberingAfterBreak="0">
     <w:nsid w:val="75812135"/>
     <w:multiLevelType w:val="hybridMultilevel"/>
     <w:tmpl w:val="59161448"/>
@@ -19852,7 +20742,7 @@
       </w:rPr>
     </w:lvl>
   </w:abstractNum>
-  <w:abstractNum w:abstractNumId="82" w15:restartNumberingAfterBreak="0">
+  <w:abstractNum w:abstractNumId="84" w15:restartNumberingAfterBreak="0">
     <w:nsid w:val="75D07585"/>
     <w:multiLevelType w:val="hybridMultilevel"/>
     <w:tmpl w:val="23329D96"/>
@@ -19941,7 +20831,7 @@
       </w:pPr>
     </w:lvl>
   </w:abstractNum>
-  <w:abstractNum w:abstractNumId="83" w15:restartNumberingAfterBreak="0">
+  <w:abstractNum w:abstractNumId="85" w15:restartNumberingAfterBreak="0">
     <w:nsid w:val="75E8251C"/>
     <w:multiLevelType w:val="hybridMultilevel"/>
     <w:tmpl w:val="5FEA12B4"/>
@@ -20162,7 +21052,7 @@
       </w:rPr>
     </w:lvl>
   </w:abstractNum>
-  <w:abstractNum w:abstractNumId="84" w15:restartNumberingAfterBreak="0">
+  <w:abstractNum w:abstractNumId="86" w15:restartNumberingAfterBreak="0">
     <w:nsid w:val="760C074D"/>
     <w:multiLevelType w:val="hybridMultilevel"/>
     <w:tmpl w:val="D246635A"/>
@@ -20251,7 +21141,7 @@
       </w:pPr>
     </w:lvl>
   </w:abstractNum>
-  <w:abstractNum w:abstractNumId="85" w15:restartNumberingAfterBreak="0">
+  <w:abstractNum w:abstractNumId="87" w15:restartNumberingAfterBreak="0">
     <w:nsid w:val="76173469"/>
     <w:multiLevelType w:val="hybridMultilevel"/>
     <w:tmpl w:val="C32E48CE"/>
@@ -20463,7 +21353,7 @@
       </w:rPr>
     </w:lvl>
   </w:abstractNum>
-  <w:abstractNum w:abstractNumId="86" w15:restartNumberingAfterBreak="0">
+  <w:abstractNum w:abstractNumId="88" w15:restartNumberingAfterBreak="0">
     <w:nsid w:val="79091FD6"/>
     <w:multiLevelType w:val="hybridMultilevel"/>
     <w:tmpl w:val="A6D242CA"/>
@@ -20552,7 +21442,7 @@
       </w:pPr>
     </w:lvl>
   </w:abstractNum>
-  <w:abstractNum w:abstractNumId="87" w15:restartNumberingAfterBreak="0">
+  <w:abstractNum w:abstractNumId="89" w15:restartNumberingAfterBreak="0">
     <w:nsid w:val="798E1C0A"/>
     <w:multiLevelType w:val="hybridMultilevel"/>
     <w:tmpl w:val="8F94AF0C"/>
@@ -20641,7 +21531,7 @@
       </w:pPr>
     </w:lvl>
   </w:abstractNum>
-  <w:abstractNum w:abstractNumId="88" w15:restartNumberingAfterBreak="0">
+  <w:abstractNum w:abstractNumId="90" w15:restartNumberingAfterBreak="0">
     <w:nsid w:val="7ABA0B70"/>
     <w:multiLevelType w:val="hybridMultilevel"/>
     <w:tmpl w:val="B900D2D0"/>
@@ -20730,7 +21620,7 @@
       </w:pPr>
     </w:lvl>
   </w:abstractNum>
-  <w:abstractNum w:abstractNumId="89" w15:restartNumberingAfterBreak="0">
+  <w:abstractNum w:abstractNumId="91" w15:restartNumberingAfterBreak="0">
     <w:nsid w:val="7CB747EE"/>
     <w:multiLevelType w:val="hybridMultilevel"/>
     <w:tmpl w:val="6688091C"/>
@@ -20819,7 +21709,7 @@
       </w:pPr>
     </w:lvl>
   </w:abstractNum>
-  <w:abstractNum w:abstractNumId="90" w15:restartNumberingAfterBreak="0">
+  <w:abstractNum w:abstractNumId="92" w15:restartNumberingAfterBreak="0">
     <w:nsid w:val="7DE62645"/>
     <w:multiLevelType w:val="hybridMultilevel"/>
     <w:tmpl w:val="C4FA2C8A"/>
@@ -20909,13 +21799,13 @@
     </w:lvl>
   </w:abstractNum>
   <w:num w:numId="1" w16cid:durableId="871303984">
-    <w:abstractNumId w:val="61"/>
+    <w:abstractNumId w:val="63"/>
   </w:num>
   <w:num w:numId="2" w16cid:durableId="1262910627">
-    <w:abstractNumId w:val="80"/>
+    <w:abstractNumId w:val="82"/>
   </w:num>
   <w:num w:numId="3" w16cid:durableId="1760517672">
-    <w:abstractNumId w:val="52"/>
+    <w:abstractNumId w:val="53"/>
   </w:num>
   <w:num w:numId="4" w16cid:durableId="76557851">
     <w:abstractNumId w:val="35"/>
@@ -20924,19 +21814,19 @@
     <w:abstractNumId w:val="12"/>
   </w:num>
   <w:num w:numId="6" w16cid:durableId="402221678">
-    <w:abstractNumId w:val="49"/>
+    <w:abstractNumId w:val="50"/>
   </w:num>
   <w:num w:numId="7" w16cid:durableId="1308121903">
     <w:abstractNumId w:val="16"/>
   </w:num>
   <w:num w:numId="8" w16cid:durableId="186793166">
-    <w:abstractNumId w:val="76"/>
+    <w:abstractNumId w:val="78"/>
   </w:num>
   <w:num w:numId="9" w16cid:durableId="1679649967">
-    <w:abstractNumId w:val="65"/>
+    <w:abstractNumId w:val="67"/>
   </w:num>
   <w:num w:numId="10" w16cid:durableId="1613972653">
-    <w:abstractNumId w:val="72"/>
+    <w:abstractNumId w:val="74"/>
   </w:num>
   <w:num w:numId="11" w16cid:durableId="486744876">
     <w:abstractNumId w:val="3"/>
@@ -20945,34 +21835,34 @@
     <w:abstractNumId w:val="29"/>
   </w:num>
   <w:num w:numId="13" w16cid:durableId="67699304">
-    <w:abstractNumId w:val="56"/>
+    <w:abstractNumId w:val="57"/>
   </w:num>
   <w:num w:numId="14" w16cid:durableId="1656029628">
-    <w:abstractNumId w:val="85"/>
+    <w:abstractNumId w:val="87"/>
   </w:num>
   <w:num w:numId="15" w16cid:durableId="1014962492">
-    <w:abstractNumId w:val="81"/>
+    <w:abstractNumId w:val="83"/>
   </w:num>
   <w:num w:numId="16" w16cid:durableId="612059645">
     <w:abstractNumId w:val="28"/>
   </w:num>
   <w:num w:numId="17" w16cid:durableId="156114076">
-    <w:abstractNumId w:val="83"/>
+    <w:abstractNumId w:val="85"/>
   </w:num>
   <w:num w:numId="18" w16cid:durableId="414400323">
-    <w:abstractNumId w:val="39"/>
+    <w:abstractNumId w:val="40"/>
   </w:num>
   <w:num w:numId="19" w16cid:durableId="2114787619">
     <w:abstractNumId w:val="17"/>
   </w:num>
   <w:num w:numId="20" w16cid:durableId="665477012">
-    <w:abstractNumId w:val="79"/>
+    <w:abstractNumId w:val="81"/>
   </w:num>
   <w:num w:numId="21" w16cid:durableId="1180045182">
-    <w:abstractNumId w:val="54"/>
+    <w:abstractNumId w:val="55"/>
   </w:num>
   <w:num w:numId="22" w16cid:durableId="1744062689">
-    <w:abstractNumId w:val="54"/>
+    <w:abstractNumId w:val="55"/>
     <w:lvlOverride w:ilvl="0">
       <w:lvl w:ilvl="0">
         <w:start w:val="1"/>
@@ -21128,25 +22018,25 @@
     </w:lvlOverride>
   </w:num>
   <w:num w:numId="23" w16cid:durableId="70198880">
-    <w:abstractNumId w:val="84"/>
+    <w:abstractNumId w:val="86"/>
   </w:num>
   <w:num w:numId="24" w16cid:durableId="1945767907">
-    <w:abstractNumId w:val="59"/>
+    <w:abstractNumId w:val="61"/>
   </w:num>
   <w:num w:numId="25" w16cid:durableId="1808089822">
-    <w:abstractNumId w:val="37"/>
+    <w:abstractNumId w:val="38"/>
   </w:num>
   <w:num w:numId="26" w16cid:durableId="206987248">
-    <w:abstractNumId w:val="50"/>
+    <w:abstractNumId w:val="51"/>
   </w:num>
   <w:num w:numId="27" w16cid:durableId="1503664249">
-    <w:abstractNumId w:val="88"/>
+    <w:abstractNumId w:val="90"/>
   </w:num>
   <w:num w:numId="28" w16cid:durableId="538904048">
-    <w:abstractNumId w:val="51"/>
+    <w:abstractNumId w:val="52"/>
   </w:num>
   <w:num w:numId="29" w16cid:durableId="700713644">
-    <w:abstractNumId w:val="57"/>
+    <w:abstractNumId w:val="58"/>
   </w:num>
   <w:num w:numId="30" w16cid:durableId="1036079539">
     <w:abstractNumId w:val="34"/>
@@ -21158,25 +22048,25 @@
     <w:abstractNumId w:val="6"/>
   </w:num>
   <w:num w:numId="33" w16cid:durableId="1378816198">
-    <w:abstractNumId w:val="36"/>
+    <w:abstractNumId w:val="37"/>
   </w:num>
   <w:num w:numId="34" w16cid:durableId="576865694">
-    <w:abstractNumId w:val="63"/>
+    <w:abstractNumId w:val="65"/>
   </w:num>
   <w:num w:numId="35" w16cid:durableId="781725961">
-    <w:abstractNumId w:val="40"/>
+    <w:abstractNumId w:val="41"/>
   </w:num>
   <w:num w:numId="36" w16cid:durableId="289016657">
-    <w:abstractNumId w:val="90"/>
+    <w:abstractNumId w:val="92"/>
   </w:num>
   <w:num w:numId="37" w16cid:durableId="1856578618">
     <w:abstractNumId w:val="1"/>
   </w:num>
   <w:num w:numId="38" w16cid:durableId="628753374">
-    <w:abstractNumId w:val="55"/>
+    <w:abstractNumId w:val="56"/>
   </w:num>
   <w:num w:numId="39" w16cid:durableId="443892033">
-    <w:abstractNumId w:val="87"/>
+    <w:abstractNumId w:val="89"/>
   </w:num>
   <w:num w:numId="40" w16cid:durableId="97071368">
     <w:abstractNumId w:val="20"/>
@@ -21188,37 +22078,37 @@
     <w:abstractNumId w:val="19"/>
   </w:num>
   <w:num w:numId="43" w16cid:durableId="302664907">
-    <w:abstractNumId w:val="70"/>
+    <w:abstractNumId w:val="72"/>
   </w:num>
   <w:num w:numId="44" w16cid:durableId="1781753498">
-    <w:abstractNumId w:val="78"/>
+    <w:abstractNumId w:val="80"/>
   </w:num>
   <w:num w:numId="45" w16cid:durableId="686365776">
     <w:abstractNumId w:val="32"/>
   </w:num>
   <w:num w:numId="46" w16cid:durableId="498543472">
-    <w:abstractNumId w:val="48"/>
+    <w:abstractNumId w:val="49"/>
   </w:num>
   <w:num w:numId="47" w16cid:durableId="1606423332">
     <w:abstractNumId w:val="27"/>
   </w:num>
   <w:num w:numId="48" w16cid:durableId="1841189223">
-    <w:abstractNumId w:val="38"/>
+    <w:abstractNumId w:val="39"/>
   </w:num>
   <w:num w:numId="49" w16cid:durableId="1101217129">
-    <w:abstractNumId w:val="53"/>
+    <w:abstractNumId w:val="54"/>
   </w:num>
   <w:num w:numId="50" w16cid:durableId="1430665355">
-    <w:abstractNumId w:val="47"/>
+    <w:abstractNumId w:val="48"/>
   </w:num>
   <w:num w:numId="51" w16cid:durableId="1088618965">
     <w:abstractNumId w:val="22"/>
   </w:num>
   <w:num w:numId="52" w16cid:durableId="1543008186">
-    <w:abstractNumId w:val="89"/>
+    <w:abstractNumId w:val="91"/>
   </w:num>
   <w:num w:numId="53" w16cid:durableId="1379663898">
-    <w:abstractNumId w:val="58"/>
+    <w:abstractNumId w:val="59"/>
   </w:num>
   <w:num w:numId="54" w16cid:durableId="1535652907">
     <w:abstractNumId w:val="2"/>
@@ -21233,25 +22123,25 @@
     <w:abstractNumId w:val="7"/>
   </w:num>
   <w:num w:numId="58" w16cid:durableId="1162040377">
+    <w:abstractNumId w:val="66"/>
+  </w:num>
+  <w:num w:numId="59" w16cid:durableId="1242250167">
+    <w:abstractNumId w:val="46"/>
+  </w:num>
+  <w:num w:numId="60" w16cid:durableId="660036870">
+    <w:abstractNumId w:val="47"/>
+  </w:num>
+  <w:num w:numId="61" w16cid:durableId="1997147708">
+    <w:abstractNumId w:val="68"/>
+  </w:num>
+  <w:num w:numId="62" w16cid:durableId="1088229718">
+    <w:abstractNumId w:val="88"/>
+  </w:num>
+  <w:num w:numId="63" w16cid:durableId="1550804414">
     <w:abstractNumId w:val="64"/>
   </w:num>
-  <w:num w:numId="59" w16cid:durableId="1242250167">
-    <w:abstractNumId w:val="45"/>
-  </w:num>
-  <w:num w:numId="60" w16cid:durableId="660036870">
-    <w:abstractNumId w:val="46"/>
-  </w:num>
-  <w:num w:numId="61" w16cid:durableId="1997147708">
-    <w:abstractNumId w:val="66"/>
-  </w:num>
-  <w:num w:numId="62" w16cid:durableId="1088229718">
-    <w:abstractNumId w:val="86"/>
-  </w:num>
-  <w:num w:numId="63" w16cid:durableId="1550804414">
-    <w:abstractNumId w:val="62"/>
-  </w:num>
   <w:num w:numId="64" w16cid:durableId="2125727411">
-    <w:abstractNumId w:val="42"/>
+    <w:abstractNumId w:val="43"/>
   </w:num>
   <w:num w:numId="65" w16cid:durableId="1365905054">
     <w:abstractNumId w:val="25"/>
@@ -21260,7 +22150,7 @@
     <w:abstractNumId w:val="33"/>
   </w:num>
   <w:num w:numId="67" w16cid:durableId="1110508584">
-    <w:abstractNumId w:val="69"/>
+    <w:abstractNumId w:val="71"/>
   </w:num>
   <w:num w:numId="68" w16cid:durableId="1051265365">
     <w:abstractNumId w:val="21"/>
@@ -21272,28 +22162,28 @@
     <w:abstractNumId w:val="15"/>
   </w:num>
   <w:num w:numId="71" w16cid:durableId="2000494107">
-    <w:abstractNumId w:val="71"/>
+    <w:abstractNumId w:val="73"/>
   </w:num>
   <w:num w:numId="72" w16cid:durableId="1322658772">
     <w:abstractNumId w:val="24"/>
   </w:num>
   <w:num w:numId="73" w16cid:durableId="270016388">
-    <w:abstractNumId w:val="73"/>
+    <w:abstractNumId w:val="75"/>
   </w:num>
   <w:num w:numId="74" w16cid:durableId="1477263707">
-    <w:abstractNumId w:val="67"/>
+    <w:abstractNumId w:val="69"/>
   </w:num>
   <w:num w:numId="75" w16cid:durableId="1307125220">
     <w:abstractNumId w:val="4"/>
   </w:num>
   <w:num w:numId="76" w16cid:durableId="776868343">
-    <w:abstractNumId w:val="60"/>
+    <w:abstractNumId w:val="62"/>
   </w:num>
   <w:num w:numId="77" w16cid:durableId="431557098">
     <w:abstractNumId w:val="13"/>
   </w:num>
   <w:num w:numId="78" w16cid:durableId="1714188659">
-    <w:abstractNumId w:val="74"/>
+    <w:abstractNumId w:val="76"/>
   </w:num>
   <w:num w:numId="79" w16cid:durableId="1531260477">
     <w:abstractNumId w:val="9"/>
@@ -21302,31 +22192,31 @@
     <w:abstractNumId w:val="5"/>
   </w:num>
   <w:num w:numId="81" w16cid:durableId="725644753">
-    <w:abstractNumId w:val="82"/>
+    <w:abstractNumId w:val="84"/>
   </w:num>
   <w:num w:numId="82" w16cid:durableId="1092240172">
     <w:abstractNumId w:val="30"/>
   </w:num>
   <w:num w:numId="83" w16cid:durableId="710495211">
-    <w:abstractNumId w:val="77"/>
+    <w:abstractNumId w:val="79"/>
   </w:num>
   <w:num w:numId="84" w16cid:durableId="146173450">
     <w:abstractNumId w:val="0"/>
   </w:num>
   <w:num w:numId="85" w16cid:durableId="280349">
-    <w:abstractNumId w:val="41"/>
+    <w:abstractNumId w:val="42"/>
   </w:num>
   <w:num w:numId="86" w16cid:durableId="135074754">
-    <w:abstractNumId w:val="75"/>
+    <w:abstractNumId w:val="77"/>
   </w:num>
   <w:num w:numId="87" w16cid:durableId="945843373">
     <w:abstractNumId w:val="11"/>
   </w:num>
   <w:num w:numId="88" w16cid:durableId="73629169">
-    <w:abstractNumId w:val="44"/>
+    <w:abstractNumId w:val="45"/>
   </w:num>
   <w:num w:numId="89" w16cid:durableId="624117755">
-    <w:abstractNumId w:val="43"/>
+    <w:abstractNumId w:val="44"/>
   </w:num>
   <w:num w:numId="90" w16cid:durableId="2135173866">
     <w:abstractNumId w:val="31"/>
@@ -21335,7 +22225,13 @@
     <w:abstractNumId w:val="10"/>
   </w:num>
   <w:num w:numId="92" w16cid:durableId="894705202">
-    <w:abstractNumId w:val="68"/>
+    <w:abstractNumId w:val="70"/>
+  </w:num>
+  <w:num w:numId="93" w16cid:durableId="584536271">
+    <w:abstractNumId w:val="36"/>
+  </w:num>
+  <w:num w:numId="94" w16cid:durableId="1650137357">
+    <w:abstractNumId w:val="60"/>
   </w:num>
 </w:numbering>
 </file>
@@ -22335,6 +23231,25 @@
       <w:iCs/>
     </w:rPr>
   </w:style>
+  <w:style w:type="table" w:styleId="ad">
+    <w:name w:val="Table Grid"/>
+    <w:basedOn w:val="a1"/>
+    <w:uiPriority w:val="39"/>
+    <w:rsid w:val="003F65FB"/>
+    <w:pPr>
+      <w:spacing w:after="0" w:line="240" w:lineRule="auto"/>
+    </w:pPr>
+    <w:tblPr>
+      <w:tblBorders>
+        <w:top w:val="single" w:sz="4" w:space="0" w:color="auto"/>
+        <w:left w:val="single" w:sz="4" w:space="0" w:color="auto"/>
+        <w:bottom w:val="single" w:sz="4" w:space="0" w:color="auto"/>
+        <w:right w:val="single" w:sz="4" w:space="0" w:color="auto"/>
+        <w:insideH w:val="single" w:sz="4" w:space="0" w:color="auto"/>
+        <w:insideV w:val="single" w:sz="4" w:space="0" w:color="auto"/>
+      </w:tblBorders>
+    </w:tblPr>
+  </w:style>
 </w:styles>
 </file>
 

--- a/KVDDokumentacija_GodotSpele_Sidorcenko.docx
+++ b/KVDDokumentacija_GodotSpele_Sidorcenko.docx
@@ -3450,7 +3450,7 @@
     <w:p>
       <w:pPr>
         <w:spacing w:after="0" w:line="360" w:lineRule="auto"/>
-        <w:ind w:left="0" w:right="0" w:firstLine="851"/>
+        <w:ind w:left="0" w:right="0" w:firstLine="0"/>
         <w:rPr>
           <w:b/>
           <w:bCs/>
@@ -3473,6 +3473,7 @@
         <w:rPr>
           <w:sz w:val="24"/>
           <w:u w:val="single"/>
+          <w:lang w:val="ru-RU"/>
         </w:rPr>
       </w:pPr>
       <w:r>
@@ -3527,12 +3528,8 @@
     <w:p>
       <w:pPr>
         <w:pStyle w:val="a3"/>
-        <w:numPr>
-          <w:ilvl w:val="0"/>
-          <w:numId w:val="26"/>
-        </w:numPr>
-        <w:spacing w:after="0" w:line="360" w:lineRule="auto"/>
-        <w:ind w:left="0" w:right="0" w:firstLine="851"/>
+        <w:spacing w:after="0" w:line="360" w:lineRule="auto"/>
+        <w:ind w:left="851" w:right="0" w:firstLine="0"/>
         <w:rPr>
           <w:sz w:val="24"/>
         </w:rPr>
@@ -3584,13 +3581,87 @@
         <w:rPr>
           <w:sz w:val="24"/>
         </w:rPr>
-        <w:t>Sistēma ielādē galveno izvēlni</w:t>
-      </w:r>
-      <w:r>
-        <w:rPr>
-          <w:sz w:val="24"/>
-        </w:rPr>
-        <w:t>.</w:t>
+        <w:t>Spēle inicializē sākuma vidi (kameru, apgaismojumu, UI elementus).</w:t>
+      </w:r>
+    </w:p>
+    <w:p>
+      <w:pPr>
+        <w:pStyle w:val="a3"/>
+        <w:numPr>
+          <w:ilvl w:val="0"/>
+          <w:numId w:val="27"/>
+        </w:numPr>
+        <w:spacing w:after="0" w:line="360" w:lineRule="auto"/>
+        <w:ind w:left="0" w:right="0" w:firstLine="851"/>
+        <w:rPr>
+          <w:sz w:val="24"/>
+        </w:rPr>
+      </w:pPr>
+      <w:r>
+        <w:rPr>
+          <w:sz w:val="24"/>
+        </w:rPr>
+        <w:t>Sistēma ielādē galvenās izvēlnes dizaina elementus (fonu, logotipu, pogas).</w:t>
+      </w:r>
+    </w:p>
+    <w:p>
+      <w:pPr>
+        <w:pStyle w:val="a3"/>
+        <w:numPr>
+          <w:ilvl w:val="0"/>
+          <w:numId w:val="27"/>
+        </w:numPr>
+        <w:spacing w:after="0" w:line="360" w:lineRule="auto"/>
+        <w:ind w:left="0" w:right="0" w:firstLine="851"/>
+        <w:rPr>
+          <w:sz w:val="24"/>
+        </w:rPr>
+      </w:pPr>
+      <w:r>
+        <w:rPr>
+          <w:sz w:val="24"/>
+        </w:rPr>
+        <w:t>Sistēma pārbauda, vai pastāv saglabātie dati.</w:t>
+      </w:r>
+    </w:p>
+    <w:p>
+      <w:pPr>
+        <w:pStyle w:val="a3"/>
+        <w:numPr>
+          <w:ilvl w:val="0"/>
+          <w:numId w:val="27"/>
+        </w:numPr>
+        <w:spacing w:after="0" w:line="360" w:lineRule="auto"/>
+        <w:ind w:left="0" w:right="0" w:firstLine="851"/>
+        <w:rPr>
+          <w:sz w:val="24"/>
+        </w:rPr>
+      </w:pPr>
+      <w:r>
+        <w:rPr>
+          <w:sz w:val="24"/>
+        </w:rPr>
+        <w:t>Aktivizē fona mūziku, kas piesaistīta galvenajam skatam.</w:t>
+      </w:r>
+    </w:p>
+    <w:p>
+      <w:pPr>
+        <w:pStyle w:val="a3"/>
+        <w:numPr>
+          <w:ilvl w:val="0"/>
+          <w:numId w:val="27"/>
+        </w:numPr>
+        <w:spacing w:after="0" w:line="360" w:lineRule="auto"/>
+        <w:ind w:left="0" w:right="0" w:firstLine="851"/>
+        <w:rPr>
+          <w:sz w:val="24"/>
+        </w:rPr>
+      </w:pPr>
+      <w:r>
+        <w:rPr>
+          <w:sz w:val="24"/>
+        </w:rPr>
+        <w:t>Sagatavo pārejas efektus uz citām sadaļām.</w:t>
       </w:r>
     </w:p>
     <w:p>
@@ -3636,13 +3707,7 @@
         <w:rPr>
           <w:sz w:val="24"/>
         </w:rPr>
-        <w:t>Uz ekrāna redzama galvenā izvēlne</w:t>
-      </w:r>
-      <w:r>
-        <w:rPr>
-          <w:sz w:val="24"/>
-        </w:rPr>
-        <w:t>.</w:t>
+        <w:t>Uz ekrāna tiek attēlota galvenā izvēlne ar visiem funkcionāliem elementiem.</w:t>
       </w:r>
     </w:p>
     <w:p>
@@ -3662,128 +3727,7 @@
         <w:rPr>
           <w:sz w:val="24"/>
         </w:rPr>
-        <w:t>Tiek parādītas pogas “</w:t>
-      </w:r>
-      <w:r>
-        <w:rPr>
-          <w:sz w:val="24"/>
-        </w:rPr>
-        <w:t>Sākt spēli</w:t>
-      </w:r>
-      <w:r>
-        <w:rPr>
-          <w:sz w:val="24"/>
-        </w:rPr>
-        <w:t>”</w:t>
-      </w:r>
-      <w:r>
-        <w:rPr>
-          <w:sz w:val="24"/>
-        </w:rPr>
-        <w:t>, “Veikals”, “Skapis”, “Iestatījumi”</w:t>
-      </w:r>
-      <w:r>
-        <w:rPr>
-          <w:sz w:val="24"/>
-        </w:rPr>
-        <w:t>, “Iziet”</w:t>
-      </w:r>
-      <w:r>
-        <w:rPr>
-          <w:sz w:val="24"/>
-        </w:rPr>
-        <w:t>.</w:t>
-      </w:r>
-    </w:p>
-    <w:p>
-      <w:pPr>
-        <w:spacing w:after="0" w:line="360" w:lineRule="auto"/>
-        <w:ind w:left="0" w:right="0" w:firstLine="851"/>
-        <w:rPr>
-          <w:b/>
-          <w:bCs/>
-          <w:sz w:val="24"/>
-        </w:rPr>
-      </w:pPr>
-      <w:r>
-        <w:rPr>
-          <w:b/>
-          <w:bCs/>
-          <w:sz w:val="24"/>
-        </w:rPr>
-        <w:t xml:space="preserve">FP.2. </w:t>
-      </w:r>
-      <w:r>
-        <w:rPr>
-          <w:b/>
-          <w:bCs/>
-          <w:sz w:val="24"/>
-        </w:rPr>
-        <w:t>Spēles sākšana</w:t>
-      </w:r>
-    </w:p>
-    <w:p>
-      <w:pPr>
-        <w:spacing w:after="0" w:line="360" w:lineRule="auto"/>
-        <w:ind w:left="0" w:right="0" w:firstLine="851"/>
-        <w:rPr>
-          <w:sz w:val="24"/>
-          <w:u w:val="single"/>
-        </w:rPr>
-      </w:pPr>
-      <w:r>
-        <w:rPr>
-          <w:sz w:val="24"/>
-          <w:u w:val="single"/>
-        </w:rPr>
-        <w:t>Mērķis:</w:t>
-      </w:r>
-    </w:p>
-    <w:p>
-      <w:pPr>
-        <w:spacing w:after="0" w:line="360" w:lineRule="auto"/>
-        <w:ind w:left="0" w:right="0" w:firstLine="851"/>
-        <w:rPr>
-          <w:sz w:val="24"/>
-        </w:rPr>
-      </w:pPr>
-      <w:r>
-        <w:rPr>
-          <w:sz w:val="24"/>
-        </w:rPr>
-        <w:t>Nodroš</w:t>
-      </w:r>
-      <w:r>
-        <w:rPr>
-          <w:sz w:val="24"/>
-        </w:rPr>
-        <w:t>ināt spēles sākšanu no galvenās izvēlnes.</w:t>
-      </w:r>
-    </w:p>
-    <w:p>
-      <w:pPr>
-        <w:spacing w:after="0" w:line="360" w:lineRule="auto"/>
-        <w:ind w:left="0" w:right="0" w:firstLine="851"/>
-        <w:rPr>
-          <w:sz w:val="24"/>
-          <w:u w:val="single"/>
-        </w:rPr>
-      </w:pPr>
-      <w:proofErr w:type="spellStart"/>
-      <w:r>
-        <w:rPr>
-          <w:sz w:val="24"/>
-          <w:u w:val="single"/>
-        </w:rPr>
-        <w:t>Ievaddati</w:t>
-      </w:r>
-      <w:proofErr w:type="spellEnd"/>
-      <w:r>
-        <w:rPr>
-          <w:sz w:val="24"/>
-          <w:u w:val="single"/>
-        </w:rPr>
-        <w:t>:</w:t>
+        <w:t>Lietotājs var ar peli vai tastatūru atlasīt jebkuru sadaļu (“Sākt spēli”, “Veikals” u.c.).</w:t>
       </w:r>
     </w:p>
     <w:p>
@@ -3791,7 +3735,7 @@
         <w:pStyle w:val="a3"/>
         <w:numPr>
           <w:ilvl w:val="0"/>
-          <w:numId w:val="28"/>
+          <w:numId w:val="25"/>
         </w:numPr>
         <w:spacing w:after="0" w:line="360" w:lineRule="auto"/>
         <w:ind w:left="0" w:right="0" w:firstLine="851"/>
@@ -3803,109 +3747,27 @@
         <w:rPr>
           <w:sz w:val="24"/>
         </w:rPr>
-        <w:t>Lietotājs nospiež pogu “Sākt spēli”</w:t>
-      </w:r>
-      <w:r>
-        <w:rPr>
-          <w:sz w:val="24"/>
-        </w:rPr>
-        <w:t>.</w:t>
-      </w:r>
-    </w:p>
-    <w:p>
-      <w:pPr>
-        <w:spacing w:after="0" w:line="360" w:lineRule="auto"/>
-        <w:ind w:left="0" w:right="0" w:firstLine="851"/>
-        <w:rPr>
-          <w:sz w:val="24"/>
-          <w:u w:val="single"/>
-        </w:rPr>
-      </w:pPr>
-      <w:r>
-        <w:rPr>
-          <w:sz w:val="24"/>
-          <w:u w:val="single"/>
-        </w:rPr>
-        <w:t>Apstrāde:</w:t>
-      </w:r>
-    </w:p>
-    <w:p>
-      <w:pPr>
-        <w:pStyle w:val="a3"/>
-        <w:numPr>
-          <w:ilvl w:val="0"/>
-          <w:numId w:val="29"/>
-        </w:numPr>
-        <w:spacing w:after="0" w:line="360" w:lineRule="auto"/>
-        <w:ind w:left="0" w:right="0" w:firstLine="851"/>
-        <w:rPr>
-          <w:sz w:val="24"/>
-        </w:rPr>
-      </w:pPr>
-      <w:r>
-        <w:rPr>
-          <w:sz w:val="24"/>
-        </w:rPr>
-        <w:t>Sistēma pāriet uz līmeņu izvēles skatu.</w:t>
-      </w:r>
-    </w:p>
-    <w:p>
-      <w:pPr>
-        <w:spacing w:after="0" w:line="360" w:lineRule="auto"/>
-        <w:ind w:left="0" w:right="0" w:firstLine="851"/>
-        <w:rPr>
-          <w:sz w:val="24"/>
-          <w:u w:val="single"/>
-        </w:rPr>
-      </w:pPr>
+        <w:t>Fona mūzika tiek atskaņota, un izvēlne reaģē uz lietotāja darbībām (</w:t>
+      </w:r>
       <w:proofErr w:type="spellStart"/>
       <w:r>
         <w:rPr>
           <w:sz w:val="24"/>
-          <w:u w:val="single"/>
-        </w:rPr>
-        <w:lastRenderedPageBreak/>
-        <w:t>Izvaddati</w:t>
+        </w:rPr>
+        <w:t>hover</w:t>
       </w:r>
       <w:proofErr w:type="spellEnd"/>
       <w:r>
         <w:rPr>
           <w:sz w:val="24"/>
-          <w:u w:val="single"/>
-        </w:rPr>
-        <w:t>:</w:t>
-      </w:r>
-    </w:p>
-    <w:p>
-      <w:pPr>
-        <w:pStyle w:val="a3"/>
-        <w:numPr>
-          <w:ilvl w:val="0"/>
-          <w:numId w:val="30"/>
-        </w:numPr>
-        <w:spacing w:after="0" w:line="360" w:lineRule="auto"/>
-        <w:ind w:left="0" w:right="0" w:firstLine="851"/>
-        <w:rPr>
-          <w:sz w:val="24"/>
-        </w:rPr>
-      </w:pPr>
-      <w:r>
-        <w:rPr>
-          <w:sz w:val="24"/>
-        </w:rPr>
-        <w:t>Uz ekrāna parādās līmeņu saraksts</w:t>
-      </w:r>
-      <w:r>
-        <w:rPr>
-          <w:sz w:val="24"/>
-        </w:rPr>
-        <w:t>.</w:t>
-      </w:r>
-    </w:p>
-    <w:p>
-      <w:pPr>
-        <w:spacing w:after="0" w:line="360" w:lineRule="auto"/>
-        <w:ind w:left="0" w:right="0" w:firstLine="851"/>
+        </w:rPr>
+        <w:t xml:space="preserve"> efekti, klikšķi).</w:t>
+      </w:r>
+    </w:p>
+    <w:p>
+      <w:pPr>
+        <w:spacing w:after="0" w:line="360" w:lineRule="auto"/>
+        <w:ind w:left="0" w:right="0" w:firstLine="0"/>
         <w:rPr>
           <w:b/>
           <w:bCs/>
@@ -3918,6 +3780,201 @@
           <w:bCs/>
           <w:sz w:val="24"/>
         </w:rPr>
+        <w:t xml:space="preserve">FP.2. </w:t>
+      </w:r>
+      <w:r>
+        <w:rPr>
+          <w:b/>
+          <w:bCs/>
+          <w:sz w:val="24"/>
+        </w:rPr>
+        <w:t>Spēles sākšana</w:t>
+      </w:r>
+    </w:p>
+    <w:p>
+      <w:pPr>
+        <w:spacing w:after="0" w:line="360" w:lineRule="auto"/>
+        <w:ind w:left="0" w:right="0" w:firstLine="851"/>
+        <w:rPr>
+          <w:sz w:val="24"/>
+          <w:u w:val="single"/>
+        </w:rPr>
+      </w:pPr>
+      <w:r>
+        <w:rPr>
+          <w:sz w:val="24"/>
+          <w:u w:val="single"/>
+        </w:rPr>
+        <w:lastRenderedPageBreak/>
+        <w:t>Mērķis:</w:t>
+      </w:r>
+    </w:p>
+    <w:p>
+      <w:pPr>
+        <w:spacing w:after="0" w:line="360" w:lineRule="auto"/>
+        <w:ind w:left="0" w:right="0" w:firstLine="851"/>
+        <w:rPr>
+          <w:sz w:val="24"/>
+        </w:rPr>
+      </w:pPr>
+      <w:r>
+        <w:rPr>
+          <w:sz w:val="24"/>
+        </w:rPr>
+        <w:t>Nodroš</w:t>
+      </w:r>
+      <w:r>
+        <w:rPr>
+          <w:sz w:val="24"/>
+        </w:rPr>
+        <w:t>ināt spēles sākšanu no galvenās izvēlnes.</w:t>
+      </w:r>
+    </w:p>
+    <w:p>
+      <w:pPr>
+        <w:spacing w:after="0" w:line="360" w:lineRule="auto"/>
+        <w:ind w:left="0" w:right="0" w:firstLine="851"/>
+        <w:rPr>
+          <w:sz w:val="24"/>
+          <w:u w:val="single"/>
+        </w:rPr>
+      </w:pPr>
+      <w:proofErr w:type="spellStart"/>
+      <w:r>
+        <w:rPr>
+          <w:sz w:val="24"/>
+          <w:u w:val="single"/>
+        </w:rPr>
+        <w:t>Ievaddati</w:t>
+      </w:r>
+      <w:proofErr w:type="spellEnd"/>
+      <w:r>
+        <w:rPr>
+          <w:sz w:val="24"/>
+          <w:u w:val="single"/>
+        </w:rPr>
+        <w:t>:</w:t>
+      </w:r>
+    </w:p>
+    <w:p>
+      <w:pPr>
+        <w:pStyle w:val="a3"/>
+        <w:spacing w:after="0" w:line="360" w:lineRule="auto"/>
+        <w:ind w:left="851" w:right="0" w:firstLine="0"/>
+        <w:rPr>
+          <w:sz w:val="24"/>
+        </w:rPr>
+      </w:pPr>
+      <w:r>
+        <w:rPr>
+          <w:sz w:val="24"/>
+        </w:rPr>
+        <w:t>Lietotājs nospiež pogu “Sākt spēli”</w:t>
+      </w:r>
+      <w:r>
+        <w:rPr>
+          <w:sz w:val="24"/>
+        </w:rPr>
+        <w:t>.</w:t>
+      </w:r>
+    </w:p>
+    <w:p>
+      <w:pPr>
+        <w:spacing w:after="0" w:line="360" w:lineRule="auto"/>
+        <w:ind w:left="0" w:right="0" w:firstLine="851"/>
+        <w:rPr>
+          <w:sz w:val="24"/>
+          <w:u w:val="single"/>
+        </w:rPr>
+      </w:pPr>
+      <w:r>
+        <w:rPr>
+          <w:sz w:val="24"/>
+          <w:u w:val="single"/>
+        </w:rPr>
+        <w:t>Apstrāde:</w:t>
+      </w:r>
+    </w:p>
+    <w:p>
+      <w:pPr>
+        <w:pStyle w:val="a3"/>
+        <w:spacing w:after="0" w:line="360" w:lineRule="auto"/>
+        <w:ind w:left="851" w:right="0" w:firstLine="0"/>
+        <w:rPr>
+          <w:sz w:val="24"/>
+        </w:rPr>
+      </w:pPr>
+      <w:r>
+        <w:rPr>
+          <w:sz w:val="24"/>
+        </w:rPr>
+        <w:t>Sistēma pāriet uz līmeņu izvēles skatu.</w:t>
+      </w:r>
+    </w:p>
+    <w:p>
+      <w:pPr>
+        <w:spacing w:after="0" w:line="360" w:lineRule="auto"/>
+        <w:ind w:left="0" w:right="0" w:firstLine="851"/>
+        <w:rPr>
+          <w:sz w:val="24"/>
+          <w:u w:val="single"/>
+        </w:rPr>
+      </w:pPr>
+      <w:proofErr w:type="spellStart"/>
+      <w:r>
+        <w:rPr>
+          <w:sz w:val="24"/>
+          <w:u w:val="single"/>
+        </w:rPr>
+        <w:t>Izvaddati</w:t>
+      </w:r>
+      <w:proofErr w:type="spellEnd"/>
+      <w:r>
+        <w:rPr>
+          <w:sz w:val="24"/>
+          <w:u w:val="single"/>
+        </w:rPr>
+        <w:t>:</w:t>
+      </w:r>
+    </w:p>
+    <w:p>
+      <w:pPr>
+        <w:pStyle w:val="a3"/>
+        <w:spacing w:after="0" w:line="360" w:lineRule="auto"/>
+        <w:ind w:left="851" w:right="0" w:firstLine="0"/>
+        <w:rPr>
+          <w:sz w:val="24"/>
+        </w:rPr>
+      </w:pPr>
+      <w:r>
+        <w:rPr>
+          <w:sz w:val="24"/>
+        </w:rPr>
+        <w:t>Uz ekrāna parādās līmeņu saraksts</w:t>
+      </w:r>
+      <w:r>
+        <w:rPr>
+          <w:sz w:val="24"/>
+        </w:rPr>
+        <w:t>.</w:t>
+      </w:r>
+    </w:p>
+    <w:p>
+      <w:pPr>
+        <w:spacing w:after="0" w:line="360" w:lineRule="auto"/>
+        <w:ind w:left="0" w:right="0" w:firstLine="0"/>
+        <w:rPr>
+          <w:b/>
+          <w:bCs/>
+          <w:sz w:val="24"/>
+        </w:rPr>
+      </w:pPr>
+      <w:r>
+        <w:rPr>
+          <w:b/>
+          <w:bCs/>
+          <w:sz w:val="24"/>
+        </w:rPr>
         <w:t>FP.3. Līmeņu saraksta attēlošana</w:t>
       </w:r>
     </w:p>
@@ -3950,7 +4007,7 @@
         <w:rPr>
           <w:sz w:val="24"/>
         </w:rPr>
-        <w:t>Parādīt visus pieejamos un bloķētos līmeņus.</w:t>
+        <w:t>Parādīt visus pieejamos un bloķētos līmeņus, lai lietotājs varētu izvēlēties, kuru spēlēt.</w:t>
       </w:r>
     </w:p>
     <w:p>
@@ -3982,27 +4039,17 @@
     <w:p>
       <w:pPr>
         <w:pStyle w:val="a3"/>
-        <w:numPr>
-          <w:ilvl w:val="0"/>
-          <w:numId w:val="31"/>
-        </w:numPr>
-        <w:spacing w:after="0" w:line="360" w:lineRule="auto"/>
-        <w:ind w:left="0" w:right="0" w:firstLine="851"/>
-        <w:rPr>
-          <w:sz w:val="24"/>
-        </w:rPr>
-      </w:pPr>
-      <w:r>
-        <w:rPr>
-          <w:sz w:val="24"/>
-        </w:rPr>
-        <w:t xml:space="preserve">Lietotājs </w:t>
-      </w:r>
-      <w:r>
-        <w:rPr>
-          <w:sz w:val="24"/>
-        </w:rPr>
-        <w:t>nonāk līmeņu izvēles skatā.</w:t>
+        <w:spacing w:after="0" w:line="360" w:lineRule="auto"/>
+        <w:ind w:left="851" w:right="0" w:firstLine="0"/>
+        <w:rPr>
+          <w:sz w:val="24"/>
+        </w:rPr>
+      </w:pPr>
+      <w:r>
+        <w:rPr>
+          <w:sz w:val="24"/>
+        </w:rPr>
+        <w:t>Lietotājs nonāk līmeņu izvēles skatā pēc tam, kad nospiesta poga “Sākt spēli”.</w:t>
       </w:r>
     </w:p>
     <w:p>
@@ -4039,7 +4086,7 @@
         <w:rPr>
           <w:sz w:val="24"/>
         </w:rPr>
-        <w:t>Tiek nolasīti progresu dati.</w:t>
+        <w:t>Sistēma nolasa lokālos progresu datus (bloķētie / atbloķētie līmeņi, zvaigznes).</w:t>
       </w:r>
     </w:p>
     <w:p>
@@ -4059,7 +4106,27 @@
         <w:rPr>
           <w:sz w:val="24"/>
         </w:rPr>
-        <w:t>Sistēma ataino līmeņu ikonas ar statusiem.</w:t>
+        <w:t>Tiek ģenerēts līmeņu saraksts un katram līmenim piešķirts statuss (“pieejams”, “bloķēts”).</w:t>
+      </w:r>
+    </w:p>
+    <w:p>
+      <w:pPr>
+        <w:pStyle w:val="a3"/>
+        <w:numPr>
+          <w:ilvl w:val="0"/>
+          <w:numId w:val="32"/>
+        </w:numPr>
+        <w:spacing w:after="0" w:line="360" w:lineRule="auto"/>
+        <w:ind w:left="0" w:right="0" w:firstLine="851"/>
+        <w:rPr>
+          <w:sz w:val="24"/>
+        </w:rPr>
+      </w:pPr>
+      <w:r>
+        <w:rPr>
+          <w:sz w:val="24"/>
+        </w:rPr>
+        <w:t>Pieejamajiem līmeņiem tiek pievienota iespēja uzklikšķināt un sākt spēli, bloķētajiem – redzams slēdzenes simbols.</w:t>
       </w:r>
     </w:p>
     <w:p>
@@ -4105,118 +4172,7 @@
         <w:rPr>
           <w:sz w:val="24"/>
         </w:rPr>
-        <w:t xml:space="preserve">Uz ekrāna </w:t>
-      </w:r>
-      <w:r>
-        <w:rPr>
-          <w:sz w:val="24"/>
-        </w:rPr>
-        <w:t>redzami pieejamie un bloķētie līmeņi</w:t>
-      </w:r>
-      <w:r>
-        <w:rPr>
-          <w:sz w:val="24"/>
-        </w:rPr>
-        <w:t>.</w:t>
-      </w:r>
-    </w:p>
-    <w:p>
-      <w:pPr>
-        <w:spacing w:after="0" w:line="360" w:lineRule="auto"/>
-        <w:ind w:left="0" w:right="0" w:firstLine="851"/>
-        <w:rPr>
-          <w:b/>
-          <w:bCs/>
-          <w:sz w:val="24"/>
-        </w:rPr>
-      </w:pPr>
-      <w:r>
-        <w:rPr>
-          <w:b/>
-          <w:bCs/>
-          <w:sz w:val="24"/>
-        </w:rPr>
-        <w:t xml:space="preserve">FP.4. Līmeņu </w:t>
-      </w:r>
-      <w:r>
-        <w:rPr>
-          <w:b/>
-          <w:bCs/>
-          <w:sz w:val="24"/>
-        </w:rPr>
-        <w:t>at</w:t>
-      </w:r>
-      <w:r>
-        <w:rPr>
-          <w:b/>
-          <w:bCs/>
-          <w:sz w:val="24"/>
-        </w:rPr>
-        <w:t>bloķēšanas mehānisms</w:t>
-      </w:r>
-    </w:p>
-    <w:p>
-      <w:pPr>
-        <w:spacing w:after="0" w:line="360" w:lineRule="auto"/>
-        <w:ind w:left="0" w:right="0" w:firstLine="851"/>
-        <w:rPr>
-          <w:sz w:val="24"/>
-          <w:u w:val="single"/>
-        </w:rPr>
-      </w:pPr>
-      <w:r>
-        <w:rPr>
-          <w:sz w:val="24"/>
-          <w:u w:val="single"/>
-        </w:rPr>
-        <w:t>Mērķis:</w:t>
-      </w:r>
-    </w:p>
-    <w:p>
-      <w:pPr>
-        <w:spacing w:after="0" w:line="360" w:lineRule="auto"/>
-        <w:ind w:left="0" w:right="0" w:firstLine="851"/>
-        <w:rPr>
-          <w:sz w:val="24"/>
-        </w:rPr>
-      </w:pPr>
-      <w:r>
-        <w:rPr>
-          <w:sz w:val="24"/>
-        </w:rPr>
-        <w:t>Atbloķēt nākamo līmeni pēc iep</w:t>
-      </w:r>
-      <w:r>
-        <w:rPr>
-          <w:sz w:val="24"/>
-        </w:rPr>
-        <w:t>riekšējā pabeigšanas.</w:t>
-      </w:r>
-    </w:p>
-    <w:p>
-      <w:pPr>
-        <w:spacing w:after="0" w:line="360" w:lineRule="auto"/>
-        <w:ind w:left="0" w:right="0" w:firstLine="851"/>
-        <w:rPr>
-          <w:sz w:val="24"/>
-          <w:u w:val="single"/>
-        </w:rPr>
-      </w:pPr>
-      <w:proofErr w:type="spellStart"/>
-      <w:r>
-        <w:rPr>
-          <w:sz w:val="24"/>
-          <w:u w:val="single"/>
-        </w:rPr>
-        <w:t>Ievaddati</w:t>
-      </w:r>
-      <w:proofErr w:type="spellEnd"/>
-      <w:r>
-        <w:rPr>
-          <w:sz w:val="24"/>
-          <w:u w:val="single"/>
-        </w:rPr>
-        <w:t>:</w:t>
+        <w:t>Uz ekrāna redzami visi līmeņi ar statusiem un zvaigžņu skaitu.</w:t>
       </w:r>
     </w:p>
     <w:p>
@@ -4224,10 +4180,139 @@
         <w:pStyle w:val="a3"/>
         <w:numPr>
           <w:ilvl w:val="0"/>
-          <w:numId w:val="34"/>
+          <w:numId w:val="33"/>
         </w:numPr>
         <w:spacing w:after="0" w:line="360" w:lineRule="auto"/>
         <w:ind w:left="0" w:right="0" w:firstLine="851"/>
+        <w:rPr>
+          <w:sz w:val="24"/>
+        </w:rPr>
+      </w:pPr>
+      <w:r>
+        <w:rPr>
+          <w:sz w:val="24"/>
+        </w:rPr>
+        <w:t>Bloķētajiem līmeņiem redzama pelēka ikona ar slēdzeni.</w:t>
+      </w:r>
+    </w:p>
+    <w:p>
+      <w:pPr>
+        <w:pStyle w:val="a3"/>
+        <w:numPr>
+          <w:ilvl w:val="0"/>
+          <w:numId w:val="33"/>
+        </w:numPr>
+        <w:spacing w:after="0" w:line="360" w:lineRule="auto"/>
+        <w:ind w:left="0" w:right="0" w:firstLine="851"/>
+        <w:rPr>
+          <w:sz w:val="24"/>
+        </w:rPr>
+      </w:pPr>
+      <w:r>
+        <w:rPr>
+          <w:sz w:val="24"/>
+        </w:rPr>
+        <w:t>Pieejamie līmeņi ir izgaismoti un reaģē uz peles klikšķi.</w:t>
+      </w:r>
+    </w:p>
+    <w:p>
+      <w:pPr>
+        <w:spacing w:after="0" w:line="360" w:lineRule="auto"/>
+        <w:ind w:left="0" w:right="0" w:firstLine="0"/>
+        <w:rPr>
+          <w:b/>
+          <w:bCs/>
+          <w:sz w:val="24"/>
+        </w:rPr>
+      </w:pPr>
+      <w:r>
+        <w:rPr>
+          <w:b/>
+          <w:bCs/>
+          <w:sz w:val="24"/>
+        </w:rPr>
+        <w:t xml:space="preserve">FP.4. Līmeņu </w:t>
+      </w:r>
+      <w:r>
+        <w:rPr>
+          <w:b/>
+          <w:bCs/>
+          <w:sz w:val="24"/>
+        </w:rPr>
+        <w:t>at</w:t>
+      </w:r>
+      <w:r>
+        <w:rPr>
+          <w:b/>
+          <w:bCs/>
+          <w:sz w:val="24"/>
+        </w:rPr>
+        <w:t>bloķēšanas mehānisms</w:t>
+      </w:r>
+    </w:p>
+    <w:p>
+      <w:pPr>
+        <w:spacing w:after="0" w:line="360" w:lineRule="auto"/>
+        <w:ind w:left="0" w:right="0" w:firstLine="851"/>
+        <w:rPr>
+          <w:sz w:val="24"/>
+          <w:u w:val="single"/>
+        </w:rPr>
+      </w:pPr>
+      <w:r>
+        <w:rPr>
+          <w:sz w:val="24"/>
+          <w:u w:val="single"/>
+        </w:rPr>
+        <w:t>Mērķis:</w:t>
+      </w:r>
+    </w:p>
+    <w:p>
+      <w:pPr>
+        <w:spacing w:after="0" w:line="360" w:lineRule="auto"/>
+        <w:ind w:left="0" w:right="0" w:firstLine="851"/>
+        <w:rPr>
+          <w:sz w:val="24"/>
+        </w:rPr>
+      </w:pPr>
+      <w:r>
+        <w:rPr>
+          <w:sz w:val="24"/>
+        </w:rPr>
+        <w:t>Atbloķēt nākamo līmeni pēc iepriekšējā pabeigšanas, pamatojoties uz spēlētāja rezultātiem.</w:t>
+      </w:r>
+    </w:p>
+    <w:p>
+      <w:pPr>
+        <w:spacing w:after="0" w:line="360" w:lineRule="auto"/>
+        <w:ind w:left="0" w:right="0" w:firstLine="851"/>
+        <w:rPr>
+          <w:sz w:val="24"/>
+          <w:u w:val="single"/>
+        </w:rPr>
+      </w:pPr>
+      <w:proofErr w:type="spellStart"/>
+      <w:r>
+        <w:rPr>
+          <w:sz w:val="24"/>
+          <w:u w:val="single"/>
+        </w:rPr>
+        <w:t>Ievaddati</w:t>
+      </w:r>
+      <w:proofErr w:type="spellEnd"/>
+      <w:r>
+        <w:rPr>
+          <w:sz w:val="24"/>
+          <w:u w:val="single"/>
+        </w:rPr>
+        <w:t>:</w:t>
+      </w:r>
+    </w:p>
+    <w:p>
+      <w:pPr>
+        <w:pStyle w:val="a3"/>
+        <w:spacing w:after="0" w:line="360" w:lineRule="auto"/>
+        <w:ind w:left="851" w:right="0" w:firstLine="0"/>
         <w:rPr>
           <w:sz w:val="24"/>
         </w:rPr>
@@ -4273,7 +4358,7 @@
         <w:rPr>
           <w:sz w:val="24"/>
         </w:rPr>
-        <w:t>Sistēma pārbauda.</w:t>
+        <w:t>Sistēma pārbauda, kurš līmenis ir pabeigts un kāds rezultāts sasniegts.</w:t>
       </w:r>
     </w:p>
     <w:p>
@@ -4293,33 +4378,7 @@
         <w:rPr>
           <w:sz w:val="24"/>
         </w:rPr>
-        <w:t>Tiek atbloķēts nākamais līmenis.</w:t>
-      </w:r>
-    </w:p>
-    <w:p>
-      <w:pPr>
-        <w:spacing w:after="0" w:line="360" w:lineRule="auto"/>
-        <w:ind w:left="0" w:right="0" w:firstLine="851"/>
-        <w:rPr>
-          <w:sz w:val="24"/>
-          <w:u w:val="single"/>
-        </w:rPr>
-      </w:pPr>
-      <w:proofErr w:type="spellStart"/>
-      <w:r>
-        <w:rPr>
-          <w:sz w:val="24"/>
-          <w:u w:val="single"/>
-        </w:rPr>
-        <w:t>Izvaddati</w:t>
-      </w:r>
-      <w:proofErr w:type="spellEnd"/>
-      <w:r>
-        <w:rPr>
-          <w:sz w:val="24"/>
-          <w:u w:val="single"/>
-        </w:rPr>
-        <w:t>:</w:t>
+        <w:t>Ja līmenis pabeigts sekmīgi, sistēma atjaunina progresu failā.</w:t>
       </w:r>
     </w:p>
     <w:p>
@@ -4327,7 +4386,7 @@
         <w:pStyle w:val="a3"/>
         <w:numPr>
           <w:ilvl w:val="0"/>
-          <w:numId w:val="36"/>
+          <w:numId w:val="35"/>
         </w:numPr>
         <w:spacing w:after="0" w:line="360" w:lineRule="auto"/>
         <w:ind w:left="0" w:right="0" w:firstLine="851"/>
@@ -4339,19 +4398,76 @@
         <w:rPr>
           <w:sz w:val="24"/>
         </w:rPr>
-        <w:t>Nākamais līmenis kļūst pieejams</w:t>
-      </w:r>
-      <w:r>
-        <w:rPr>
-          <w:sz w:val="24"/>
-        </w:rPr>
-        <w:t>.</w:t>
-      </w:r>
-    </w:p>
-    <w:p>
-      <w:pPr>
+        <w:t>Nākamais līmenis tiek atzīmēts kā “atbloķēts”.</w:t>
+      </w:r>
+    </w:p>
+    <w:p>
+      <w:pPr>
+        <w:pStyle w:val="a3"/>
+        <w:numPr>
+          <w:ilvl w:val="0"/>
+          <w:numId w:val="35"/>
+        </w:numPr>
         <w:spacing w:after="0" w:line="360" w:lineRule="auto"/>
         <w:ind w:left="0" w:right="0" w:firstLine="851"/>
+        <w:rPr>
+          <w:sz w:val="24"/>
+        </w:rPr>
+      </w:pPr>
+      <w:r>
+        <w:rPr>
+          <w:sz w:val="24"/>
+        </w:rPr>
+        <w:t>Ja visi līmeņi ir pabeigti, sistēma parāda paziņojumu par spēles pabeigšanu.</w:t>
+      </w:r>
+    </w:p>
+    <w:p>
+      <w:pPr>
+        <w:spacing w:after="0" w:line="360" w:lineRule="auto"/>
+        <w:ind w:left="0" w:right="0" w:firstLine="851"/>
+        <w:rPr>
+          <w:sz w:val="24"/>
+          <w:u w:val="single"/>
+        </w:rPr>
+      </w:pPr>
+      <w:proofErr w:type="spellStart"/>
+      <w:r>
+        <w:rPr>
+          <w:sz w:val="24"/>
+          <w:u w:val="single"/>
+        </w:rPr>
+        <w:t>Izvaddati</w:t>
+      </w:r>
+      <w:proofErr w:type="spellEnd"/>
+      <w:r>
+        <w:rPr>
+          <w:sz w:val="24"/>
+          <w:u w:val="single"/>
+        </w:rPr>
+        <w:t>:</w:t>
+      </w:r>
+    </w:p>
+    <w:p>
+      <w:pPr>
+        <w:pStyle w:val="a3"/>
+        <w:spacing w:after="0" w:line="360" w:lineRule="auto"/>
+        <w:ind w:left="851" w:right="0" w:firstLine="0"/>
+        <w:rPr>
+          <w:sz w:val="24"/>
+        </w:rPr>
+      </w:pPr>
+      <w:r>
+        <w:rPr>
+          <w:sz w:val="24"/>
+        </w:rPr>
+        <w:lastRenderedPageBreak/>
+        <w:t>Nākamais līmenis kļūst pieejams līmeņu sarakstā.</w:t>
+      </w:r>
+    </w:p>
+    <w:p>
+      <w:pPr>
+        <w:spacing w:after="0" w:line="360" w:lineRule="auto"/>
+        <w:ind w:left="0" w:right="0" w:firstLine="0"/>
         <w:rPr>
           <w:b/>
           <w:bCs/>
@@ -4404,7 +4520,7 @@
         <w:rPr>
           <w:sz w:val="24"/>
         </w:rPr>
-        <w:t>Novērtēt spēlētāja sniegumu ar zvaigznēm (0-3).</w:t>
+        <w:t>Novērtēt spēlētāja sniegumu ar zvaigznēm (0–3), pamatojoties uz sasniegto rezultātu.</w:t>
       </w:r>
     </w:p>
     <w:p>
@@ -4507,7 +4623,13 @@
         <w:rPr>
           <w:sz w:val="24"/>
         </w:rPr>
-        <w:t>Sistēma aprēķina rezultātu.</w:t>
+        <w:t>Sistēma aprēķina kopējo rezultātu, izmantojot noteiktu formulu</w:t>
+      </w:r>
+      <w:r>
+        <w:rPr>
+          <w:sz w:val="24"/>
+        </w:rPr>
+        <w:t>.</w:t>
       </w:r>
     </w:p>
     <w:p>
@@ -4527,7 +4649,67 @@
         <w:rPr>
           <w:sz w:val="24"/>
         </w:rPr>
-        <w:t>Piešķir atbilstošu zvaigžņu skaitu.</w:t>
+        <w:t>Tiek noteikts zvaigžņu skaits no 0 līdz 3.</w:t>
+      </w:r>
+    </w:p>
+    <w:p>
+      <w:pPr>
+        <w:pStyle w:val="a3"/>
+        <w:numPr>
+          <w:ilvl w:val="0"/>
+          <w:numId w:val="38"/>
+        </w:numPr>
+        <w:spacing w:after="0" w:line="360" w:lineRule="auto"/>
+        <w:ind w:left="0" w:right="0" w:firstLine="851"/>
+        <w:rPr>
+          <w:sz w:val="24"/>
+        </w:rPr>
+      </w:pPr>
+      <w:r>
+        <w:rPr>
+          <w:sz w:val="24"/>
+        </w:rPr>
+        <w:t>Rezultāts tiek saglabāts progresu datos.</w:t>
+      </w:r>
+    </w:p>
+    <w:p>
+      <w:pPr>
+        <w:pStyle w:val="a3"/>
+        <w:numPr>
+          <w:ilvl w:val="0"/>
+          <w:numId w:val="38"/>
+        </w:numPr>
+        <w:spacing w:after="0" w:line="360" w:lineRule="auto"/>
+        <w:ind w:left="0" w:right="0" w:firstLine="851"/>
+        <w:rPr>
+          <w:sz w:val="24"/>
+        </w:rPr>
+      </w:pPr>
+      <w:r>
+        <w:rPr>
+          <w:sz w:val="24"/>
+        </w:rPr>
+        <w:t>Ja jaunais rezultāts ir labāks par iepriekšējo, sistēma to aizstāj.</w:t>
+      </w:r>
+    </w:p>
+    <w:p>
+      <w:pPr>
+        <w:pStyle w:val="a3"/>
+        <w:numPr>
+          <w:ilvl w:val="0"/>
+          <w:numId w:val="38"/>
+        </w:numPr>
+        <w:spacing w:after="0" w:line="360" w:lineRule="auto"/>
+        <w:ind w:left="0" w:right="0" w:firstLine="851"/>
+        <w:rPr>
+          <w:sz w:val="24"/>
+        </w:rPr>
+      </w:pPr>
+      <w:r>
+        <w:rPr>
+          <w:sz w:val="24"/>
+        </w:rPr>
+        <w:t>Tiek aktivizēta animācija un skaņas efekts zvaigžņu parādīšanai.</w:t>
       </w:r>
     </w:p>
     <w:p>
@@ -4573,101 +4755,7 @@
         <w:rPr>
           <w:sz w:val="24"/>
         </w:rPr>
-        <w:t>Uz līmeņa ikonas parādās zvaigžņu skaits.</w:t>
-      </w:r>
-    </w:p>
-    <w:p>
-      <w:pPr>
-        <w:spacing w:after="0" w:line="360" w:lineRule="auto"/>
-        <w:ind w:left="0" w:right="0" w:firstLine="851"/>
-        <w:rPr>
-          <w:b/>
-          <w:bCs/>
-          <w:sz w:val="24"/>
-        </w:rPr>
-      </w:pPr>
-      <w:r>
-        <w:rPr>
-          <w:b/>
-          <w:bCs/>
-          <w:sz w:val="24"/>
-        </w:rPr>
-        <w:t>FP.</w:t>
-      </w:r>
-      <w:r>
-        <w:rPr>
-          <w:b/>
-          <w:bCs/>
-          <w:sz w:val="24"/>
-        </w:rPr>
-        <w:t>6</w:t>
-      </w:r>
-      <w:r>
-        <w:rPr>
-          <w:b/>
-          <w:bCs/>
-          <w:sz w:val="24"/>
-        </w:rPr>
-        <w:t>. Līmeņa sākšana</w:t>
-      </w:r>
-    </w:p>
-    <w:p>
-      <w:pPr>
-        <w:spacing w:after="0" w:line="360" w:lineRule="auto"/>
-        <w:ind w:left="0" w:right="0" w:firstLine="851"/>
-        <w:rPr>
-          <w:sz w:val="24"/>
-          <w:u w:val="single"/>
-        </w:rPr>
-      </w:pPr>
-      <w:r>
-        <w:rPr>
-          <w:sz w:val="24"/>
-          <w:u w:val="single"/>
-        </w:rPr>
-        <w:t>Mērķis:</w:t>
-      </w:r>
-    </w:p>
-    <w:p>
-      <w:pPr>
-        <w:spacing w:after="0" w:line="360" w:lineRule="auto"/>
-        <w:ind w:left="0" w:right="0" w:firstLine="851"/>
-        <w:rPr>
-          <w:sz w:val="24"/>
-        </w:rPr>
-      </w:pPr>
-      <w:r>
-        <w:rPr>
-          <w:sz w:val="24"/>
-        </w:rPr>
-        <w:lastRenderedPageBreak/>
-        <w:t>Nodrošināt konkrēta līmeņa palaišanu.</w:t>
-      </w:r>
-    </w:p>
-    <w:p>
-      <w:pPr>
-        <w:spacing w:after="0" w:line="360" w:lineRule="auto"/>
-        <w:ind w:left="0" w:right="0" w:firstLine="851"/>
-        <w:rPr>
-          <w:sz w:val="24"/>
-          <w:u w:val="single"/>
-        </w:rPr>
-      </w:pPr>
-      <w:proofErr w:type="spellStart"/>
-      <w:r>
-        <w:rPr>
-          <w:sz w:val="24"/>
-          <w:u w:val="single"/>
-        </w:rPr>
-        <w:t>Ievaddati</w:t>
-      </w:r>
-      <w:proofErr w:type="spellEnd"/>
-      <w:r>
-        <w:rPr>
-          <w:sz w:val="24"/>
-          <w:u w:val="single"/>
-        </w:rPr>
-        <w:t>:</w:t>
+        <w:t>Ekrānā tiek parādīts sasniegtais zvaigžņu skaits.</w:t>
       </w:r>
     </w:p>
     <w:p>
@@ -4675,7 +4763,7 @@
         <w:pStyle w:val="a3"/>
         <w:numPr>
           <w:ilvl w:val="0"/>
-          <w:numId w:val="40"/>
+          <w:numId w:val="39"/>
         </w:numPr>
         <w:spacing w:after="0" w:line="360" w:lineRule="auto"/>
         <w:ind w:left="0" w:right="0" w:firstLine="851"/>
@@ -4687,108 +4775,13 @@
         <w:rPr>
           <w:sz w:val="24"/>
         </w:rPr>
-        <w:t>Lietotājs nospiež uz pieejamā līmeņa.</w:t>
-      </w:r>
-    </w:p>
-    <w:p>
-      <w:pPr>
-        <w:spacing w:after="0" w:line="360" w:lineRule="auto"/>
-        <w:ind w:left="0" w:right="0" w:firstLine="851"/>
-        <w:rPr>
-          <w:sz w:val="24"/>
-          <w:u w:val="single"/>
-        </w:rPr>
-      </w:pPr>
-      <w:r>
-        <w:rPr>
-          <w:sz w:val="24"/>
-          <w:u w:val="single"/>
-        </w:rPr>
-        <w:t>Apstrāde:</w:t>
-      </w:r>
-    </w:p>
-    <w:p>
-      <w:pPr>
-        <w:pStyle w:val="a3"/>
-        <w:numPr>
-          <w:ilvl w:val="0"/>
-          <w:numId w:val="41"/>
-        </w:numPr>
-        <w:spacing w:after="0" w:line="360" w:lineRule="auto"/>
-        <w:ind w:left="0" w:right="0" w:firstLine="851"/>
-        <w:rPr>
-          <w:sz w:val="24"/>
-        </w:rPr>
-      </w:pPr>
-      <w:r>
-        <w:rPr>
-          <w:sz w:val="24"/>
-        </w:rPr>
-        <w:t xml:space="preserve">Sistēma </w:t>
-      </w:r>
-      <w:r>
-        <w:rPr>
-          <w:sz w:val="24"/>
-        </w:rPr>
-        <w:t>ielādē izvēlēto līme</w:t>
-      </w:r>
-      <w:r>
-        <w:rPr>
-          <w:sz w:val="24"/>
-        </w:rPr>
-        <w:t>ni.</w:t>
-      </w:r>
-    </w:p>
-    <w:p>
-      <w:pPr>
-        <w:spacing w:after="0" w:line="360" w:lineRule="auto"/>
-        <w:ind w:left="0" w:right="0" w:firstLine="851"/>
-        <w:rPr>
-          <w:sz w:val="24"/>
-          <w:u w:val="single"/>
-        </w:rPr>
-      </w:pPr>
-      <w:proofErr w:type="spellStart"/>
-      <w:r>
-        <w:rPr>
-          <w:sz w:val="24"/>
-          <w:u w:val="single"/>
-        </w:rPr>
-        <w:t>Izvaddati</w:t>
-      </w:r>
-      <w:proofErr w:type="spellEnd"/>
-      <w:r>
-        <w:rPr>
-          <w:sz w:val="24"/>
-          <w:u w:val="single"/>
-        </w:rPr>
-        <w:t>:</w:t>
-      </w:r>
-    </w:p>
-    <w:p>
-      <w:pPr>
-        <w:pStyle w:val="a3"/>
-        <w:numPr>
-          <w:ilvl w:val="0"/>
-          <w:numId w:val="42"/>
-        </w:numPr>
-        <w:spacing w:after="0" w:line="360" w:lineRule="auto"/>
-        <w:ind w:left="0" w:right="0" w:firstLine="851"/>
-        <w:rPr>
-          <w:sz w:val="24"/>
-        </w:rPr>
-      </w:pPr>
-      <w:r>
-        <w:rPr>
-          <w:sz w:val="24"/>
-        </w:rPr>
-        <w:t>Spēles aina tiek palaista.</w:t>
-      </w:r>
-    </w:p>
-    <w:p>
-      <w:pPr>
-        <w:spacing w:after="0" w:line="360" w:lineRule="auto"/>
-        <w:ind w:left="0" w:right="0" w:firstLine="851"/>
+        <w:t>Uz līmeņa ikonas līmeņu sarakstā parādās jaunais vērtējums.</w:t>
+      </w:r>
+    </w:p>
+    <w:p>
+      <w:pPr>
+        <w:spacing w:after="0" w:line="360" w:lineRule="auto"/>
+        <w:ind w:left="0" w:right="0" w:firstLine="0"/>
         <w:rPr>
           <w:b/>
           <w:bCs/>
@@ -4801,6 +4794,202 @@
           <w:bCs/>
           <w:sz w:val="24"/>
         </w:rPr>
+        <w:t>FP.</w:t>
+      </w:r>
+      <w:r>
+        <w:rPr>
+          <w:b/>
+          <w:bCs/>
+          <w:sz w:val="24"/>
+        </w:rPr>
+        <w:t>6</w:t>
+      </w:r>
+      <w:r>
+        <w:rPr>
+          <w:b/>
+          <w:bCs/>
+          <w:sz w:val="24"/>
+        </w:rPr>
+        <w:t>. Līmeņa sākšana</w:t>
+      </w:r>
+    </w:p>
+    <w:p>
+      <w:pPr>
+        <w:spacing w:after="0" w:line="360" w:lineRule="auto"/>
+        <w:ind w:left="0" w:right="0" w:firstLine="851"/>
+        <w:rPr>
+          <w:sz w:val="24"/>
+          <w:u w:val="single"/>
+        </w:rPr>
+      </w:pPr>
+      <w:r>
+        <w:rPr>
+          <w:sz w:val="24"/>
+          <w:u w:val="single"/>
+        </w:rPr>
+        <w:t>Mērķis:</w:t>
+      </w:r>
+    </w:p>
+    <w:p>
+      <w:pPr>
+        <w:spacing w:after="0" w:line="360" w:lineRule="auto"/>
+        <w:ind w:left="0" w:right="0" w:firstLine="851"/>
+        <w:rPr>
+          <w:sz w:val="24"/>
+        </w:rPr>
+      </w:pPr>
+      <w:r>
+        <w:rPr>
+          <w:sz w:val="24"/>
+        </w:rPr>
+        <w:t>Nodrošināt konkrēta līmeņa palaišanu.</w:t>
+      </w:r>
+    </w:p>
+    <w:p>
+      <w:pPr>
+        <w:spacing w:after="0" w:line="360" w:lineRule="auto"/>
+        <w:ind w:left="0" w:right="0" w:firstLine="851"/>
+        <w:rPr>
+          <w:sz w:val="24"/>
+          <w:u w:val="single"/>
+        </w:rPr>
+      </w:pPr>
+      <w:proofErr w:type="spellStart"/>
+      <w:r>
+        <w:rPr>
+          <w:sz w:val="24"/>
+          <w:u w:val="single"/>
+        </w:rPr>
+        <w:t>Ievaddati</w:t>
+      </w:r>
+      <w:proofErr w:type="spellEnd"/>
+      <w:r>
+        <w:rPr>
+          <w:sz w:val="24"/>
+          <w:u w:val="single"/>
+        </w:rPr>
+        <w:t>:</w:t>
+      </w:r>
+    </w:p>
+    <w:p>
+      <w:pPr>
+        <w:pStyle w:val="a3"/>
+        <w:spacing w:after="0" w:line="360" w:lineRule="auto"/>
+        <w:ind w:left="851" w:right="0" w:firstLine="0"/>
+        <w:rPr>
+          <w:sz w:val="24"/>
+        </w:rPr>
+      </w:pPr>
+      <w:r>
+        <w:rPr>
+          <w:sz w:val="24"/>
+        </w:rPr>
+        <w:t>Lietotājs nospiež uz pieejamā līmeņa.</w:t>
+      </w:r>
+    </w:p>
+    <w:p>
+      <w:pPr>
+        <w:spacing w:after="0" w:line="360" w:lineRule="auto"/>
+        <w:ind w:left="0" w:right="0" w:firstLine="851"/>
+        <w:rPr>
+          <w:sz w:val="24"/>
+          <w:u w:val="single"/>
+        </w:rPr>
+      </w:pPr>
+      <w:r>
+        <w:rPr>
+          <w:sz w:val="24"/>
+          <w:u w:val="single"/>
+        </w:rPr>
+        <w:t>Apstrāde:</w:t>
+      </w:r>
+    </w:p>
+    <w:p>
+      <w:pPr>
+        <w:pStyle w:val="a3"/>
+        <w:spacing w:after="0" w:line="360" w:lineRule="auto"/>
+        <w:ind w:left="851" w:right="0" w:firstLine="0"/>
+        <w:rPr>
+          <w:sz w:val="24"/>
+        </w:rPr>
+      </w:pPr>
+      <w:r>
+        <w:rPr>
+          <w:sz w:val="24"/>
+        </w:rPr>
+        <w:t xml:space="preserve">Sistēma </w:t>
+      </w:r>
+      <w:r>
+        <w:rPr>
+          <w:sz w:val="24"/>
+        </w:rPr>
+        <w:t>ielādē izvēlēto līme</w:t>
+      </w:r>
+      <w:r>
+        <w:rPr>
+          <w:sz w:val="24"/>
+        </w:rPr>
+        <w:t>ni.</w:t>
+      </w:r>
+    </w:p>
+    <w:p>
+      <w:pPr>
+        <w:spacing w:after="0" w:line="360" w:lineRule="auto"/>
+        <w:ind w:left="0" w:right="0" w:firstLine="851"/>
+        <w:rPr>
+          <w:sz w:val="24"/>
+          <w:u w:val="single"/>
+        </w:rPr>
+      </w:pPr>
+      <w:proofErr w:type="spellStart"/>
+      <w:r>
+        <w:rPr>
+          <w:sz w:val="24"/>
+          <w:u w:val="single"/>
+        </w:rPr>
+        <w:t>Izvaddati</w:t>
+      </w:r>
+      <w:proofErr w:type="spellEnd"/>
+      <w:r>
+        <w:rPr>
+          <w:sz w:val="24"/>
+          <w:u w:val="single"/>
+        </w:rPr>
+        <w:t>:</w:t>
+      </w:r>
+    </w:p>
+    <w:p>
+      <w:pPr>
+        <w:pStyle w:val="a3"/>
+        <w:spacing w:after="0" w:line="360" w:lineRule="auto"/>
+        <w:ind w:left="851" w:right="0" w:firstLine="0"/>
+        <w:rPr>
+          <w:sz w:val="24"/>
+        </w:rPr>
+      </w:pPr>
+      <w:r>
+        <w:rPr>
+          <w:sz w:val="24"/>
+        </w:rPr>
+        <w:t>Spēles aina tiek palaista.</w:t>
+      </w:r>
+    </w:p>
+    <w:p>
+      <w:pPr>
+        <w:spacing w:after="0" w:line="360" w:lineRule="auto"/>
+        <w:ind w:left="0" w:right="0" w:firstLine="0"/>
+        <w:rPr>
+          <w:b/>
+          <w:bCs/>
+          <w:sz w:val="24"/>
+        </w:rPr>
+      </w:pPr>
+      <w:r>
+        <w:rPr>
+          <w:b/>
+          <w:bCs/>
+          <w:sz w:val="24"/>
+        </w:rPr>
         <w:t>FP.7. Pauzes izvēlne</w:t>
       </w:r>
     </w:p>
@@ -4833,7 +5022,7 @@
         <w:rPr>
           <w:sz w:val="24"/>
         </w:rPr>
-        <w:t>Ļaut spēlētājam apturēt spēli un izvēlēties opcijas.</w:t>
+        <w:t>Ļaut spēlētājam apturēt spēli un piekļūt papildu opcijām, nezaudējot progresu.</w:t>
       </w:r>
     </w:p>
     <w:p>
@@ -4865,12 +5054,8 @@
     <w:p>
       <w:pPr>
         <w:pStyle w:val="a3"/>
-        <w:numPr>
-          <w:ilvl w:val="0"/>
-          <w:numId w:val="43"/>
-        </w:numPr>
-        <w:spacing w:after="0" w:line="360" w:lineRule="auto"/>
-        <w:ind w:left="0" w:right="0" w:firstLine="851"/>
+        <w:spacing w:after="0" w:line="360" w:lineRule="auto"/>
+        <w:ind w:left="851" w:right="0" w:firstLine="0"/>
         <w:rPr>
           <w:sz w:val="24"/>
         </w:rPr>
@@ -4893,7 +5078,25 @@
         <w:rPr>
           <w:sz w:val="24"/>
         </w:rPr>
-        <w:t>”.</w:t>
+        <w:t>”</w:t>
+      </w:r>
+      <w:r>
+        <w:rPr>
+          <w:sz w:val="24"/>
+        </w:rPr>
+        <w:t xml:space="preserve"> </w:t>
+      </w:r>
+      <w:r>
+        <w:rPr>
+          <w:sz w:val="24"/>
+        </w:rPr>
+        <w:t>spēles laikā</w:t>
+      </w:r>
+      <w:r>
+        <w:rPr>
+          <w:sz w:val="24"/>
+        </w:rPr>
+        <w:t>.</w:t>
       </w:r>
     </w:p>
     <w:p>
@@ -4930,33 +5133,7 @@
         <w:rPr>
           <w:sz w:val="24"/>
         </w:rPr>
-        <w:t>Tiek apturēta spēles darbība.</w:t>
-      </w:r>
-    </w:p>
-    <w:p>
-      <w:pPr>
-        <w:spacing w:after="0" w:line="360" w:lineRule="auto"/>
-        <w:ind w:left="0" w:right="0" w:firstLine="851"/>
-        <w:rPr>
-          <w:sz w:val="24"/>
-          <w:u w:val="single"/>
-        </w:rPr>
-      </w:pPr>
-      <w:proofErr w:type="spellStart"/>
-      <w:r>
-        <w:rPr>
-          <w:sz w:val="24"/>
-          <w:u w:val="single"/>
-        </w:rPr>
-        <w:t>Izvaddati</w:t>
-      </w:r>
-      <w:proofErr w:type="spellEnd"/>
-      <w:r>
-        <w:rPr>
-          <w:sz w:val="24"/>
-          <w:u w:val="single"/>
-        </w:rPr>
-        <w:t>:</w:t>
+        <w:t>Sistēma aptur spēles fiziku, laiku un varoņa kustību.</w:t>
       </w:r>
     </w:p>
     <w:p>
@@ -4964,7 +5141,7 @@
         <w:pStyle w:val="a3"/>
         <w:numPr>
           <w:ilvl w:val="0"/>
-          <w:numId w:val="45"/>
+          <w:numId w:val="44"/>
         </w:numPr>
         <w:spacing w:after="0" w:line="360" w:lineRule="auto"/>
         <w:ind w:left="0" w:right="0" w:firstLine="851"/>
@@ -4976,13 +5153,116 @@
         <w:rPr>
           <w:sz w:val="24"/>
         </w:rPr>
+        <w:t>Tiek apturēta fona mūzika vai samazināts tās skaļums.</w:t>
+      </w:r>
+    </w:p>
+    <w:p>
+      <w:pPr>
+        <w:pStyle w:val="a3"/>
+        <w:numPr>
+          <w:ilvl w:val="0"/>
+          <w:numId w:val="44"/>
+        </w:numPr>
+        <w:spacing w:after="0" w:line="360" w:lineRule="auto"/>
+        <w:ind w:left="0" w:right="0" w:firstLine="851"/>
+        <w:rPr>
+          <w:sz w:val="24"/>
+        </w:rPr>
+      </w:pPr>
+      <w:r>
+        <w:rPr>
+          <w:sz w:val="24"/>
+        </w:rPr>
+        <w:t>Uz ekrāna tiek attēlots modālais logs ar izvēlēm “Turpināt”, “Iestatījumi”, “Galvenā izvēlne”.</w:t>
+      </w:r>
+    </w:p>
+    <w:p>
+      <w:pPr>
+        <w:pStyle w:val="a3"/>
+        <w:numPr>
+          <w:ilvl w:val="0"/>
+          <w:numId w:val="44"/>
+        </w:numPr>
+        <w:spacing w:after="0" w:line="360" w:lineRule="auto"/>
+        <w:ind w:left="0" w:right="0" w:firstLine="851"/>
+        <w:rPr>
+          <w:sz w:val="24"/>
+        </w:rPr>
+      </w:pPr>
+      <w:r>
+        <w:rPr>
+          <w:sz w:val="24"/>
+        </w:rPr>
+        <w:lastRenderedPageBreak/>
+        <w:t>Ja lietotājs izvēlas “Iestatījumi”, tiek ielādēts iestatījumu logs bez spēles restartēšanas.</w:t>
+      </w:r>
+    </w:p>
+    <w:p>
+      <w:pPr>
+        <w:pStyle w:val="a3"/>
+        <w:numPr>
+          <w:ilvl w:val="0"/>
+          <w:numId w:val="44"/>
+        </w:numPr>
+        <w:spacing w:after="0" w:line="360" w:lineRule="auto"/>
+        <w:ind w:left="0" w:right="0" w:firstLine="851"/>
+        <w:rPr>
+          <w:sz w:val="24"/>
+        </w:rPr>
+      </w:pPr>
+      <w:r>
+        <w:rPr>
+          <w:sz w:val="24"/>
+        </w:rPr>
+        <w:t>Ja lietotājs nospiež “Turpināt”, spēle atsākas no tās pašas vietas.</w:t>
+      </w:r>
+    </w:p>
+    <w:p>
+      <w:pPr>
+        <w:spacing w:after="0" w:line="360" w:lineRule="auto"/>
+        <w:ind w:left="0" w:right="0" w:firstLine="851"/>
+        <w:rPr>
+          <w:sz w:val="24"/>
+          <w:u w:val="single"/>
+        </w:rPr>
+      </w:pPr>
+      <w:proofErr w:type="spellStart"/>
+      <w:r>
+        <w:rPr>
+          <w:sz w:val="24"/>
+          <w:u w:val="single"/>
+        </w:rPr>
+        <w:t>Izvaddati</w:t>
+      </w:r>
+      <w:proofErr w:type="spellEnd"/>
+      <w:r>
+        <w:rPr>
+          <w:sz w:val="24"/>
+          <w:u w:val="single"/>
+        </w:rPr>
+        <w:t>:</w:t>
+      </w:r>
+    </w:p>
+    <w:p>
+      <w:pPr>
+        <w:pStyle w:val="a3"/>
+        <w:spacing w:after="0" w:line="360" w:lineRule="auto"/>
+        <w:ind w:left="851" w:right="0" w:firstLine="0"/>
+        <w:rPr>
+          <w:sz w:val="24"/>
+        </w:rPr>
+      </w:pPr>
+      <w:r>
+        <w:rPr>
+          <w:sz w:val="24"/>
+        </w:rPr>
         <w:t>Parādās modālais logs ar pogām “Turpināt”, “Iestatījumi”, “Galvenā izvēlne”.</w:t>
       </w:r>
     </w:p>
     <w:p>
       <w:pPr>
         <w:spacing w:after="0" w:line="360" w:lineRule="auto"/>
-        <w:ind w:left="0" w:right="0" w:firstLine="851"/>
+        <w:ind w:left="0" w:right="0" w:firstLine="0"/>
         <w:rPr>
           <w:b/>
           <w:bCs/>
@@ -5035,7 +5315,7 @@
         <w:rPr>
           <w:sz w:val="24"/>
         </w:rPr>
-        <w:t>Parādīt spēlētājam rezultātu pēc līmeņa iziešanas.</w:t>
+        <w:t>Parādīt spēlētājam detalizētu rezultātu pēc līmeņa iziešanas, iekļaujot zvaigznes un pogas nākamajām darbībām.</w:t>
       </w:r>
     </w:p>
     <w:p>
@@ -5086,6 +5366,33 @@
     </w:p>
     <w:p>
       <w:pPr>
+        <w:pStyle w:val="a3"/>
+        <w:numPr>
+          <w:ilvl w:val="0"/>
+          <w:numId w:val="46"/>
+        </w:numPr>
+        <w:spacing w:after="0" w:line="360" w:lineRule="auto"/>
+        <w:ind w:left="0" w:right="0" w:firstLine="851"/>
+        <w:rPr>
+          <w:sz w:val="24"/>
+        </w:rPr>
+      </w:pPr>
+      <w:r>
+        <w:rPr>
+          <w:sz w:val="24"/>
+        </w:rPr>
+        <w:t>Saglabāts rezultāts</w:t>
+      </w:r>
+      <w:r>
+        <w:rPr>
+          <w:sz w:val="24"/>
+          <w:lang w:val="ru-RU"/>
+        </w:rPr>
+        <w:t>.</w:t>
+      </w:r>
+    </w:p>
+    <w:p>
+      <w:pPr>
         <w:spacing w:after="0" w:line="360" w:lineRule="auto"/>
         <w:ind w:left="0" w:right="0" w:firstLine="851"/>
         <w:rPr>
@@ -5118,7 +5425,7 @@
         <w:rPr>
           <w:sz w:val="24"/>
         </w:rPr>
-        <w:t>Tiek aprēķināts zvaigžņu skaits.</w:t>
+        <w:t>Sistēma aprēķina zvaigžņu skaitu pēc noteiktajiem kritērijiem.</w:t>
       </w:r>
     </w:p>
     <w:p>
@@ -5138,7 +5445,27 @@
         <w:rPr>
           <w:sz w:val="24"/>
         </w:rPr>
-        <w:t>Tiek saglabāts progress.</w:t>
+        <w:t>Sistēma saglabā rezultātu progresu lokālajā datu failā.</w:t>
+      </w:r>
+    </w:p>
+    <w:p>
+      <w:pPr>
+        <w:pStyle w:val="a3"/>
+        <w:numPr>
+          <w:ilvl w:val="0"/>
+          <w:numId w:val="56"/>
+        </w:numPr>
+        <w:spacing w:after="0" w:line="360" w:lineRule="auto"/>
+        <w:ind w:left="0" w:right="0" w:firstLine="851"/>
+        <w:rPr>
+          <w:sz w:val="24"/>
+        </w:rPr>
+      </w:pPr>
+      <w:r>
+        <w:rPr>
+          <w:sz w:val="24"/>
+        </w:rPr>
+        <w:t>Aktivizē animācijas un skaņas efektus zvaigžņu un rezultātu attēlošanai.</w:t>
       </w:r>
     </w:p>
     <w:p>
@@ -5184,84 +5511,7 @@
         <w:rPr>
           <w:sz w:val="24"/>
         </w:rPr>
-        <w:t>Parādās logs ar zvaigžņu skaitu un pogām “Nākamais līmenis”, “Galvenā izvēlne”.</w:t>
-      </w:r>
-    </w:p>
-    <w:p>
-      <w:pPr>
-        <w:spacing w:after="0" w:line="360" w:lineRule="auto"/>
-        <w:ind w:left="0" w:right="0" w:firstLine="851"/>
-        <w:rPr>
-          <w:b/>
-          <w:bCs/>
-          <w:sz w:val="24"/>
-        </w:rPr>
-      </w:pPr>
-      <w:r>
-        <w:rPr>
-          <w:b/>
-          <w:bCs/>
-          <w:sz w:val="24"/>
-        </w:rPr>
-        <w:t>FP.9. Progresu saglabāšana</w:t>
-      </w:r>
-    </w:p>
-    <w:p>
-      <w:pPr>
-        <w:spacing w:after="0" w:line="360" w:lineRule="auto"/>
-        <w:ind w:left="0" w:right="0" w:firstLine="851"/>
-        <w:rPr>
-          <w:sz w:val="24"/>
-          <w:u w:val="single"/>
-        </w:rPr>
-      </w:pPr>
-      <w:r>
-        <w:rPr>
-          <w:sz w:val="24"/>
-          <w:u w:val="single"/>
-        </w:rPr>
-        <w:t>Mērķis:</w:t>
-      </w:r>
-    </w:p>
-    <w:p>
-      <w:pPr>
-        <w:spacing w:after="0" w:line="360" w:lineRule="auto"/>
-        <w:ind w:left="0" w:right="0" w:firstLine="851"/>
-        <w:rPr>
-          <w:sz w:val="24"/>
-        </w:rPr>
-      </w:pPr>
-      <w:r>
-        <w:rPr>
-          <w:sz w:val="24"/>
-        </w:rPr>
-        <w:t>Saglabāt spēlētāja sasniegumus pēc līmeņa.</w:t>
-      </w:r>
-    </w:p>
-    <w:p>
-      <w:pPr>
-        <w:spacing w:after="0" w:line="360" w:lineRule="auto"/>
-        <w:ind w:left="0" w:right="0" w:firstLine="851"/>
-        <w:rPr>
-          <w:sz w:val="24"/>
-          <w:u w:val="single"/>
-        </w:rPr>
-      </w:pPr>
-      <w:proofErr w:type="spellStart"/>
-      <w:r>
-        <w:rPr>
-          <w:sz w:val="24"/>
-          <w:u w:val="single"/>
-        </w:rPr>
-        <w:t>Ievaddati</w:t>
-      </w:r>
-      <w:proofErr w:type="spellEnd"/>
-      <w:r>
-        <w:rPr>
-          <w:sz w:val="24"/>
-          <w:u w:val="single"/>
-        </w:rPr>
-        <w:t>:</w:t>
+        <w:t>Ekrānā tiek parādīts rezultātu logs ar zvaigznēm un līmeņa statistiku.</w:t>
       </w:r>
     </w:p>
     <w:p>
@@ -5269,7 +5519,7 @@
         <w:pStyle w:val="a3"/>
         <w:numPr>
           <w:ilvl w:val="0"/>
-          <w:numId w:val="48"/>
+          <w:numId w:val="47"/>
         </w:numPr>
         <w:spacing w:after="0" w:line="360" w:lineRule="auto"/>
         <w:ind w:left="0" w:right="0" w:firstLine="851"/>
@@ -5281,102 +5531,13 @@
         <w:rPr>
           <w:sz w:val="24"/>
         </w:rPr>
-        <w:t>Līmenis pabeigts.</w:t>
-      </w:r>
-    </w:p>
-    <w:p>
-      <w:pPr>
-        <w:spacing w:after="0" w:line="360" w:lineRule="auto"/>
-        <w:ind w:left="0" w:right="0" w:firstLine="851"/>
-        <w:rPr>
-          <w:sz w:val="24"/>
-          <w:u w:val="single"/>
-        </w:rPr>
-      </w:pPr>
-      <w:r>
-        <w:rPr>
-          <w:sz w:val="24"/>
-          <w:u w:val="single"/>
-        </w:rPr>
-        <w:t>Apstrāde:</w:t>
-      </w:r>
-    </w:p>
-    <w:p>
-      <w:pPr>
-        <w:pStyle w:val="a3"/>
-        <w:numPr>
-          <w:ilvl w:val="0"/>
-          <w:numId w:val="55"/>
-        </w:numPr>
-        <w:spacing w:after="0" w:line="360" w:lineRule="auto"/>
-        <w:ind w:left="0" w:right="0" w:firstLine="851"/>
-        <w:rPr>
-          <w:sz w:val="24"/>
-        </w:rPr>
-      </w:pPr>
-      <w:r>
-        <w:rPr>
-          <w:sz w:val="24"/>
-        </w:rPr>
-        <w:t>Sistēma saglabā zvaigznes un līmeņa statusu lokāli.</w:t>
-      </w:r>
-    </w:p>
-    <w:p>
-      <w:pPr>
-        <w:spacing w:after="0" w:line="360" w:lineRule="auto"/>
-        <w:ind w:left="0" w:right="0" w:firstLine="851"/>
-        <w:rPr>
-          <w:sz w:val="24"/>
-          <w:u w:val="single"/>
-        </w:rPr>
-      </w:pPr>
-      <w:proofErr w:type="spellStart"/>
-      <w:r>
-        <w:rPr>
-          <w:sz w:val="24"/>
-          <w:u w:val="single"/>
-        </w:rPr>
-        <w:t>Izvaddati</w:t>
-      </w:r>
-      <w:proofErr w:type="spellEnd"/>
-      <w:r>
-        <w:rPr>
-          <w:sz w:val="24"/>
-          <w:u w:val="single"/>
-        </w:rPr>
-        <w:t>:</w:t>
-      </w:r>
-    </w:p>
-    <w:p>
-      <w:pPr>
-        <w:pStyle w:val="a3"/>
-        <w:numPr>
-          <w:ilvl w:val="0"/>
-          <w:numId w:val="49"/>
-        </w:numPr>
-        <w:spacing w:after="0" w:line="360" w:lineRule="auto"/>
-        <w:ind w:left="0" w:right="0" w:firstLine="851"/>
-        <w:rPr>
-          <w:sz w:val="24"/>
-        </w:rPr>
-      </w:pPr>
-      <w:r>
-        <w:rPr>
-          <w:sz w:val="24"/>
-        </w:rPr>
-        <w:t>Progresu var redzēt nākamajā sp</w:t>
-      </w:r>
-      <w:r>
-        <w:rPr>
-          <w:sz w:val="24"/>
-        </w:rPr>
-        <w:t>ēles palaišanas reizē.</w:t>
-      </w:r>
-    </w:p>
-    <w:p>
-      <w:pPr>
-        <w:spacing w:after="0" w:line="360" w:lineRule="auto"/>
-        <w:ind w:left="0" w:right="0" w:firstLine="851"/>
+        <w:t>Pieejamas pogas “Nākamais līmenis” un “Galvenā izvēlne”, kas reaģē uz klikšķiem.</w:t>
+      </w:r>
+    </w:p>
+    <w:p>
+      <w:pPr>
+        <w:spacing w:after="0" w:line="360" w:lineRule="auto"/>
+        <w:ind w:left="0" w:right="0" w:firstLine="0"/>
         <w:rPr>
           <w:b/>
           <w:bCs/>
@@ -5389,207 +5550,369 @@
           <w:bCs/>
           <w:sz w:val="24"/>
         </w:rPr>
-        <w:lastRenderedPageBreak/>
-        <w:t xml:space="preserve">FP.10. Progresu </w:t>
-      </w:r>
-      <w:r>
+        <w:t>FP.9. Progresu saglabāšana</w:t>
+      </w:r>
+    </w:p>
+    <w:p>
+      <w:pPr>
+        <w:spacing w:after="0" w:line="360" w:lineRule="auto"/>
+        <w:ind w:left="0" w:right="0" w:firstLine="851"/>
+        <w:rPr>
+          <w:sz w:val="24"/>
+          <w:u w:val="single"/>
+        </w:rPr>
+      </w:pPr>
+      <w:r>
+        <w:rPr>
+          <w:sz w:val="24"/>
+          <w:u w:val="single"/>
+        </w:rPr>
+        <w:t>Mērķis:</w:t>
+      </w:r>
+    </w:p>
+    <w:p>
+      <w:pPr>
+        <w:spacing w:after="0" w:line="360" w:lineRule="auto"/>
+        <w:ind w:left="0" w:right="0" w:firstLine="851"/>
+        <w:rPr>
+          <w:sz w:val="24"/>
+        </w:rPr>
+      </w:pPr>
+      <w:r>
+        <w:rPr>
+          <w:sz w:val="24"/>
+        </w:rPr>
+        <w:t>Automātiski saglabāt spēlētāja progresu pēc līmeņa pabeigšanas.</w:t>
+      </w:r>
+    </w:p>
+    <w:p>
+      <w:pPr>
+        <w:spacing w:after="0" w:line="360" w:lineRule="auto"/>
+        <w:ind w:left="0" w:right="0" w:firstLine="851"/>
+        <w:rPr>
+          <w:sz w:val="24"/>
+          <w:u w:val="single"/>
+        </w:rPr>
+      </w:pPr>
+      <w:proofErr w:type="spellStart"/>
+      <w:r>
+        <w:rPr>
+          <w:sz w:val="24"/>
+          <w:u w:val="single"/>
+        </w:rPr>
+        <w:t>Ievaddati</w:t>
+      </w:r>
+      <w:proofErr w:type="spellEnd"/>
+      <w:r>
+        <w:rPr>
+          <w:sz w:val="24"/>
+          <w:u w:val="single"/>
+        </w:rPr>
+        <w:t>:</w:t>
+      </w:r>
+    </w:p>
+    <w:p>
+      <w:pPr>
+        <w:pStyle w:val="a3"/>
+        <w:spacing w:after="0" w:line="360" w:lineRule="auto"/>
+        <w:ind w:left="851" w:right="0" w:firstLine="0"/>
+        <w:rPr>
+          <w:sz w:val="24"/>
+        </w:rPr>
+      </w:pPr>
+      <w:r>
+        <w:rPr>
+          <w:sz w:val="24"/>
+        </w:rPr>
+        <w:t>Līmenis pabeigts.</w:t>
+      </w:r>
+    </w:p>
+    <w:p>
+      <w:pPr>
+        <w:spacing w:after="0" w:line="360" w:lineRule="auto"/>
+        <w:ind w:left="0" w:right="0" w:firstLine="851"/>
+        <w:rPr>
+          <w:sz w:val="24"/>
+          <w:u w:val="single"/>
+        </w:rPr>
+      </w:pPr>
+      <w:r>
+        <w:rPr>
+          <w:sz w:val="24"/>
+          <w:u w:val="single"/>
+        </w:rPr>
+        <w:t>Apstrāde:</w:t>
+      </w:r>
+    </w:p>
+    <w:p>
+      <w:pPr>
+        <w:pStyle w:val="a3"/>
+        <w:spacing w:after="0" w:line="360" w:lineRule="auto"/>
+        <w:ind w:left="851" w:right="0" w:firstLine="0"/>
+        <w:rPr>
+          <w:sz w:val="24"/>
+        </w:rPr>
+      </w:pPr>
+      <w:r>
+        <w:rPr>
+          <w:sz w:val="24"/>
+        </w:rPr>
+        <w:t>Sistēma saglabā zvaigznes un līmeņa statusu lokāli.</w:t>
+      </w:r>
+    </w:p>
+    <w:p>
+      <w:pPr>
+        <w:spacing w:after="0" w:line="360" w:lineRule="auto"/>
+        <w:ind w:left="0" w:right="0" w:firstLine="851"/>
+        <w:rPr>
+          <w:sz w:val="24"/>
+          <w:u w:val="single"/>
+        </w:rPr>
+      </w:pPr>
+      <w:proofErr w:type="spellStart"/>
+      <w:r>
+        <w:rPr>
+          <w:sz w:val="24"/>
+          <w:u w:val="single"/>
+        </w:rPr>
+        <w:t>Izvaddati</w:t>
+      </w:r>
+      <w:proofErr w:type="spellEnd"/>
+      <w:r>
+        <w:rPr>
+          <w:sz w:val="24"/>
+          <w:u w:val="single"/>
+        </w:rPr>
+        <w:t>:</w:t>
+      </w:r>
+    </w:p>
+    <w:p>
+      <w:pPr>
+        <w:pStyle w:val="a3"/>
+        <w:spacing w:after="0" w:line="360" w:lineRule="auto"/>
+        <w:ind w:left="851" w:right="0" w:firstLine="0"/>
+        <w:rPr>
+          <w:sz w:val="24"/>
+        </w:rPr>
+      </w:pPr>
+      <w:r>
+        <w:rPr>
+          <w:sz w:val="24"/>
+        </w:rPr>
+        <w:t>Progresu var redzēt nākamajā sp</w:t>
+      </w:r>
+      <w:r>
+        <w:rPr>
+          <w:sz w:val="24"/>
+        </w:rPr>
+        <w:t>ēles palaišanas reizē.</w:t>
+      </w:r>
+    </w:p>
+    <w:p>
+      <w:pPr>
+        <w:spacing w:after="0" w:line="360" w:lineRule="auto"/>
+        <w:ind w:left="0" w:right="0" w:firstLine="0"/>
         <w:rPr>
           <w:b/>
           <w:bCs/>
           <w:sz w:val="24"/>
         </w:rPr>
-        <w:t>atiestatīšana</w:t>
-      </w:r>
-    </w:p>
-    <w:p>
-      <w:pPr>
-        <w:spacing w:after="0" w:line="360" w:lineRule="auto"/>
-        <w:ind w:left="0" w:right="0" w:firstLine="851"/>
-        <w:rPr>
-          <w:sz w:val="24"/>
-          <w:u w:val="single"/>
-        </w:rPr>
-      </w:pPr>
-      <w:r>
-        <w:rPr>
-          <w:sz w:val="24"/>
-          <w:u w:val="single"/>
-        </w:rPr>
-        <w:t>Mērķis:</w:t>
-      </w:r>
-    </w:p>
-    <w:p>
-      <w:pPr>
-        <w:spacing w:after="0" w:line="360" w:lineRule="auto"/>
-        <w:ind w:left="0" w:right="0" w:firstLine="851"/>
-        <w:rPr>
-          <w:sz w:val="24"/>
-        </w:rPr>
-      </w:pPr>
-      <w:r>
-        <w:rPr>
-          <w:sz w:val="24"/>
-        </w:rPr>
-        <w:t xml:space="preserve">Atļaut lietotājam atiestatīt </w:t>
-      </w:r>
-      <w:r>
-        <w:rPr>
-          <w:sz w:val="24"/>
-        </w:rPr>
-        <w:t>progresu.</w:t>
-      </w:r>
-    </w:p>
-    <w:p>
-      <w:pPr>
-        <w:spacing w:after="0" w:line="360" w:lineRule="auto"/>
-        <w:ind w:left="0" w:right="0" w:firstLine="851"/>
-        <w:rPr>
-          <w:sz w:val="24"/>
-          <w:u w:val="single"/>
-        </w:rPr>
-      </w:pPr>
-      <w:proofErr w:type="spellStart"/>
-      <w:r>
-        <w:rPr>
-          <w:sz w:val="24"/>
-          <w:u w:val="single"/>
-        </w:rPr>
-        <w:t>Ievaddati</w:t>
-      </w:r>
-      <w:proofErr w:type="spellEnd"/>
-      <w:r>
-        <w:rPr>
-          <w:sz w:val="24"/>
-          <w:u w:val="single"/>
-        </w:rPr>
-        <w:t>:</w:t>
-      </w:r>
-    </w:p>
-    <w:p>
-      <w:pPr>
-        <w:pStyle w:val="a3"/>
-        <w:numPr>
-          <w:ilvl w:val="0"/>
-          <w:numId w:val="50"/>
-        </w:numPr>
-        <w:spacing w:after="0" w:line="360" w:lineRule="auto"/>
-        <w:ind w:left="0" w:right="0" w:firstLine="851"/>
-        <w:rPr>
-          <w:sz w:val="24"/>
-        </w:rPr>
-      </w:pPr>
-      <w:r>
-        <w:rPr>
-          <w:sz w:val="24"/>
-        </w:rPr>
-        <w:t>Lietotājs nospiež pogu “Atiestatīt progresu”.</w:t>
-      </w:r>
-    </w:p>
-    <w:p>
-      <w:pPr>
-        <w:spacing w:after="0" w:line="360" w:lineRule="auto"/>
-        <w:ind w:left="0" w:right="0" w:firstLine="851"/>
-        <w:rPr>
-          <w:sz w:val="24"/>
-          <w:u w:val="single"/>
-        </w:rPr>
-      </w:pPr>
-      <w:r>
-        <w:rPr>
-          <w:sz w:val="24"/>
-          <w:u w:val="single"/>
-        </w:rPr>
-        <w:t>Apstrāde:</w:t>
-      </w:r>
-    </w:p>
-    <w:p>
-      <w:pPr>
-        <w:pStyle w:val="a3"/>
-        <w:numPr>
-          <w:ilvl w:val="0"/>
-          <w:numId w:val="53"/>
-        </w:numPr>
-        <w:spacing w:after="0" w:line="360" w:lineRule="auto"/>
-        <w:ind w:left="0" w:right="0" w:firstLine="851"/>
-        <w:rPr>
-          <w:sz w:val="24"/>
-        </w:rPr>
-      </w:pPr>
-      <w:r>
-        <w:rPr>
-          <w:sz w:val="24"/>
-        </w:rPr>
-        <w:t>Sistēma dzēš saglabātos datus.</w:t>
-      </w:r>
-    </w:p>
-    <w:p>
-      <w:pPr>
-        <w:spacing w:after="0" w:line="360" w:lineRule="auto"/>
-        <w:ind w:left="0" w:right="0" w:firstLine="851"/>
-        <w:rPr>
-          <w:sz w:val="24"/>
-          <w:u w:val="single"/>
-        </w:rPr>
-      </w:pPr>
-      <w:proofErr w:type="spellStart"/>
-      <w:r>
-        <w:rPr>
-          <w:sz w:val="24"/>
-          <w:u w:val="single"/>
-        </w:rPr>
-        <w:t>Izvaddati</w:t>
-      </w:r>
-      <w:proofErr w:type="spellEnd"/>
-      <w:r>
-        <w:rPr>
-          <w:sz w:val="24"/>
-          <w:u w:val="single"/>
-        </w:rPr>
-        <w:t>:</w:t>
-      </w:r>
-    </w:p>
-    <w:p>
-      <w:pPr>
-        <w:pStyle w:val="a3"/>
-        <w:numPr>
-          <w:ilvl w:val="0"/>
-          <w:numId w:val="51"/>
-        </w:numPr>
-        <w:spacing w:after="0" w:line="360" w:lineRule="auto"/>
-        <w:ind w:left="0" w:right="0" w:firstLine="851"/>
-        <w:rPr>
-          <w:sz w:val="24"/>
-        </w:rPr>
-      </w:pPr>
-      <w:r>
-        <w:rPr>
-          <w:sz w:val="24"/>
-        </w:rPr>
-        <w:t xml:space="preserve">Visi līmeņi kļūst bloķēti, zvaigznes </w:t>
-      </w:r>
-      <w:r>
-        <w:rPr>
-          <w:sz w:val="24"/>
-        </w:rPr>
-        <w:t>pazūd.</w:t>
-      </w:r>
-    </w:p>
-    <w:p>
-      <w:pPr>
-        <w:spacing w:after="0" w:line="360" w:lineRule="auto"/>
-        <w:ind w:left="0" w:right="0" w:firstLine="851"/>
+      </w:pPr>
+      <w:r>
         <w:rPr>
           <w:b/>
           <w:bCs/>
           <w:sz w:val="24"/>
         </w:rPr>
-      </w:pPr>
+        <w:t xml:space="preserve">FP.10. Progresu </w:t>
+      </w:r>
       <w:r>
         <w:rPr>
           <w:b/>
           <w:bCs/>
           <w:sz w:val="24"/>
         </w:rPr>
+        <w:t>atiestatīšana</w:t>
+      </w:r>
+    </w:p>
+    <w:p>
+      <w:pPr>
+        <w:spacing w:after="0" w:line="360" w:lineRule="auto"/>
+        <w:ind w:left="0" w:right="0" w:firstLine="851"/>
+        <w:rPr>
+          <w:sz w:val="24"/>
+          <w:u w:val="single"/>
+        </w:rPr>
+      </w:pPr>
+      <w:r>
+        <w:rPr>
+          <w:sz w:val="24"/>
+          <w:u w:val="single"/>
+        </w:rPr>
+        <w:t>Mērķis:</w:t>
+      </w:r>
+    </w:p>
+    <w:p>
+      <w:pPr>
+        <w:spacing w:after="0" w:line="360" w:lineRule="auto"/>
+        <w:ind w:left="0" w:right="0" w:firstLine="851"/>
+        <w:rPr>
+          <w:sz w:val="24"/>
+        </w:rPr>
+      </w:pPr>
+      <w:r>
+        <w:rPr>
+          <w:sz w:val="24"/>
+        </w:rPr>
+        <w:t xml:space="preserve">Atļaut lietotājam atiestatīt </w:t>
+      </w:r>
+      <w:r>
+        <w:rPr>
+          <w:sz w:val="24"/>
+        </w:rPr>
+        <w:t>progresu.</w:t>
+      </w:r>
+    </w:p>
+    <w:p>
+      <w:pPr>
+        <w:spacing w:after="0" w:line="360" w:lineRule="auto"/>
+        <w:ind w:left="0" w:right="0" w:firstLine="851"/>
+        <w:rPr>
+          <w:sz w:val="24"/>
+          <w:u w:val="single"/>
+        </w:rPr>
+      </w:pPr>
+      <w:proofErr w:type="spellStart"/>
+      <w:r>
+        <w:rPr>
+          <w:sz w:val="24"/>
+          <w:u w:val="single"/>
+        </w:rPr>
+        <w:t>Ievaddati</w:t>
+      </w:r>
+      <w:proofErr w:type="spellEnd"/>
+      <w:r>
+        <w:rPr>
+          <w:sz w:val="24"/>
+          <w:u w:val="single"/>
+        </w:rPr>
+        <w:t>:</w:t>
+      </w:r>
+    </w:p>
+    <w:p>
+      <w:pPr>
+        <w:pStyle w:val="a3"/>
+        <w:spacing w:after="0" w:line="360" w:lineRule="auto"/>
+        <w:ind w:left="851" w:right="0" w:firstLine="0"/>
+        <w:rPr>
+          <w:sz w:val="24"/>
+        </w:rPr>
+      </w:pPr>
+      <w:r>
+        <w:rPr>
+          <w:sz w:val="24"/>
+        </w:rPr>
+        <w:t>Lietotājs nospiež pogu “Atiestatīt progresu”.</w:t>
+      </w:r>
+    </w:p>
+    <w:p>
+      <w:pPr>
+        <w:spacing w:after="0" w:line="360" w:lineRule="auto"/>
+        <w:ind w:left="0" w:right="0" w:firstLine="851"/>
+        <w:rPr>
+          <w:sz w:val="24"/>
+          <w:u w:val="single"/>
+        </w:rPr>
+      </w:pPr>
+      <w:r>
+        <w:rPr>
+          <w:sz w:val="24"/>
+          <w:u w:val="single"/>
+        </w:rPr>
+        <w:t>Apstrāde:</w:t>
+      </w:r>
+    </w:p>
+    <w:p>
+      <w:pPr>
+        <w:pStyle w:val="a3"/>
+        <w:spacing w:after="0" w:line="360" w:lineRule="auto"/>
+        <w:ind w:left="851" w:right="0" w:firstLine="0"/>
+        <w:rPr>
+          <w:sz w:val="24"/>
+        </w:rPr>
+      </w:pPr>
+      <w:r>
+        <w:rPr>
+          <w:sz w:val="24"/>
+        </w:rPr>
+        <w:lastRenderedPageBreak/>
+        <w:t>Sistēma dzēš saglabātos datus.</w:t>
+      </w:r>
+    </w:p>
+    <w:p>
+      <w:pPr>
+        <w:spacing w:after="0" w:line="360" w:lineRule="auto"/>
+        <w:ind w:left="0" w:right="0" w:firstLine="851"/>
+        <w:rPr>
+          <w:sz w:val="24"/>
+          <w:u w:val="single"/>
+        </w:rPr>
+      </w:pPr>
+      <w:proofErr w:type="spellStart"/>
+      <w:r>
+        <w:rPr>
+          <w:sz w:val="24"/>
+          <w:u w:val="single"/>
+        </w:rPr>
+        <w:t>Izvaddati</w:t>
+      </w:r>
+      <w:proofErr w:type="spellEnd"/>
+      <w:r>
+        <w:rPr>
+          <w:sz w:val="24"/>
+          <w:u w:val="single"/>
+        </w:rPr>
+        <w:t>:</w:t>
+      </w:r>
+    </w:p>
+    <w:p>
+      <w:pPr>
+        <w:pStyle w:val="a3"/>
+        <w:spacing w:after="0" w:line="360" w:lineRule="auto"/>
+        <w:ind w:left="851" w:right="0" w:firstLine="0"/>
+        <w:rPr>
+          <w:sz w:val="24"/>
+        </w:rPr>
+      </w:pPr>
+      <w:r>
+        <w:rPr>
+          <w:sz w:val="24"/>
+        </w:rPr>
+        <w:t xml:space="preserve">Visi līmeņi kļūst bloķēti, zvaigznes </w:t>
+      </w:r>
+      <w:r>
+        <w:rPr>
+          <w:sz w:val="24"/>
+        </w:rPr>
+        <w:t>pazūd.</w:t>
+      </w:r>
+    </w:p>
+    <w:p>
+      <w:pPr>
+        <w:spacing w:after="0" w:line="360" w:lineRule="auto"/>
+        <w:ind w:left="0" w:right="0" w:firstLine="0"/>
+        <w:rPr>
+          <w:b/>
+          <w:bCs/>
+          <w:sz w:val="24"/>
+        </w:rPr>
+      </w:pPr>
+      <w:r>
+        <w:rPr>
+          <w:b/>
+          <w:bCs/>
+          <w:sz w:val="24"/>
+        </w:rPr>
         <w:t>FP.11. Iestatījumu logs</w:t>
       </w:r>
     </w:p>
@@ -5654,12 +5977,8 @@
     <w:p>
       <w:pPr>
         <w:pStyle w:val="a3"/>
-        <w:numPr>
-          <w:ilvl w:val="0"/>
-          <w:numId w:val="57"/>
-        </w:numPr>
-        <w:spacing w:after="0" w:line="360" w:lineRule="auto"/>
-        <w:ind w:left="0" w:right="0" w:firstLine="851"/>
+        <w:spacing w:after="0" w:line="360" w:lineRule="auto"/>
+        <w:ind w:left="851" w:right="0" w:firstLine="0"/>
         <w:rPr>
           <w:sz w:val="24"/>
         </w:rPr>
@@ -5716,36 +6035,10 @@
     </w:p>
     <w:p>
       <w:pPr>
-        <w:spacing w:after="0" w:line="360" w:lineRule="auto"/>
-        <w:ind w:left="0" w:right="0" w:firstLine="851"/>
-        <w:rPr>
-          <w:sz w:val="24"/>
-          <w:u w:val="single"/>
-        </w:rPr>
-      </w:pPr>
-      <w:proofErr w:type="spellStart"/>
-      <w:r>
-        <w:rPr>
-          <w:sz w:val="24"/>
-          <w:u w:val="single"/>
-        </w:rPr>
-        <w:t>Izvaddati</w:t>
-      </w:r>
-      <w:proofErr w:type="spellEnd"/>
-      <w:r>
-        <w:rPr>
-          <w:sz w:val="24"/>
-          <w:u w:val="single"/>
-        </w:rPr>
-        <w:t>:</w:t>
-      </w:r>
-    </w:p>
-    <w:p>
-      <w:pPr>
         <w:pStyle w:val="a3"/>
         <w:numPr>
           <w:ilvl w:val="0"/>
-          <w:numId w:val="59"/>
+          <w:numId w:val="58"/>
         </w:numPr>
         <w:spacing w:after="0" w:line="360" w:lineRule="auto"/>
         <w:ind w:left="0" w:right="0" w:firstLine="851"/>
@@ -5757,13 +6050,55 @@
         <w:rPr>
           <w:sz w:val="24"/>
         </w:rPr>
-        <w:t>Tiek atvērts modālais logs ar iestatījumu iespējam.</w:t>
+        <w:t>Atver modālo logu ar iespējām mainīt skaļumu, mūziku, grafikas kvalitāti u.c.</w:t>
       </w:r>
     </w:p>
     <w:p>
       <w:pPr>
         <w:spacing w:after="0" w:line="360" w:lineRule="auto"/>
         <w:ind w:left="0" w:right="0" w:firstLine="851"/>
+        <w:rPr>
+          <w:sz w:val="24"/>
+          <w:u w:val="single"/>
+        </w:rPr>
+      </w:pPr>
+      <w:proofErr w:type="spellStart"/>
+      <w:r>
+        <w:rPr>
+          <w:sz w:val="24"/>
+          <w:u w:val="single"/>
+        </w:rPr>
+        <w:t>Izvaddati</w:t>
+      </w:r>
+      <w:proofErr w:type="spellEnd"/>
+      <w:r>
+        <w:rPr>
+          <w:sz w:val="24"/>
+          <w:u w:val="single"/>
+        </w:rPr>
+        <w:t>:</w:t>
+      </w:r>
+    </w:p>
+    <w:p>
+      <w:pPr>
+        <w:pStyle w:val="a3"/>
+        <w:spacing w:after="0" w:line="360" w:lineRule="auto"/>
+        <w:ind w:left="851" w:right="0" w:firstLine="0"/>
+        <w:rPr>
+          <w:sz w:val="24"/>
+        </w:rPr>
+      </w:pPr>
+      <w:r>
+        <w:rPr>
+          <w:sz w:val="24"/>
+        </w:rPr>
+        <w:t>Modālais logs tiek attēlots, ļaujot lietotājam mainīt iestatījumus reāllaikā.</w:t>
+      </w:r>
+    </w:p>
+    <w:p>
+      <w:pPr>
+        <w:spacing w:after="0" w:line="360" w:lineRule="auto"/>
+        <w:ind w:left="0" w:right="0" w:firstLine="0"/>
         <w:rPr>
           <w:b/>
           <w:bCs/>
@@ -5840,12 +6175,8 @@
     <w:p>
       <w:pPr>
         <w:pStyle w:val="a3"/>
-        <w:numPr>
-          <w:ilvl w:val="0"/>
-          <w:numId w:val="60"/>
-        </w:numPr>
-        <w:spacing w:after="0" w:line="360" w:lineRule="auto"/>
-        <w:ind w:left="0" w:right="0" w:firstLine="851"/>
+        <w:spacing w:after="0" w:line="360" w:lineRule="auto"/>
+        <w:ind w:left="851" w:right="0" w:firstLine="0"/>
         <w:rPr>
           <w:sz w:val="24"/>
         </w:rPr>
@@ -5975,12 +6306,8 @@
     <w:p>
       <w:pPr>
         <w:pStyle w:val="a3"/>
-        <w:numPr>
-          <w:ilvl w:val="0"/>
-          <w:numId w:val="62"/>
-        </w:numPr>
-        <w:spacing w:after="0" w:line="360" w:lineRule="auto"/>
-        <w:ind w:left="0" w:right="0" w:firstLine="851"/>
+        <w:spacing w:after="0" w:line="360" w:lineRule="auto"/>
+        <w:ind w:left="851" w:right="0" w:firstLine="0"/>
         <w:rPr>
           <w:sz w:val="24"/>
         </w:rPr>
@@ -6007,7 +6334,7 @@
     <w:p>
       <w:pPr>
         <w:spacing w:after="0" w:line="360" w:lineRule="auto"/>
-        <w:ind w:left="0" w:right="0" w:firstLine="851"/>
+        <w:ind w:left="0" w:right="0" w:firstLine="0"/>
         <w:rPr>
           <w:b/>
           <w:bCs/>
@@ -6090,12 +6417,8 @@
     <w:p>
       <w:pPr>
         <w:pStyle w:val="a3"/>
-        <w:numPr>
-          <w:ilvl w:val="0"/>
-          <w:numId w:val="63"/>
-        </w:numPr>
-        <w:spacing w:after="0" w:line="360" w:lineRule="auto"/>
-        <w:ind w:left="0" w:right="0" w:firstLine="851"/>
+        <w:spacing w:after="0" w:line="360" w:lineRule="auto"/>
+        <w:ind w:left="851" w:right="0" w:firstLine="0"/>
         <w:rPr>
           <w:sz w:val="24"/>
         </w:rPr>
@@ -6147,7 +6470,6 @@
         <w:rPr>
           <w:sz w:val="24"/>
         </w:rPr>
-        <w:lastRenderedPageBreak/>
         <w:t xml:space="preserve">Sistēma </w:t>
       </w:r>
       <w:r>
@@ -6161,32 +6483,6 @@
           <w:sz w:val="24"/>
         </w:rPr>
         <w:t xml:space="preserve"> veikalā esošos priekšmetus un cenas.</w:t>
-      </w:r>
-    </w:p>
-    <w:p>
-      <w:pPr>
-        <w:spacing w:after="0" w:line="360" w:lineRule="auto"/>
-        <w:ind w:left="0" w:right="0" w:firstLine="851"/>
-        <w:rPr>
-          <w:sz w:val="24"/>
-          <w:u w:val="single"/>
-        </w:rPr>
-      </w:pPr>
-      <w:proofErr w:type="spellStart"/>
-      <w:r>
-        <w:rPr>
-          <w:sz w:val="24"/>
-          <w:u w:val="single"/>
-        </w:rPr>
-        <w:t>Izvaddati</w:t>
-      </w:r>
-      <w:proofErr w:type="spellEnd"/>
-      <w:r>
-        <w:rPr>
-          <w:sz w:val="24"/>
-          <w:u w:val="single"/>
-        </w:rPr>
-        <w:t>:</w:t>
       </w:r>
     </w:p>
     <w:p>
@@ -6194,7 +6490,7 @@
         <w:pStyle w:val="a3"/>
         <w:numPr>
           <w:ilvl w:val="0"/>
-          <w:numId w:val="65"/>
+          <w:numId w:val="64"/>
         </w:numPr>
         <w:spacing w:after="0" w:line="360" w:lineRule="auto"/>
         <w:ind w:left="0" w:right="0" w:firstLine="851"/>
@@ -6206,13 +6502,55 @@
         <w:rPr>
           <w:sz w:val="24"/>
         </w:rPr>
-        <w:t>Uz ekrāna redzams veikals ar precēm.</w:t>
+        <w:t>Pārbauda lietotāja valūtu un pieejamos resursus.</w:t>
       </w:r>
     </w:p>
     <w:p>
       <w:pPr>
         <w:spacing w:after="0" w:line="360" w:lineRule="auto"/>
         <w:ind w:left="0" w:right="0" w:firstLine="851"/>
+        <w:rPr>
+          <w:sz w:val="24"/>
+          <w:u w:val="single"/>
+        </w:rPr>
+      </w:pPr>
+      <w:proofErr w:type="spellStart"/>
+      <w:r>
+        <w:rPr>
+          <w:sz w:val="24"/>
+          <w:u w:val="single"/>
+        </w:rPr>
+        <w:t>Izvaddati</w:t>
+      </w:r>
+      <w:proofErr w:type="spellEnd"/>
+      <w:r>
+        <w:rPr>
+          <w:sz w:val="24"/>
+          <w:u w:val="single"/>
+        </w:rPr>
+        <w:t>:</w:t>
+      </w:r>
+    </w:p>
+    <w:p>
+      <w:pPr>
+        <w:pStyle w:val="a3"/>
+        <w:spacing w:after="0" w:line="360" w:lineRule="auto"/>
+        <w:ind w:left="851" w:right="0" w:firstLine="0"/>
+        <w:rPr>
+          <w:sz w:val="24"/>
+        </w:rPr>
+      </w:pPr>
+      <w:r>
+        <w:rPr>
+          <w:sz w:val="24"/>
+        </w:rPr>
+        <w:t>Ekrānā redzams veikals ar precēm, cenām un iegādes pogām.</w:t>
+      </w:r>
+    </w:p>
+    <w:p>
+      <w:pPr>
+        <w:spacing w:after="0" w:line="360" w:lineRule="auto"/>
+        <w:ind w:left="0" w:right="0" w:firstLine="0"/>
         <w:rPr>
           <w:b/>
           <w:bCs/>
@@ -6242,6 +6580,7 @@
           <w:sz w:val="24"/>
           <w:u w:val="single"/>
         </w:rPr>
+        <w:lastRenderedPageBreak/>
         <w:t>Mērķis:</w:t>
       </w:r>
     </w:p>
@@ -6295,12 +6634,8 @@
     <w:p>
       <w:pPr>
         <w:pStyle w:val="a3"/>
-        <w:numPr>
-          <w:ilvl w:val="0"/>
-          <w:numId w:val="66"/>
-        </w:numPr>
-        <w:spacing w:after="0" w:line="360" w:lineRule="auto"/>
-        <w:ind w:left="0" w:right="0" w:firstLine="851"/>
+        <w:spacing w:after="0" w:line="360" w:lineRule="auto"/>
+        <w:ind w:left="851" w:right="0" w:firstLine="0"/>
         <w:rPr>
           <w:sz w:val="24"/>
         </w:rPr>
@@ -6448,12 +6783,8 @@
     <w:p>
       <w:pPr>
         <w:pStyle w:val="a3"/>
-        <w:numPr>
-          <w:ilvl w:val="0"/>
-          <w:numId w:val="68"/>
-        </w:numPr>
-        <w:spacing w:after="0" w:line="360" w:lineRule="auto"/>
-        <w:ind w:left="0" w:right="0" w:firstLine="851"/>
+        <w:spacing w:after="0" w:line="360" w:lineRule="auto"/>
+        <w:ind w:left="851" w:right="0" w:firstLine="0"/>
         <w:rPr>
           <w:sz w:val="24"/>
         </w:rPr>
@@ -6474,7 +6805,7 @@
     <w:p>
       <w:pPr>
         <w:spacing w:after="0" w:line="360" w:lineRule="auto"/>
-        <w:ind w:left="0" w:right="0" w:firstLine="851"/>
+        <w:ind w:left="0" w:right="0" w:firstLine="0"/>
         <w:rPr>
           <w:b/>
           <w:bCs/>
@@ -6557,33 +6888,74 @@
     <w:p>
       <w:pPr>
         <w:pStyle w:val="a3"/>
-        <w:numPr>
-          <w:ilvl w:val="0"/>
-          <w:numId w:val="69"/>
-        </w:numPr>
+        <w:spacing w:after="0" w:line="360" w:lineRule="auto"/>
+        <w:ind w:left="851" w:right="0" w:firstLine="0"/>
+        <w:rPr>
+          <w:sz w:val="24"/>
+        </w:rPr>
+      </w:pPr>
+      <w:r>
+        <w:rPr>
+          <w:sz w:val="24"/>
+        </w:rPr>
+        <w:t>Lietotājs nospiež pogu “</w:t>
+      </w:r>
+      <w:r>
+        <w:rPr>
+          <w:sz w:val="24"/>
+        </w:rPr>
+        <w:t>Skapis</w:t>
+      </w:r>
+      <w:r>
+        <w:rPr>
+          <w:sz w:val="24"/>
+        </w:rPr>
+        <w:t>”.</w:t>
+      </w:r>
+    </w:p>
+    <w:p>
+      <w:pPr>
         <w:spacing w:after="0" w:line="360" w:lineRule="auto"/>
         <w:ind w:left="0" w:right="0" w:firstLine="851"/>
         <w:rPr>
           <w:sz w:val="24"/>
-        </w:rPr>
-      </w:pPr>
-      <w:r>
-        <w:rPr>
-          <w:sz w:val="24"/>
-        </w:rPr>
-        <w:t>Lietotājs nospiež pogu “</w:t>
-      </w:r>
-      <w:r>
-        <w:rPr>
-          <w:sz w:val="24"/>
-        </w:rPr>
-        <w:t>Skapis</w:t>
-      </w:r>
-      <w:r>
-        <w:rPr>
-          <w:sz w:val="24"/>
-        </w:rPr>
-        <w:t>”.</w:t>
+          <w:u w:val="single"/>
+        </w:rPr>
+      </w:pPr>
+      <w:r>
+        <w:rPr>
+          <w:sz w:val="24"/>
+          <w:u w:val="single"/>
+        </w:rPr>
+        <w:t>Apstrāde:</w:t>
+      </w:r>
+    </w:p>
+    <w:p>
+      <w:pPr>
+        <w:pStyle w:val="a3"/>
+        <w:spacing w:after="0" w:line="360" w:lineRule="auto"/>
+        <w:ind w:left="851" w:right="0" w:firstLine="0"/>
+        <w:rPr>
+          <w:sz w:val="24"/>
+        </w:rPr>
+      </w:pPr>
+      <w:r>
+        <w:rPr>
+          <w:sz w:val="24"/>
+        </w:rPr>
+        <w:t xml:space="preserve">Sistēma ielādē lietotāja iegādāto </w:t>
+      </w:r>
+      <w:r>
+        <w:rPr>
+          <w:sz w:val="24"/>
+        </w:rPr>
+        <w:t>priekšmetu</w:t>
+      </w:r>
+      <w:r>
+        <w:rPr>
+          <w:sz w:val="24"/>
+        </w:rPr>
+        <w:t xml:space="preserve"> sarakstu.</w:t>
       </w:r>
     </w:p>
     <w:p>
@@ -6595,81 +6967,28 @@
           <w:u w:val="single"/>
         </w:rPr>
       </w:pPr>
+      <w:proofErr w:type="spellStart"/>
       <w:r>
         <w:rPr>
           <w:sz w:val="24"/>
           <w:u w:val="single"/>
         </w:rPr>
-        <w:t>Apstrāde:</w:t>
+        <w:t>Izvaddati</w:t>
+      </w:r>
+      <w:proofErr w:type="spellEnd"/>
+      <w:r>
+        <w:rPr>
+          <w:sz w:val="24"/>
+          <w:u w:val="single"/>
+        </w:rPr>
+        <w:t>:</w:t>
       </w:r>
     </w:p>
     <w:p>
       <w:pPr>
         <w:pStyle w:val="a3"/>
-        <w:numPr>
-          <w:ilvl w:val="0"/>
-          <w:numId w:val="70"/>
-        </w:numPr>
-        <w:spacing w:after="0" w:line="360" w:lineRule="auto"/>
-        <w:ind w:left="0" w:right="0" w:firstLine="851"/>
-        <w:rPr>
-          <w:sz w:val="24"/>
-        </w:rPr>
-      </w:pPr>
-      <w:r>
-        <w:rPr>
-          <w:sz w:val="24"/>
-        </w:rPr>
-        <w:t xml:space="preserve">Sistēma ielādē lietotāja iegādāto </w:t>
-      </w:r>
-      <w:r>
-        <w:rPr>
-          <w:sz w:val="24"/>
-        </w:rPr>
-        <w:t>priekšmetu</w:t>
-      </w:r>
-      <w:r>
-        <w:rPr>
-          <w:sz w:val="24"/>
-        </w:rPr>
-        <w:t xml:space="preserve"> sarakstu.</w:t>
-      </w:r>
-    </w:p>
-    <w:p>
-      <w:pPr>
-        <w:spacing w:after="0" w:line="360" w:lineRule="auto"/>
-        <w:ind w:left="0" w:right="0" w:firstLine="851"/>
-        <w:rPr>
-          <w:sz w:val="24"/>
-          <w:u w:val="single"/>
-        </w:rPr>
-      </w:pPr>
-      <w:proofErr w:type="spellStart"/>
-      <w:r>
-        <w:rPr>
-          <w:sz w:val="24"/>
-          <w:u w:val="single"/>
-        </w:rPr>
-        <w:t>Izvaddati</w:t>
-      </w:r>
-      <w:proofErr w:type="spellEnd"/>
-      <w:r>
-        <w:rPr>
-          <w:sz w:val="24"/>
-          <w:u w:val="single"/>
-        </w:rPr>
-        <w:t>:</w:t>
-      </w:r>
-    </w:p>
-    <w:p>
-      <w:pPr>
-        <w:pStyle w:val="a3"/>
-        <w:numPr>
-          <w:ilvl w:val="0"/>
-          <w:numId w:val="71"/>
-        </w:numPr>
-        <w:spacing w:after="0" w:line="360" w:lineRule="auto"/>
-        <w:ind w:left="0" w:right="0" w:firstLine="851"/>
+        <w:spacing w:after="0" w:line="360" w:lineRule="auto"/>
+        <w:ind w:left="851" w:right="0" w:firstLine="0"/>
         <w:rPr>
           <w:sz w:val="24"/>
         </w:rPr>
@@ -6690,7 +7009,7 @@
     <w:p>
       <w:pPr>
         <w:spacing w:after="0" w:line="360" w:lineRule="auto"/>
-        <w:ind w:left="0" w:right="0" w:firstLine="851"/>
+        <w:ind w:left="0" w:right="0" w:firstLine="0"/>
         <w:rPr>
           <w:b/>
           <w:bCs/>
@@ -6735,13 +7054,7 @@
         <w:rPr>
           <w:sz w:val="24"/>
         </w:rPr>
-        <w:t xml:space="preserve">Nodrošināt iespēju mainīt </w:t>
-      </w:r>
-      <w:r>
-        <w:rPr>
-          <w:sz w:val="24"/>
-        </w:rPr>
-        <w:t>veco priekšmetu uz jauno.</w:t>
+        <w:t>Nodrošināt iespēju mainīt galvenā varoņa izskatu, izmantojot iegādātos priekšmetus.</w:t>
       </w:r>
     </w:p>
     <w:p>
@@ -6773,27 +7086,74 @@
     <w:p>
       <w:pPr>
         <w:pStyle w:val="a3"/>
-        <w:numPr>
-          <w:ilvl w:val="0"/>
-          <w:numId w:val="72"/>
-        </w:numPr>
+        <w:spacing w:after="0" w:line="360" w:lineRule="auto"/>
+        <w:ind w:left="851" w:right="0" w:firstLine="0"/>
+        <w:rPr>
+          <w:sz w:val="24"/>
+        </w:rPr>
+      </w:pPr>
+      <w:r>
+        <w:rPr>
+          <w:sz w:val="24"/>
+        </w:rPr>
+        <w:t xml:space="preserve">Lietotājs </w:t>
+      </w:r>
+      <w:r>
+        <w:rPr>
+          <w:sz w:val="24"/>
+        </w:rPr>
+        <w:t>izvēlas iegādāto priekšmetu</w:t>
+      </w:r>
+      <w:r>
+        <w:rPr>
+          <w:sz w:val="24"/>
+        </w:rPr>
+        <w:t xml:space="preserve"> skapī</w:t>
+      </w:r>
+      <w:r>
+        <w:rPr>
+          <w:sz w:val="24"/>
+        </w:rPr>
+        <w:t>.</w:t>
+      </w:r>
+    </w:p>
+    <w:p>
+      <w:pPr>
         <w:spacing w:after="0" w:line="360" w:lineRule="auto"/>
         <w:ind w:left="0" w:right="0" w:firstLine="851"/>
         <w:rPr>
           <w:sz w:val="24"/>
-        </w:rPr>
-      </w:pPr>
-      <w:r>
-        <w:rPr>
-          <w:sz w:val="24"/>
-        </w:rPr>
-        <w:t xml:space="preserve">Lietotājs </w:t>
-      </w:r>
-      <w:r>
-        <w:rPr>
-          <w:sz w:val="24"/>
-        </w:rPr>
-        <w:t>izvēlas iegādāto priekšmetu.</w:t>
+          <w:u w:val="single"/>
+        </w:rPr>
+      </w:pPr>
+      <w:r>
+        <w:rPr>
+          <w:sz w:val="24"/>
+          <w:u w:val="single"/>
+        </w:rPr>
+        <w:t>Apstrāde:</w:t>
+      </w:r>
+    </w:p>
+    <w:p>
+      <w:pPr>
+        <w:pStyle w:val="a3"/>
+        <w:spacing w:after="0" w:line="360" w:lineRule="auto"/>
+        <w:ind w:left="851" w:right="0" w:firstLine="0"/>
+        <w:rPr>
+          <w:sz w:val="24"/>
+        </w:rPr>
+      </w:pPr>
+      <w:r>
+        <w:rPr>
+          <w:sz w:val="24"/>
+        </w:rPr>
+        <w:t>Izvēlētais</w:t>
+      </w:r>
+      <w:r>
+        <w:rPr>
+          <w:sz w:val="24"/>
+        </w:rPr>
+        <w:t xml:space="preserve"> priekšmets tiek iestatīts kā aktīvais.</w:t>
       </w:r>
     </w:p>
     <w:p>
@@ -6805,75 +7165,28 @@
           <w:u w:val="single"/>
         </w:rPr>
       </w:pPr>
+      <w:proofErr w:type="spellStart"/>
       <w:r>
         <w:rPr>
           <w:sz w:val="24"/>
           <w:u w:val="single"/>
         </w:rPr>
-        <w:t>Apstrāde:</w:t>
+        <w:t>Izvaddati</w:t>
+      </w:r>
+      <w:proofErr w:type="spellEnd"/>
+      <w:r>
+        <w:rPr>
+          <w:sz w:val="24"/>
+          <w:u w:val="single"/>
+        </w:rPr>
+        <w:t>:</w:t>
       </w:r>
     </w:p>
     <w:p>
       <w:pPr>
         <w:pStyle w:val="a3"/>
-        <w:numPr>
-          <w:ilvl w:val="0"/>
-          <w:numId w:val="73"/>
-        </w:numPr>
-        <w:spacing w:after="0" w:line="360" w:lineRule="auto"/>
-        <w:ind w:left="0" w:right="0" w:firstLine="851"/>
-        <w:rPr>
-          <w:sz w:val="24"/>
-        </w:rPr>
-      </w:pPr>
-      <w:r>
-        <w:rPr>
-          <w:sz w:val="24"/>
-        </w:rPr>
-        <w:t>Izvēlētais</w:t>
-      </w:r>
-      <w:r>
-        <w:rPr>
-          <w:sz w:val="24"/>
-        </w:rPr>
-        <w:t xml:space="preserve"> priekšmets tiek iestatīts kā aktīvais.</w:t>
-      </w:r>
-    </w:p>
-    <w:p>
-      <w:pPr>
-        <w:spacing w:after="0" w:line="360" w:lineRule="auto"/>
-        <w:ind w:left="0" w:right="0" w:firstLine="851"/>
-        <w:rPr>
-          <w:sz w:val="24"/>
-          <w:u w:val="single"/>
-        </w:rPr>
-      </w:pPr>
-      <w:proofErr w:type="spellStart"/>
-      <w:r>
-        <w:rPr>
-          <w:sz w:val="24"/>
-          <w:u w:val="single"/>
-        </w:rPr>
-        <w:t>Izvaddati</w:t>
-      </w:r>
-      <w:proofErr w:type="spellEnd"/>
-      <w:r>
-        <w:rPr>
-          <w:sz w:val="24"/>
-          <w:u w:val="single"/>
-        </w:rPr>
-        <w:t>:</w:t>
-      </w:r>
-    </w:p>
-    <w:p>
-      <w:pPr>
-        <w:pStyle w:val="a3"/>
-        <w:numPr>
-          <w:ilvl w:val="0"/>
-          <w:numId w:val="74"/>
-        </w:numPr>
-        <w:spacing w:after="0" w:line="360" w:lineRule="auto"/>
-        <w:ind w:left="0" w:right="0" w:firstLine="851"/>
+        <w:spacing w:after="0" w:line="360" w:lineRule="auto"/>
+        <w:ind w:left="851" w:right="0" w:firstLine="0"/>
         <w:rPr>
           <w:sz w:val="24"/>
         </w:rPr>
@@ -6894,7 +7207,7 @@
     <w:p>
       <w:pPr>
         <w:spacing w:after="0" w:line="360" w:lineRule="auto"/>
-        <w:ind w:left="0" w:right="0" w:firstLine="851"/>
+        <w:ind w:left="0" w:right="0" w:firstLine="0"/>
         <w:rPr>
           <w:b/>
           <w:bCs/>
@@ -6957,7 +7270,6 @@
           <w:sz w:val="24"/>
           <w:u w:val="single"/>
         </w:rPr>
-        <w:lastRenderedPageBreak/>
         <w:t>Ievaddati</w:t>
       </w:r>
       <w:proofErr w:type="spellEnd"/>
@@ -6972,12 +7284,8 @@
     <w:p>
       <w:pPr>
         <w:pStyle w:val="a3"/>
-        <w:numPr>
-          <w:ilvl w:val="0"/>
-          <w:numId w:val="75"/>
-        </w:numPr>
-        <w:spacing w:after="0" w:line="360" w:lineRule="auto"/>
-        <w:ind w:left="0" w:right="0" w:firstLine="851"/>
+        <w:spacing w:after="0" w:line="360" w:lineRule="auto"/>
+        <w:ind w:left="851" w:right="0" w:firstLine="0"/>
         <w:rPr>
           <w:sz w:val="24"/>
         </w:rPr>
@@ -7041,33 +7349,7 @@
         <w:rPr>
           <w:sz w:val="24"/>
         </w:rPr>
-        <w:t>Sistēma pāriet uz sākuma ekrānu.</w:t>
-      </w:r>
-    </w:p>
-    <w:p>
-      <w:pPr>
-        <w:spacing w:after="0" w:line="360" w:lineRule="auto"/>
-        <w:ind w:left="0" w:right="0" w:firstLine="851"/>
-        <w:rPr>
-          <w:sz w:val="24"/>
-          <w:u w:val="single"/>
-        </w:rPr>
-      </w:pPr>
-      <w:proofErr w:type="spellStart"/>
-      <w:r>
-        <w:rPr>
-          <w:sz w:val="24"/>
-          <w:u w:val="single"/>
-        </w:rPr>
-        <w:t>Izvaddati</w:t>
-      </w:r>
-      <w:proofErr w:type="spellEnd"/>
-      <w:r>
-        <w:rPr>
-          <w:sz w:val="24"/>
-          <w:u w:val="single"/>
-        </w:rPr>
-        <w:t>:</w:t>
+        <w:t>Sistēma sagatavo pāreju uz sākuma ekrānu (ielādē fonu, pogas, UI elementus).</w:t>
       </w:r>
     </w:p>
     <w:p>
@@ -7075,7 +7357,7 @@
         <w:pStyle w:val="a3"/>
         <w:numPr>
           <w:ilvl w:val="0"/>
-          <w:numId w:val="77"/>
+          <w:numId w:val="76"/>
         </w:numPr>
         <w:spacing w:after="0" w:line="360" w:lineRule="auto"/>
         <w:ind w:left="0" w:right="0" w:firstLine="851"/>
@@ -7087,13 +7369,56 @@
         <w:rPr>
           <w:sz w:val="24"/>
         </w:rPr>
-        <w:t>Attēlota galvenā izvēlne.</w:t>
+        <w:lastRenderedPageBreak/>
+        <w:t>Fona mūzika tiek pārslēgta uz galvenās izvēlnes celiņu.</w:t>
       </w:r>
     </w:p>
     <w:p>
       <w:pPr>
         <w:spacing w:after="0" w:line="360" w:lineRule="auto"/>
         <w:ind w:left="0" w:right="0" w:firstLine="851"/>
+        <w:rPr>
+          <w:sz w:val="24"/>
+          <w:u w:val="single"/>
+        </w:rPr>
+      </w:pPr>
+      <w:proofErr w:type="spellStart"/>
+      <w:r>
+        <w:rPr>
+          <w:sz w:val="24"/>
+          <w:u w:val="single"/>
+        </w:rPr>
+        <w:t>Izvaddati</w:t>
+      </w:r>
+      <w:proofErr w:type="spellEnd"/>
+      <w:r>
+        <w:rPr>
+          <w:sz w:val="24"/>
+          <w:u w:val="single"/>
+        </w:rPr>
+        <w:t>:</w:t>
+      </w:r>
+    </w:p>
+    <w:p>
+      <w:pPr>
+        <w:pStyle w:val="a3"/>
+        <w:spacing w:after="0" w:line="360" w:lineRule="auto"/>
+        <w:ind w:left="851" w:right="0" w:firstLine="0"/>
+        <w:rPr>
+          <w:sz w:val="24"/>
+        </w:rPr>
+      </w:pPr>
+      <w:r>
+        <w:rPr>
+          <w:sz w:val="24"/>
+        </w:rPr>
+        <w:t>Uz ekrāna tiek attēlota galvenā izvēlne ar visiem funkcionāliem elementiem.</w:t>
+      </w:r>
+    </w:p>
+    <w:p>
+      <w:pPr>
+        <w:spacing w:after="0" w:line="360" w:lineRule="auto"/>
+        <w:ind w:left="0" w:right="0" w:firstLine="0"/>
         <w:rPr>
           <w:b/>
           <w:bCs/>
@@ -7170,12 +7495,8 @@
     <w:p>
       <w:pPr>
         <w:pStyle w:val="a3"/>
-        <w:numPr>
-          <w:ilvl w:val="0"/>
-          <w:numId w:val="78"/>
-        </w:numPr>
-        <w:spacing w:after="0" w:line="360" w:lineRule="auto"/>
-        <w:ind w:left="0" w:right="0" w:firstLine="851"/>
+        <w:spacing w:after="0" w:line="360" w:lineRule="auto"/>
+        <w:ind w:left="851" w:right="0" w:firstLine="0"/>
         <w:rPr>
           <w:sz w:val="24"/>
         </w:rPr>
@@ -7239,39 +7560,7 @@
         <w:rPr>
           <w:sz w:val="24"/>
         </w:rPr>
-        <w:t>Sistēma p</w:t>
-      </w:r>
-      <w:r>
-        <w:rPr>
-          <w:sz w:val="24"/>
-        </w:rPr>
-        <w:t>ārtrauc spēles procesu.</w:t>
-      </w:r>
-    </w:p>
-    <w:p>
-      <w:pPr>
-        <w:spacing w:after="0" w:line="360" w:lineRule="auto"/>
-        <w:ind w:left="0" w:right="0" w:firstLine="851"/>
-        <w:rPr>
-          <w:sz w:val="24"/>
-          <w:u w:val="single"/>
-        </w:rPr>
-      </w:pPr>
-      <w:proofErr w:type="spellStart"/>
-      <w:r>
-        <w:rPr>
-          <w:sz w:val="24"/>
-          <w:u w:val="single"/>
-        </w:rPr>
-        <w:t>Izvaddati</w:t>
-      </w:r>
-      <w:proofErr w:type="spellEnd"/>
-      <w:r>
-        <w:rPr>
-          <w:sz w:val="24"/>
-          <w:u w:val="single"/>
-        </w:rPr>
-        <w:t>:</w:t>
+        <w:t>Sistēma saglabā pēdējo progresu.</w:t>
       </w:r>
     </w:p>
     <w:p>
@@ -7279,7 +7568,7 @@
         <w:pStyle w:val="a3"/>
         <w:numPr>
           <w:ilvl w:val="0"/>
-          <w:numId w:val="80"/>
+          <w:numId w:val="79"/>
         </w:numPr>
         <w:spacing w:after="0" w:line="360" w:lineRule="auto"/>
         <w:ind w:left="0" w:right="0" w:firstLine="851"/>
@@ -7291,13 +7580,55 @@
         <w:rPr>
           <w:sz w:val="24"/>
         </w:rPr>
-        <w:t>Spēle tiek aizvērta.</w:t>
+        <w:t>Pārtrauc spēles procesus un audio atskaņošanu.</w:t>
       </w:r>
     </w:p>
     <w:p>
       <w:pPr>
         <w:spacing w:after="0" w:line="360" w:lineRule="auto"/>
         <w:ind w:left="0" w:right="0" w:firstLine="851"/>
+        <w:rPr>
+          <w:sz w:val="24"/>
+          <w:u w:val="single"/>
+        </w:rPr>
+      </w:pPr>
+      <w:proofErr w:type="spellStart"/>
+      <w:r>
+        <w:rPr>
+          <w:sz w:val="24"/>
+          <w:u w:val="single"/>
+        </w:rPr>
+        <w:t>Izvaddati</w:t>
+      </w:r>
+      <w:proofErr w:type="spellEnd"/>
+      <w:r>
+        <w:rPr>
+          <w:sz w:val="24"/>
+          <w:u w:val="single"/>
+        </w:rPr>
+        <w:t>:</w:t>
+      </w:r>
+    </w:p>
+    <w:p>
+      <w:pPr>
+        <w:pStyle w:val="a3"/>
+        <w:spacing w:after="0" w:line="360" w:lineRule="auto"/>
+        <w:ind w:left="851" w:right="0" w:firstLine="0"/>
+        <w:rPr>
+          <w:sz w:val="24"/>
+        </w:rPr>
+      </w:pPr>
+      <w:r>
+        <w:rPr>
+          <w:sz w:val="24"/>
+        </w:rPr>
+        <w:t>Spēle tiek aizvērta bez datu zuduma.</w:t>
+      </w:r>
+    </w:p>
+    <w:p>
+      <w:pPr>
+        <w:spacing w:after="0" w:line="360" w:lineRule="auto"/>
+        <w:ind w:left="0" w:right="0" w:firstLine="0"/>
         <w:rPr>
           <w:b/>
           <w:bCs/>
@@ -7374,12 +7705,8 @@
     <w:p>
       <w:pPr>
         <w:pStyle w:val="a3"/>
-        <w:numPr>
-          <w:ilvl w:val="0"/>
-          <w:numId w:val="81"/>
-        </w:numPr>
-        <w:spacing w:after="0" w:line="360" w:lineRule="auto"/>
-        <w:ind w:left="0" w:right="0" w:firstLine="851"/>
+        <w:spacing w:after="0" w:line="360" w:lineRule="auto"/>
+        <w:ind w:left="851" w:right="0" w:firstLine="0"/>
         <w:rPr>
           <w:sz w:val="24"/>
         </w:rPr>
@@ -7495,12 +7822,8 @@
     <w:p>
       <w:pPr>
         <w:pStyle w:val="a3"/>
-        <w:numPr>
-          <w:ilvl w:val="0"/>
-          <w:numId w:val="83"/>
-        </w:numPr>
-        <w:spacing w:after="0" w:line="360" w:lineRule="auto"/>
-        <w:ind w:left="0" w:right="0" w:firstLine="851"/>
+        <w:spacing w:after="0" w:line="360" w:lineRule="auto"/>
+        <w:ind w:left="851" w:right="0" w:firstLine="0"/>
         <w:rPr>
           <w:sz w:val="24"/>
         </w:rPr>
@@ -7515,7 +7838,7 @@
     <w:p>
       <w:pPr>
         <w:spacing w:after="0" w:line="360" w:lineRule="auto"/>
-        <w:ind w:left="0" w:right="0" w:firstLine="851"/>
+        <w:ind w:left="0" w:right="0" w:firstLine="0"/>
         <w:rPr>
           <w:b/>
           <w:bCs/>
@@ -7592,12 +7915,8 @@
     <w:p>
       <w:pPr>
         <w:pStyle w:val="a3"/>
-        <w:numPr>
-          <w:ilvl w:val="0"/>
-          <w:numId w:val="84"/>
-        </w:numPr>
-        <w:spacing w:after="0" w:line="360" w:lineRule="auto"/>
-        <w:ind w:left="0" w:right="0" w:firstLine="851"/>
+        <w:spacing w:after="0" w:line="360" w:lineRule="auto"/>
+        <w:ind w:left="851" w:right="0" w:firstLine="0"/>
         <w:rPr>
           <w:sz w:val="24"/>
         </w:rPr>
@@ -7701,12 +8020,8 @@
     <w:p>
       <w:pPr>
         <w:pStyle w:val="a3"/>
-        <w:numPr>
-          <w:ilvl w:val="0"/>
-          <w:numId w:val="86"/>
-        </w:numPr>
-        <w:spacing w:after="0" w:line="360" w:lineRule="auto"/>
-        <w:ind w:left="0" w:right="0" w:firstLine="851"/>
+        <w:spacing w:after="0" w:line="360" w:lineRule="auto"/>
+        <w:ind w:left="851" w:right="0" w:firstLine="0"/>
         <w:rPr>
           <w:sz w:val="24"/>
         </w:rPr>
@@ -7721,7 +8036,7 @@
     <w:p>
       <w:pPr>
         <w:spacing w:after="0" w:line="360" w:lineRule="auto"/>
-        <w:ind w:left="0" w:right="0" w:firstLine="851"/>
+        <w:ind w:left="0" w:right="0" w:firstLine="0"/>
         <w:rPr>
           <w:b/>
           <w:bCs/>
@@ -7734,7 +8049,6 @@
           <w:bCs/>
           <w:sz w:val="24"/>
         </w:rPr>
-        <w:lastRenderedPageBreak/>
         <w:t xml:space="preserve">FP.21. Nākamā līmeņa </w:t>
       </w:r>
       <w:proofErr w:type="spellStart"/>
@@ -7777,6 +8091,7 @@
         <w:rPr>
           <w:sz w:val="24"/>
         </w:rPr>
+        <w:lastRenderedPageBreak/>
         <w:t>Piedāvāt ātru pāreju uz nākamo līmeni pēc rezultātu loga.</w:t>
       </w:r>
     </w:p>
@@ -7809,21 +8124,62 @@
     <w:p>
       <w:pPr>
         <w:pStyle w:val="a3"/>
-        <w:numPr>
-          <w:ilvl w:val="0"/>
-          <w:numId w:val="87"/>
-        </w:numPr>
+        <w:spacing w:after="0" w:line="360" w:lineRule="auto"/>
+        <w:ind w:left="851" w:right="0" w:firstLine="0"/>
+        <w:rPr>
+          <w:sz w:val="24"/>
+        </w:rPr>
+      </w:pPr>
+      <w:r>
+        <w:rPr>
+          <w:sz w:val="24"/>
+        </w:rPr>
+        <w:t>Lietotājs nospiež “Nākamais līmenis” rezultātu loga.</w:t>
+      </w:r>
+    </w:p>
+    <w:p>
+      <w:pPr>
         <w:spacing w:after="0" w:line="360" w:lineRule="auto"/>
         <w:ind w:left="0" w:right="0" w:firstLine="851"/>
         <w:rPr>
           <w:sz w:val="24"/>
-        </w:rPr>
-      </w:pPr>
-      <w:r>
-        <w:rPr>
-          <w:sz w:val="24"/>
-        </w:rPr>
-        <w:t>Lietotājs nospiež “Nākamais līmenis” rezultātu loga.</w:t>
+          <w:u w:val="single"/>
+        </w:rPr>
+      </w:pPr>
+      <w:r>
+        <w:rPr>
+          <w:sz w:val="24"/>
+          <w:u w:val="single"/>
+        </w:rPr>
+        <w:t>Apstrāde:</w:t>
+      </w:r>
+    </w:p>
+    <w:p>
+      <w:pPr>
+        <w:pStyle w:val="a3"/>
+        <w:spacing w:after="0" w:line="360" w:lineRule="auto"/>
+        <w:ind w:left="851" w:right="0" w:firstLine="0"/>
+        <w:rPr>
+          <w:sz w:val="24"/>
+        </w:rPr>
+      </w:pPr>
+      <w:r>
+        <w:rPr>
+          <w:sz w:val="24"/>
+        </w:rPr>
+        <w:t xml:space="preserve">Sistēma </w:t>
+      </w:r>
+      <w:r>
+        <w:rPr>
+          <w:sz w:val="24"/>
+        </w:rPr>
+        <w:t>ielādē nākamo līmeņi</w:t>
+      </w:r>
+      <w:r>
+        <w:rPr>
+          <w:sz w:val="24"/>
+        </w:rPr>
+        <w:t>.</w:t>
       </w:r>
     </w:p>
     <w:p>
@@ -7835,81 +8191,28 @@
           <w:u w:val="single"/>
         </w:rPr>
       </w:pPr>
+      <w:proofErr w:type="spellStart"/>
       <w:r>
         <w:rPr>
           <w:sz w:val="24"/>
           <w:u w:val="single"/>
         </w:rPr>
-        <w:t>Apstrāde:</w:t>
+        <w:t>Izvaddati</w:t>
+      </w:r>
+      <w:proofErr w:type="spellEnd"/>
+      <w:r>
+        <w:rPr>
+          <w:sz w:val="24"/>
+          <w:u w:val="single"/>
+        </w:rPr>
+        <w:t>:</w:t>
       </w:r>
     </w:p>
     <w:p>
       <w:pPr>
         <w:pStyle w:val="a3"/>
-        <w:numPr>
-          <w:ilvl w:val="0"/>
-          <w:numId w:val="88"/>
-        </w:numPr>
-        <w:spacing w:after="0" w:line="360" w:lineRule="auto"/>
-        <w:ind w:left="0" w:right="0" w:firstLine="851"/>
-        <w:rPr>
-          <w:sz w:val="24"/>
-        </w:rPr>
-      </w:pPr>
-      <w:r>
-        <w:rPr>
-          <w:sz w:val="24"/>
-        </w:rPr>
-        <w:t xml:space="preserve">Sistēma </w:t>
-      </w:r>
-      <w:r>
-        <w:rPr>
-          <w:sz w:val="24"/>
-        </w:rPr>
-        <w:t>ielādē nākamo līmeņi</w:t>
-      </w:r>
-      <w:r>
-        <w:rPr>
-          <w:sz w:val="24"/>
-        </w:rPr>
-        <w:t>.</w:t>
-      </w:r>
-    </w:p>
-    <w:p>
-      <w:pPr>
-        <w:spacing w:after="0" w:line="360" w:lineRule="auto"/>
-        <w:ind w:left="0" w:right="0" w:firstLine="851"/>
-        <w:rPr>
-          <w:sz w:val="24"/>
-          <w:u w:val="single"/>
-        </w:rPr>
-      </w:pPr>
-      <w:proofErr w:type="spellStart"/>
-      <w:r>
-        <w:rPr>
-          <w:sz w:val="24"/>
-          <w:u w:val="single"/>
-        </w:rPr>
-        <w:t>Izvaddati</w:t>
-      </w:r>
-      <w:proofErr w:type="spellEnd"/>
-      <w:r>
-        <w:rPr>
-          <w:sz w:val="24"/>
-          <w:u w:val="single"/>
-        </w:rPr>
-        <w:t>:</w:t>
-      </w:r>
-    </w:p>
-    <w:p>
-      <w:pPr>
-        <w:pStyle w:val="a3"/>
-        <w:numPr>
-          <w:ilvl w:val="0"/>
-          <w:numId w:val="89"/>
-        </w:numPr>
-        <w:spacing w:after="0" w:line="360" w:lineRule="auto"/>
-        <w:ind w:left="0" w:right="0" w:firstLine="851"/>
+        <w:spacing w:after="0" w:line="360" w:lineRule="auto"/>
+        <w:ind w:left="851" w:right="0" w:firstLine="0"/>
         <w:rPr>
           <w:sz w:val="24"/>
         </w:rPr>
@@ -7924,7 +8227,7 @@
     <w:p>
       <w:pPr>
         <w:spacing w:after="0" w:line="360" w:lineRule="auto"/>
-        <w:ind w:left="0" w:right="0" w:firstLine="851"/>
+        <w:ind w:left="0" w:right="0" w:firstLine="0"/>
         <w:rPr>
           <w:b/>
           <w:bCs/>
@@ -8031,12 +8334,8 @@
     <w:p>
       <w:pPr>
         <w:pStyle w:val="a3"/>
-        <w:numPr>
-          <w:ilvl w:val="0"/>
-          <w:numId w:val="90"/>
-        </w:numPr>
-        <w:spacing w:after="0" w:line="360" w:lineRule="auto"/>
-        <w:ind w:left="0" w:right="0" w:firstLine="851"/>
+        <w:spacing w:after="0" w:line="360" w:lineRule="auto"/>
+        <w:ind w:left="851" w:right="0" w:firstLine="0"/>
         <w:rPr>
           <w:sz w:val="24"/>
         </w:rPr>
@@ -8140,12 +8439,8 @@
     <w:p>
       <w:pPr>
         <w:pStyle w:val="a3"/>
-        <w:numPr>
-          <w:ilvl w:val="0"/>
-          <w:numId w:val="92"/>
-        </w:numPr>
-        <w:spacing w:after="0" w:line="360" w:lineRule="auto"/>
-        <w:ind w:left="0" w:right="0" w:firstLine="851"/>
+        <w:spacing w:after="0" w:line="360" w:lineRule="auto"/>
+        <w:ind w:left="851" w:right="0" w:firstLine="0"/>
         <w:rPr>
           <w:sz w:val="24"/>
         </w:rPr>
@@ -8166,7 +8461,7 @@
     <w:p>
       <w:pPr>
         <w:spacing w:after="0" w:line="360" w:lineRule="auto"/>
-        <w:ind w:left="0" w:right="0" w:firstLine="851"/>
+        <w:ind w:left="0" w:right="0" w:firstLine="0"/>
         <w:rPr>
           <w:b/>
           <w:bCs/>
@@ -8466,13 +8761,7 @@
         <w:rPr>
           <w:sz w:val="24"/>
         </w:rPr>
-        <w:t>Spēle pārbauda</w:t>
-      </w:r>
-      <w:r>
-        <w:rPr>
-          <w:sz w:val="24"/>
-        </w:rPr>
-        <w:t>, kurš taustiņš ir nospiests.</w:t>
+        <w:t>Spēle nepārtraukti klausās ievades notikumus no tastatūras.</w:t>
       </w:r>
     </w:p>
     <w:p>
@@ -8492,13 +8781,13 @@
         <w:rPr>
           <w:sz w:val="24"/>
         </w:rPr>
-        <w:t xml:space="preserve">Atkarībā no nospiestā taustiņa tiek aktivizēta atbilstoša darbība: kustība vai </w:t>
-      </w:r>
-      <w:r>
-        <w:rPr>
-          <w:sz w:val="24"/>
-        </w:rPr>
-        <w:t>darbība.</w:t>
+        <w:t>J</w:t>
+      </w:r>
+      <w:r>
+        <w:rPr>
+          <w:sz w:val="24"/>
+        </w:rPr>
+        <w:t>a lietotājs nospiež “W”, “A”, “S” vai “D”, sistēma aprēķina virzienu, kurā jāvirza varonis.</w:t>
       </w:r>
     </w:p>
     <w:p>
@@ -8518,45 +8807,147 @@
         <w:rPr>
           <w:sz w:val="24"/>
         </w:rPr>
-        <w:t>Spēle turpina uzturēt precīzu varoņa pozīciju</w:t>
-      </w:r>
-      <w:r>
-        <w:rPr>
-          <w:sz w:val="24"/>
-        </w:rPr>
-        <w:t xml:space="preserve"> un fizikas mijiedarbību ar vidi.</w:t>
-      </w:r>
-    </w:p>
-    <w:p>
-      <w:pPr>
+        <w:t>Varoņa kustība tiek veikta, ņemot vērā fizikas motoru (gravitāciju, berzi, sadursmes).</w:t>
+      </w:r>
+    </w:p>
+    <w:p>
+      <w:pPr>
+        <w:pStyle w:val="a3"/>
+        <w:numPr>
+          <w:ilvl w:val="0"/>
+          <w:numId w:val="94"/>
+        </w:numPr>
         <w:spacing w:after="0" w:line="360" w:lineRule="auto"/>
         <w:ind w:left="0" w:right="0" w:firstLine="851"/>
         <w:rPr>
           <w:sz w:val="24"/>
+        </w:rPr>
+      </w:pPr>
+      <w:r>
+        <w:rPr>
+          <w:sz w:val="24"/>
+        </w:rPr>
+        <w:lastRenderedPageBreak/>
+        <w:t>Nospiežot “</w:t>
+      </w:r>
+      <w:proofErr w:type="spellStart"/>
+      <w:r>
+        <w:rPr>
+          <w:sz w:val="24"/>
+        </w:rPr>
+        <w:t>Space</w:t>
+      </w:r>
+      <w:proofErr w:type="spellEnd"/>
+      <w:r>
+        <w:rPr>
+          <w:sz w:val="24"/>
+        </w:rPr>
+        <w:t>”, spēle pārbauda, vai varonis atrodas uz zemes, un, ja jā – aktivizē lēciena animāciju.</w:t>
+      </w:r>
+    </w:p>
+    <w:p>
+      <w:pPr>
+        <w:pStyle w:val="a3"/>
+        <w:numPr>
+          <w:ilvl w:val="0"/>
+          <w:numId w:val="94"/>
+        </w:numPr>
+        <w:spacing w:after="0" w:line="360" w:lineRule="auto"/>
+        <w:ind w:left="0" w:right="0" w:firstLine="851"/>
+        <w:rPr>
+          <w:sz w:val="24"/>
+        </w:rPr>
+      </w:pPr>
+      <w:r>
+        <w:rPr>
+          <w:sz w:val="24"/>
+        </w:rPr>
+        <w:t>Nospiežot “</w:t>
+      </w:r>
+      <w:proofErr w:type="spellStart"/>
+      <w:r>
+        <w:rPr>
+          <w:sz w:val="24"/>
+        </w:rPr>
+        <w:t>Ctrl</w:t>
+      </w:r>
+      <w:proofErr w:type="spellEnd"/>
+      <w:r>
+        <w:rPr>
+          <w:sz w:val="24"/>
+        </w:rPr>
+        <w:t>”, tiek samazināts varoņa augstums un ātrums, aktivizējot pietupšanās animāciju.</w:t>
+      </w:r>
+    </w:p>
+    <w:p>
+      <w:pPr>
+        <w:pStyle w:val="a3"/>
+        <w:numPr>
+          <w:ilvl w:val="0"/>
+          <w:numId w:val="94"/>
+        </w:numPr>
+        <w:spacing w:after="0" w:line="360" w:lineRule="auto"/>
+        <w:ind w:left="0" w:right="0" w:firstLine="851"/>
+        <w:rPr>
+          <w:sz w:val="24"/>
+        </w:rPr>
+      </w:pPr>
+      <w:r>
+        <w:rPr>
+          <w:sz w:val="24"/>
+        </w:rPr>
+        <w:t>Animāciju sistēma pārslēdzas starp kustības, stāvēšanas, lēciena un pietupšanās stāvokļiem atkarībā no lietotāja darbībām.</w:t>
+      </w:r>
+    </w:p>
+    <w:p>
+      <w:pPr>
+        <w:pStyle w:val="a8"/>
+        <w:numPr>
+          <w:ilvl w:val="0"/>
+          <w:numId w:val="94"/>
+        </w:numPr>
+        <w:spacing w:before="0" w:beforeAutospacing="0" w:after="0" w:afterAutospacing="0" w:line="360" w:lineRule="auto"/>
+        <w:ind w:left="0" w:firstLine="851"/>
+        <w:contextualSpacing/>
+        <w:jc w:val="both"/>
+        <w:rPr>
+          <w:lang w:val="lv-LV"/>
+        </w:rPr>
+      </w:pPr>
+      <w:r>
+        <w:rPr>
+          <w:lang w:val="lv-LV"/>
+        </w:rPr>
+        <w:t>Kamera pielāgojas varoņa pozīcijai, lai saglabātu redzamību kustības laikā.</w:t>
+      </w:r>
+    </w:p>
+    <w:p>
+      <w:pPr>
+        <w:spacing w:after="0" w:line="360" w:lineRule="auto"/>
+        <w:ind w:left="0" w:right="0" w:firstLine="851"/>
+        <w:rPr>
+          <w:sz w:val="24"/>
           <w:u w:val="single"/>
-        </w:rPr>
-      </w:pPr>
-      <w:proofErr w:type="spellStart"/>
+          <w:lang w:val="ru-RU"/>
+        </w:rPr>
+      </w:pPr>
       <w:r>
         <w:rPr>
           <w:sz w:val="24"/>
           <w:u w:val="single"/>
         </w:rPr>
-        <w:t>Izvaddati</w:t>
-      </w:r>
-      <w:proofErr w:type="spellEnd"/>
-      <w:r>
-        <w:rPr>
-          <w:sz w:val="24"/>
-          <w:u w:val="single"/>
-        </w:rPr>
-        <w:t>:</w:t>
-      </w:r>
-    </w:p>
-    <w:p>
-      <w:pPr>
-        <w:spacing w:after="0" w:line="360" w:lineRule="auto"/>
-        <w:ind w:left="1080" w:right="0" w:firstLine="0"/>
+        <w:t>Izvaddati:</w:t>
+      </w:r>
+    </w:p>
+    <w:p>
+      <w:pPr>
+        <w:pStyle w:val="a3"/>
+        <w:numPr>
+          <w:ilvl w:val="1"/>
+          <w:numId w:val="21"/>
+        </w:numPr>
+        <w:spacing w:after="0" w:line="360" w:lineRule="auto"/>
+        <w:ind w:right="0"/>
         <w:jc w:val="right"/>
         <w:rPr>
           <w:b/>
@@ -8572,17 +8963,30 @@
           <w:sz w:val="20"/>
           <w:szCs w:val="20"/>
         </w:rPr>
-        <w:lastRenderedPageBreak/>
-        <w:t xml:space="preserve">1. </w:t>
-      </w:r>
-      <w:r>
+        <w:t>tabula</w:t>
+      </w:r>
+    </w:p>
+    <w:p>
+      <w:pPr>
+        <w:pStyle w:val="a3"/>
+        <w:spacing w:after="0" w:line="360" w:lineRule="auto"/>
+        <w:ind w:left="0" w:right="0" w:firstLine="0"/>
+        <w:jc w:val="center"/>
         <w:rPr>
           <w:b/>
           <w:bCs/>
           <w:sz w:val="20"/>
           <w:szCs w:val="20"/>
         </w:rPr>
-        <w:t>tabula</w:t>
+      </w:pPr>
+      <w:r>
+        <w:rPr>
+          <w:b/>
+          <w:bCs/>
+          <w:sz w:val="20"/>
+          <w:szCs w:val="20"/>
+        </w:rPr>
+        <w:t>Iespējamās darbības</w:t>
       </w:r>
     </w:p>
     <w:tbl>
@@ -8593,27 +8997,31 @@
         <w:tblLook w:val="04A0" w:firstRow="1" w:lastRow="0" w:firstColumn="1" w:lastColumn="0" w:noHBand="0" w:noVBand="1"/>
       </w:tblPr>
       <w:tblGrid>
-        <w:gridCol w:w="4247"/>
-        <w:gridCol w:w="4246"/>
+        <w:gridCol w:w="4106"/>
+        <w:gridCol w:w="4387"/>
       </w:tblGrid>
       <w:tr>
         <w:tc>
           <w:tcPr>
-            <w:tcW w:w="4247" w:type="dxa"/>
+            <w:tcW w:w="4106" w:type="dxa"/>
           </w:tcPr>
           <w:p>
             <w:pPr>
               <w:pStyle w:val="a3"/>
               <w:spacing w:after="0" w:line="240" w:lineRule="auto"/>
               <w:ind w:left="0" w:right="0" w:firstLine="0"/>
-              <w:jc w:val="left"/>
+              <w:jc w:val="center"/>
               <w:rPr>
+                <w:b/>
+                <w:bCs/>
                 <w:sz w:val="20"/>
                 <w:szCs w:val="20"/>
               </w:rPr>
             </w:pPr>
             <w:r>
               <w:rPr>
+                <w:b/>
+                <w:bCs/>
                 <w:sz w:val="20"/>
                 <w:szCs w:val="20"/>
               </w:rPr>
@@ -8623,21 +9031,25 @@
         </w:tc>
         <w:tc>
           <w:tcPr>
-            <w:tcW w:w="4246" w:type="dxa"/>
+            <w:tcW w:w="4387" w:type="dxa"/>
           </w:tcPr>
           <w:p>
             <w:pPr>
               <w:pStyle w:val="a3"/>
               <w:spacing w:after="0" w:line="240" w:lineRule="auto"/>
               <w:ind w:left="0" w:right="0" w:firstLine="0"/>
-              <w:jc w:val="left"/>
+              <w:jc w:val="center"/>
               <w:rPr>
+                <w:b/>
+                <w:bCs/>
                 <w:sz w:val="20"/>
                 <w:szCs w:val="20"/>
               </w:rPr>
             </w:pPr>
             <w:r>
               <w:rPr>
+                <w:b/>
+                <w:bCs/>
                 <w:sz w:val="20"/>
                 <w:szCs w:val="20"/>
               </w:rPr>
@@ -8649,7 +9061,7 @@
       <w:tr>
         <w:tc>
           <w:tcPr>
-            <w:tcW w:w="4247" w:type="dxa"/>
+            <w:tcW w:w="4106" w:type="dxa"/>
           </w:tcPr>
           <w:p>
             <w:pPr>
@@ -8673,7 +9085,7 @@
         </w:tc>
         <w:tc>
           <w:tcPr>
-            <w:tcW w:w="4246" w:type="dxa"/>
+            <w:tcW w:w="4387" w:type="dxa"/>
           </w:tcPr>
           <w:p>
             <w:pPr>
@@ -8699,7 +9111,7 @@
       <w:tr>
         <w:tc>
           <w:tcPr>
-            <w:tcW w:w="4247" w:type="dxa"/>
+            <w:tcW w:w="4106" w:type="dxa"/>
           </w:tcPr>
           <w:p>
             <w:pPr>
@@ -8723,7 +9135,7 @@
         </w:tc>
         <w:tc>
           <w:tcPr>
-            <w:tcW w:w="4246" w:type="dxa"/>
+            <w:tcW w:w="4387" w:type="dxa"/>
           </w:tcPr>
           <w:p>
             <w:pPr>
@@ -8749,7 +9161,7 @@
       <w:tr>
         <w:tc>
           <w:tcPr>
-            <w:tcW w:w="4247" w:type="dxa"/>
+            <w:tcW w:w="4106" w:type="dxa"/>
           </w:tcPr>
           <w:p>
             <w:pPr>
@@ -8773,7 +9185,7 @@
         </w:tc>
         <w:tc>
           <w:tcPr>
-            <w:tcW w:w="4246" w:type="dxa"/>
+            <w:tcW w:w="4387" w:type="dxa"/>
           </w:tcPr>
           <w:p>
             <w:pPr>
@@ -8799,7 +9211,7 @@
       <w:tr>
         <w:tc>
           <w:tcPr>
-            <w:tcW w:w="4247" w:type="dxa"/>
+            <w:tcW w:w="4106" w:type="dxa"/>
           </w:tcPr>
           <w:p>
             <w:pPr>
@@ -8823,7 +9235,7 @@
         </w:tc>
         <w:tc>
           <w:tcPr>
-            <w:tcW w:w="4246" w:type="dxa"/>
+            <w:tcW w:w="4387" w:type="dxa"/>
           </w:tcPr>
           <w:p>
             <w:pPr>
@@ -8849,7 +9261,7 @@
       <w:tr>
         <w:tc>
           <w:tcPr>
-            <w:tcW w:w="4247" w:type="dxa"/>
+            <w:tcW w:w="4106" w:type="dxa"/>
           </w:tcPr>
           <w:p>
             <w:pPr>
@@ -8875,7 +9287,7 @@
         </w:tc>
         <w:tc>
           <w:tcPr>
-            <w:tcW w:w="4246" w:type="dxa"/>
+            <w:tcW w:w="4387" w:type="dxa"/>
           </w:tcPr>
           <w:p>
             <w:pPr>
@@ -8901,7 +9313,7 @@
       <w:tr>
         <w:tc>
           <w:tcPr>
-            <w:tcW w:w="4247" w:type="dxa"/>
+            <w:tcW w:w="4106" w:type="dxa"/>
           </w:tcPr>
           <w:p>
             <w:pPr>
@@ -8927,7 +9339,7 @@
         </w:tc>
         <w:tc>
           <w:tcPr>
-            <w:tcW w:w="4246" w:type="dxa"/>
+            <w:tcW w:w="4387" w:type="dxa"/>
           </w:tcPr>
           <w:p>
             <w:pPr>
@@ -8964,7 +9376,7 @@
     <w:p>
       <w:pPr>
         <w:spacing w:after="0" w:line="360" w:lineRule="auto"/>
-        <w:ind w:left="0" w:right="0" w:firstLine="851"/>
+        <w:ind w:left="0" w:right="0" w:firstLine="0"/>
         <w:rPr>
           <w:b/>
           <w:bCs/>
@@ -9006,7 +9418,7 @@
     <w:p>
       <w:pPr>
         <w:spacing w:after="0" w:line="360" w:lineRule="auto"/>
-        <w:ind w:left="0" w:right="0" w:firstLine="851"/>
+        <w:ind w:left="0" w:right="0" w:firstLine="0"/>
         <w:rPr>
           <w:b/>
           <w:bCs/>
@@ -9052,7 +9464,7 @@
     <w:p>
       <w:pPr>
         <w:spacing w:after="0" w:line="360" w:lineRule="auto"/>
-        <w:ind w:left="0" w:right="0" w:firstLine="851"/>
+        <w:ind w:left="0" w:right="0" w:firstLine="0"/>
         <w:rPr>
           <w:b/>
           <w:bCs/>
@@ -9086,7 +9498,7 @@
     <w:p>
       <w:pPr>
         <w:spacing w:after="0" w:line="360" w:lineRule="auto"/>
-        <w:ind w:left="0" w:right="0" w:firstLine="851"/>
+        <w:ind w:left="0" w:right="0" w:firstLine="0"/>
         <w:rPr>
           <w:b/>
           <w:bCs/>
@@ -9134,7 +9546,7 @@
     <w:p>
       <w:pPr>
         <w:spacing w:after="0" w:line="360" w:lineRule="auto"/>
-        <w:ind w:left="0" w:right="0" w:firstLine="851"/>
+        <w:ind w:left="0" w:right="0" w:firstLine="0"/>
         <w:rPr>
           <w:b/>
           <w:bCs/>
@@ -9188,7 +9600,7 @@
     <w:p>
       <w:pPr>
         <w:spacing w:after="0" w:line="360" w:lineRule="auto"/>
-        <w:ind w:left="0" w:right="0" w:firstLine="851"/>
+        <w:ind w:left="0" w:right="0" w:firstLine="0"/>
         <w:rPr>
           <w:b/>
           <w:bCs/>
@@ -9230,7 +9642,7 @@
     <w:p>
       <w:pPr>
         <w:spacing w:after="0" w:line="360" w:lineRule="auto"/>
-        <w:ind w:left="0" w:right="0" w:firstLine="851"/>
+        <w:ind w:left="0" w:right="0" w:firstLine="0"/>
         <w:rPr>
           <w:b/>
           <w:bCs/>
@@ -9278,7 +9690,7 @@
     <w:p>
       <w:pPr>
         <w:spacing w:after="0" w:line="360" w:lineRule="auto"/>
-        <w:ind w:left="0" w:right="0" w:firstLine="851"/>
+        <w:ind w:left="0" w:right="0" w:firstLine="0"/>
         <w:rPr>
           <w:b/>
           <w:bCs/>
@@ -9326,7 +9738,7 @@
     <w:p>
       <w:pPr>
         <w:spacing w:after="0" w:line="360" w:lineRule="auto"/>
-        <w:ind w:left="0" w:right="0" w:firstLine="851"/>
+        <w:ind w:left="0" w:right="0" w:firstLine="0"/>
         <w:rPr>
           <w:b/>
           <w:bCs/>
@@ -9392,7 +9804,7 @@
     <w:p>
       <w:pPr>
         <w:spacing w:after="0" w:line="360" w:lineRule="auto"/>
-        <w:ind w:left="0" w:right="0" w:firstLine="851"/>
+        <w:ind w:left="0" w:right="0" w:firstLine="0"/>
         <w:rPr>
           <w:b/>
           <w:bCs/>
@@ -9420,6 +9832,7 @@
         <w:rPr>
           <w:sz w:val="24"/>
         </w:rPr>
+        <w:lastRenderedPageBreak/>
         <w:t>Spēlei jāuzsākas ar galveno izvēlni bez ka</w:t>
       </w:r>
       <w:r>
@@ -9618,7 +10031,7 @@
         <w:pStyle w:val="a8"/>
         <w:numPr>
           <w:ilvl w:val="1"/>
-          <w:numId w:val="21"/>
+          <w:numId w:val="96"/>
         </w:numPr>
         <w:spacing w:before="0" w:beforeAutospacing="0" w:after="0" w:afterAutospacing="0" w:line="360" w:lineRule="auto"/>
         <w:ind w:left="0" w:firstLine="851"/>
@@ -9749,7 +10162,7 @@
         <w:pStyle w:val="a8"/>
         <w:numPr>
           <w:ilvl w:val="1"/>
-          <w:numId w:val="21"/>
+          <w:numId w:val="96"/>
         </w:numPr>
         <w:spacing w:before="0" w:beforeAutospacing="0" w:after="0" w:afterAutospacing="0" w:line="360" w:lineRule="auto"/>
         <w:ind w:left="0" w:firstLine="851"/>
@@ -9869,7 +10282,7 @@
         <w:pStyle w:val="a8"/>
         <w:numPr>
           <w:ilvl w:val="1"/>
-          <w:numId w:val="21"/>
+          <w:numId w:val="96"/>
         </w:numPr>
         <w:spacing w:before="0" w:beforeAutospacing="0" w:after="0" w:afterAutospacing="0" w:line="360" w:lineRule="auto"/>
         <w:ind w:left="0" w:firstLine="851"/>
@@ -10001,7 +10414,7 @@
         <w:pStyle w:val="a8"/>
         <w:numPr>
           <w:ilvl w:val="1"/>
-          <w:numId w:val="21"/>
+          <w:numId w:val="96"/>
         </w:numPr>
         <w:spacing w:before="0" w:beforeAutospacing="0" w:after="0" w:afterAutospacing="0" w:line="360" w:lineRule="auto"/>
         <w:ind w:left="0" w:firstLine="851"/>
@@ -10064,7 +10477,7 @@
         <w:pStyle w:val="a8"/>
         <w:numPr>
           <w:ilvl w:val="1"/>
-          <w:numId w:val="21"/>
+          <w:numId w:val="96"/>
         </w:numPr>
         <w:spacing w:before="0" w:beforeAutospacing="0" w:after="0" w:afterAutospacing="0" w:line="360" w:lineRule="auto"/>
         <w:ind w:left="0" w:firstLine="851"/>
@@ -14929,6 +15342,146 @@
     </w:lvl>
   </w:abstractNum>
   <w:abstractNum w:abstractNumId="33" w15:restartNumberingAfterBreak="0">
+    <w:nsid w:val="2BD00E8A"/>
+    <w:multiLevelType w:val="multilevel"/>
+    <w:tmpl w:val="EEE2E4A2"/>
+    <w:lvl w:ilvl="0">
+      <w:start w:val="7"/>
+      <w:numFmt w:val="decimal"/>
+      <w:lvlText w:val="%1."/>
+      <w:lvlJc w:val="left"/>
+      <w:pPr>
+        <w:tabs>
+          <w:tab w:val="num" w:pos="720"/>
+        </w:tabs>
+        <w:ind w:left="567" w:hanging="207"/>
+      </w:pPr>
+      <w:rPr>
+        <w:rFonts w:hint="default"/>
+      </w:rPr>
+    </w:lvl>
+    <w:lvl w:ilvl="1">
+      <w:start w:val="1"/>
+      <w:numFmt w:val="decimal"/>
+      <w:lvlText w:val="%2."/>
+      <w:lvlJc w:val="left"/>
+      <w:pPr>
+        <w:tabs>
+          <w:tab w:val="num" w:pos="1440"/>
+        </w:tabs>
+        <w:ind w:left="1440" w:hanging="360"/>
+      </w:pPr>
+      <w:rPr>
+        <w:rFonts w:hint="default"/>
+      </w:rPr>
+    </w:lvl>
+    <w:lvl w:ilvl="2">
+      <w:start w:val="1"/>
+      <w:numFmt w:val="decimal"/>
+      <w:lvlText w:val="%3."/>
+      <w:lvlJc w:val="left"/>
+      <w:pPr>
+        <w:tabs>
+          <w:tab w:val="num" w:pos="2160"/>
+        </w:tabs>
+        <w:ind w:left="2160" w:hanging="360"/>
+      </w:pPr>
+      <w:rPr>
+        <w:rFonts w:hint="default"/>
+      </w:rPr>
+    </w:lvl>
+    <w:lvl w:ilvl="3">
+      <w:start w:val="1"/>
+      <w:numFmt w:val="decimal"/>
+      <w:lvlText w:val="%4."/>
+      <w:lvlJc w:val="left"/>
+      <w:pPr>
+        <w:tabs>
+          <w:tab w:val="num" w:pos="2880"/>
+        </w:tabs>
+        <w:ind w:left="2880" w:hanging="360"/>
+      </w:pPr>
+      <w:rPr>
+        <w:rFonts w:hint="default"/>
+      </w:rPr>
+    </w:lvl>
+    <w:lvl w:ilvl="4">
+      <w:start w:val="1"/>
+      <w:numFmt w:val="decimal"/>
+      <w:lvlText w:val="%5."/>
+      <w:lvlJc w:val="left"/>
+      <w:pPr>
+        <w:tabs>
+          <w:tab w:val="num" w:pos="3600"/>
+        </w:tabs>
+        <w:ind w:left="3600" w:hanging="360"/>
+      </w:pPr>
+      <w:rPr>
+        <w:rFonts w:hint="default"/>
+      </w:rPr>
+    </w:lvl>
+    <w:lvl w:ilvl="5">
+      <w:start w:val="1"/>
+      <w:numFmt w:val="decimal"/>
+      <w:lvlText w:val="%6."/>
+      <w:lvlJc w:val="left"/>
+      <w:pPr>
+        <w:tabs>
+          <w:tab w:val="num" w:pos="4320"/>
+        </w:tabs>
+        <w:ind w:left="4320" w:hanging="360"/>
+      </w:pPr>
+      <w:rPr>
+        <w:rFonts w:hint="default"/>
+      </w:rPr>
+    </w:lvl>
+    <w:lvl w:ilvl="6">
+      <w:start w:val="1"/>
+      <w:numFmt w:val="decimal"/>
+      <w:lvlText w:val="%7."/>
+      <w:lvlJc w:val="left"/>
+      <w:pPr>
+        <w:tabs>
+          <w:tab w:val="num" w:pos="5040"/>
+        </w:tabs>
+        <w:ind w:left="5040" w:hanging="360"/>
+      </w:pPr>
+      <w:rPr>
+        <w:rFonts w:hint="default"/>
+      </w:rPr>
+    </w:lvl>
+    <w:lvl w:ilvl="7">
+      <w:start w:val="1"/>
+      <w:numFmt w:val="decimal"/>
+      <w:lvlText w:val="%8."/>
+      <w:lvlJc w:val="left"/>
+      <w:pPr>
+        <w:tabs>
+          <w:tab w:val="num" w:pos="5760"/>
+        </w:tabs>
+        <w:ind w:left="5760" w:hanging="360"/>
+      </w:pPr>
+      <w:rPr>
+        <w:rFonts w:hint="default"/>
+      </w:rPr>
+    </w:lvl>
+    <w:lvl w:ilvl="8">
+      <w:start w:val="1"/>
+      <w:numFmt w:val="decimal"/>
+      <w:lvlText w:val="%9."/>
+      <w:lvlJc w:val="left"/>
+      <w:pPr>
+        <w:tabs>
+          <w:tab w:val="num" w:pos="6480"/>
+        </w:tabs>
+        <w:ind w:left="6480" w:hanging="360"/>
+      </w:pPr>
+      <w:rPr>
+        <w:rFonts w:hint="default"/>
+      </w:rPr>
+    </w:lvl>
+  </w:abstractNum>
+  <w:abstractNum w:abstractNumId="34" w15:restartNumberingAfterBreak="0">
     <w:nsid w:val="2C9B6E1C"/>
     <w:multiLevelType w:val="hybridMultilevel"/>
     <w:tmpl w:val="F050BB20"/>
@@ -15017,7 +15570,7 @@
       </w:pPr>
     </w:lvl>
   </w:abstractNum>
-  <w:abstractNum w:abstractNumId="34" w15:restartNumberingAfterBreak="0">
+  <w:abstractNum w:abstractNumId="35" w15:restartNumberingAfterBreak="0">
     <w:nsid w:val="2D1416ED"/>
     <w:multiLevelType w:val="hybridMultilevel"/>
     <w:tmpl w:val="F9B8A188"/>
@@ -15106,7 +15659,7 @@
       </w:pPr>
     </w:lvl>
   </w:abstractNum>
-  <w:abstractNum w:abstractNumId="35" w15:restartNumberingAfterBreak="0">
+  <w:abstractNum w:abstractNumId="36" w15:restartNumberingAfterBreak="0">
     <w:nsid w:val="2D5E3CE2"/>
     <w:multiLevelType w:val="hybridMultilevel"/>
     <w:tmpl w:val="CB66B99A"/>
@@ -15318,7 +15871,7 @@
       </w:rPr>
     </w:lvl>
   </w:abstractNum>
-  <w:abstractNum w:abstractNumId="36" w15:restartNumberingAfterBreak="0">
+  <w:abstractNum w:abstractNumId="37" w15:restartNumberingAfterBreak="0">
     <w:nsid w:val="2DC46947"/>
     <w:multiLevelType w:val="hybridMultilevel"/>
     <w:tmpl w:val="2AD2030C"/>
@@ -15407,7 +15960,7 @@
       </w:pPr>
     </w:lvl>
   </w:abstractNum>
-  <w:abstractNum w:abstractNumId="37" w15:restartNumberingAfterBreak="0">
+  <w:abstractNum w:abstractNumId="38" w15:restartNumberingAfterBreak="0">
     <w:nsid w:val="2F697B25"/>
     <w:multiLevelType w:val="hybridMultilevel"/>
     <w:tmpl w:val="907C87F2"/>
@@ -15496,7 +16049,7 @@
       </w:pPr>
     </w:lvl>
   </w:abstractNum>
-  <w:abstractNum w:abstractNumId="38" w15:restartNumberingAfterBreak="0">
+  <w:abstractNum w:abstractNumId="39" w15:restartNumberingAfterBreak="0">
     <w:nsid w:val="2FA50645"/>
     <w:multiLevelType w:val="hybridMultilevel"/>
     <w:tmpl w:val="DFAC8654"/>
@@ -15585,7 +16138,7 @@
       </w:pPr>
     </w:lvl>
   </w:abstractNum>
-  <w:abstractNum w:abstractNumId="39" w15:restartNumberingAfterBreak="0">
+  <w:abstractNum w:abstractNumId="40" w15:restartNumberingAfterBreak="0">
     <w:nsid w:val="3055704A"/>
     <w:multiLevelType w:val="hybridMultilevel"/>
     <w:tmpl w:val="77D47BAC"/>
@@ -15674,7 +16227,7 @@
       </w:pPr>
     </w:lvl>
   </w:abstractNum>
-  <w:abstractNum w:abstractNumId="40" w15:restartNumberingAfterBreak="0">
+  <w:abstractNum w:abstractNumId="41" w15:restartNumberingAfterBreak="0">
     <w:nsid w:val="32121432"/>
     <w:multiLevelType w:val="hybridMultilevel"/>
     <w:tmpl w:val="0D584808"/>
@@ -15760,7 +16313,7 @@
       </w:pPr>
     </w:lvl>
   </w:abstractNum>
-  <w:abstractNum w:abstractNumId="41" w15:restartNumberingAfterBreak="0">
+  <w:abstractNum w:abstractNumId="42" w15:restartNumberingAfterBreak="0">
     <w:nsid w:val="34C53242"/>
     <w:multiLevelType w:val="hybridMultilevel"/>
     <w:tmpl w:val="346C991C"/>
@@ -15849,7 +16402,7 @@
       </w:pPr>
     </w:lvl>
   </w:abstractNum>
-  <w:abstractNum w:abstractNumId="42" w15:restartNumberingAfterBreak="0">
+  <w:abstractNum w:abstractNumId="43" w15:restartNumberingAfterBreak="0">
     <w:nsid w:val="35070C76"/>
     <w:multiLevelType w:val="hybridMultilevel"/>
     <w:tmpl w:val="DFEAD9EE"/>
@@ -15938,7 +16491,7 @@
       </w:pPr>
     </w:lvl>
   </w:abstractNum>
-  <w:abstractNum w:abstractNumId="43" w15:restartNumberingAfterBreak="0">
+  <w:abstractNum w:abstractNumId="44" w15:restartNumberingAfterBreak="0">
     <w:nsid w:val="3806063C"/>
     <w:multiLevelType w:val="hybridMultilevel"/>
     <w:tmpl w:val="6532879C"/>
@@ -16027,7 +16580,7 @@
       </w:pPr>
     </w:lvl>
   </w:abstractNum>
-  <w:abstractNum w:abstractNumId="44" w15:restartNumberingAfterBreak="0">
+  <w:abstractNum w:abstractNumId="45" w15:restartNumberingAfterBreak="0">
     <w:nsid w:val="3A44092B"/>
     <w:multiLevelType w:val="hybridMultilevel"/>
     <w:tmpl w:val="672A12B2"/>
@@ -16116,7 +16669,7 @@
       </w:pPr>
     </w:lvl>
   </w:abstractNum>
-  <w:abstractNum w:abstractNumId="45" w15:restartNumberingAfterBreak="0">
+  <w:abstractNum w:abstractNumId="46" w15:restartNumberingAfterBreak="0">
     <w:nsid w:val="3CF72187"/>
     <w:multiLevelType w:val="hybridMultilevel"/>
     <w:tmpl w:val="90A0BD38"/>
@@ -16205,7 +16758,7 @@
       </w:pPr>
     </w:lvl>
   </w:abstractNum>
-  <w:abstractNum w:abstractNumId="46" w15:restartNumberingAfterBreak="0">
+  <w:abstractNum w:abstractNumId="47" w15:restartNumberingAfterBreak="0">
     <w:nsid w:val="3D465728"/>
     <w:multiLevelType w:val="hybridMultilevel"/>
     <w:tmpl w:val="1B945204"/>
@@ -16294,7 +16847,7 @@
       </w:pPr>
     </w:lvl>
   </w:abstractNum>
-  <w:abstractNum w:abstractNumId="47" w15:restartNumberingAfterBreak="0">
+  <w:abstractNum w:abstractNumId="48" w15:restartNumberingAfterBreak="0">
     <w:nsid w:val="3EA912D0"/>
     <w:multiLevelType w:val="hybridMultilevel"/>
     <w:tmpl w:val="13C00108"/>
@@ -16383,7 +16936,7 @@
       </w:pPr>
     </w:lvl>
   </w:abstractNum>
-  <w:abstractNum w:abstractNumId="48" w15:restartNumberingAfterBreak="0">
+  <w:abstractNum w:abstractNumId="49" w15:restartNumberingAfterBreak="0">
     <w:nsid w:val="3EAF719B"/>
     <w:multiLevelType w:val="hybridMultilevel"/>
     <w:tmpl w:val="CDC0C558"/>
@@ -16472,7 +17025,7 @@
       </w:pPr>
     </w:lvl>
   </w:abstractNum>
-  <w:abstractNum w:abstractNumId="49" w15:restartNumberingAfterBreak="0">
+  <w:abstractNum w:abstractNumId="50" w15:restartNumberingAfterBreak="0">
     <w:nsid w:val="409C5D90"/>
     <w:multiLevelType w:val="hybridMultilevel"/>
     <w:tmpl w:val="569CFB78"/>
@@ -16561,7 +17114,7 @@
       </w:pPr>
     </w:lvl>
   </w:abstractNum>
-  <w:abstractNum w:abstractNumId="50" w15:restartNumberingAfterBreak="0">
+  <w:abstractNum w:abstractNumId="51" w15:restartNumberingAfterBreak="0">
     <w:nsid w:val="40B823A9"/>
     <w:multiLevelType w:val="hybridMultilevel"/>
     <w:tmpl w:val="9F10AB3A"/>
@@ -16773,7 +17326,7 @@
       </w:rPr>
     </w:lvl>
   </w:abstractNum>
-  <w:abstractNum w:abstractNumId="51" w15:restartNumberingAfterBreak="0">
+  <w:abstractNum w:abstractNumId="52" w15:restartNumberingAfterBreak="0">
     <w:nsid w:val="41884809"/>
     <w:multiLevelType w:val="hybridMultilevel"/>
     <w:tmpl w:val="8E8ACE56"/>
@@ -16862,7 +17415,7 @@
       </w:pPr>
     </w:lvl>
   </w:abstractNum>
-  <w:abstractNum w:abstractNumId="52" w15:restartNumberingAfterBreak="0">
+  <w:abstractNum w:abstractNumId="53" w15:restartNumberingAfterBreak="0">
     <w:nsid w:val="42266197"/>
     <w:multiLevelType w:val="hybridMultilevel"/>
     <w:tmpl w:val="F9C6C142"/>
@@ -16951,7 +17504,7 @@
       </w:pPr>
     </w:lvl>
   </w:abstractNum>
-  <w:abstractNum w:abstractNumId="53" w15:restartNumberingAfterBreak="0">
+  <w:abstractNum w:abstractNumId="54" w15:restartNumberingAfterBreak="0">
     <w:nsid w:val="44B750EA"/>
     <w:multiLevelType w:val="hybridMultilevel"/>
     <w:tmpl w:val="E8A6B368"/>
@@ -17163,7 +17716,7 @@
       </w:rPr>
     </w:lvl>
   </w:abstractNum>
-  <w:abstractNum w:abstractNumId="54" w15:restartNumberingAfterBreak="0">
+  <w:abstractNum w:abstractNumId="55" w15:restartNumberingAfterBreak="0">
     <w:nsid w:val="46875F21"/>
     <w:multiLevelType w:val="hybridMultilevel"/>
     <w:tmpl w:val="A14A3E34"/>
@@ -17252,7 +17805,7 @@
       </w:pPr>
     </w:lvl>
   </w:abstractNum>
-  <w:abstractNum w:abstractNumId="55" w15:restartNumberingAfterBreak="0">
+  <w:abstractNum w:abstractNumId="56" w15:restartNumberingAfterBreak="0">
     <w:nsid w:val="46975059"/>
     <w:multiLevelType w:val="multilevel"/>
     <w:tmpl w:val="5F328562"/>
@@ -17392,7 +17945,7 @@
       </w:rPr>
     </w:lvl>
   </w:abstractNum>
-  <w:abstractNum w:abstractNumId="56" w15:restartNumberingAfterBreak="0">
+  <w:abstractNum w:abstractNumId="57" w15:restartNumberingAfterBreak="0">
     <w:nsid w:val="493B3256"/>
     <w:multiLevelType w:val="hybridMultilevel"/>
     <w:tmpl w:val="F042D70C"/>
@@ -17481,7 +18034,7 @@
       </w:pPr>
     </w:lvl>
   </w:abstractNum>
-  <w:abstractNum w:abstractNumId="57" w15:restartNumberingAfterBreak="0">
+  <w:abstractNum w:abstractNumId="58" w15:restartNumberingAfterBreak="0">
     <w:nsid w:val="495C108F"/>
     <w:multiLevelType w:val="hybridMultilevel"/>
     <w:tmpl w:val="DE2245D6"/>
@@ -17693,7 +18246,7 @@
       </w:rPr>
     </w:lvl>
   </w:abstractNum>
-  <w:abstractNum w:abstractNumId="58" w15:restartNumberingAfterBreak="0">
+  <w:abstractNum w:abstractNumId="59" w15:restartNumberingAfterBreak="0">
     <w:nsid w:val="4B46773E"/>
     <w:multiLevelType w:val="hybridMultilevel"/>
     <w:tmpl w:val="ACA0FA7A"/>
@@ -17782,7 +18335,7 @@
       </w:pPr>
     </w:lvl>
   </w:abstractNum>
-  <w:abstractNum w:abstractNumId="59" w15:restartNumberingAfterBreak="0">
+  <w:abstractNum w:abstractNumId="60" w15:restartNumberingAfterBreak="0">
     <w:nsid w:val="4CBD36F9"/>
     <w:multiLevelType w:val="hybridMultilevel"/>
     <w:tmpl w:val="CF2C6268"/>
@@ -17871,7 +18424,7 @@
       </w:pPr>
     </w:lvl>
   </w:abstractNum>
-  <w:abstractNum w:abstractNumId="60" w15:restartNumberingAfterBreak="0">
+  <w:abstractNum w:abstractNumId="61" w15:restartNumberingAfterBreak="0">
     <w:nsid w:val="4DD0697A"/>
     <w:multiLevelType w:val="hybridMultilevel"/>
     <w:tmpl w:val="302EB180"/>
@@ -17960,7 +18513,7 @@
       </w:pPr>
     </w:lvl>
   </w:abstractNum>
-  <w:abstractNum w:abstractNumId="61" w15:restartNumberingAfterBreak="0">
+  <w:abstractNum w:abstractNumId="62" w15:restartNumberingAfterBreak="0">
     <w:nsid w:val="52DB6A00"/>
     <w:multiLevelType w:val="hybridMultilevel"/>
     <w:tmpl w:val="391C5FEA"/>
@@ -18049,7 +18602,7 @@
       </w:pPr>
     </w:lvl>
   </w:abstractNum>
-  <w:abstractNum w:abstractNumId="62" w15:restartNumberingAfterBreak="0">
+  <w:abstractNum w:abstractNumId="63" w15:restartNumberingAfterBreak="0">
     <w:nsid w:val="535111AE"/>
     <w:multiLevelType w:val="hybridMultilevel"/>
     <w:tmpl w:val="E470502A"/>
@@ -18138,7 +18691,7 @@
       </w:pPr>
     </w:lvl>
   </w:abstractNum>
-  <w:abstractNum w:abstractNumId="63" w15:restartNumberingAfterBreak="0">
+  <w:abstractNum w:abstractNumId="64" w15:restartNumberingAfterBreak="0">
     <w:nsid w:val="54742FCB"/>
     <w:multiLevelType w:val="multilevel"/>
     <w:tmpl w:val="C12ADBC8"/>
@@ -18350,7 +18903,7 @@
       </w:rPr>
     </w:lvl>
   </w:abstractNum>
-  <w:abstractNum w:abstractNumId="64" w15:restartNumberingAfterBreak="0">
+  <w:abstractNum w:abstractNumId="65" w15:restartNumberingAfterBreak="0">
     <w:nsid w:val="588112E8"/>
     <w:multiLevelType w:val="hybridMultilevel"/>
     <w:tmpl w:val="0AF4A6C6"/>
@@ -18439,7 +18992,7 @@
       </w:pPr>
     </w:lvl>
   </w:abstractNum>
-  <w:abstractNum w:abstractNumId="65" w15:restartNumberingAfterBreak="0">
+  <w:abstractNum w:abstractNumId="66" w15:restartNumberingAfterBreak="0">
     <w:nsid w:val="5A3A1F4C"/>
     <w:multiLevelType w:val="hybridMultilevel"/>
     <w:tmpl w:val="DA4E6D1C"/>
@@ -18528,7 +19081,7 @@
       </w:pPr>
     </w:lvl>
   </w:abstractNum>
-  <w:abstractNum w:abstractNumId="66" w15:restartNumberingAfterBreak="0">
+  <w:abstractNum w:abstractNumId="67" w15:restartNumberingAfterBreak="0">
     <w:nsid w:val="5AAE7BD8"/>
     <w:multiLevelType w:val="hybridMultilevel"/>
     <w:tmpl w:val="A87AFB6E"/>
@@ -18617,7 +19170,7 @@
       </w:pPr>
     </w:lvl>
   </w:abstractNum>
-  <w:abstractNum w:abstractNumId="67" w15:restartNumberingAfterBreak="0">
+  <w:abstractNum w:abstractNumId="68" w15:restartNumberingAfterBreak="0">
     <w:nsid w:val="5FDB294F"/>
     <w:multiLevelType w:val="hybridMultilevel"/>
     <w:tmpl w:val="EE18C9C2"/>
@@ -18829,7 +19382,7 @@
       </w:rPr>
     </w:lvl>
   </w:abstractNum>
-  <w:abstractNum w:abstractNumId="68" w15:restartNumberingAfterBreak="0">
+  <w:abstractNum w:abstractNumId="69" w15:restartNumberingAfterBreak="0">
     <w:nsid w:val="62C159F6"/>
     <w:multiLevelType w:val="hybridMultilevel"/>
     <w:tmpl w:val="A254DD0E"/>
@@ -18918,7 +19471,7 @@
       </w:pPr>
     </w:lvl>
   </w:abstractNum>
-  <w:abstractNum w:abstractNumId="69" w15:restartNumberingAfterBreak="0">
+  <w:abstractNum w:abstractNumId="70" w15:restartNumberingAfterBreak="0">
     <w:nsid w:val="634B775D"/>
     <w:multiLevelType w:val="hybridMultilevel"/>
     <w:tmpl w:val="0D8AD064"/>
@@ -19007,7 +19560,7 @@
       </w:pPr>
     </w:lvl>
   </w:abstractNum>
-  <w:abstractNum w:abstractNumId="70" w15:restartNumberingAfterBreak="0">
+  <w:abstractNum w:abstractNumId="71" w15:restartNumberingAfterBreak="0">
     <w:nsid w:val="667F675E"/>
     <w:multiLevelType w:val="hybridMultilevel"/>
     <w:tmpl w:val="39189906"/>
@@ -19096,7 +19649,7 @@
       </w:pPr>
     </w:lvl>
   </w:abstractNum>
-  <w:abstractNum w:abstractNumId="71" w15:restartNumberingAfterBreak="0">
+  <w:abstractNum w:abstractNumId="72" w15:restartNumberingAfterBreak="0">
     <w:nsid w:val="6835047E"/>
     <w:multiLevelType w:val="hybridMultilevel"/>
     <w:tmpl w:val="40FA1AE2"/>
@@ -19185,7 +19738,7 @@
       </w:pPr>
     </w:lvl>
   </w:abstractNum>
-  <w:abstractNum w:abstractNumId="72" w15:restartNumberingAfterBreak="0">
+  <w:abstractNum w:abstractNumId="73" w15:restartNumberingAfterBreak="0">
     <w:nsid w:val="69DB354B"/>
     <w:multiLevelType w:val="hybridMultilevel"/>
     <w:tmpl w:val="418E646C"/>
@@ -19274,7 +19827,7 @@
       </w:pPr>
     </w:lvl>
   </w:abstractNum>
-  <w:abstractNum w:abstractNumId="73" w15:restartNumberingAfterBreak="0">
+  <w:abstractNum w:abstractNumId="74" w15:restartNumberingAfterBreak="0">
     <w:nsid w:val="6A9778B1"/>
     <w:multiLevelType w:val="hybridMultilevel"/>
     <w:tmpl w:val="5BCE63A0"/>
@@ -19363,7 +19916,7 @@
       </w:pPr>
     </w:lvl>
   </w:abstractNum>
-  <w:abstractNum w:abstractNumId="74" w15:restartNumberingAfterBreak="0">
+  <w:abstractNum w:abstractNumId="75" w15:restartNumberingAfterBreak="0">
     <w:nsid w:val="6B87794B"/>
     <w:multiLevelType w:val="hybridMultilevel"/>
     <w:tmpl w:val="0F081C92"/>
@@ -19575,7 +20128,7 @@
       </w:rPr>
     </w:lvl>
   </w:abstractNum>
-  <w:abstractNum w:abstractNumId="75" w15:restartNumberingAfterBreak="0">
+  <w:abstractNum w:abstractNumId="76" w15:restartNumberingAfterBreak="0">
     <w:nsid w:val="6C043244"/>
     <w:multiLevelType w:val="hybridMultilevel"/>
     <w:tmpl w:val="7D824108"/>
@@ -19664,7 +20217,7 @@
       </w:pPr>
     </w:lvl>
   </w:abstractNum>
-  <w:abstractNum w:abstractNumId="76" w15:restartNumberingAfterBreak="0">
+  <w:abstractNum w:abstractNumId="77" w15:restartNumberingAfterBreak="0">
     <w:nsid w:val="6CF008BC"/>
     <w:multiLevelType w:val="hybridMultilevel"/>
     <w:tmpl w:val="2C3C689C"/>
@@ -19753,7 +20306,7 @@
       </w:pPr>
     </w:lvl>
   </w:abstractNum>
-  <w:abstractNum w:abstractNumId="77" w15:restartNumberingAfterBreak="0">
+  <w:abstractNum w:abstractNumId="78" w15:restartNumberingAfterBreak="0">
     <w:nsid w:val="6EC72247"/>
     <w:multiLevelType w:val="hybridMultilevel"/>
     <w:tmpl w:val="3866F60A"/>
@@ -19842,7 +20395,7 @@
       </w:pPr>
     </w:lvl>
   </w:abstractNum>
-  <w:abstractNum w:abstractNumId="78" w15:restartNumberingAfterBreak="0">
+  <w:abstractNum w:abstractNumId="79" w15:restartNumberingAfterBreak="0">
     <w:nsid w:val="71215CB6"/>
     <w:multiLevelType w:val="hybridMultilevel"/>
     <w:tmpl w:val="03DC4AE6"/>
@@ -20054,7 +20607,7 @@
       </w:rPr>
     </w:lvl>
   </w:abstractNum>
-  <w:abstractNum w:abstractNumId="79" w15:restartNumberingAfterBreak="0">
+  <w:abstractNum w:abstractNumId="80" w15:restartNumberingAfterBreak="0">
     <w:nsid w:val="730C5ACD"/>
     <w:multiLevelType w:val="hybridMultilevel"/>
     <w:tmpl w:val="6BD8A30E"/>
@@ -20143,7 +20696,7 @@
       </w:pPr>
     </w:lvl>
   </w:abstractNum>
-  <w:abstractNum w:abstractNumId="80" w15:restartNumberingAfterBreak="0">
+  <w:abstractNum w:abstractNumId="81" w15:restartNumberingAfterBreak="0">
     <w:nsid w:val="73541C8D"/>
     <w:multiLevelType w:val="hybridMultilevel"/>
     <w:tmpl w:val="1478C53C"/>
@@ -20232,7 +20785,7 @@
       </w:pPr>
     </w:lvl>
   </w:abstractNum>
-  <w:abstractNum w:abstractNumId="81" w15:restartNumberingAfterBreak="0">
+  <w:abstractNum w:abstractNumId="82" w15:restartNumberingAfterBreak="0">
     <w:nsid w:val="73FA0568"/>
     <w:multiLevelType w:val="hybridMultilevel"/>
     <w:tmpl w:val="35A0C126"/>
@@ -20318,7 +20871,7 @@
       </w:pPr>
     </w:lvl>
   </w:abstractNum>
-  <w:abstractNum w:abstractNumId="82" w15:restartNumberingAfterBreak="0">
+  <w:abstractNum w:abstractNumId="83" w15:restartNumberingAfterBreak="0">
     <w:nsid w:val="74664AF8"/>
     <w:multiLevelType w:val="hybridMultilevel"/>
     <w:tmpl w:val="AEB8784E"/>
@@ -20530,7 +21083,7 @@
       </w:rPr>
     </w:lvl>
   </w:abstractNum>
-  <w:abstractNum w:abstractNumId="83" w15:restartNumberingAfterBreak="0">
+  <w:abstractNum w:abstractNumId="84" w15:restartNumberingAfterBreak="0">
     <w:nsid w:val="75812135"/>
     <w:multiLevelType w:val="hybridMultilevel"/>
     <w:tmpl w:val="59161448"/>
@@ -20742,7 +21295,7 @@
       </w:rPr>
     </w:lvl>
   </w:abstractNum>
-  <w:abstractNum w:abstractNumId="84" w15:restartNumberingAfterBreak="0">
+  <w:abstractNum w:abstractNumId="85" w15:restartNumberingAfterBreak="0">
     <w:nsid w:val="75D07585"/>
     <w:multiLevelType w:val="hybridMultilevel"/>
     <w:tmpl w:val="23329D96"/>
@@ -20831,7 +21384,7 @@
       </w:pPr>
     </w:lvl>
   </w:abstractNum>
-  <w:abstractNum w:abstractNumId="85" w15:restartNumberingAfterBreak="0">
+  <w:abstractNum w:abstractNumId="86" w15:restartNumberingAfterBreak="0">
     <w:nsid w:val="75E8251C"/>
     <w:multiLevelType w:val="hybridMultilevel"/>
     <w:tmpl w:val="5FEA12B4"/>
@@ -21052,7 +21605,7 @@
       </w:rPr>
     </w:lvl>
   </w:abstractNum>
-  <w:abstractNum w:abstractNumId="86" w15:restartNumberingAfterBreak="0">
+  <w:abstractNum w:abstractNumId="87" w15:restartNumberingAfterBreak="0">
     <w:nsid w:val="760C074D"/>
     <w:multiLevelType w:val="hybridMultilevel"/>
     <w:tmpl w:val="D246635A"/>
@@ -21141,7 +21694,7 @@
       </w:pPr>
     </w:lvl>
   </w:abstractNum>
-  <w:abstractNum w:abstractNumId="87" w15:restartNumberingAfterBreak="0">
+  <w:abstractNum w:abstractNumId="88" w15:restartNumberingAfterBreak="0">
     <w:nsid w:val="76173469"/>
     <w:multiLevelType w:val="hybridMultilevel"/>
     <w:tmpl w:val="C32E48CE"/>
@@ -21353,7 +21906,120 @@
       </w:rPr>
     </w:lvl>
   </w:abstractNum>
-  <w:abstractNum w:abstractNumId="88" w15:restartNumberingAfterBreak="0">
+  <w:abstractNum w:abstractNumId="89" w15:restartNumberingAfterBreak="0">
+    <w:nsid w:val="78EE16DE"/>
+    <w:multiLevelType w:val="multilevel"/>
+    <w:tmpl w:val="F5648EA6"/>
+    <w:lvl w:ilvl="0">
+      <w:start w:val="1"/>
+      <w:numFmt w:val="decimal"/>
+      <w:lvlText w:val="%1."/>
+      <w:lvlJc w:val="left"/>
+      <w:pPr>
+        <w:tabs>
+          <w:tab w:val="num" w:pos="720"/>
+        </w:tabs>
+        <w:ind w:left="720" w:hanging="360"/>
+      </w:pPr>
+    </w:lvl>
+    <w:lvl w:ilvl="1" w:tentative="1">
+      <w:start w:val="1"/>
+      <w:numFmt w:val="decimal"/>
+      <w:lvlText w:val="%2."/>
+      <w:lvlJc w:val="left"/>
+      <w:pPr>
+        <w:tabs>
+          <w:tab w:val="num" w:pos="1440"/>
+        </w:tabs>
+        <w:ind w:left="1440" w:hanging="360"/>
+      </w:pPr>
+    </w:lvl>
+    <w:lvl w:ilvl="2" w:tentative="1">
+      <w:start w:val="1"/>
+      <w:numFmt w:val="decimal"/>
+      <w:lvlText w:val="%3."/>
+      <w:lvlJc w:val="left"/>
+      <w:pPr>
+        <w:tabs>
+          <w:tab w:val="num" w:pos="2160"/>
+        </w:tabs>
+        <w:ind w:left="2160" w:hanging="360"/>
+      </w:pPr>
+    </w:lvl>
+    <w:lvl w:ilvl="3" w:tentative="1">
+      <w:start w:val="1"/>
+      <w:numFmt w:val="decimal"/>
+      <w:lvlText w:val="%4."/>
+      <w:lvlJc w:val="left"/>
+      <w:pPr>
+        <w:tabs>
+          <w:tab w:val="num" w:pos="2880"/>
+        </w:tabs>
+        <w:ind w:left="2880" w:hanging="360"/>
+      </w:pPr>
+    </w:lvl>
+    <w:lvl w:ilvl="4" w:tentative="1">
+      <w:start w:val="1"/>
+      <w:numFmt w:val="decimal"/>
+      <w:lvlText w:val="%5."/>
+      <w:lvlJc w:val="left"/>
+      <w:pPr>
+        <w:tabs>
+          <w:tab w:val="num" w:pos="3600"/>
+        </w:tabs>
+        <w:ind w:left="3600" w:hanging="360"/>
+      </w:pPr>
+    </w:lvl>
+    <w:lvl w:ilvl="5" w:tentative="1">
+      <w:start w:val="1"/>
+      <w:numFmt w:val="decimal"/>
+      <w:lvlText w:val="%6."/>
+      <w:lvlJc w:val="left"/>
+      <w:pPr>
+        <w:tabs>
+          <w:tab w:val="num" w:pos="4320"/>
+        </w:tabs>
+        <w:ind w:left="4320" w:hanging="360"/>
+      </w:pPr>
+    </w:lvl>
+    <w:lvl w:ilvl="6" w:tentative="1">
+      <w:start w:val="1"/>
+      <w:numFmt w:val="decimal"/>
+      <w:lvlText w:val="%7."/>
+      <w:lvlJc w:val="left"/>
+      <w:pPr>
+        <w:tabs>
+          <w:tab w:val="num" w:pos="5040"/>
+        </w:tabs>
+        <w:ind w:left="5040" w:hanging="360"/>
+      </w:pPr>
+    </w:lvl>
+    <w:lvl w:ilvl="7" w:tentative="1">
+      <w:start w:val="1"/>
+      <w:numFmt w:val="decimal"/>
+      <w:lvlText w:val="%8."/>
+      <w:lvlJc w:val="left"/>
+      <w:pPr>
+        <w:tabs>
+          <w:tab w:val="num" w:pos="5760"/>
+        </w:tabs>
+        <w:ind w:left="5760" w:hanging="360"/>
+      </w:pPr>
+    </w:lvl>
+    <w:lvl w:ilvl="8" w:tentative="1">
+      <w:start w:val="1"/>
+      <w:numFmt w:val="decimal"/>
+      <w:lvlText w:val="%9."/>
+      <w:lvlJc w:val="left"/>
+      <w:pPr>
+        <w:tabs>
+          <w:tab w:val="num" w:pos="6480"/>
+        </w:tabs>
+        <w:ind w:left="6480" w:hanging="360"/>
+      </w:pPr>
+    </w:lvl>
+  </w:abstractNum>
+  <w:abstractNum w:abstractNumId="90" w15:restartNumberingAfterBreak="0">
     <w:nsid w:val="79091FD6"/>
     <w:multiLevelType w:val="hybridMultilevel"/>
     <w:tmpl w:val="A6D242CA"/>
@@ -21442,7 +22108,7 @@
       </w:pPr>
     </w:lvl>
   </w:abstractNum>
-  <w:abstractNum w:abstractNumId="89" w15:restartNumberingAfterBreak="0">
+  <w:abstractNum w:abstractNumId="91" w15:restartNumberingAfterBreak="0">
     <w:nsid w:val="798E1C0A"/>
     <w:multiLevelType w:val="hybridMultilevel"/>
     <w:tmpl w:val="8F94AF0C"/>
@@ -21531,7 +22197,7 @@
       </w:pPr>
     </w:lvl>
   </w:abstractNum>
-  <w:abstractNum w:abstractNumId="90" w15:restartNumberingAfterBreak="0">
+  <w:abstractNum w:abstractNumId="92" w15:restartNumberingAfterBreak="0">
     <w:nsid w:val="7ABA0B70"/>
     <w:multiLevelType w:val="hybridMultilevel"/>
     <w:tmpl w:val="B900D2D0"/>
@@ -21620,7 +22286,7 @@
       </w:pPr>
     </w:lvl>
   </w:abstractNum>
-  <w:abstractNum w:abstractNumId="91" w15:restartNumberingAfterBreak="0">
+  <w:abstractNum w:abstractNumId="93" w15:restartNumberingAfterBreak="0">
     <w:nsid w:val="7CB747EE"/>
     <w:multiLevelType w:val="hybridMultilevel"/>
     <w:tmpl w:val="6688091C"/>
@@ -21709,7 +22375,7 @@
       </w:pPr>
     </w:lvl>
   </w:abstractNum>
-  <w:abstractNum w:abstractNumId="92" w15:restartNumberingAfterBreak="0">
+  <w:abstractNum w:abstractNumId="94" w15:restartNumberingAfterBreak="0">
     <w:nsid w:val="7DE62645"/>
     <w:multiLevelType w:val="hybridMultilevel"/>
     <w:tmpl w:val="C4FA2C8A"/>
@@ -21799,34 +22465,34 @@
     </w:lvl>
   </w:abstractNum>
   <w:num w:numId="1" w16cid:durableId="871303984">
-    <w:abstractNumId w:val="63"/>
+    <w:abstractNumId w:val="64"/>
   </w:num>
   <w:num w:numId="2" w16cid:durableId="1262910627">
-    <w:abstractNumId w:val="82"/>
+    <w:abstractNumId w:val="83"/>
   </w:num>
   <w:num w:numId="3" w16cid:durableId="1760517672">
-    <w:abstractNumId w:val="53"/>
+    <w:abstractNumId w:val="54"/>
   </w:num>
   <w:num w:numId="4" w16cid:durableId="76557851">
-    <w:abstractNumId w:val="35"/>
+    <w:abstractNumId w:val="36"/>
   </w:num>
   <w:num w:numId="5" w16cid:durableId="884373366">
     <w:abstractNumId w:val="12"/>
   </w:num>
   <w:num w:numId="6" w16cid:durableId="402221678">
-    <w:abstractNumId w:val="50"/>
+    <w:abstractNumId w:val="51"/>
   </w:num>
   <w:num w:numId="7" w16cid:durableId="1308121903">
     <w:abstractNumId w:val="16"/>
   </w:num>
   <w:num w:numId="8" w16cid:durableId="186793166">
-    <w:abstractNumId w:val="78"/>
+    <w:abstractNumId w:val="79"/>
   </w:num>
   <w:num w:numId="9" w16cid:durableId="1679649967">
-    <w:abstractNumId w:val="67"/>
+    <w:abstractNumId w:val="68"/>
   </w:num>
   <w:num w:numId="10" w16cid:durableId="1613972653">
-    <w:abstractNumId w:val="74"/>
+    <w:abstractNumId w:val="75"/>
   </w:num>
   <w:num w:numId="11" w16cid:durableId="486744876">
     <w:abstractNumId w:val="3"/>
@@ -21835,34 +22501,34 @@
     <w:abstractNumId w:val="29"/>
   </w:num>
   <w:num w:numId="13" w16cid:durableId="67699304">
-    <w:abstractNumId w:val="57"/>
+    <w:abstractNumId w:val="58"/>
   </w:num>
   <w:num w:numId="14" w16cid:durableId="1656029628">
-    <w:abstractNumId w:val="87"/>
+    <w:abstractNumId w:val="88"/>
   </w:num>
   <w:num w:numId="15" w16cid:durableId="1014962492">
-    <w:abstractNumId w:val="83"/>
+    <w:abstractNumId w:val="84"/>
   </w:num>
   <w:num w:numId="16" w16cid:durableId="612059645">
     <w:abstractNumId w:val="28"/>
   </w:num>
   <w:num w:numId="17" w16cid:durableId="156114076">
-    <w:abstractNumId w:val="85"/>
+    <w:abstractNumId w:val="86"/>
   </w:num>
   <w:num w:numId="18" w16cid:durableId="414400323">
-    <w:abstractNumId w:val="40"/>
+    <w:abstractNumId w:val="41"/>
   </w:num>
   <w:num w:numId="19" w16cid:durableId="2114787619">
     <w:abstractNumId w:val="17"/>
   </w:num>
   <w:num w:numId="20" w16cid:durableId="665477012">
-    <w:abstractNumId w:val="81"/>
+    <w:abstractNumId w:val="82"/>
   </w:num>
   <w:num w:numId="21" w16cid:durableId="1180045182">
-    <w:abstractNumId w:val="55"/>
+    <w:abstractNumId w:val="56"/>
   </w:num>
   <w:num w:numId="22" w16cid:durableId="1744062689">
-    <w:abstractNumId w:val="55"/>
+    <w:abstractNumId w:val="56"/>
     <w:lvlOverride w:ilvl="0">
       <w:lvl w:ilvl="0">
         <w:start w:val="1"/>
@@ -22018,28 +22684,28 @@
     </w:lvlOverride>
   </w:num>
   <w:num w:numId="23" w16cid:durableId="70198880">
-    <w:abstractNumId w:val="86"/>
+    <w:abstractNumId w:val="87"/>
   </w:num>
   <w:num w:numId="24" w16cid:durableId="1945767907">
-    <w:abstractNumId w:val="61"/>
+    <w:abstractNumId w:val="62"/>
   </w:num>
   <w:num w:numId="25" w16cid:durableId="1808089822">
-    <w:abstractNumId w:val="38"/>
+    <w:abstractNumId w:val="39"/>
   </w:num>
   <w:num w:numId="26" w16cid:durableId="206987248">
-    <w:abstractNumId w:val="51"/>
+    <w:abstractNumId w:val="52"/>
   </w:num>
   <w:num w:numId="27" w16cid:durableId="1503664249">
-    <w:abstractNumId w:val="90"/>
+    <w:abstractNumId w:val="92"/>
   </w:num>
   <w:num w:numId="28" w16cid:durableId="538904048">
-    <w:abstractNumId w:val="52"/>
+    <w:abstractNumId w:val="53"/>
   </w:num>
   <w:num w:numId="29" w16cid:durableId="700713644">
-    <w:abstractNumId w:val="58"/>
+    <w:abstractNumId w:val="59"/>
   </w:num>
   <w:num w:numId="30" w16cid:durableId="1036079539">
-    <w:abstractNumId w:val="34"/>
+    <w:abstractNumId w:val="35"/>
   </w:num>
   <w:num w:numId="31" w16cid:durableId="908619219">
     <w:abstractNumId w:val="8"/>
@@ -22048,25 +22714,25 @@
     <w:abstractNumId w:val="6"/>
   </w:num>
   <w:num w:numId="33" w16cid:durableId="1378816198">
-    <w:abstractNumId w:val="37"/>
+    <w:abstractNumId w:val="38"/>
   </w:num>
   <w:num w:numId="34" w16cid:durableId="576865694">
-    <w:abstractNumId w:val="65"/>
+    <w:abstractNumId w:val="66"/>
   </w:num>
   <w:num w:numId="35" w16cid:durableId="781725961">
-    <w:abstractNumId w:val="41"/>
+    <w:abstractNumId w:val="42"/>
   </w:num>
   <w:num w:numId="36" w16cid:durableId="289016657">
-    <w:abstractNumId w:val="92"/>
+    <w:abstractNumId w:val="94"/>
   </w:num>
   <w:num w:numId="37" w16cid:durableId="1856578618">
     <w:abstractNumId w:val="1"/>
   </w:num>
   <w:num w:numId="38" w16cid:durableId="628753374">
-    <w:abstractNumId w:val="56"/>
+    <w:abstractNumId w:val="57"/>
   </w:num>
   <w:num w:numId="39" w16cid:durableId="443892033">
-    <w:abstractNumId w:val="89"/>
+    <w:abstractNumId w:val="91"/>
   </w:num>
   <w:num w:numId="40" w16cid:durableId="97071368">
     <w:abstractNumId w:val="20"/>
@@ -22078,37 +22744,37 @@
     <w:abstractNumId w:val="19"/>
   </w:num>
   <w:num w:numId="43" w16cid:durableId="302664907">
-    <w:abstractNumId w:val="72"/>
+    <w:abstractNumId w:val="73"/>
   </w:num>
   <w:num w:numId="44" w16cid:durableId="1781753498">
-    <w:abstractNumId w:val="80"/>
+    <w:abstractNumId w:val="81"/>
   </w:num>
   <w:num w:numId="45" w16cid:durableId="686365776">
     <w:abstractNumId w:val="32"/>
   </w:num>
   <w:num w:numId="46" w16cid:durableId="498543472">
-    <w:abstractNumId w:val="49"/>
+    <w:abstractNumId w:val="50"/>
   </w:num>
   <w:num w:numId="47" w16cid:durableId="1606423332">
     <w:abstractNumId w:val="27"/>
   </w:num>
   <w:num w:numId="48" w16cid:durableId="1841189223">
-    <w:abstractNumId w:val="39"/>
+    <w:abstractNumId w:val="40"/>
   </w:num>
   <w:num w:numId="49" w16cid:durableId="1101217129">
-    <w:abstractNumId w:val="54"/>
+    <w:abstractNumId w:val="55"/>
   </w:num>
   <w:num w:numId="50" w16cid:durableId="1430665355">
-    <w:abstractNumId w:val="48"/>
+    <w:abstractNumId w:val="49"/>
   </w:num>
   <w:num w:numId="51" w16cid:durableId="1088618965">
     <w:abstractNumId w:val="22"/>
   </w:num>
   <w:num w:numId="52" w16cid:durableId="1543008186">
-    <w:abstractNumId w:val="91"/>
+    <w:abstractNumId w:val="93"/>
   </w:num>
   <w:num w:numId="53" w16cid:durableId="1379663898">
-    <w:abstractNumId w:val="59"/>
+    <w:abstractNumId w:val="60"/>
   </w:num>
   <w:num w:numId="54" w16cid:durableId="1535652907">
     <w:abstractNumId w:val="2"/>
@@ -22123,34 +22789,34 @@
     <w:abstractNumId w:val="7"/>
   </w:num>
   <w:num w:numId="58" w16cid:durableId="1162040377">
-    <w:abstractNumId w:val="66"/>
+    <w:abstractNumId w:val="67"/>
   </w:num>
   <w:num w:numId="59" w16cid:durableId="1242250167">
-    <w:abstractNumId w:val="46"/>
+    <w:abstractNumId w:val="47"/>
   </w:num>
   <w:num w:numId="60" w16cid:durableId="660036870">
-    <w:abstractNumId w:val="47"/>
+    <w:abstractNumId w:val="48"/>
   </w:num>
   <w:num w:numId="61" w16cid:durableId="1997147708">
-    <w:abstractNumId w:val="68"/>
+    <w:abstractNumId w:val="69"/>
   </w:num>
   <w:num w:numId="62" w16cid:durableId="1088229718">
-    <w:abstractNumId w:val="88"/>
+    <w:abstractNumId w:val="90"/>
   </w:num>
   <w:num w:numId="63" w16cid:durableId="1550804414">
-    <w:abstractNumId w:val="64"/>
+    <w:abstractNumId w:val="65"/>
   </w:num>
   <w:num w:numId="64" w16cid:durableId="2125727411">
-    <w:abstractNumId w:val="43"/>
+    <w:abstractNumId w:val="44"/>
   </w:num>
   <w:num w:numId="65" w16cid:durableId="1365905054">
     <w:abstractNumId w:val="25"/>
   </w:num>
   <w:num w:numId="66" w16cid:durableId="1342274614">
-    <w:abstractNumId w:val="33"/>
+    <w:abstractNumId w:val="34"/>
   </w:num>
   <w:num w:numId="67" w16cid:durableId="1110508584">
-    <w:abstractNumId w:val="71"/>
+    <w:abstractNumId w:val="72"/>
   </w:num>
   <w:num w:numId="68" w16cid:durableId="1051265365">
     <w:abstractNumId w:val="21"/>
@@ -22162,28 +22828,28 @@
     <w:abstractNumId w:val="15"/>
   </w:num>
   <w:num w:numId="71" w16cid:durableId="2000494107">
-    <w:abstractNumId w:val="73"/>
+    <w:abstractNumId w:val="74"/>
   </w:num>
   <w:num w:numId="72" w16cid:durableId="1322658772">
     <w:abstractNumId w:val="24"/>
   </w:num>
   <w:num w:numId="73" w16cid:durableId="270016388">
-    <w:abstractNumId w:val="75"/>
+    <w:abstractNumId w:val="76"/>
   </w:num>
   <w:num w:numId="74" w16cid:durableId="1477263707">
-    <w:abstractNumId w:val="69"/>
+    <w:abstractNumId w:val="70"/>
   </w:num>
   <w:num w:numId="75" w16cid:durableId="1307125220">
     <w:abstractNumId w:val="4"/>
   </w:num>
   <w:num w:numId="76" w16cid:durableId="776868343">
-    <w:abstractNumId w:val="62"/>
+    <w:abstractNumId w:val="63"/>
   </w:num>
   <w:num w:numId="77" w16cid:durableId="431557098">
     <w:abstractNumId w:val="13"/>
   </w:num>
   <w:num w:numId="78" w16cid:durableId="1714188659">
-    <w:abstractNumId w:val="76"/>
+    <w:abstractNumId w:val="77"/>
   </w:num>
   <w:num w:numId="79" w16cid:durableId="1531260477">
     <w:abstractNumId w:val="9"/>
@@ -22192,31 +22858,31 @@
     <w:abstractNumId w:val="5"/>
   </w:num>
   <w:num w:numId="81" w16cid:durableId="725644753">
-    <w:abstractNumId w:val="84"/>
+    <w:abstractNumId w:val="85"/>
   </w:num>
   <w:num w:numId="82" w16cid:durableId="1092240172">
     <w:abstractNumId w:val="30"/>
   </w:num>
   <w:num w:numId="83" w16cid:durableId="710495211">
-    <w:abstractNumId w:val="79"/>
+    <w:abstractNumId w:val="80"/>
   </w:num>
   <w:num w:numId="84" w16cid:durableId="146173450">
     <w:abstractNumId w:val="0"/>
   </w:num>
   <w:num w:numId="85" w16cid:durableId="280349">
-    <w:abstractNumId w:val="42"/>
+    <w:abstractNumId w:val="43"/>
   </w:num>
   <w:num w:numId="86" w16cid:durableId="135074754">
-    <w:abstractNumId w:val="77"/>
+    <w:abstractNumId w:val="78"/>
   </w:num>
   <w:num w:numId="87" w16cid:durableId="945843373">
     <w:abstractNumId w:val="11"/>
   </w:num>
   <w:num w:numId="88" w16cid:durableId="73629169">
-    <w:abstractNumId w:val="45"/>
+    <w:abstractNumId w:val="46"/>
   </w:num>
   <w:num w:numId="89" w16cid:durableId="624117755">
-    <w:abstractNumId w:val="44"/>
+    <w:abstractNumId w:val="45"/>
   </w:num>
   <w:num w:numId="90" w16cid:durableId="2135173866">
     <w:abstractNumId w:val="31"/>
@@ -22225,13 +22891,19 @@
     <w:abstractNumId w:val="10"/>
   </w:num>
   <w:num w:numId="92" w16cid:durableId="894705202">
-    <w:abstractNumId w:val="70"/>
+    <w:abstractNumId w:val="71"/>
   </w:num>
   <w:num w:numId="93" w16cid:durableId="584536271">
-    <w:abstractNumId w:val="36"/>
+    <w:abstractNumId w:val="37"/>
   </w:num>
   <w:num w:numId="94" w16cid:durableId="1650137357">
-    <w:abstractNumId w:val="60"/>
+    <w:abstractNumId w:val="61"/>
+  </w:num>
+  <w:num w:numId="95" w16cid:durableId="2088185338">
+    <w:abstractNumId w:val="89"/>
+  </w:num>
+  <w:num w:numId="96" w16cid:durableId="1570574234">
+    <w:abstractNumId w:val="33"/>
   </w:num>
 </w:numbering>
 </file>
@@ -22893,7 +23565,6 @@
   <w:style w:type="character" w:default="1" w:styleId="a0">
     <w:name w:val="Default Paragraph Font"/>
     <w:uiPriority w:val="1"/>
-    <w:semiHidden/>
     <w:unhideWhenUsed/>
   </w:style>
   <w:style w:type="table" w:default="1" w:styleId="a1">

--- a/KVDDokumentacija_GodotSpele_Sidorcenko.docx
+++ b/KVDDokumentacija_GodotSpele_Sidorcenko.docx
@@ -3034,8 +3034,12 @@
           <w:ilvl w:val="0"/>
           <w:numId w:val="21"/>
         </w:numPr>
-        <w:spacing w:after="0" w:line="360" w:lineRule="auto"/>
-        <w:ind w:left="1135" w:right="0" w:hanging="284"/>
+        <w:tabs>
+          <w:tab w:val="clear" w:pos="720"/>
+          <w:tab w:val="num" w:pos="1276"/>
+        </w:tabs>
+        <w:spacing w:after="0" w:line="360" w:lineRule="auto"/>
+        <w:ind w:left="0" w:right="0" w:firstLine="851"/>
         <w:rPr>
           <w:b/>
           <w:bCs/>
@@ -3072,8 +3076,12 @@
           <w:ilvl w:val="0"/>
           <w:numId w:val="21"/>
         </w:numPr>
-        <w:spacing w:after="0" w:line="360" w:lineRule="auto"/>
-        <w:ind w:left="1135" w:right="0" w:hanging="284"/>
+        <w:tabs>
+          <w:tab w:val="clear" w:pos="720"/>
+          <w:tab w:val="num" w:pos="1276"/>
+        </w:tabs>
+        <w:spacing w:after="0" w:line="360" w:lineRule="auto"/>
+        <w:ind w:left="0" w:right="0" w:firstLine="851"/>
         <w:rPr>
           <w:b/>
           <w:bCs/>
@@ -3110,8 +3118,12 @@
           <w:ilvl w:val="0"/>
           <w:numId w:val="21"/>
         </w:numPr>
-        <w:spacing w:after="0" w:line="360" w:lineRule="auto"/>
-        <w:ind w:left="1135" w:right="0" w:hanging="284"/>
+        <w:tabs>
+          <w:tab w:val="clear" w:pos="720"/>
+          <w:tab w:val="num" w:pos="1276"/>
+        </w:tabs>
+        <w:spacing w:after="0" w:line="360" w:lineRule="auto"/>
+        <w:ind w:left="0" w:right="0" w:firstLine="851"/>
         <w:rPr>
           <w:b/>
           <w:bCs/>
@@ -3154,8 +3166,12 @@
           <w:ilvl w:val="0"/>
           <w:numId w:val="21"/>
         </w:numPr>
-        <w:spacing w:after="0" w:line="360" w:lineRule="auto"/>
-        <w:ind w:left="1135" w:right="0" w:hanging="284"/>
+        <w:tabs>
+          <w:tab w:val="clear" w:pos="720"/>
+          <w:tab w:val="num" w:pos="1276"/>
+        </w:tabs>
+        <w:spacing w:after="0" w:line="360" w:lineRule="auto"/>
+        <w:ind w:left="0" w:right="0" w:firstLine="851"/>
         <w:rPr>
           <w:b/>
           <w:bCs/>
@@ -3192,8 +3208,12 @@
           <w:ilvl w:val="0"/>
           <w:numId w:val="21"/>
         </w:numPr>
-        <w:spacing w:after="0" w:line="360" w:lineRule="auto"/>
-        <w:ind w:left="1135" w:right="0" w:hanging="284"/>
+        <w:tabs>
+          <w:tab w:val="clear" w:pos="720"/>
+          <w:tab w:val="num" w:pos="1276"/>
+        </w:tabs>
+        <w:spacing w:after="0" w:line="360" w:lineRule="auto"/>
+        <w:ind w:left="0" w:right="0" w:firstLine="851"/>
         <w:rPr>
           <w:b/>
           <w:bCs/>
@@ -3230,8 +3250,12 @@
           <w:ilvl w:val="0"/>
           <w:numId w:val="21"/>
         </w:numPr>
-        <w:spacing w:after="0" w:line="360" w:lineRule="auto"/>
-        <w:ind w:left="1135" w:right="0" w:hanging="284"/>
+        <w:tabs>
+          <w:tab w:val="clear" w:pos="720"/>
+          <w:tab w:val="num" w:pos="1276"/>
+        </w:tabs>
+        <w:spacing w:after="0" w:line="360" w:lineRule="auto"/>
+        <w:ind w:left="0" w:right="0" w:firstLine="851"/>
         <w:rPr>
           <w:b/>
           <w:bCs/>
@@ -3268,8 +3292,12 @@
           <w:ilvl w:val="0"/>
           <w:numId w:val="21"/>
         </w:numPr>
-        <w:spacing w:after="0" w:line="360" w:lineRule="auto"/>
-        <w:ind w:left="1135" w:right="0" w:hanging="284"/>
+        <w:tabs>
+          <w:tab w:val="clear" w:pos="720"/>
+          <w:tab w:val="num" w:pos="1276"/>
+        </w:tabs>
+        <w:spacing w:after="0" w:line="360" w:lineRule="auto"/>
+        <w:ind w:left="0" w:right="0" w:firstLine="851"/>
         <w:rPr>
           <w:b/>
           <w:bCs/>
@@ -8986,7 +9014,25 @@
           <w:sz w:val="20"/>
           <w:szCs w:val="20"/>
         </w:rPr>
-        <w:t>Iespējamās darbības</w:t>
+        <w:t>Iespējamās</w:t>
+      </w:r>
+      <w:r>
+        <w:rPr>
+          <w:b/>
+          <w:bCs/>
+          <w:sz w:val="20"/>
+          <w:szCs w:val="20"/>
+        </w:rPr>
+        <w:t xml:space="preserve"> varoņa</w:t>
+      </w:r>
+      <w:r>
+        <w:rPr>
+          <w:b/>
+          <w:bCs/>
+          <w:sz w:val="20"/>
+          <w:szCs w:val="20"/>
+        </w:rPr>
+        <w:t xml:space="preserve"> darbības</w:t>
       </w:r>
     </w:p>
     <w:tbl>
@@ -10033,6 +10079,10 @@
           <w:ilvl w:val="1"/>
           <w:numId w:val="96"/>
         </w:numPr>
+        <w:tabs>
+          <w:tab w:val="clear" w:pos="1440"/>
+          <w:tab w:val="num" w:pos="1276"/>
+        </w:tabs>
         <w:spacing w:before="0" w:beforeAutospacing="0" w:after="0" w:afterAutospacing="0" w:line="360" w:lineRule="auto"/>
         <w:ind w:left="0" w:firstLine="851"/>
         <w:contextualSpacing/>
@@ -10164,6 +10214,10 @@
           <w:ilvl w:val="1"/>
           <w:numId w:val="96"/>
         </w:numPr>
+        <w:tabs>
+          <w:tab w:val="clear" w:pos="1440"/>
+          <w:tab w:val="num" w:pos="1276"/>
+        </w:tabs>
         <w:spacing w:before="0" w:beforeAutospacing="0" w:after="0" w:afterAutospacing="0" w:line="360" w:lineRule="auto"/>
         <w:ind w:left="0" w:firstLine="851"/>
         <w:contextualSpacing/>
@@ -10284,6 +10338,10 @@
           <w:ilvl w:val="1"/>
           <w:numId w:val="96"/>
         </w:numPr>
+        <w:tabs>
+          <w:tab w:val="clear" w:pos="1440"/>
+          <w:tab w:val="num" w:pos="1276"/>
+        </w:tabs>
         <w:spacing w:before="0" w:beforeAutospacing="0" w:after="0" w:afterAutospacing="0" w:line="360" w:lineRule="auto"/>
         <w:ind w:left="0" w:firstLine="851"/>
         <w:contextualSpacing/>
@@ -10416,6 +10474,10 @@
           <w:ilvl w:val="1"/>
           <w:numId w:val="96"/>
         </w:numPr>
+        <w:tabs>
+          <w:tab w:val="clear" w:pos="1440"/>
+          <w:tab w:val="num" w:pos="1276"/>
+        </w:tabs>
         <w:spacing w:before="0" w:beforeAutospacing="0" w:after="0" w:afterAutospacing="0" w:line="360" w:lineRule="auto"/>
         <w:ind w:left="0" w:firstLine="851"/>
         <w:contextualSpacing/>
@@ -10479,6 +10541,10 @@
           <w:ilvl w:val="1"/>
           <w:numId w:val="96"/>
         </w:numPr>
+        <w:tabs>
+          <w:tab w:val="clear" w:pos="1440"/>
+          <w:tab w:val="num" w:pos="1276"/>
+        </w:tabs>
         <w:spacing w:before="0" w:beforeAutospacing="0" w:after="0" w:afterAutospacing="0" w:line="360" w:lineRule="auto"/>
         <w:ind w:left="0" w:firstLine="851"/>
         <w:contextualSpacing/>
@@ -23565,6 +23631,7 @@
   <w:style w:type="character" w:default="1" w:styleId="a0">
     <w:name w:val="Default Paragraph Font"/>
     <w:uiPriority w:val="1"/>
+    <w:semiHidden/>
     <w:unhideWhenUsed/>
   </w:style>
   <w:style w:type="table" w:default="1" w:styleId="a1">
